--- a/report/template/Tatneft/ДПБ_(экспл_СПТ)/DPB.docx
+++ b/report/template/Tatneft/ДПБ_(экспл_СПТ)/DPB.docx
@@ -126,26 +126,14 @@
         <w:rPr>
           <w:sz w:val="26"/>
           <w:szCs w:val="26"/>
-          <w:lang w:val="ru-RU"/>
         </w:rPr>
       </w:pPr>
       <w:r>
         <w:rPr>
           <w:sz w:val="26"/>
           <w:szCs w:val="26"/>
-          <w:lang w:val="ru-RU"/>
         </w:rPr>
         <w:t xml:space="preserve">« ___ » ___________ </w:t>
-      </w:r>
-      <w:r>
-        <w:rPr>
-          <w:rFonts w:eastAsia="Times New Roman" w:cs="Times New Roman"/>
-          <w:sz w:val="26"/>
-          <w:szCs w:val="26"/>
-          <w:highlight w:val="yellow"/>
-          <w:lang w:val="ru-RU" w:eastAsia="ru-RU"/>
-        </w:rPr>
-        <w:t xml:space="preserve">{{ </w:t>
       </w:r>
       <w:r>
         <w:rPr>
@@ -155,17 +143,7 @@
           <w:highlight w:val="yellow"/>
           <w:lang w:eastAsia="ru-RU"/>
         </w:rPr>
-        <w:t>PROJECT</w:t>
-      </w:r>
-      <w:r>
-        <w:rPr>
-          <w:rFonts w:eastAsia="Times New Roman" w:cs="Times New Roman"/>
-          <w:sz w:val="26"/>
-          <w:szCs w:val="26"/>
-          <w:highlight w:val="yellow"/>
-          <w:lang w:val="ru-RU" w:eastAsia="ru-RU"/>
-        </w:rPr>
-        <w:t>_</w:t>
+        <w:t xml:space="preserve">{{ </w:t>
       </w:r>
       <w:r>
         <w:rPr>
@@ -175,7 +153,7 @@
           <w:highlight w:val="yellow"/>
           <w:lang w:eastAsia="ru-RU"/>
         </w:rPr>
-        <w:t>YEAR</w:t>
+        <w:t>PROJECT</w:t>
       </w:r>
       <w:r>
         <w:rPr>
@@ -183,31 +161,49 @@
           <w:sz w:val="26"/>
           <w:szCs w:val="26"/>
           <w:highlight w:val="yellow"/>
-          <w:lang w:val="ru-RU" w:eastAsia="ru-RU"/>
-        </w:rPr>
-        <w:t xml:space="preserve"> }}</w:t>
-      </w:r>
-      <w:r>
-        <w:rPr>
+          <w:lang w:eastAsia="ru-RU"/>
+        </w:rPr>
+        <w:t>_</w:t>
+      </w:r>
+      <w:r>
+        <w:rPr>
+          <w:rFonts w:eastAsia="Times New Roman" w:cs="Times New Roman"/>
           <w:sz w:val="26"/>
           <w:szCs w:val="26"/>
-          <w:lang w:val="ru-RU"/>
-        </w:rPr>
-        <w:t xml:space="preserve"> </w:t>
-      </w:r>
-      <w:r>
-        <w:rPr>
+          <w:highlight w:val="yellow"/>
+          <w:lang w:eastAsia="ru-RU"/>
+        </w:rPr>
+        <w:t>YEAR</w:t>
+      </w:r>
+      <w:r>
+        <w:rPr>
+          <w:rFonts w:eastAsia="Times New Roman" w:cs="Times New Roman"/>
           <w:sz w:val="26"/>
           <w:szCs w:val="26"/>
-          <w:lang w:val="ru-RU"/>
-        </w:rPr>
-        <w:t>г</w:t>
+          <w:highlight w:val="yellow"/>
+          <w:lang w:eastAsia="ru-RU"/>
+        </w:rPr>
+        <w:t xml:space="preserve"> }}</w:t>
       </w:r>
       <w:r>
         <w:rPr>
           <w:sz w:val="26"/>
           <w:szCs w:val="26"/>
-          <w:lang w:val="ru-RU"/>
+        </w:rPr>
+        <w:t xml:space="preserve"> </w:t>
+      </w:r>
+      <w:r>
+        <w:rPr>
+          <w:sz w:val="26"/>
+          <w:szCs w:val="26"/>
+          <w:lang w:val="ru-RU"/>
+        </w:rPr>
+        <w:t>г</w:t>
+      </w:r>
+      <w:r>
+        <w:rPr>
+          <w:sz w:val="26"/>
+          <w:szCs w:val="26"/>
         </w:rPr>
         <w:t>.</w:t>
       </w:r>
@@ -220,7 +216,6 @@
           <w:b/>
           <w:sz w:val="32"/>
           <w:szCs w:val="32"/>
-          <w:lang w:val="ru-RU"/>
         </w:rPr>
       </w:pPr>
     </w:p>
@@ -232,7 +227,6 @@
           <w:b/>
           <w:sz w:val="32"/>
           <w:szCs w:val="32"/>
-          <w:lang w:val="ru-RU"/>
         </w:rPr>
       </w:pPr>
     </w:p>
@@ -244,7 +238,6 @@
           <w:b/>
           <w:sz w:val="32"/>
           <w:szCs w:val="32"/>
-          <w:lang w:val="ru-RU"/>
         </w:rPr>
       </w:pPr>
     </w:p>
@@ -256,7 +249,6 @@
           <w:b/>
           <w:sz w:val="32"/>
           <w:szCs w:val="32"/>
-          <w:lang w:val="ru-RU"/>
         </w:rPr>
       </w:pPr>
     </w:p>
@@ -920,6 +912,7 @@
           <w:lang w:val="ru-RU"/>
         </w:rPr>
       </w:pPr>
+      <w:proofErr w:type="spellStart"/>
       <w:r>
         <w:rPr>
           <w:rFonts w:cs="Times New Roman"/>
@@ -928,7 +921,18 @@
           <w:szCs w:val="24"/>
           <w:lang w:val="ru-RU"/>
         </w:rPr>
-        <w:t xml:space="preserve">email: </w:t>
+        <w:t>email</w:t>
+      </w:r>
+      <w:proofErr w:type="spellEnd"/>
+      <w:r>
+        <w:rPr>
+          <w:rFonts w:cs="Times New Roman"/>
+          <w:bCs/>
+          <w:sz w:val="24"/>
+          <w:szCs w:val="24"/>
+          <w:lang w:val="ru-RU"/>
+        </w:rPr>
+        <w:t xml:space="preserve">: </w:t>
       </w:r>
       <w:r>
         <w:rPr>
@@ -4970,6 +4974,7 @@
         </w:rPr>
         <w:t>Р</w:t>
       </w:r>
+      <w:proofErr w:type="spellStart"/>
       <w:r>
         <w:rPr>
           <w:rFonts w:ascii="Times New Roman" w:hAnsi="Times New Roman" w:cs="Times New Roman"/>
@@ -4978,9 +4983,32 @@
           <w:szCs w:val="24"/>
           <w:lang w:eastAsia="ru-RU"/>
         </w:rPr>
-        <w:t>еквизиты организации</w:t>
+        <w:t>еквизиты</w:t>
+      </w:r>
+      <w:proofErr w:type="spellEnd"/>
+      <w:r>
+        <w:rPr>
+          <w:rFonts w:ascii="Times New Roman" w:hAnsi="Times New Roman" w:cs="Times New Roman"/>
+          <w:color w:val="auto"/>
+          <w:sz w:val="24"/>
+          <w:szCs w:val="24"/>
+          <w:lang w:eastAsia="ru-RU"/>
+        </w:rPr>
+        <w:t xml:space="preserve"> </w:t>
+      </w:r>
+      <w:proofErr w:type="spellStart"/>
+      <w:r>
+        <w:rPr>
+          <w:rFonts w:ascii="Times New Roman" w:hAnsi="Times New Roman" w:cs="Times New Roman"/>
+          <w:color w:val="auto"/>
+          <w:sz w:val="24"/>
+          <w:szCs w:val="24"/>
+          <w:lang w:eastAsia="ru-RU"/>
+        </w:rPr>
+        <w:t>организации</w:t>
       </w:r>
       <w:bookmarkEnd w:id="2"/>
+      <w:proofErr w:type="spellEnd"/>
     </w:p>
     <w:p>
       <w:pPr>
@@ -5774,7 +5802,29 @@
           <w:szCs w:val="24"/>
           <w:lang w:val="ru-RU"/>
         </w:rPr>
-        <w:t>Заместитель генерального директора по промышленной безопасности, охране труда и экологии ПАО «Татнефть» им. В. Д. Шашина - Хабибрахманов А.Г.</w:t>
+        <w:t xml:space="preserve">Заместитель генерального директора по промышленной безопасности, охране труда и экологии ПАО «Татнефть» им. В. Д. Шашина - </w:t>
+      </w:r>
+      <w:proofErr w:type="spellStart"/>
+      <w:r>
+        <w:rPr>
+          <w:rFonts w:cs="Times New Roman"/>
+          <w:color w:val="E36C0A" w:themeColor="accent6" w:themeShade="BF"/>
+          <w:sz w:val="24"/>
+          <w:szCs w:val="24"/>
+          <w:lang w:val="ru-RU"/>
+        </w:rPr>
+        <w:t>Хабибрахманов</w:t>
+      </w:r>
+      <w:proofErr w:type="spellEnd"/>
+      <w:r>
+        <w:rPr>
+          <w:rFonts w:cs="Times New Roman"/>
+          <w:color w:val="E36C0A" w:themeColor="accent6" w:themeShade="BF"/>
+          <w:sz w:val="24"/>
+          <w:szCs w:val="24"/>
+          <w:lang w:val="ru-RU"/>
+        </w:rPr>
+        <w:t xml:space="preserve"> А.Г.</w:t>
       </w:r>
     </w:p>
     <w:p>
@@ -6089,7 +6139,7 @@
           <w:highlight w:val="yellow"/>
           <w:lang w:val="ru-RU"/>
         </w:rPr>
-        <w:t>{{ SHORT_NAME }}</w:t>
+        <w:t>{{ SITE_NAME }}</w:t>
       </w:r>
       <w:r>
         <w:rPr>
@@ -6178,7 +6228,17 @@
           <w:szCs w:val="24"/>
           <w:lang w:val="ru-RU"/>
         </w:rPr>
-        <w:t>, приведён</w:t>
+        <w:t xml:space="preserve">, </w:t>
+      </w:r>
+      <w:proofErr w:type="spellStart"/>
+      <w:r>
+        <w:rPr>
+          <w:rFonts w:cs="Times New Roman"/>
+          <w:sz w:val="24"/>
+          <w:szCs w:val="24"/>
+          <w:lang w:val="ru-RU"/>
+        </w:rPr>
+        <w:t>приведён</w:t>
       </w:r>
       <w:r>
         <w:rPr>
@@ -6189,6 +6249,7 @@
         </w:rPr>
         <w:t>ы</w:t>
       </w:r>
+      <w:proofErr w:type="spellEnd"/>
       <w:r>
         <w:rPr>
           <w:rFonts w:cs="Times New Roman"/>
@@ -7320,7 +7381,33 @@
                 <w:szCs w:val="18"/>
                 <w:lang w:val="ru-RU" w:eastAsia="ru-RU"/>
               </w:rPr>
-              <w:t>В технол. процессе, т</w:t>
+              <w:t xml:space="preserve">В </w:t>
+            </w:r>
+            <w:proofErr w:type="spellStart"/>
+            <w:r>
+              <w:rPr>
+                <w:rFonts w:eastAsia="Times New Roman" w:cs="Times New Roman"/>
+                <w:b/>
+                <w:bCs/>
+                <w:color w:val="FF0000"/>
+                <w:sz w:val="18"/>
+                <w:szCs w:val="18"/>
+                <w:lang w:val="ru-RU" w:eastAsia="ru-RU"/>
+              </w:rPr>
+              <w:t>технол</w:t>
+            </w:r>
+            <w:proofErr w:type="spellEnd"/>
+            <w:r>
+              <w:rPr>
+                <w:rFonts w:eastAsia="Times New Roman" w:cs="Times New Roman"/>
+                <w:b/>
+                <w:bCs/>
+                <w:color w:val="FF0000"/>
+                <w:sz w:val="18"/>
+                <w:szCs w:val="18"/>
+                <w:lang w:val="ru-RU" w:eastAsia="ru-RU"/>
+              </w:rPr>
+              <w:t>. процессе, т</w:t>
             </w:r>
           </w:p>
         </w:tc>
@@ -7515,7 +7602,31 @@
                 <w:szCs w:val="18"/>
                 <w:lang w:val="ru-RU" w:eastAsia="ru-RU"/>
               </w:rPr>
-              <w:t xml:space="preserve">УПН «Кушкуль» </w:t>
+              <w:t>УПН «</w:t>
+            </w:r>
+            <w:proofErr w:type="spellStart"/>
+            <w:r>
+              <w:rPr>
+                <w:rFonts w:eastAsia="Times New Roman" w:cs="Times New Roman"/>
+                <w:bCs/>
+                <w:color w:val="FF0000"/>
+                <w:sz w:val="18"/>
+                <w:szCs w:val="18"/>
+                <w:lang w:val="ru-RU" w:eastAsia="ru-RU"/>
+              </w:rPr>
+              <w:t>Кушкуль</w:t>
+            </w:r>
+            <w:proofErr w:type="spellEnd"/>
+            <w:r>
+              <w:rPr>
+                <w:rFonts w:eastAsia="Times New Roman" w:cs="Times New Roman"/>
+                <w:bCs/>
+                <w:color w:val="FF0000"/>
+                <w:sz w:val="18"/>
+                <w:szCs w:val="18"/>
+                <w:lang w:val="ru-RU" w:eastAsia="ru-RU"/>
+              </w:rPr>
+              <w:t xml:space="preserve">» </w:t>
             </w:r>
           </w:p>
         </w:tc>
@@ -11796,7 +11907,27 @@
           <w:szCs w:val="24"/>
           <w:lang w:val="ru-RU"/>
         </w:rPr>
-        <w:t>декларируемом объекте с указанием их размещения на составляющих декларируемого объекта, приведёна ниже (</w:t>
+        <w:t xml:space="preserve">декларируемом объекте с указанием их размещения на составляющих декларируемого объекта, </w:t>
+      </w:r>
+      <w:proofErr w:type="spellStart"/>
+      <w:r>
+        <w:rPr>
+          <w:rFonts w:cs="Times New Roman"/>
+          <w:sz w:val="24"/>
+          <w:szCs w:val="24"/>
+          <w:lang w:val="ru-RU"/>
+        </w:rPr>
+        <w:t>приведёна</w:t>
+      </w:r>
+      <w:proofErr w:type="spellEnd"/>
+      <w:r>
+        <w:rPr>
+          <w:rFonts w:cs="Times New Roman"/>
+          <w:sz w:val="24"/>
+          <w:szCs w:val="24"/>
+          <w:lang w:val="ru-RU"/>
+        </w:rPr>
+        <w:t xml:space="preserve"> ниже (</w:t>
       </w:r>
       <w:r>
         <w:rPr>
@@ -11988,13 +12119,23 @@
                 <w:color w:val="FF0000"/>
               </w:rPr>
             </w:pPr>
+            <w:proofErr w:type="spellStart"/>
             <w:r>
               <w:rPr>
                 <w:rFonts w:eastAsia="Times New Roman"/>
                 <w:b/>
                 <w:color w:val="FF0000"/>
               </w:rPr>
-              <w:t xml:space="preserve">Составляющая </w:t>
+              <w:t>Составляющая</w:t>
+            </w:r>
+            <w:proofErr w:type="spellEnd"/>
+            <w:r>
+              <w:rPr>
+                <w:rFonts w:eastAsia="Times New Roman"/>
+                <w:b/>
+                <w:color w:val="FF0000"/>
+              </w:rPr>
+              <w:t xml:space="preserve"> </w:t>
             </w:r>
             <w:r>
               <w:rPr>
@@ -12005,6 +12146,7 @@
               </w:rPr>
               <w:t xml:space="preserve">декларируемого </w:t>
             </w:r>
+            <w:proofErr w:type="spellStart"/>
             <w:r>
               <w:rPr>
                 <w:rFonts w:eastAsia="Times New Roman"/>
@@ -12013,6 +12155,7 @@
               </w:rPr>
               <w:t>объекта</w:t>
             </w:r>
+            <w:proofErr w:type="spellEnd"/>
           </w:p>
         </w:tc>
         <w:tc>
@@ -12026,14 +12169,52 @@
                 <w:lang w:val="ru-RU"/>
               </w:rPr>
             </w:pPr>
+            <w:proofErr w:type="spellStart"/>
             <w:r>
               <w:rPr>
                 <w:rFonts w:eastAsia="Times New Roman"/>
                 <w:b/>
                 <w:color w:val="FF0000"/>
               </w:rPr>
-              <w:t>Общая численность работников</w:t>
-            </w:r>
+              <w:t>Общая</w:t>
+            </w:r>
+            <w:proofErr w:type="spellEnd"/>
+            <w:r>
+              <w:rPr>
+                <w:rFonts w:eastAsia="Times New Roman"/>
+                <w:b/>
+                <w:color w:val="FF0000"/>
+              </w:rPr>
+              <w:t xml:space="preserve"> </w:t>
+            </w:r>
+            <w:proofErr w:type="spellStart"/>
+            <w:r>
+              <w:rPr>
+                <w:rFonts w:eastAsia="Times New Roman"/>
+                <w:b/>
+                <w:color w:val="FF0000"/>
+              </w:rPr>
+              <w:t>численность</w:t>
+            </w:r>
+            <w:proofErr w:type="spellEnd"/>
+            <w:r>
+              <w:rPr>
+                <w:rFonts w:eastAsia="Times New Roman"/>
+                <w:b/>
+                <w:color w:val="FF0000"/>
+              </w:rPr>
+              <w:t xml:space="preserve"> </w:t>
+            </w:r>
+            <w:proofErr w:type="spellStart"/>
+            <w:r>
+              <w:rPr>
+                <w:rFonts w:eastAsia="Times New Roman"/>
+                <w:b/>
+                <w:color w:val="FF0000"/>
+              </w:rPr>
+              <w:t>работников</w:t>
+            </w:r>
+            <w:proofErr w:type="spellEnd"/>
             <w:r>
               <w:rPr>
                 <w:rFonts w:eastAsia="Times New Roman"/>
@@ -12064,7 +12245,25 @@
                 <w:color w:val="FF0000"/>
                 <w:lang w:val="ru-RU"/>
               </w:rPr>
-              <w:t>Пункт подготовки и сбора нефти ЦПС Барсуковского месторождения</w:t>
+              <w:t xml:space="preserve">Пункт подготовки и сбора нефти ЦПС </w:t>
+            </w:r>
+            <w:proofErr w:type="spellStart"/>
+            <w:r>
+              <w:rPr>
+                <w:rFonts w:eastAsia="Times New Roman"/>
+                <w:color w:val="FF0000"/>
+                <w:lang w:val="ru-RU"/>
+              </w:rPr>
+              <w:t>Барсуковского</w:t>
+            </w:r>
+            <w:proofErr w:type="spellEnd"/>
+            <w:r>
+              <w:rPr>
+                <w:rFonts w:eastAsia="Times New Roman"/>
+                <w:color w:val="FF0000"/>
+                <w:lang w:val="ru-RU"/>
+              </w:rPr>
+              <w:t xml:space="preserve"> месторождения</w:t>
             </w:r>
           </w:p>
         </w:tc>
@@ -12093,12 +12292,53 @@
                 <w:color w:val="FF0000"/>
               </w:rPr>
             </w:pPr>
+            <w:proofErr w:type="spellStart"/>
             <w:r>
               <w:rPr>
                 <w:rFonts w:eastAsia="Times New Roman"/>
                 <w:color w:val="FF0000"/>
               </w:rPr>
-              <w:t>Площадка компрессорной станции КС-2</w:t>
+              <w:t>Площадка</w:t>
+            </w:r>
+            <w:proofErr w:type="spellEnd"/>
+            <w:r>
+              <w:rPr>
+                <w:rFonts w:eastAsia="Times New Roman"/>
+                <w:color w:val="FF0000"/>
+              </w:rPr>
+              <w:t xml:space="preserve"> </w:t>
+            </w:r>
+            <w:proofErr w:type="spellStart"/>
+            <w:r>
+              <w:rPr>
+                <w:rFonts w:eastAsia="Times New Roman"/>
+                <w:color w:val="FF0000"/>
+              </w:rPr>
+              <w:t>компрессорной</w:t>
+            </w:r>
+            <w:proofErr w:type="spellEnd"/>
+            <w:r>
+              <w:rPr>
+                <w:rFonts w:eastAsia="Times New Roman"/>
+                <w:color w:val="FF0000"/>
+              </w:rPr>
+              <w:t xml:space="preserve"> </w:t>
+            </w:r>
+            <w:proofErr w:type="spellStart"/>
+            <w:r>
+              <w:rPr>
+                <w:rFonts w:eastAsia="Times New Roman"/>
+                <w:color w:val="FF0000"/>
+              </w:rPr>
+              <w:t>станции</w:t>
+            </w:r>
+            <w:proofErr w:type="spellEnd"/>
+            <w:r>
+              <w:rPr>
+                <w:rFonts w:eastAsia="Times New Roman"/>
+                <w:color w:val="FF0000"/>
+              </w:rPr>
+              <w:t xml:space="preserve"> КС-2</w:t>
             </w:r>
           </w:p>
         </w:tc>
@@ -12134,7 +12374,25 @@
                 <w:color w:val="FF0000"/>
                 <w:lang w:val="ru-RU"/>
               </w:rPr>
-              <w:t>Котельная ППСН ЦПС Барсуковского месторождения</w:t>
+              <w:t xml:space="preserve">Котельная ППСН ЦПС </w:t>
+            </w:r>
+            <w:proofErr w:type="spellStart"/>
+            <w:r>
+              <w:rPr>
+                <w:rFonts w:eastAsia="Times New Roman"/>
+                <w:color w:val="FF0000"/>
+                <w:lang w:val="ru-RU"/>
+              </w:rPr>
+              <w:t>Барсуковского</w:t>
+            </w:r>
+            <w:proofErr w:type="spellEnd"/>
+            <w:r>
+              <w:rPr>
+                <w:rFonts w:eastAsia="Times New Roman"/>
+                <w:color w:val="FF0000"/>
+                <w:lang w:val="ru-RU"/>
+              </w:rPr>
+              <w:t xml:space="preserve"> месторождения</w:t>
             </w:r>
           </w:p>
         </w:tc>
@@ -12163,13 +12421,31 @@
                 <w:color w:val="FF0000"/>
               </w:rPr>
             </w:pPr>
+            <w:proofErr w:type="spellStart"/>
             <w:r>
               <w:rPr>
                 <w:rFonts w:eastAsia="Times New Roman"/>
                 <w:color w:val="FF0000"/>
               </w:rPr>
-              <w:t>Товарно-сырьевой склад</w:t>
-            </w:r>
+              <w:t>Товарно-сырьевой</w:t>
+            </w:r>
+            <w:proofErr w:type="spellEnd"/>
+            <w:r>
+              <w:rPr>
+                <w:rFonts w:eastAsia="Times New Roman"/>
+                <w:color w:val="FF0000"/>
+              </w:rPr>
+              <w:t xml:space="preserve"> </w:t>
+            </w:r>
+            <w:proofErr w:type="spellStart"/>
+            <w:r>
+              <w:rPr>
+                <w:rFonts w:eastAsia="Times New Roman"/>
+                <w:color w:val="FF0000"/>
+              </w:rPr>
+              <w:t>склад</w:t>
+            </w:r>
+            <w:proofErr w:type="spellEnd"/>
           </w:p>
         </w:tc>
         <w:tc>
@@ -12547,37 +12823,7 @@
           <w:szCs w:val="24"/>
           <w:lang w:val="ru-RU" w:eastAsia="ru-RU"/>
         </w:rPr>
-        <w:t xml:space="preserve"> </w:t>
-      </w:r>
-      <w:r>
-        <w:rPr>
-          <w:rFonts w:ascii="Times New Roman" w:hAnsi="Times New Roman" w:cs="Times New Roman"/>
-          <w:color w:val="auto"/>
-          <w:sz w:val="24"/>
-          <w:szCs w:val="24"/>
-          <w:lang w:val="ru-RU" w:eastAsia="ru-RU"/>
-        </w:rPr>
-        <w:t>«</w:t>
-      </w:r>
-      <w:r>
-        <w:rPr>
-          <w:rFonts w:ascii="Times New Roman" w:hAnsi="Times New Roman" w:cs="Times New Roman"/>
-          <w:color w:val="auto"/>
-          <w:sz w:val="24"/>
-          <w:szCs w:val="24"/>
-          <w:lang w:val="ru-RU" w:eastAsia="ru-RU"/>
-        </w:rPr>
-        <w:t>Результаты анализа безопасности</w:t>
-      </w:r>
-      <w:r>
-        <w:rPr>
-          <w:rFonts w:ascii="Times New Roman" w:hAnsi="Times New Roman" w:cs="Times New Roman"/>
-          <w:color w:val="auto"/>
-          <w:sz w:val="24"/>
-          <w:szCs w:val="24"/>
-          <w:lang w:val="ru-RU" w:eastAsia="ru-RU"/>
-        </w:rPr>
-        <w:t>»</w:t>
+        <w:t xml:space="preserve"> Результаты анализа безопасности</w:t>
       </w:r>
       <w:bookmarkEnd w:id="24"/>
     </w:p>
@@ -13285,7 +13531,7 @@
           </mc:Choice>
           <mc:Fallback>
             <w:pict>
-              <v:shapetype w14:anchorId="3E5A0555" id="_x0000_t32" coordsize="21600,21600" o:spt="32" o:oned="t" path="m,l21600,21600e" filled="f">
+              <v:shapetype w14:anchorId="2147E20F" id="_x0000_t32" coordsize="21600,21600" o:spt="32" o:oned="t" path="m,l21600,21600e" filled="f">
                 <v:path arrowok="t" fillok="f" o:connecttype="none"/>
                 <o:lock v:ext="edit" shapetype="t"/>
               </v:shapetype>
@@ -13579,7 +13825,7 @@
           </mc:Choice>
           <mc:Fallback>
             <w:pict>
-              <v:shape w14:anchorId="0C60B0CA" id="Прямая со стрелкой 2" o:spid="_x0000_s1026" type="#_x0000_t32" style="position:absolute;margin-left:225.1pt;margin-top:21.4pt;width:30pt;height:0;z-index:251664896;visibility:visible;mso-wrap-style:square;mso-wrap-distance-left:9pt;mso-wrap-distance-top:0;mso-wrap-distance-right:9pt;mso-wrap-distance-bottom:0;mso-position-horizontal:absolute;mso-position-horizontal-relative:text;mso-position-vertical:absolute;mso-position-vertical-relative:text" o:gfxdata="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" strokecolor="#4f81bd [3204]" strokeweight="2pt">
+              <v:shape w14:anchorId="51BBAA83" id="Прямая со стрелкой 2" o:spid="_x0000_s1026" type="#_x0000_t32" style="position:absolute;margin-left:225.1pt;margin-top:21.4pt;width:30pt;height:0;z-index:251664896;visibility:visible;mso-wrap-style:square;mso-wrap-distance-left:9pt;mso-wrap-distance-top:0;mso-wrap-distance-right:9pt;mso-wrap-distance-bottom:0;mso-position-horizontal:absolute;mso-position-horizontal-relative:text;mso-position-vertical:absolute;mso-position-vertical-relative:text" o:gfxdata="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" strokecolor="#4f81bd [3204]" strokeweight="2pt">
                 <v:stroke endarrow="block"/>
                 <v:shadow on="t" color="black" opacity="24903f" origin=",.5" offset="0,.55556mm"/>
               </v:shape>
@@ -13688,7 +13934,7 @@
           </mc:Choice>
           <mc:Fallback>
             <w:pict>
-              <v:shape w14:anchorId="2FA1A407" id="Прямая со стрелкой 1" o:spid="_x0000_s1026" type="#_x0000_t32" style="position:absolute;margin-left:45.35pt;margin-top:6.75pt;width:55.35pt;height:0;z-index:251661824;visibility:visible;mso-wrap-style:square;mso-wrap-distance-left:9pt;mso-wrap-distance-top:0;mso-wrap-distance-right:9pt;mso-wrap-distance-bottom:0;mso-position-horizontal:absolute;mso-position-horizontal-relative:text;mso-position-vertical:absolute;mso-position-vertical-relative:text" o:gfxdata="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" strokecolor="#4579b8 [3044]">
+              <v:shape w14:anchorId="5D3A49C0" id="Прямая со стрелкой 1" o:spid="_x0000_s1026" type="#_x0000_t32" style="position:absolute;margin-left:45.35pt;margin-top:6.75pt;width:55.35pt;height:0;z-index:251661824;visibility:visible;mso-wrap-style:square;mso-wrap-distance-left:9pt;mso-wrap-distance-top:0;mso-wrap-distance-right:9pt;mso-wrap-distance-bottom:0;mso-position-horizontal:absolute;mso-position-horizontal-relative:text;mso-position-vertical:absolute;mso-position-vertical-relative:text" o:gfxdata="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" strokecolor="#4579b8 [3044]">
                 <v:stroke endarrow="block"/>
               </v:shape>
             </w:pict>
@@ -14494,6 +14740,7 @@
                 <w:szCs w:val="24"/>
               </w:rPr>
             </w:pPr>
+            <w:proofErr w:type="spellStart"/>
             <w:r>
               <w:rPr>
                 <w:b/>
@@ -14501,7 +14748,17 @@
                 <w:sz w:val="24"/>
                 <w:szCs w:val="24"/>
               </w:rPr>
-              <w:t>Наименование ОПО</w:t>
+              <w:t>Наименование</w:t>
+            </w:r>
+            <w:proofErr w:type="spellEnd"/>
+            <w:r>
+              <w:rPr>
+                <w:b/>
+                <w:color w:val="00B050"/>
+                <w:sz w:val="24"/>
+                <w:szCs w:val="24"/>
+              </w:rPr>
+              <w:t xml:space="preserve"> ОПО</w:t>
             </w:r>
           </w:p>
         </w:tc>
@@ -14552,6 +14809,7 @@
                 <w:szCs w:val="24"/>
               </w:rPr>
             </w:pPr>
+            <w:proofErr w:type="spellStart"/>
             <w:r>
               <w:rPr>
                 <w:b/>
@@ -14559,8 +14817,49 @@
                 <w:sz w:val="24"/>
                 <w:szCs w:val="24"/>
               </w:rPr>
-              <w:t>Возможные причины аварий</w:t>
-            </w:r>
+              <w:t>Возможные</w:t>
+            </w:r>
+            <w:proofErr w:type="spellEnd"/>
+            <w:r>
+              <w:rPr>
+                <w:b/>
+                <w:color w:val="00B050"/>
+                <w:sz w:val="24"/>
+                <w:szCs w:val="24"/>
+              </w:rPr>
+              <w:t xml:space="preserve"> </w:t>
+            </w:r>
+            <w:proofErr w:type="spellStart"/>
+            <w:r>
+              <w:rPr>
+                <w:b/>
+                <w:color w:val="00B050"/>
+                <w:sz w:val="24"/>
+                <w:szCs w:val="24"/>
+              </w:rPr>
+              <w:t>причины</w:t>
+            </w:r>
+            <w:proofErr w:type="spellEnd"/>
+            <w:r>
+              <w:rPr>
+                <w:b/>
+                <w:color w:val="00B050"/>
+                <w:sz w:val="24"/>
+                <w:szCs w:val="24"/>
+              </w:rPr>
+              <w:t xml:space="preserve"> </w:t>
+            </w:r>
+            <w:proofErr w:type="spellStart"/>
+            <w:r>
+              <w:rPr>
+                <w:b/>
+                <w:color w:val="00B050"/>
+                <w:sz w:val="24"/>
+                <w:szCs w:val="24"/>
+              </w:rPr>
+              <w:t>аварий</w:t>
+            </w:r>
+            <w:proofErr w:type="spellEnd"/>
           </w:p>
         </w:tc>
       </w:tr>
@@ -15078,7 +15377,43 @@
                 <w:sz w:val="24"/>
                 <w:szCs w:val="24"/>
               </w:rPr>
-              <w:t>6. Террористические акты.</w:t>
+              <w:t>6. </w:t>
+            </w:r>
+            <w:proofErr w:type="spellStart"/>
+            <w:r>
+              <w:rPr>
+                <w:color w:val="00B050"/>
+                <w:sz w:val="24"/>
+                <w:szCs w:val="24"/>
+              </w:rPr>
+              <w:t>Террористические</w:t>
+            </w:r>
+            <w:proofErr w:type="spellEnd"/>
+            <w:r>
+              <w:rPr>
+                <w:color w:val="00B050"/>
+                <w:sz w:val="24"/>
+                <w:szCs w:val="24"/>
+              </w:rPr>
+              <w:t xml:space="preserve"> </w:t>
+            </w:r>
+            <w:proofErr w:type="spellStart"/>
+            <w:r>
+              <w:rPr>
+                <w:color w:val="00B050"/>
+                <w:sz w:val="24"/>
+                <w:szCs w:val="24"/>
+              </w:rPr>
+              <w:t>акты</w:t>
+            </w:r>
+            <w:proofErr w:type="spellEnd"/>
+            <w:r>
+              <w:rPr>
+                <w:color w:val="00B050"/>
+                <w:sz w:val="24"/>
+                <w:szCs w:val="24"/>
+              </w:rPr>
+              <w:t>.</w:t>
             </w:r>
           </w:p>
         </w:tc>
@@ -21688,7 +22023,29 @@
           <w:szCs w:val="24"/>
           <w:lang w:val="ru-RU" w:eastAsia="ru-RU"/>
         </w:rPr>
-        <w:t>Аттестация руководителей и специалистов структурных подразделений ПАО «Татнефть» проводится в совместной аттестационной комиссии, назначенной приказом «Об организации системы аттестации в области промышленной безопасности, по вопросам безопасности гидротехнических сооружений, безопасности в сфере электроэнергетики», №14/СовмПр от 26.12.2022 г. Аттестация проводится через ИЕ ЕПТ в ЧОУ ДПО «ЦПК-Татнефть». Подготовка руководителей и специалистов к аттестации проводится в режиме самоподготовки».</w:t>
+        <w:t>Аттестация руководителей и специалистов структурных подразделений ПАО «Татнефть» проводится в совместной аттестационной комиссии, назначенной приказом «Об организации системы аттестации в области промышленной безопасности, по вопросам безопасности гидротехнических сооружений, безопасности в сфере электроэнергетики», №14/</w:t>
+      </w:r>
+      <w:proofErr w:type="spellStart"/>
+      <w:r>
+        <w:rPr>
+          <w:rFonts w:cs="Times New Roman"/>
+          <w:color w:val="E36C0A" w:themeColor="accent6" w:themeShade="BF"/>
+          <w:sz w:val="24"/>
+          <w:szCs w:val="24"/>
+          <w:lang w:val="ru-RU" w:eastAsia="ru-RU"/>
+        </w:rPr>
+        <w:t>СовмПр</w:t>
+      </w:r>
+      <w:proofErr w:type="spellEnd"/>
+      <w:r>
+        <w:rPr>
+          <w:rFonts w:cs="Times New Roman"/>
+          <w:color w:val="E36C0A" w:themeColor="accent6" w:themeShade="BF"/>
+          <w:sz w:val="24"/>
+          <w:szCs w:val="24"/>
+          <w:lang w:val="ru-RU" w:eastAsia="ru-RU"/>
+        </w:rPr>
+        <w:t xml:space="preserve"> от 26.12.2022 г. Аттестация проводится через ИЕ ЕПТ в ЧОУ ДПО «ЦПК-Татнефть». Подготовка руководителей и специалистов к аттестации проводится в режиме самоподготовки».</w:t>
       </w:r>
     </w:p>
     <w:p>
@@ -21774,17 +22131,18 @@
           <w:szCs w:val="24"/>
           <w:lang w:val="ru-RU" w:eastAsia="ru-RU"/>
         </w:rPr>
-        <w:t>Вводный инструктаж проводит Центра промышленной и экологической безопасности ЦОБ ПАО «Татнефть», по адресу г. Альметьевск пр. Тукая 33. Результаты проведения инструктажей оформляются записью в «Журнале регистрации вводного инструктажа». Кроме этого, с работниками предприятия проводятся: первичный инструктаж на рабочем месте; повторные инструктажи (один раз в три месяца); целевые инструктажи; внеочередные (внеплановые)</w:t>
-      </w:r>
-      <w:r>
-        <w:rPr>
-          <w:rFonts w:cs="Times New Roman"/>
-          <w:color w:val="E36C0A" w:themeColor="accent6" w:themeShade="BF"/>
-          <w:sz w:val="24"/>
-          <w:szCs w:val="24"/>
-          <w:lang w:val="ru-RU" w:eastAsia="ru-RU"/>
-        </w:rPr>
-        <w:t>.</w:t>
+        <w:t xml:space="preserve">Вводный инструктаж проводит Центра промышленной и экологической безопасности ЦОБ ПАО «Татнефть», по адресу г. Альметьевск пр. Тукая 33. Результаты проведения инструктажей оформляются записью в «Журнале регистрации вводного инструктажа». </w:t>
+      </w:r>
+      <w:r>
+        <w:rPr>
+          <w:rFonts w:cs="Times New Roman"/>
+          <w:color w:val="000000" w:themeColor="text1"/>
+          <w:sz w:val="24"/>
+          <w:szCs w:val="24"/>
+          <w:highlight w:val="lightGray"/>
+          <w:lang w:val="ru-RU" w:eastAsia="ru-RU"/>
+        </w:rPr>
+        <w:t>Кроме этого, с работниками предприятия проводятся: первичный инструктаж на рабочем месте; повторные инструктажи (один раз в три месяца); целевые инструктажи; внеочередные (внеплановые) инструктажи.</w:t>
       </w:r>
     </w:p>
     <w:p>
@@ -22022,32 +22380,35 @@
           <w:lang w:val="ru-RU" w:eastAsia="ru-RU"/>
         </w:rPr>
       </w:pPr>
-      <w:r>
-        <w:rPr>
-          <w:rFonts w:cs="Times New Roman"/>
-          <w:sz w:val="24"/>
-          <w:szCs w:val="24"/>
-          <w:lang w:val="ru-RU" w:eastAsia="ru-RU"/>
-        </w:rPr>
-        <w:t xml:space="preserve">Ознакомление с </w:t>
-      </w:r>
-      <w:r>
-        <w:rPr>
-          <w:rFonts w:cs="Times New Roman"/>
-          <w:sz w:val="24"/>
-          <w:szCs w:val="24"/>
-          <w:lang w:val="ru-RU" w:eastAsia="ru-RU"/>
-        </w:rPr>
-        <w:t>ПМЛЛПА</w:t>
-      </w:r>
-      <w:r>
-        <w:rPr>
-          <w:rFonts w:cs="Times New Roman"/>
-          <w:sz w:val="24"/>
-          <w:szCs w:val="24"/>
-          <w:lang w:val="ru-RU" w:eastAsia="ru-RU"/>
-        </w:rPr>
-        <w:t xml:space="preserve"> производственно-технического персонала оформлено документально в журнале регистрации инструктажей на рабочем месте под роспись. Ознакомление и доведение до сведения персонала производственного объекта содержания </w:t>
+      <w:bookmarkStart w:id="61" w:name="_Hlk223412408"/>
+      <w:r>
+        <w:rPr>
+          <w:rFonts w:cs="Times New Roman"/>
+          <w:sz w:val="24"/>
+          <w:szCs w:val="24"/>
+          <w:highlight w:val="lightGray"/>
+          <w:lang w:val="ru-RU" w:eastAsia="ru-RU"/>
+        </w:rPr>
+        <w:t>Ознакомление с ПМЛЛПА производственно-технического персонала оформлено документально в журнале регистрации инструктажей на рабочем месте под подпись.</w:t>
+      </w:r>
+      <w:r>
+        <w:rPr>
+          <w:rFonts w:cs="Times New Roman"/>
+          <w:sz w:val="24"/>
+          <w:szCs w:val="24"/>
+          <w:lang w:val="ru-RU" w:eastAsia="ru-RU"/>
+        </w:rPr>
+        <w:t xml:space="preserve"> </w:t>
+      </w:r>
+      <w:bookmarkEnd w:id="61"/>
+      <w:r>
+        <w:rPr>
+          <w:rFonts w:cs="Times New Roman"/>
+          <w:sz w:val="24"/>
+          <w:szCs w:val="24"/>
+          <w:lang w:val="ru-RU" w:eastAsia="ru-RU"/>
+        </w:rPr>
+        <w:t xml:space="preserve">Ознакомление и доведение до сведения персонала производственного объекта содержания </w:t>
       </w:r>
       <w:r>
         <w:rPr>
@@ -22265,7 +22626,7 @@
           <w:lang w:val="ru-RU" w:eastAsia="ru-RU"/>
         </w:rPr>
       </w:pPr>
-      <w:bookmarkStart w:id="61" w:name="_Toc221032554"/>
+      <w:bookmarkStart w:id="62" w:name="_Toc221032554"/>
       <w:r>
         <w:rPr>
           <w:rFonts w:ascii="Times New Roman" w:hAnsi="Times New Roman" w:cs="Times New Roman"/>
@@ -22286,7 +22647,7 @@
         </w:rPr>
         <w:t>ведения о системе управления промышленной безопасностью, включая данные о производственном контроле за соблюдением требований промышленной безопасности</w:t>
       </w:r>
-      <w:bookmarkEnd w:id="61"/>
+      <w:bookmarkEnd w:id="62"/>
     </w:p>
     <w:p>
       <w:pPr>
@@ -22498,7 +22859,29 @@
           <w:szCs w:val="24"/>
           <w:lang w:val="ru-RU" w:eastAsia="ru-RU"/>
         </w:rPr>
-        <w:t xml:space="preserve"> в действие приказ №444/МНУ-Пр(0002) от 15.10.2019 г. «О политике в области промышленной безопасности, охраны труда и окружающей среды». Целью управления промышленной безопасностью в ПАО «Татнефть» им. В.Д. Шашина является обеспечение </w:t>
+        <w:t xml:space="preserve"> в действие приказ №444/МНУ-</w:t>
+      </w:r>
+      <w:proofErr w:type="spellStart"/>
+      <w:r>
+        <w:rPr>
+          <w:rFonts w:cs="Times New Roman"/>
+          <w:color w:val="E36C0A" w:themeColor="accent6" w:themeShade="BF"/>
+          <w:sz w:val="24"/>
+          <w:szCs w:val="24"/>
+          <w:lang w:val="ru-RU" w:eastAsia="ru-RU"/>
+        </w:rPr>
+        <w:t>Пр</w:t>
+      </w:r>
+      <w:proofErr w:type="spellEnd"/>
+      <w:r>
+        <w:rPr>
+          <w:rFonts w:cs="Times New Roman"/>
+          <w:color w:val="E36C0A" w:themeColor="accent6" w:themeShade="BF"/>
+          <w:sz w:val="24"/>
+          <w:szCs w:val="24"/>
+          <w:lang w:val="ru-RU" w:eastAsia="ru-RU"/>
+        </w:rPr>
+        <w:t xml:space="preserve">(0002) от 15.10.2019 г. «О политике в области промышленной безопасности, охраны труда и окружающей среды». Целью управления промышленной безопасностью в ПАО «Татнефть» им. В.Д. Шашина является обеспечение </w:t>
       </w:r>
       <w:r>
         <w:rPr>
@@ -22986,13 +23369,59 @@
           <w:szCs w:val="24"/>
         </w:rPr>
       </w:pPr>
+      <w:proofErr w:type="spellStart"/>
       <w:r>
         <w:rPr>
           <w:rFonts w:eastAsia="Calibri"/>
           <w:sz w:val="24"/>
           <w:szCs w:val="24"/>
         </w:rPr>
-        <w:t>управление промышленными рисками;</w:t>
+        <w:t>управление</w:t>
+      </w:r>
+      <w:proofErr w:type="spellEnd"/>
+      <w:r>
+        <w:rPr>
+          <w:rFonts w:eastAsia="Calibri"/>
+          <w:sz w:val="24"/>
+          <w:szCs w:val="24"/>
+        </w:rPr>
+        <w:t xml:space="preserve"> </w:t>
+      </w:r>
+      <w:proofErr w:type="spellStart"/>
+      <w:r>
+        <w:rPr>
+          <w:rFonts w:eastAsia="Calibri"/>
+          <w:sz w:val="24"/>
+          <w:szCs w:val="24"/>
+        </w:rPr>
+        <w:t>промышленными</w:t>
+      </w:r>
+      <w:proofErr w:type="spellEnd"/>
+      <w:r>
+        <w:rPr>
+          <w:rFonts w:eastAsia="Calibri"/>
+          <w:sz w:val="24"/>
+          <w:szCs w:val="24"/>
+        </w:rPr>
+        <w:t xml:space="preserve"> </w:t>
+      </w:r>
+      <w:proofErr w:type="spellStart"/>
+      <w:r>
+        <w:rPr>
+          <w:rFonts w:eastAsia="Calibri"/>
+          <w:sz w:val="24"/>
+          <w:szCs w:val="24"/>
+        </w:rPr>
+        <w:t>рисками</w:t>
+      </w:r>
+      <w:proofErr w:type="spellEnd"/>
+      <w:r>
+        <w:rPr>
+          <w:rFonts w:eastAsia="Calibri"/>
+          <w:sz w:val="24"/>
+          <w:szCs w:val="24"/>
+        </w:rPr>
+        <w:t>;</w:t>
       </w:r>
     </w:p>
     <w:p>
@@ -23129,13 +23558,77 @@
           <w:szCs w:val="24"/>
         </w:rPr>
       </w:pPr>
+      <w:proofErr w:type="spellStart"/>
       <w:r>
         <w:rPr>
           <w:rFonts w:eastAsia="Calibri"/>
           <w:sz w:val="24"/>
           <w:szCs w:val="24"/>
         </w:rPr>
-        <w:t>контроль соблюдения технологической дисциплины;</w:t>
+        <w:t>контроль</w:t>
+      </w:r>
+      <w:proofErr w:type="spellEnd"/>
+      <w:r>
+        <w:rPr>
+          <w:rFonts w:eastAsia="Calibri"/>
+          <w:sz w:val="24"/>
+          <w:szCs w:val="24"/>
+        </w:rPr>
+        <w:t xml:space="preserve"> </w:t>
+      </w:r>
+      <w:proofErr w:type="spellStart"/>
+      <w:r>
+        <w:rPr>
+          <w:rFonts w:eastAsia="Calibri"/>
+          <w:sz w:val="24"/>
+          <w:szCs w:val="24"/>
+        </w:rPr>
+        <w:t>соблюдения</w:t>
+      </w:r>
+      <w:proofErr w:type="spellEnd"/>
+      <w:r>
+        <w:rPr>
+          <w:rFonts w:eastAsia="Calibri"/>
+          <w:sz w:val="24"/>
+          <w:szCs w:val="24"/>
+        </w:rPr>
+        <w:t xml:space="preserve"> </w:t>
+      </w:r>
+      <w:proofErr w:type="spellStart"/>
+      <w:r>
+        <w:rPr>
+          <w:rFonts w:eastAsia="Calibri"/>
+          <w:sz w:val="24"/>
+          <w:szCs w:val="24"/>
+        </w:rPr>
+        <w:t>технологической</w:t>
+      </w:r>
+      <w:proofErr w:type="spellEnd"/>
+      <w:r>
+        <w:rPr>
+          <w:rFonts w:eastAsia="Calibri"/>
+          <w:sz w:val="24"/>
+          <w:szCs w:val="24"/>
+        </w:rPr>
+        <w:t xml:space="preserve"> </w:t>
+      </w:r>
+      <w:proofErr w:type="spellStart"/>
+      <w:r>
+        <w:rPr>
+          <w:rFonts w:eastAsia="Calibri"/>
+          <w:sz w:val="24"/>
+          <w:szCs w:val="24"/>
+        </w:rPr>
+        <w:t>дисциплины</w:t>
+      </w:r>
+      <w:proofErr w:type="spellEnd"/>
+      <w:r>
+        <w:rPr>
+          <w:rFonts w:eastAsia="Calibri"/>
+          <w:sz w:val="24"/>
+          <w:szCs w:val="24"/>
+        </w:rPr>
+        <w:t>;</w:t>
       </w:r>
     </w:p>
     <w:p>
@@ -24007,7 +24500,7 @@
           <w:lang w:val="ru-RU" w:eastAsia="ru-RU"/>
         </w:rPr>
       </w:pPr>
-      <w:bookmarkStart w:id="62" w:name="_Toc221032555"/>
+      <w:bookmarkStart w:id="63" w:name="_Toc221032555"/>
       <w:r>
         <w:rPr>
           <w:rFonts w:ascii="Times New Roman" w:hAnsi="Times New Roman" w:cs="Times New Roman"/>
@@ -24028,7 +24521,7 @@
         </w:rPr>
         <w:t>ведения о системе проведения сбора информации о произошедших инцидентах и авариях и анализе этой информации</w:t>
       </w:r>
-      <w:bookmarkEnd w:id="62"/>
+      <w:bookmarkEnd w:id="63"/>
     </w:p>
     <w:p>
       <w:pPr>
@@ -24230,7 +24723,29 @@
           <w:szCs w:val="24"/>
           <w:lang w:val="ru-RU"/>
         </w:rPr>
-        <w:t>Руководство по безопасности «Методические рекомендации по классификации аварийно опасных происшествий на опасных производственных объектах нефтегазового комплекса», утв. Приказом Федеральной службы по экологическому, технологическому и атомному надзору от 20.11.2023 №410;</w:t>
+        <w:t xml:space="preserve">Руководство по безопасности «Методические рекомендации по классификации </w:t>
+      </w:r>
+      <w:proofErr w:type="spellStart"/>
+      <w:r>
+        <w:rPr>
+          <w:rFonts w:eastAsia="Calibri"/>
+          <w:color w:val="00B0F0"/>
+          <w:sz w:val="24"/>
+          <w:szCs w:val="24"/>
+          <w:lang w:val="ru-RU"/>
+        </w:rPr>
+        <w:t>аварийно</w:t>
+      </w:r>
+      <w:proofErr w:type="spellEnd"/>
+      <w:r>
+        <w:rPr>
+          <w:rFonts w:eastAsia="Calibri"/>
+          <w:color w:val="00B0F0"/>
+          <w:sz w:val="24"/>
+          <w:szCs w:val="24"/>
+          <w:lang w:val="ru-RU"/>
+        </w:rPr>
+        <w:t xml:space="preserve"> опасных происшествий на опасных производственных объектах нефтегазового комплекса», утв. Приказом Федеральной службы по экологическому, технологическому и атомному надзору от 20.11.2023 №410;</w:t>
       </w:r>
     </w:p>
     <w:p>
@@ -24560,7 +25075,7 @@
           <w:lang w:val="ru-RU" w:eastAsia="ru-RU"/>
         </w:rPr>
       </w:pPr>
-      <w:bookmarkStart w:id="63" w:name="_Toc221032556"/>
+      <w:bookmarkStart w:id="64" w:name="_Toc221032556"/>
       <w:r>
         <w:rPr>
           <w:rFonts w:ascii="Times New Roman" w:hAnsi="Times New Roman" w:cs="Times New Roman"/>
@@ -24581,7 +25096,7 @@
         </w:rPr>
         <w:t>еречень проведенных работ по анализу опасностей технологических процессов, количественной оценке риска аварий на декларируемом объекте и техническому диагностированию с указанием сведений об организациях, проводивших указанные работы</w:t>
       </w:r>
-      <w:bookmarkEnd w:id="63"/>
+      <w:bookmarkEnd w:id="64"/>
     </w:p>
     <w:p>
       <w:pPr>
@@ -24938,7 +25453,7 @@
           <w:lang w:val="ru-RU" w:eastAsia="ru-RU"/>
         </w:rPr>
       </w:pPr>
-      <w:bookmarkStart w:id="64" w:name="_Toc221032557"/>
+      <w:bookmarkStart w:id="65" w:name="_Toc221032557"/>
       <w:r>
         <w:rPr>
           <w:rFonts w:ascii="Times New Roman" w:hAnsi="Times New Roman" w:cs="Times New Roman"/>
@@ -24959,7 +25474,7 @@
         </w:rPr>
         <w:t>ведения об экспертизе промышленной безопасности с указанием наименования объекта экспертизы, даты и номера заключения, а также даты внесения заключения в реестр заключений экспертизы промышленной безопасности</w:t>
       </w:r>
-      <w:bookmarkEnd w:id="64"/>
+      <w:bookmarkEnd w:id="65"/>
     </w:p>
     <w:p>
       <w:pPr>
@@ -24995,6 +25510,83 @@
         </w:rPr>
         <w:t>Экспертиза промышленной безопасности согласно утвержденным графикам проведения.</w:t>
       </w:r>
+    </w:p>
+    <w:p>
+      <w:pPr>
+        <w:spacing w:after="0" w:line="360" w:lineRule="auto"/>
+        <w:ind w:firstLine="680"/>
+        <w:jc w:val="both"/>
+        <w:rPr>
+          <w:rFonts w:cs="Times New Roman"/>
+          <w:sz w:val="24"/>
+          <w:szCs w:val="24"/>
+          <w:highlight w:val="lightGray"/>
+          <w:lang w:val="ru-RU" w:eastAsia="ru-RU"/>
+        </w:rPr>
+      </w:pPr>
+      <w:r>
+        <w:rPr>
+          <w:rFonts w:cs="Times New Roman"/>
+          <w:sz w:val="24"/>
+          <w:szCs w:val="24"/>
+          <w:highlight w:val="lightGray"/>
+          <w:lang w:val="ru-RU" w:eastAsia="ru-RU"/>
+        </w:rPr>
+        <w:lastRenderedPageBreak/>
+        <w:t>Экспертиза промышленной безопасности согласно утвержденным графикам проведения. Экспертиза проводится</w:t>
+      </w:r>
+      <w:r>
+        <w:rPr>
+          <w:highlight w:val="lightGray"/>
+          <w:lang w:val="ru-RU"/>
+        </w:rPr>
+        <w:t xml:space="preserve"> </w:t>
+      </w:r>
+      <w:r>
+        <w:rPr>
+          <w:rFonts w:cs="Times New Roman"/>
+          <w:sz w:val="24"/>
+          <w:szCs w:val="24"/>
+          <w:highlight w:val="lightGray"/>
+          <w:lang w:val="ru-RU" w:eastAsia="ru-RU"/>
+        </w:rPr>
+        <w:t xml:space="preserve">ООО МИП "НЭС </w:t>
+      </w:r>
+      <w:proofErr w:type="spellStart"/>
+      <w:r>
+        <w:rPr>
+          <w:rFonts w:cs="Times New Roman"/>
+          <w:sz w:val="24"/>
+          <w:szCs w:val="24"/>
+          <w:highlight w:val="lightGray"/>
+          <w:lang w:val="ru-RU" w:eastAsia="ru-RU"/>
+        </w:rPr>
+        <w:t>Профэксперт</w:t>
+      </w:r>
+      <w:proofErr w:type="spellEnd"/>
+      <w:r>
+        <w:rPr>
+          <w:rFonts w:cs="Times New Roman"/>
+          <w:sz w:val="24"/>
+          <w:szCs w:val="24"/>
+          <w:highlight w:val="lightGray"/>
+          <w:lang w:val="ru-RU" w:eastAsia="ru-RU"/>
+        </w:rPr>
+        <w:t>" на основании лицензии ДЭ-00-017721 от 21.08.2020 г.</w:t>
+      </w:r>
+    </w:p>
+    <w:p>
+      <w:pPr>
+        <w:spacing w:after="0" w:line="360" w:lineRule="auto"/>
+        <w:ind w:firstLine="680"/>
+        <w:jc w:val="both"/>
+        <w:rPr>
+          <w:rFonts w:cs="Times New Roman"/>
+          <w:sz w:val="24"/>
+          <w:szCs w:val="24"/>
+          <w:lang w:val="ru-RU" w:eastAsia="ru-RU"/>
+        </w:rPr>
+      </w:pPr>
     </w:p>
     <w:p>
       <w:pPr>
@@ -25155,6 +25747,7 @@
                 <w:szCs w:val="20"/>
               </w:rPr>
             </w:pPr>
+            <w:proofErr w:type="spellStart"/>
             <w:r>
               <w:rPr>
                 <w:b/>
@@ -25162,8 +25755,29 @@
                 <w:sz w:val="20"/>
                 <w:szCs w:val="20"/>
               </w:rPr>
-              <w:t>Объект экспертизы</w:t>
-            </w:r>
+              <w:t>Объект</w:t>
+            </w:r>
+            <w:proofErr w:type="spellEnd"/>
+            <w:r>
+              <w:rPr>
+                <w:b/>
+                <w:bCs/>
+                <w:sz w:val="20"/>
+                <w:szCs w:val="20"/>
+              </w:rPr>
+              <w:t xml:space="preserve"> </w:t>
+            </w:r>
+            <w:proofErr w:type="spellStart"/>
+            <w:r>
+              <w:rPr>
+                <w:b/>
+                <w:bCs/>
+                <w:sz w:val="20"/>
+                <w:szCs w:val="20"/>
+              </w:rPr>
+              <w:t>экспертизы</w:t>
+            </w:r>
+            <w:proofErr w:type="spellEnd"/>
           </w:p>
         </w:tc>
         <w:tc>
@@ -25195,6 +25809,7 @@
                 <w:szCs w:val="20"/>
               </w:rPr>
             </w:pPr>
+            <w:proofErr w:type="spellStart"/>
             <w:r>
               <w:rPr>
                 <w:b/>
@@ -25202,8 +25817,49 @@
                 <w:sz w:val="20"/>
                 <w:szCs w:val="20"/>
               </w:rPr>
-              <w:t>Наименование экспертной организации</w:t>
-            </w:r>
+              <w:t>Наименование</w:t>
+            </w:r>
+            <w:proofErr w:type="spellEnd"/>
+            <w:r>
+              <w:rPr>
+                <w:b/>
+                <w:bCs/>
+                <w:sz w:val="20"/>
+                <w:szCs w:val="20"/>
+              </w:rPr>
+              <w:t xml:space="preserve"> </w:t>
+            </w:r>
+            <w:proofErr w:type="spellStart"/>
+            <w:r>
+              <w:rPr>
+                <w:b/>
+                <w:bCs/>
+                <w:sz w:val="20"/>
+                <w:szCs w:val="20"/>
+              </w:rPr>
+              <w:t>экспертной</w:t>
+            </w:r>
+            <w:proofErr w:type="spellEnd"/>
+            <w:r>
+              <w:rPr>
+                <w:b/>
+                <w:bCs/>
+                <w:sz w:val="20"/>
+                <w:szCs w:val="20"/>
+              </w:rPr>
+              <w:t xml:space="preserve"> </w:t>
+            </w:r>
+            <w:proofErr w:type="spellStart"/>
+            <w:r>
+              <w:rPr>
+                <w:b/>
+                <w:bCs/>
+                <w:sz w:val="20"/>
+                <w:szCs w:val="20"/>
+              </w:rPr>
+              <w:t>организации</w:t>
+            </w:r>
+            <w:proofErr w:type="spellEnd"/>
           </w:p>
         </w:tc>
         <w:tc>
@@ -25353,7 +26009,27 @@
                 <w:szCs w:val="20"/>
                 <w:lang w:val="ru-RU"/>
               </w:rPr>
-              <w:t>Заключение экспертизы промышленной безопасности на «Сооружение «Промысловый трубопровод АГЗУ Смоляное - ДНС «Кодяковская» (2 линия)» Смоляного месторождения АО «Оренбургнефть»</w:t>
+              <w:t>Заключение экспертизы промышленной безопасности на «Сооружение «Промысловый трубопровод АГЗУ Смоляное - ДНС «</w:t>
+            </w:r>
+            <w:proofErr w:type="spellStart"/>
+            <w:r>
+              <w:rPr>
+                <w:color w:val="FF0000"/>
+                <w:sz w:val="20"/>
+                <w:szCs w:val="20"/>
+                <w:lang w:val="ru-RU"/>
+              </w:rPr>
+              <w:t>Кодяковская</w:t>
+            </w:r>
+            <w:proofErr w:type="spellEnd"/>
+            <w:r>
+              <w:rPr>
+                <w:color w:val="FF0000"/>
+                <w:sz w:val="20"/>
+                <w:szCs w:val="20"/>
+                <w:lang w:val="ru-RU"/>
+              </w:rPr>
+              <w:t>» (2 линия)» Смоляного месторождения АО «Оренбургнефть»</w:t>
             </w:r>
           </w:p>
         </w:tc>
@@ -25391,7 +26067,25 @@
                 <w:sz w:val="20"/>
                 <w:szCs w:val="20"/>
               </w:rPr>
-              <w:t>АО «НИПЦ “НефтеГазСервис”»</w:t>
+              <w:t>АО «НИПЦ “</w:t>
+            </w:r>
+            <w:proofErr w:type="spellStart"/>
+            <w:r>
+              <w:rPr>
+                <w:color w:val="FF0000"/>
+                <w:sz w:val="20"/>
+                <w:szCs w:val="20"/>
+              </w:rPr>
+              <w:t>НефтеГазСервис</w:t>
+            </w:r>
+            <w:proofErr w:type="spellEnd"/>
+            <w:r>
+              <w:rPr>
+                <w:color w:val="FF0000"/>
+                <w:sz w:val="20"/>
+                <w:szCs w:val="20"/>
+              </w:rPr>
+              <w:t>”»</w:t>
             </w:r>
           </w:p>
         </w:tc>
@@ -25429,7 +26123,25 @@
                 <w:sz w:val="20"/>
                 <w:szCs w:val="20"/>
               </w:rPr>
-              <w:t>№ 52-О-2022 (59)от 16.09.2022</w:t>
+              <w:t>№ 52-О-2022 (59)</w:t>
+            </w:r>
+            <w:proofErr w:type="spellStart"/>
+            <w:r>
+              <w:rPr>
+                <w:color w:val="FF0000"/>
+                <w:sz w:val="20"/>
+                <w:szCs w:val="20"/>
+              </w:rPr>
+              <w:t>от</w:t>
+            </w:r>
+            <w:proofErr w:type="spellEnd"/>
+            <w:r>
+              <w:rPr>
+                <w:color w:val="FF0000"/>
+                <w:sz w:val="20"/>
+                <w:szCs w:val="20"/>
+              </w:rPr>
+              <w:t xml:space="preserve"> 16.09.2022</w:t>
             </w:r>
           </w:p>
         </w:tc>
@@ -25541,7 +26253,7 @@
           <w:lang w:val="ru-RU" w:eastAsia="ru-RU"/>
         </w:rPr>
       </w:pPr>
-      <w:bookmarkStart w:id="65" w:name="_Toc221032558"/>
+      <w:bookmarkStart w:id="66" w:name="_Toc221032558"/>
       <w:r>
         <w:rPr>
           <w:rFonts w:ascii="Times New Roman" w:hAnsi="Times New Roman" w:cs="Times New Roman"/>
@@ -25552,7 +26264,7 @@
         </w:rPr>
         <w:t>Сведения о соответствии условий эксплуатации декларируемого объекта требованиям федеральных норм и правил в области промышленной безопасности, обосновании безопасности декларируемого объекта (при наличии), размещении в зонах с особыми условиями использования территорий</w:t>
       </w:r>
-      <w:bookmarkEnd w:id="65"/>
+      <w:bookmarkEnd w:id="66"/>
     </w:p>
     <w:p>
       <w:pPr>
@@ -25699,7 +26411,17 @@
           <w:szCs w:val="24"/>
           <w:lang w:val="ru-RU" w:eastAsia="ru-RU"/>
         </w:rPr>
-        <w:t>Все операции персонала при обращении с опасными веществами выполняются в строгом соответствии с требованиями Федерального закона от 21.07.1997 № 116-ФЗ «О промышленной безопасности опасных производственных объектов», действующими в Российской Федерации нормами и правилами, а также инструкциями заводов-изготовителей по эксплуатации оборудования.</w:t>
+        <w:t xml:space="preserve">Все операции персонала при обращении с опасными веществами выполняются в строгом соответствии с требованиями Федерального закона от 21.07.1997 № 116-ФЗ «О </w:t>
+      </w:r>
+      <w:r>
+        <w:rPr>
+          <w:rFonts w:cs="Times New Roman"/>
+          <w:sz w:val="24"/>
+          <w:szCs w:val="24"/>
+          <w:lang w:val="ru-RU" w:eastAsia="ru-RU"/>
+        </w:rPr>
+        <w:lastRenderedPageBreak/>
+        <w:t>промышленной безопасности опасных производственных объектов», действующими в Российской Федерации нормами и правилами, а также инструкциями заводов-изготовителей по эксплуатации оборудования.</w:t>
       </w:r>
     </w:p>
     <w:p>
@@ -25721,7 +26443,6 @@
           <w:szCs w:val="24"/>
           <w:lang w:val="ru-RU"/>
         </w:rPr>
-        <w:lastRenderedPageBreak/>
         <w:t>Для объекта предусмотрена з</w:t>
       </w:r>
       <w:r>
@@ -25949,7 +26670,7 @@
           <w:lang w:val="ru-RU" w:eastAsia="ru-RU"/>
         </w:rPr>
       </w:pPr>
-      <w:bookmarkStart w:id="66" w:name="_Toc221032559"/>
+      <w:bookmarkStart w:id="67" w:name="_Toc221032559"/>
       <w:r>
         <w:rPr>
           <w:rFonts w:ascii="Times New Roman" w:hAnsi="Times New Roman" w:cs="Times New Roman"/>
@@ -25970,7 +26691,7 @@
         </w:rPr>
         <w:t>ведения о принятых мерах по предотвращению постороннего вмешательства в деятельность на декларируемом объекте, а также по противодействию возможным террористическим актам</w:t>
       </w:r>
-      <w:bookmarkEnd w:id="66"/>
+      <w:bookmarkEnd w:id="67"/>
     </w:p>
     <w:p>
       <w:pPr>
@@ -26181,7 +26902,17 @@
           <w:szCs w:val="24"/>
           <w:lang w:val="ru-RU"/>
         </w:rPr>
-        <w:t>7) определяется порядок допуска на территорию объекта ремонтно-восстановительных бригад, пожарных команд и машин скорой помощи, сотрудников правоохранительных органов и других силовых структур для проведения совместных действий по предотвращению, расследованию и ликвидации чрезвычайных ситуаций;</w:t>
+        <w:t xml:space="preserve">7) определяется порядок допуска на территорию объекта ремонтно-восстановительных бригад, пожарных команд и машин скорой помощи, сотрудников </w:t>
+      </w:r>
+      <w:r>
+        <w:rPr>
+          <w:rFonts w:cs="Times New Roman"/>
+          <w:sz w:val="24"/>
+          <w:szCs w:val="24"/>
+          <w:lang w:val="ru-RU"/>
+        </w:rPr>
+        <w:lastRenderedPageBreak/>
+        <w:t>правоохранительных органов и других силовых структур для проведения совместных действий по предотвращению, расследованию и ликвидации чрезвычайных ситуаций;</w:t>
       </w:r>
     </w:p>
     <w:p>
@@ -26203,7 +26934,6 @@
           <w:szCs w:val="24"/>
           <w:lang w:val="ru-RU"/>
         </w:rPr>
-        <w:lastRenderedPageBreak/>
         <w:t>8) производится сбор, анализ информации об оперативной обстановке, постановка целей и задач, проводятся совместные совещания, а при необходимости создается временный оперативный штаб для выработки решений и контроля их выполнения.</w:t>
       </w:r>
     </w:p>
@@ -26270,7 +27000,7 @@
           <w:lang w:val="ru-RU" w:eastAsia="ru-RU"/>
         </w:rPr>
       </w:pPr>
-      <w:bookmarkStart w:id="67" w:name="_Toc221032560"/>
+      <w:bookmarkStart w:id="68" w:name="_Toc221032560"/>
       <w:r>
         <w:rPr>
           <w:rFonts w:ascii="Times New Roman" w:hAnsi="Times New Roman" w:cs="Times New Roman"/>
@@ -26291,7 +27021,7 @@
         </w:rPr>
         <w:t>ведения о наличии обоснования безопасности декларируемого объекта и изменений к ним (при наличии)</w:t>
       </w:r>
-      <w:bookmarkEnd w:id="67"/>
+      <w:bookmarkEnd w:id="68"/>
     </w:p>
     <w:p>
       <w:pPr>
@@ -26349,7 +27079,7 @@
           <w:lang w:val="ru-RU" w:eastAsia="ru-RU"/>
         </w:rPr>
       </w:pPr>
-      <w:bookmarkStart w:id="68" w:name="_Toc221032561"/>
+      <w:bookmarkStart w:id="69" w:name="_Toc221032561"/>
       <w:r>
         <w:rPr>
           <w:rFonts w:ascii="Times New Roman" w:hAnsi="Times New Roman" w:cs="Times New Roman"/>
@@ -26370,7 +27100,7 @@
         </w:rPr>
         <w:t>ведения об обеспечении требований промышленной безопасности по готовности к действиям по локализации и ликвидации последствий аварии</w:t>
       </w:r>
-      <w:bookmarkEnd w:id="68"/>
+      <w:bookmarkEnd w:id="69"/>
     </w:p>
     <w:p>
       <w:pPr>
@@ -26390,7 +27120,7 @@
           <w:lang w:val="ru-RU" w:eastAsia="ru-RU"/>
         </w:rPr>
       </w:pPr>
-      <w:bookmarkStart w:id="69" w:name="_Toc221032562"/>
+      <w:bookmarkStart w:id="70" w:name="_Toc221032562"/>
       <w:r>
         <w:rPr>
           <w:rFonts w:ascii="Times New Roman" w:hAnsi="Times New Roman" w:cs="Times New Roman"/>
@@ -26411,7 +27141,7 @@
         </w:rPr>
         <w:t>ведения о мероприятиях по локализации и ликвидации последствий аварий на декларируемом объекте</w:t>
       </w:r>
-      <w:bookmarkEnd w:id="69"/>
+      <w:bookmarkEnd w:id="70"/>
     </w:p>
     <w:p>
       <w:pPr>
@@ -26621,6 +27351,7 @@
           <w:szCs w:val="24"/>
           <w:lang w:val="ru-RU"/>
         </w:rPr>
+        <w:lastRenderedPageBreak/>
         <w:t>Действия производственного персонала и аварийно-спасательных служб (формирований) по локализации и ликвидации аварии;</w:t>
       </w:r>
     </w:p>
@@ -26650,7 +27381,6 @@
           <w:szCs w:val="24"/>
           <w:lang w:val="ru-RU"/>
         </w:rPr>
-        <w:lastRenderedPageBreak/>
         <w:t>Схема распределения обязанностей среди персонала на случай возникновения аварийных ситуаций;</w:t>
       </w:r>
     </w:p>
@@ -27014,6 +27744,7 @@
           <w:szCs w:val="24"/>
           <w:lang w:val="ru-RU"/>
         </w:rPr>
+        <w:lastRenderedPageBreak/>
         <w:t>Круглосуточный постоянный контроль технологического режима;</w:t>
       </w:r>
     </w:p>
@@ -27043,7 +27774,6 @@
           <w:szCs w:val="24"/>
           <w:lang w:val="ru-RU"/>
         </w:rPr>
-        <w:lastRenderedPageBreak/>
         <w:t>Автоматическую защиту, отключение оборудования и остановку перекачки продуктов в случаях, которые могут привести к аварийным ситуациям;</w:t>
       </w:r>
     </w:p>
@@ -27123,7 +27853,7 @@
           <w:lang w:val="ru-RU" w:eastAsia="ru-RU"/>
         </w:rPr>
       </w:pPr>
-      <w:bookmarkStart w:id="70" w:name="_Toc221032563"/>
+      <w:bookmarkStart w:id="71" w:name="_Toc221032563"/>
       <w:r>
         <w:rPr>
           <w:rFonts w:ascii="Times New Roman" w:hAnsi="Times New Roman" w:cs="Times New Roman"/>
@@ -27144,7 +27874,7 @@
         </w:rPr>
         <w:t>ведения о составе противоаварийных сил, аварийно-спасательных и других служб обеспечения промышленной безопасности</w:t>
       </w:r>
-      <w:bookmarkEnd w:id="70"/>
+      <w:bookmarkEnd w:id="71"/>
     </w:p>
     <w:p>
       <w:pPr>
@@ -27177,7 +27907,73 @@
           <w:szCs w:val="24"/>
           <w:lang w:val="ru-RU"/>
         </w:rPr>
-        <w:t>Для проведения аварийно-спасательных и других неотложных работ по ликвидации последствий возможных аварий и чрезвычайных ситуаций природного и техногенного характера на декларируемом объекте согласно закону РФ «О промышленной безопасности опасных производственных объектов» № 116-ФЗ от 21.07.97г. (с изменениями на 11.06.2021 г.), распоряжением ПАО «Татнефть» №188/Расп(ТНД) от 19.12.2024 г. «О составе нештатного аварийно-спасательного формирования» укомплектовано объединённое нештатное формирование «Нештатное аварийно-спасательное формирование структурного подразделения «Татнефть-Добыча» ПАО «Татнефть» (свидетельство об аттестации на право ведения аварийно-спасательных работ №15343 от 28.02.24 г., регистрационный номер 16/2-2-538).</w:t>
+        <w:t>Для проведения аварийно-спасательных и других неотложных работ по ликвидации последствий возможных аварий и чрезвычайных ситуаций природного и техногенного характера на декларируемом объекте согласно закону РФ «О промышленной безопасности опасных производственных объектов» № 116-ФЗ от 21.07.97г. (с изменениями на 11.06.2021 г.), распоряжением ПАО «Татнефть» №</w:t>
+      </w:r>
+      <w:r>
+        <w:rPr>
+          <w:rFonts w:cs="Times New Roman"/>
+          <w:color w:val="000000" w:themeColor="text1"/>
+          <w:sz w:val="24"/>
+          <w:szCs w:val="24"/>
+          <w:highlight w:val="lightGray"/>
+          <w:lang w:val="ru-RU"/>
+        </w:rPr>
+        <w:t>197/</w:t>
+      </w:r>
+      <w:proofErr w:type="spellStart"/>
+      <w:r>
+        <w:rPr>
+          <w:rFonts w:cs="Times New Roman"/>
+          <w:color w:val="000000" w:themeColor="text1"/>
+          <w:sz w:val="24"/>
+          <w:szCs w:val="24"/>
+          <w:highlight w:val="lightGray"/>
+          <w:lang w:val="ru-RU"/>
+        </w:rPr>
+        <w:t>Расп</w:t>
+      </w:r>
+      <w:proofErr w:type="spellEnd"/>
+      <w:r>
+        <w:rPr>
+          <w:rFonts w:cs="Times New Roman"/>
+          <w:color w:val="000000" w:themeColor="text1"/>
+          <w:sz w:val="24"/>
+          <w:szCs w:val="24"/>
+          <w:highlight w:val="lightGray"/>
+          <w:lang w:val="ru-RU"/>
+        </w:rPr>
+        <w:t>(ТНД) от 11.12.2025 г.</w:t>
+      </w:r>
+      <w:r>
+        <w:rPr>
+          <w:rFonts w:cs="Times New Roman"/>
+          <w:color w:val="000000" w:themeColor="text1"/>
+          <w:sz w:val="24"/>
+          <w:szCs w:val="24"/>
+          <w:lang w:val="ru-RU"/>
+        </w:rPr>
+        <w:t xml:space="preserve"> </w:t>
+      </w:r>
+      <w:r>
+        <w:rPr>
+          <w:rFonts w:cs="Times New Roman"/>
+          <w:color w:val="000000" w:themeColor="text1"/>
+          <w:sz w:val="24"/>
+          <w:szCs w:val="24"/>
+          <w:highlight w:val="lightGray"/>
+          <w:lang w:val="ru-RU"/>
+        </w:rPr>
+        <w:t>«О составе нештатного аварийно-спасательного формирования структурного подразделения «Татнефть-Добыча» ПАО «Татнефть»</w:t>
+      </w:r>
+      <w:r>
+        <w:rPr>
+          <w:rFonts w:cs="Times New Roman"/>
+          <w:color w:val="E36C0A" w:themeColor="accent6" w:themeShade="BF"/>
+          <w:sz w:val="24"/>
+          <w:szCs w:val="24"/>
+          <w:lang w:val="ru-RU"/>
+        </w:rPr>
+        <w:t xml:space="preserve"> укомплектовано объединённое нештатное формирование «Нештатное аварийно-спасательное формирование структурного подразделения «Татнефть-Добыча» ПАО «Татнефть» (свидетельство об аттестации на право ведения аварийно-спасательных работ №15343 от 28.02.24 г., регистрационный номер 16/2-2-538).</w:t>
       </w:r>
     </w:p>
     <w:p>
@@ -27201,7 +27997,7 @@
           <w:szCs w:val="24"/>
           <w:lang w:val="ru-RU"/>
         </w:rPr>
-        <w:t xml:space="preserve">Готовность НАСФ в рабочее время – постоянная, вне рабочего времени – 1,5 - 2 часа. Оснащенность нештатных аварийно-спасательных формирований определяется исходя из норм оснащения, приведенных в приказе МЧС РФ от 18.12.2014 г. (c изменениями 05.10.2021г.) № 701 «Об утверждении типового порядка создания нештатных формирований по обеспечению выполнения мероприятий по гражданской обороне» , а также в соответствии с «Типовым табелем оснащения аварийно-спасательного формирования средствами индивидуальной защиты, специальным и вспомогательным оборудованием для ведения газоспасательных работ» (приложение Е «Методических рекомендаций по проведению проверки и определению возможностей профессиональных </w:t>
+        <w:t xml:space="preserve">Готовность НАСФ в рабочее время – постоянная, вне рабочего времени – 1,5 - 2 часа. Оснащенность нештатных аварийно-спасательных формирований определяется исходя из норм оснащения, приведенных в приказе МЧС РФ от 18.12.2014 г. (c изменениями 05.10.2021г.) № 701 «Об утверждении типового порядка создания нештатных формирований по обеспечению выполнения мероприятий по гражданской обороне» , а также в соответствии с «Типовым табелем оснащения аварийно-спасательного формирования средствами индивидуальной защиты, специальным и вспомогательным оборудованием для ведения газоспасательных работ» (приложение Е «Методических </w:t>
       </w:r>
       <w:r>
         <w:rPr>
@@ -27212,7 +28008,7 @@
           <w:lang w:val="ru-RU"/>
         </w:rPr>
         <w:lastRenderedPageBreak/>
-        <w:t>аварийно-спасательных формирований при аттестации на право ведения газоспасательных работ»).</w:t>
+        <w:t>рекомендаций по проведению проверки и определению возможностей профессиональных аварийно-спасательных формирований при аттестации на право ведения газоспасательных работ»).</w:t>
       </w:r>
     </w:p>
     <w:p>
@@ -27372,7 +28168,29 @@
           <w:szCs w:val="24"/>
           <w:lang w:val="ru-RU"/>
         </w:rPr>
-        <w:t>- договор № 0009-2024-2336 от 24.05.2024 г. с Профессиональным аварийно-спасательным формированием (ПАСФ) ООО «РегионСпас».</w:t>
+        <w:t>- договор № 0009-2024-2336 от 24.05.2024 г. с Профессиональным аварийно-спасательным формированием (ПАСФ) ООО «</w:t>
+      </w:r>
+      <w:proofErr w:type="spellStart"/>
+      <w:r>
+        <w:rPr>
+          <w:rFonts w:cs="Times New Roman"/>
+          <w:color w:val="E36C0A" w:themeColor="accent6" w:themeShade="BF"/>
+          <w:sz w:val="24"/>
+          <w:szCs w:val="24"/>
+          <w:lang w:val="ru-RU"/>
+        </w:rPr>
+        <w:t>РегионСпас</w:t>
+      </w:r>
+      <w:proofErr w:type="spellEnd"/>
+      <w:r>
+        <w:rPr>
+          <w:rFonts w:cs="Times New Roman"/>
+          <w:color w:val="E36C0A" w:themeColor="accent6" w:themeShade="BF"/>
+          <w:sz w:val="24"/>
+          <w:szCs w:val="24"/>
+          <w:lang w:val="ru-RU"/>
+        </w:rPr>
+        <w:t>».</w:t>
       </w:r>
     </w:p>
     <w:p>
@@ -27448,7 +28266,7 @@
           <w:lang w:val="ru-RU" w:eastAsia="ru-RU"/>
         </w:rPr>
       </w:pPr>
-      <w:bookmarkStart w:id="71" w:name="_Toc221032564"/>
+      <w:bookmarkStart w:id="72" w:name="_Toc221032564"/>
       <w:r>
         <w:rPr>
           <w:rFonts w:ascii="Times New Roman" w:hAnsi="Times New Roman" w:cs="Times New Roman"/>
@@ -27469,7 +28287,7 @@
         </w:rPr>
         <w:t>ведения о финансовых и материальных ресурсах для локализации и ликвидации последствий аварий на декларируемом объекте</w:t>
       </w:r>
-      <w:bookmarkEnd w:id="71"/>
+      <w:bookmarkEnd w:id="72"/>
     </w:p>
     <w:p>
       <w:pPr>
@@ -27506,7 +28324,7 @@
           <w:szCs w:val="24"/>
           <w:lang w:val="ru-RU"/>
         </w:rPr>
-        <w:t xml:space="preserve">В соответствии с федеральным законом №68-ФЗ от 21.12.94г. «О защите населения и территорий от ЧС природного и техногенного характера» (с изменениями), №28-ФЗ от 12.02.1998г. «О гражданской обороне» (с изменениями), Постановлением Правительства РФ «Об утверждении правил создания, использования и восполнения резервов материальных ресурсов федеральных органов исполнительной власти для ликвидации чрезвычайных ситуаций природного и техногенного характера» от 25.07.2020 г. №1119, №379 «О </w:t>
+        <w:t xml:space="preserve">В соответствии с федеральным законом №68-ФЗ от 21.12.94г. «О защите населения и территорий от ЧС природного и техногенного характера» (с изменениями), №28-ФЗ от 12.02.1998г. «О гражданской обороне» (с изменениями), Постановлением Правительства РФ «Об утверждении правил создания, использования и восполнения резервов материальных ресурсов федеральных органов исполнительной власти для ликвидации чрезвычайных </w:t>
       </w:r>
       <w:r>
         <w:rPr>
@@ -27517,7 +28335,83 @@
           <w:lang w:val="ru-RU"/>
         </w:rPr>
         <w:lastRenderedPageBreak/>
-        <w:t>накоплении, хранении и использовании в целях гражданской обороны запасов материально-технических, продовольственных, медицинских и иных средств» (с изменениями), постановлением Кабинета Министров Республики Татарстан от 11.07.2008г. №488 «О создании резервов материальных ресурсов для ликвидации чрезвычайных ситуаций природного и техногенного характера» (с изменениями) в ПАО «Татнефть» издан приказ №244/МНУ-Пр(0002) от 04.08.2023 г. «Об утверждении и введении в действие ЕРБ 2465-2023 «Положение о создании, содержании, использовании и восполнении резервов материальных и финансовых ресурсов для ликвидации чрезвычайных ситуаций природного и техногенного характера и целей гражданской обороны в ПАО «Татнефть».</w:t>
+        <w:t xml:space="preserve">ситуаций природного и техногенного характера» от 25.07.2020 г. №1119, №379 «О накоплении, хранении и использовании в целях гражданской обороны запасов материально-технических, продовольственных, медицинских и иных средств» (с изменениями), </w:t>
+      </w:r>
+      <w:r>
+        <w:rPr>
+          <w:rFonts w:cs="Times New Roman"/>
+          <w:color w:val="E36C0A" w:themeColor="accent6" w:themeShade="BF"/>
+          <w:sz w:val="24"/>
+          <w:szCs w:val="24"/>
+          <w:lang w:val="ru-RU"/>
+        </w:rPr>
+        <w:t>П</w:t>
+      </w:r>
+      <w:r>
+        <w:rPr>
+          <w:rFonts w:cs="Times New Roman"/>
+          <w:color w:val="E36C0A" w:themeColor="accent6" w:themeShade="BF"/>
+          <w:sz w:val="24"/>
+          <w:szCs w:val="24"/>
+          <w:lang w:val="ru-RU"/>
+        </w:rPr>
+        <w:t xml:space="preserve">остановлением Кабинета Министров Республики Татарстан от 11.07.2008г. №488 «О создании резервов материальных ресурсов для ликвидации чрезвычайных ситуаций природного и техногенного характера» (с изменениями) в ПАО «Татнефть» издан приказ </w:t>
+      </w:r>
+      <w:r>
+        <w:rPr>
+          <w:rFonts w:cs="Times New Roman"/>
+          <w:color w:val="000000" w:themeColor="text1"/>
+          <w:sz w:val="24"/>
+          <w:szCs w:val="24"/>
+          <w:highlight w:val="lightGray"/>
+          <w:lang w:val="ru-RU"/>
+        </w:rPr>
+        <w:t>№215/МНУ-</w:t>
+      </w:r>
+      <w:proofErr w:type="spellStart"/>
+      <w:r>
+        <w:rPr>
+          <w:rFonts w:cs="Times New Roman"/>
+          <w:color w:val="000000" w:themeColor="text1"/>
+          <w:sz w:val="24"/>
+          <w:szCs w:val="24"/>
+          <w:highlight w:val="lightGray"/>
+          <w:lang w:val="ru-RU"/>
+        </w:rPr>
+        <w:t>Пр</w:t>
+      </w:r>
+      <w:proofErr w:type="spellEnd"/>
+      <w:r>
+        <w:rPr>
+          <w:rFonts w:cs="Times New Roman"/>
+          <w:color w:val="000000" w:themeColor="text1"/>
+          <w:sz w:val="24"/>
+          <w:szCs w:val="24"/>
+          <w:highlight w:val="lightGray"/>
+          <w:lang w:val="ru-RU"/>
+        </w:rPr>
+        <w:t>(0002) от 18.09.2025г.</w:t>
+      </w:r>
+      <w:r>
+        <w:rPr>
+          <w:rFonts w:cs="Times New Roman"/>
+          <w:color w:val="000000" w:themeColor="text1"/>
+          <w:sz w:val="24"/>
+          <w:szCs w:val="24"/>
+          <w:lang w:val="ru-RU"/>
+        </w:rPr>
+        <w:t xml:space="preserve"> </w:t>
+      </w:r>
+      <w:r>
+        <w:rPr>
+          <w:rFonts w:cs="Times New Roman"/>
+          <w:color w:val="000000" w:themeColor="text1"/>
+          <w:sz w:val="24"/>
+          <w:szCs w:val="24"/>
+          <w:highlight w:val="lightGray"/>
+          <w:lang w:val="ru-RU"/>
+        </w:rPr>
+        <w:t>«Об утверждении и введении в действие ЕРБ 2465-2025 «Положение о создании, хранении, использовании и восполнении резерва материальных ресурсов для ликвидации чрезвычайных ситуаций и целей гражданской обороны».</w:t>
       </w:r>
     </w:p>
     <w:p>
@@ -27641,7 +28535,7 @@
           <w:lang w:val="ru-RU" w:eastAsia="ru-RU"/>
         </w:rPr>
       </w:pPr>
-      <w:bookmarkStart w:id="72" w:name="_Toc221032565"/>
+      <w:bookmarkStart w:id="73" w:name="_Toc221032565"/>
       <w:r>
         <w:rPr>
           <w:rFonts w:ascii="Times New Roman" w:hAnsi="Times New Roman" w:cs="Times New Roman"/>
@@ -27663,7 +28557,7 @@
         </w:rPr>
         <w:t>ведения о системе оповещения в случаях возникновения аварии с приведением схемы оповещения, указанием порядка действий в случае аварии, а также сведений о взаимодействии с другими организациями по предупреждению, локализации и ликвидации последствий аварий на декларируемом объекте</w:t>
       </w:r>
-      <w:bookmarkEnd w:id="72"/>
+      <w:bookmarkEnd w:id="73"/>
     </w:p>
     <w:p>
       <w:pPr>
@@ -27685,7 +28579,7 @@
           <w:lang w:val="ru-RU"/>
         </w:rPr>
       </w:pPr>
-      <w:bookmarkStart w:id="73" w:name="_Hlk221091640"/>
+      <w:bookmarkStart w:id="74" w:name="_Hlk221091640"/>
       <w:r>
         <w:rPr>
           <w:rFonts w:cs="Times New Roman"/>
@@ -27777,7 +28671,7 @@
         <w:t>Используются различные средства связи: телефоны, сотовые телефоны, факсимильные аппараты (факсы), модемы, принтеры, компьютеры, громкоговорители, радиостанции. Все должностные лица обеспечены сотовыми телефонами.</w:t>
       </w:r>
     </w:p>
-    <w:bookmarkEnd w:id="73"/>
+    <w:bookmarkEnd w:id="74"/>
     <w:p>
       <w:pPr>
         <w:spacing w:after="0" w:line="360" w:lineRule="auto"/>
@@ -27910,7 +28804,7 @@
           <w:lang w:val="ru-RU"/>
         </w:rPr>
       </w:pPr>
-      <w:bookmarkStart w:id="74" w:name="_Ref384827894"/>
+      <w:bookmarkStart w:id="75" w:name="_Ref384827894"/>
       <w:r>
         <w:rPr>
           <w:lang w:val="ru-RU"/>
@@ -27975,7 +28869,7 @@
         </w:rPr>
         <w:fldChar w:fldCharType="end"/>
       </w:r>
-      <w:bookmarkEnd w:id="74"/>
+      <w:bookmarkEnd w:id="75"/>
       <w:r>
         <w:rPr>
           <w:lang w:val="ru-RU"/>
@@ -28012,7 +28906,7 @@
           <w:lang w:val="ru-RU" w:eastAsia="ru-RU"/>
         </w:rPr>
       </w:pPr>
-      <w:bookmarkStart w:id="75" w:name="_Toc221032566"/>
+      <w:bookmarkStart w:id="76" w:name="_Toc221032566"/>
       <w:r>
         <w:rPr>
           <w:rFonts w:ascii="Times New Roman" w:hAnsi="Times New Roman" w:cs="Times New Roman"/>
@@ -28044,7 +28938,7 @@
         </w:rPr>
         <w:t xml:space="preserve"> «Выводы»</w:t>
       </w:r>
-      <w:bookmarkEnd w:id="75"/>
+      <w:bookmarkEnd w:id="76"/>
       <w:r>
         <w:rPr>
           <w:rFonts w:ascii="Times New Roman" w:hAnsi="Times New Roman" w:cs="Times New Roman"/>
@@ -28074,7 +28968,7 @@
           <w:lang w:val="ru-RU" w:eastAsia="ru-RU"/>
         </w:rPr>
       </w:pPr>
-      <w:bookmarkStart w:id="76" w:name="_Toc221032567"/>
+      <w:bookmarkStart w:id="77" w:name="_Toc221032567"/>
       <w:r>
         <w:rPr>
           <w:rFonts w:ascii="Times New Roman" w:hAnsi="Times New Roman" w:cs="Times New Roman"/>
@@ -28085,7 +28979,7 @@
         </w:rPr>
         <w:t>Перечень наиболее опасных составляющих и (или) производственных участков декларируемого объекта с указанием показателей риска аварий на декларируемом объекте</w:t>
       </w:r>
-      <w:bookmarkEnd w:id="76"/>
+      <w:bookmarkEnd w:id="77"/>
     </w:p>
     <w:p>
       <w:pPr>
@@ -28109,7 +29003,7 @@
           <w:lang w:val="ru-RU" w:eastAsia="ru-RU"/>
         </w:rPr>
       </w:pPr>
-      <w:bookmarkStart w:id="77" w:name="_Hlk221091397"/>
+      <w:bookmarkStart w:id="78" w:name="_Hlk221091397"/>
       <w:r>
         <w:rPr>
           <w:rFonts w:cs="Times New Roman"/>
@@ -28274,7 +29168,7 @@
           <w:lang w:val="ru-RU" w:eastAsia="ru-RU"/>
         </w:rPr>
       </w:pPr>
-      <w:bookmarkStart w:id="78" w:name="_Ref220879761"/>
+      <w:bookmarkStart w:id="79" w:name="_Ref220879761"/>
       <w:r>
         <w:rPr>
           <w:rFonts w:cs="Times New Roman"/>
@@ -28330,7 +29224,7 @@
         </w:rPr>
         <w:fldChar w:fldCharType="end"/>
       </w:r>
-      <w:bookmarkEnd w:id="78"/>
+      <w:bookmarkEnd w:id="79"/>
       <w:r>
         <w:rPr>
           <w:rFonts w:cs="Times New Roman"/>
@@ -28414,16 +29308,16 @@
           <w:szCs w:val="24"/>
           <w:lang w:val="ru-RU" w:eastAsia="ru-RU"/>
         </w:rPr>
-        <w:t>аксимально возможно</w:t>
-      </w:r>
-      <w:r>
-        <w:rPr>
-          <w:rFonts w:cs="Times New Roman"/>
-          <w:sz w:val="24"/>
-          <w:szCs w:val="24"/>
-          <w:lang w:eastAsia="ru-RU"/>
-        </w:rPr>
-        <w:t>t</w:t>
+        <w:t xml:space="preserve">аксимально </w:t>
+      </w:r>
+      <w:r>
+        <w:rPr>
+          <w:rFonts w:cs="Times New Roman"/>
+          <w:sz w:val="24"/>
+          <w:szCs w:val="24"/>
+          <w:lang w:val="ru-RU" w:eastAsia="ru-RU"/>
+        </w:rPr>
+        <w:t>возможное</w:t>
       </w:r>
       <w:r>
         <w:rPr>
@@ -28566,7 +29460,7 @@
           <w:lang w:val="ru-RU" w:eastAsia="ru-RU"/>
         </w:rPr>
       </w:pPr>
-      <w:bookmarkStart w:id="79" w:name="_Ref220879768"/>
+      <w:bookmarkStart w:id="80" w:name="_Ref220879768"/>
       <w:r>
         <w:rPr>
           <w:rFonts w:cs="Times New Roman"/>
@@ -28622,7 +29516,7 @@
         </w:rPr>
         <w:fldChar w:fldCharType="end"/>
       </w:r>
-      <w:bookmarkEnd w:id="79"/>
+      <w:bookmarkEnd w:id="80"/>
       <w:r>
         <w:rPr>
           <w:rFonts w:cs="Times New Roman"/>
@@ -28754,7 +29648,7 @@
         <w:t>{{FATALITY_RISK_BY_COMPONENT_SECTION}}</w:t>
       </w:r>
     </w:p>
-    <w:bookmarkEnd w:id="77"/>
+    <w:bookmarkEnd w:id="78"/>
     <w:p>
       <w:pPr>
         <w:spacing w:after="0"/>
@@ -28969,7 +29863,7 @@
           <w:lang w:val="ru-RU" w:eastAsia="ru-RU"/>
         </w:rPr>
       </w:pPr>
-      <w:bookmarkStart w:id="80" w:name="_Toc221032568"/>
+      <w:bookmarkStart w:id="81" w:name="_Toc221032568"/>
       <w:r>
         <w:rPr>
           <w:rFonts w:ascii="Times New Roman" w:hAnsi="Times New Roman" w:cs="Times New Roman"/>
@@ -28981,7 +29875,7 @@
         <w:lastRenderedPageBreak/>
         <w:t>Перечень наиболее значимых факторов, влияющих на показатели риска аварий на декларируемом объекте</w:t>
       </w:r>
-      <w:bookmarkEnd w:id="80"/>
+      <w:bookmarkEnd w:id="81"/>
     </w:p>
     <w:p>
       <w:pPr>
@@ -29132,12 +30026,21 @@
           <w:lang w:val="ru-RU"/>
         </w:rPr>
       </w:pPr>
+      <w:proofErr w:type="spellStart"/>
       <w:r>
         <w:rPr>
           <w:color w:val="00B050"/>
           <w:lang w:val="ru-RU"/>
         </w:rPr>
-        <w:t>газонасыщенность, давление насыщения.</w:t>
+        <w:t>газонасыщенность</w:t>
+      </w:r>
+      <w:proofErr w:type="spellEnd"/>
+      <w:r>
+        <w:rPr>
+          <w:color w:val="00B050"/>
+          <w:lang w:val="ru-RU"/>
+        </w:rPr>
+        <w:t>, давление насыщения.</w:t>
       </w:r>
     </w:p>
     <w:p>
@@ -29866,7 +30769,25 @@
           <w:color w:val="00B050"/>
           <w:lang w:val="ru-RU"/>
         </w:rPr>
-        <w:t>воздействие низких температур → риск замерзания нефтеводяных эмульсий;</w:t>
+        <w:t xml:space="preserve">воздействие низких температур → риск замерзания </w:t>
+      </w:r>
+      <w:proofErr w:type="spellStart"/>
+      <w:r>
+        <w:rPr>
+          <w:rFonts w:cs="Times New Roman"/>
+          <w:color w:val="00B050"/>
+          <w:lang w:val="ru-RU"/>
+        </w:rPr>
+        <w:t>нефтеводяных</w:t>
+      </w:r>
+      <w:proofErr w:type="spellEnd"/>
+      <w:r>
+        <w:rPr>
+          <w:rFonts w:cs="Times New Roman"/>
+          <w:color w:val="00B050"/>
+          <w:lang w:val="ru-RU"/>
+        </w:rPr>
+        <w:t xml:space="preserve"> эмульсий;</w:t>
       </w:r>
     </w:p>
     <w:p>
@@ -30136,7 +31057,7 @@
           <w:lang w:val="ru-RU" w:eastAsia="ru-RU"/>
         </w:rPr>
       </w:pPr>
-      <w:bookmarkStart w:id="81" w:name="_Toc221032569"/>
+      <w:bookmarkStart w:id="82" w:name="_Toc221032569"/>
       <w:r>
         <w:rPr>
           <w:rFonts w:ascii="Times New Roman" w:hAnsi="Times New Roman" w:cs="Times New Roman"/>
@@ -30147,7 +31068,7 @@
         </w:rPr>
         <w:t>Перечень основных мер, направленных на уменьшение риска аварий на декларируемом объекте</w:t>
       </w:r>
-      <w:bookmarkEnd w:id="81"/>
+      <w:bookmarkEnd w:id="82"/>
     </w:p>
     <w:p>
       <w:pPr>
@@ -31411,7 +32332,7 @@
           <w:lang w:val="ru-RU" w:eastAsia="ru-RU"/>
         </w:rPr>
       </w:pPr>
-      <w:bookmarkStart w:id="82" w:name="_Toc221032570"/>
+      <w:bookmarkStart w:id="83" w:name="_Toc221032570"/>
       <w:r>
         <w:rPr>
           <w:rFonts w:ascii="Times New Roman" w:hAnsi="Times New Roman" w:cs="Times New Roman"/>
@@ -31442,7 +32363,7 @@
         </w:rPr>
         <w:t xml:space="preserve"> мер по предупреждению аварий на декларируемом объекте</w:t>
       </w:r>
-      <w:bookmarkEnd w:id="82"/>
+      <w:bookmarkEnd w:id="83"/>
     </w:p>
     <w:p>
       <w:pPr>
@@ -31567,7 +32488,7 @@
           <w:lang w:val="ru-RU" w:eastAsia="ru-RU"/>
         </w:rPr>
       </w:pPr>
-      <w:bookmarkStart w:id="83" w:name="_Toc221032571"/>
+      <w:bookmarkStart w:id="84" w:name="_Toc221032571"/>
       <w:r>
         <w:rPr>
           <w:rFonts w:ascii="Times New Roman" w:hAnsi="Times New Roman" w:cs="Times New Roman"/>
@@ -31576,6 +32497,7 @@
           <w:szCs w:val="24"/>
           <w:lang w:val="ru-RU" w:eastAsia="ru-RU"/>
         </w:rPr>
+        <w:lastRenderedPageBreak/>
         <w:t>Раздел 5</w:t>
       </w:r>
       <w:r>
@@ -31598,7 +32520,7 @@
         </w:rPr>
         <w:t xml:space="preserve"> «Ситуационные планы»</w:t>
       </w:r>
-      <w:bookmarkEnd w:id="83"/>
+      <w:bookmarkEnd w:id="84"/>
     </w:p>
     <w:p>
       <w:pPr>
@@ -31845,7 +32767,7 @@
           <w:lang w:val="ru-RU" w:eastAsia="ru-RU"/>
         </w:rPr>
       </w:pPr>
-      <w:bookmarkStart w:id="84" w:name="_Ref221267743"/>
+      <w:bookmarkStart w:id="85" w:name="_Ref221267743"/>
       <w:r>
         <w:rPr>
           <w:rFonts w:cs="Times New Roman"/>
@@ -31901,7 +32823,7 @@
         </w:rPr>
         <w:fldChar w:fldCharType="end"/>
       </w:r>
-      <w:bookmarkEnd w:id="84"/>
+      <w:bookmarkEnd w:id="85"/>
       <w:r>
         <w:rPr>
           <w:rFonts w:cs="Times New Roman"/>

--- a/report/template/Tatneft/ДПБ_(экспл_СПТ)/DPB.docx
+++ b/report/template/Tatneft/ДПБ_(экспл_СПТ)/DPB.docx
@@ -912,7 +912,6 @@
           <w:lang w:val="ru-RU"/>
         </w:rPr>
       </w:pPr>
-      <w:proofErr w:type="spellStart"/>
       <w:r>
         <w:rPr>
           <w:rFonts w:cs="Times New Roman"/>
@@ -921,18 +920,7 @@
           <w:szCs w:val="24"/>
           <w:lang w:val="ru-RU"/>
         </w:rPr>
-        <w:t>email</w:t>
-      </w:r>
-      <w:proofErr w:type="spellEnd"/>
-      <w:r>
-        <w:rPr>
-          <w:rFonts w:cs="Times New Roman"/>
-          <w:bCs/>
-          <w:sz w:val="24"/>
-          <w:szCs w:val="24"/>
-          <w:lang w:val="ru-RU"/>
-        </w:rPr>
-        <w:t xml:space="preserve">: </w:t>
+        <w:t xml:space="preserve">email: </w:t>
       </w:r>
       <w:r>
         <w:rPr>
@@ -4974,7 +4962,6 @@
         </w:rPr>
         <w:t>Р</w:t>
       </w:r>
-      <w:proofErr w:type="spellStart"/>
       <w:r>
         <w:rPr>
           <w:rFonts w:ascii="Times New Roman" w:hAnsi="Times New Roman" w:cs="Times New Roman"/>
@@ -4983,32 +4970,9 @@
           <w:szCs w:val="24"/>
           <w:lang w:eastAsia="ru-RU"/>
         </w:rPr>
-        <w:t>еквизиты</w:t>
-      </w:r>
-      <w:proofErr w:type="spellEnd"/>
-      <w:r>
-        <w:rPr>
-          <w:rFonts w:ascii="Times New Roman" w:hAnsi="Times New Roman" w:cs="Times New Roman"/>
-          <w:color w:val="auto"/>
-          <w:sz w:val="24"/>
-          <w:szCs w:val="24"/>
-          <w:lang w:eastAsia="ru-RU"/>
-        </w:rPr>
-        <w:t xml:space="preserve"> </w:t>
-      </w:r>
-      <w:proofErr w:type="spellStart"/>
-      <w:r>
-        <w:rPr>
-          <w:rFonts w:ascii="Times New Roman" w:hAnsi="Times New Roman" w:cs="Times New Roman"/>
-          <w:color w:val="auto"/>
-          <w:sz w:val="24"/>
-          <w:szCs w:val="24"/>
-          <w:lang w:eastAsia="ru-RU"/>
-        </w:rPr>
-        <w:t>организации</w:t>
+        <w:t>еквизиты организации</w:t>
       </w:r>
       <w:bookmarkEnd w:id="2"/>
-      <w:proofErr w:type="spellEnd"/>
     </w:p>
     <w:p>
       <w:pPr>
@@ -5802,29 +5766,7 @@
           <w:szCs w:val="24"/>
           <w:lang w:val="ru-RU"/>
         </w:rPr>
-        <w:t xml:space="preserve">Заместитель генерального директора по промышленной безопасности, охране труда и экологии ПАО «Татнефть» им. В. Д. Шашина - </w:t>
-      </w:r>
-      <w:proofErr w:type="spellStart"/>
-      <w:r>
-        <w:rPr>
-          <w:rFonts w:cs="Times New Roman"/>
-          <w:color w:val="E36C0A" w:themeColor="accent6" w:themeShade="BF"/>
-          <w:sz w:val="24"/>
-          <w:szCs w:val="24"/>
-          <w:lang w:val="ru-RU"/>
-        </w:rPr>
-        <w:t>Хабибрахманов</w:t>
-      </w:r>
-      <w:proofErr w:type="spellEnd"/>
-      <w:r>
-        <w:rPr>
-          <w:rFonts w:cs="Times New Roman"/>
-          <w:color w:val="E36C0A" w:themeColor="accent6" w:themeShade="BF"/>
-          <w:sz w:val="24"/>
-          <w:szCs w:val="24"/>
-          <w:lang w:val="ru-RU"/>
-        </w:rPr>
-        <w:t xml:space="preserve"> А.Г.</w:t>
+        <w:t>Заместитель генерального директора по промышленной безопасности, охране труда и экологии ПАО «Татнефть» им. В. Д. Шашина - Хабибрахманов А.Г.</w:t>
       </w:r>
     </w:p>
     <w:p>
@@ -6139,7 +6081,7 @@
           <w:highlight w:val="yellow"/>
           <w:lang w:val="ru-RU"/>
         </w:rPr>
-        <w:t>{{ SITE_NAME }}</w:t>
+        <w:t>{{ SHORT_NAME }}</w:t>
       </w:r>
       <w:r>
         <w:rPr>
@@ -6228,17 +6170,7 @@
           <w:szCs w:val="24"/>
           <w:lang w:val="ru-RU"/>
         </w:rPr>
-        <w:t xml:space="preserve">, </w:t>
-      </w:r>
-      <w:proofErr w:type="spellStart"/>
-      <w:r>
-        <w:rPr>
-          <w:rFonts w:cs="Times New Roman"/>
-          <w:sz w:val="24"/>
-          <w:szCs w:val="24"/>
-          <w:lang w:val="ru-RU"/>
-        </w:rPr>
-        <w:t>приведён</w:t>
+        <w:t>, приведён</w:t>
       </w:r>
       <w:r>
         <w:rPr>
@@ -6249,7 +6181,6 @@
         </w:rPr>
         <w:t>ы</w:t>
       </w:r>
-      <w:proofErr w:type="spellEnd"/>
       <w:r>
         <w:rPr>
           <w:rFonts w:cs="Times New Roman"/>
@@ -7381,33 +7312,7 @@
                 <w:szCs w:val="18"/>
                 <w:lang w:val="ru-RU" w:eastAsia="ru-RU"/>
               </w:rPr>
-              <w:t xml:space="preserve">В </w:t>
-            </w:r>
-            <w:proofErr w:type="spellStart"/>
-            <w:r>
-              <w:rPr>
-                <w:rFonts w:eastAsia="Times New Roman" w:cs="Times New Roman"/>
-                <w:b/>
-                <w:bCs/>
-                <w:color w:val="FF0000"/>
-                <w:sz w:val="18"/>
-                <w:szCs w:val="18"/>
-                <w:lang w:val="ru-RU" w:eastAsia="ru-RU"/>
-              </w:rPr>
-              <w:t>технол</w:t>
-            </w:r>
-            <w:proofErr w:type="spellEnd"/>
-            <w:r>
-              <w:rPr>
-                <w:rFonts w:eastAsia="Times New Roman" w:cs="Times New Roman"/>
-                <w:b/>
-                <w:bCs/>
-                <w:color w:val="FF0000"/>
-                <w:sz w:val="18"/>
-                <w:szCs w:val="18"/>
-                <w:lang w:val="ru-RU" w:eastAsia="ru-RU"/>
-              </w:rPr>
-              <w:t>. процессе, т</w:t>
+              <w:t>В технол. процессе, т</w:t>
             </w:r>
           </w:p>
         </w:tc>
@@ -7602,31 +7507,7 @@
                 <w:szCs w:val="18"/>
                 <w:lang w:val="ru-RU" w:eastAsia="ru-RU"/>
               </w:rPr>
-              <w:t>УПН «</w:t>
-            </w:r>
-            <w:proofErr w:type="spellStart"/>
-            <w:r>
-              <w:rPr>
-                <w:rFonts w:eastAsia="Times New Roman" w:cs="Times New Roman"/>
-                <w:bCs/>
-                <w:color w:val="FF0000"/>
-                <w:sz w:val="18"/>
-                <w:szCs w:val="18"/>
-                <w:lang w:val="ru-RU" w:eastAsia="ru-RU"/>
-              </w:rPr>
-              <w:t>Кушкуль</w:t>
-            </w:r>
-            <w:proofErr w:type="spellEnd"/>
-            <w:r>
-              <w:rPr>
-                <w:rFonts w:eastAsia="Times New Roman" w:cs="Times New Roman"/>
-                <w:bCs/>
-                <w:color w:val="FF0000"/>
-                <w:sz w:val="18"/>
-                <w:szCs w:val="18"/>
-                <w:lang w:val="ru-RU" w:eastAsia="ru-RU"/>
-              </w:rPr>
-              <w:t xml:space="preserve">» </w:t>
+              <w:t xml:space="preserve">УПН «Кушкуль» </w:t>
             </w:r>
           </w:p>
         </w:tc>
@@ -11907,27 +11788,7 @@
           <w:szCs w:val="24"/>
           <w:lang w:val="ru-RU"/>
         </w:rPr>
-        <w:t xml:space="preserve">декларируемом объекте с указанием их размещения на составляющих декларируемого объекта, </w:t>
-      </w:r>
-      <w:proofErr w:type="spellStart"/>
-      <w:r>
-        <w:rPr>
-          <w:rFonts w:cs="Times New Roman"/>
-          <w:sz w:val="24"/>
-          <w:szCs w:val="24"/>
-          <w:lang w:val="ru-RU"/>
-        </w:rPr>
-        <w:t>приведёна</w:t>
-      </w:r>
-      <w:proofErr w:type="spellEnd"/>
-      <w:r>
-        <w:rPr>
-          <w:rFonts w:cs="Times New Roman"/>
-          <w:sz w:val="24"/>
-          <w:szCs w:val="24"/>
-          <w:lang w:val="ru-RU"/>
-        </w:rPr>
-        <w:t xml:space="preserve"> ниже (</w:t>
+        <w:t>декларируемом объекте с указанием их размещения на составляющих декларируемого объекта, приведёна ниже (</w:t>
       </w:r>
       <w:r>
         <w:rPr>
@@ -12119,23 +11980,13 @@
                 <w:color w:val="FF0000"/>
               </w:rPr>
             </w:pPr>
-            <w:proofErr w:type="spellStart"/>
             <w:r>
               <w:rPr>
                 <w:rFonts w:eastAsia="Times New Roman"/>
                 <w:b/>
                 <w:color w:val="FF0000"/>
               </w:rPr>
-              <w:t>Составляющая</w:t>
-            </w:r>
-            <w:proofErr w:type="spellEnd"/>
-            <w:r>
-              <w:rPr>
-                <w:rFonts w:eastAsia="Times New Roman"/>
-                <w:b/>
-                <w:color w:val="FF0000"/>
-              </w:rPr>
-              <w:t xml:space="preserve"> </w:t>
+              <w:t xml:space="preserve">Составляющая </w:t>
             </w:r>
             <w:r>
               <w:rPr>
@@ -12146,7 +11997,6 @@
               </w:rPr>
               <w:t xml:space="preserve">декларируемого </w:t>
             </w:r>
-            <w:proofErr w:type="spellStart"/>
             <w:r>
               <w:rPr>
                 <w:rFonts w:eastAsia="Times New Roman"/>
@@ -12155,7 +12005,6 @@
               </w:rPr>
               <w:t>объекта</w:t>
             </w:r>
-            <w:proofErr w:type="spellEnd"/>
           </w:p>
         </w:tc>
         <w:tc>
@@ -12169,52 +12018,14 @@
                 <w:lang w:val="ru-RU"/>
               </w:rPr>
             </w:pPr>
-            <w:proofErr w:type="spellStart"/>
             <w:r>
               <w:rPr>
                 <w:rFonts w:eastAsia="Times New Roman"/>
                 <w:b/>
                 <w:color w:val="FF0000"/>
               </w:rPr>
-              <w:t>Общая</w:t>
-            </w:r>
-            <w:proofErr w:type="spellEnd"/>
-            <w:r>
-              <w:rPr>
-                <w:rFonts w:eastAsia="Times New Roman"/>
-                <w:b/>
-                <w:color w:val="FF0000"/>
-              </w:rPr>
-              <w:t xml:space="preserve"> </w:t>
-            </w:r>
-            <w:proofErr w:type="spellStart"/>
-            <w:r>
-              <w:rPr>
-                <w:rFonts w:eastAsia="Times New Roman"/>
-                <w:b/>
-                <w:color w:val="FF0000"/>
-              </w:rPr>
-              <w:t>численность</w:t>
-            </w:r>
-            <w:proofErr w:type="spellEnd"/>
-            <w:r>
-              <w:rPr>
-                <w:rFonts w:eastAsia="Times New Roman"/>
-                <w:b/>
-                <w:color w:val="FF0000"/>
-              </w:rPr>
-              <w:t xml:space="preserve"> </w:t>
-            </w:r>
-            <w:proofErr w:type="spellStart"/>
-            <w:r>
-              <w:rPr>
-                <w:rFonts w:eastAsia="Times New Roman"/>
-                <w:b/>
-                <w:color w:val="FF0000"/>
-              </w:rPr>
-              <w:t>работников</w:t>
-            </w:r>
-            <w:proofErr w:type="spellEnd"/>
+              <w:t>Общая численность работников</w:t>
+            </w:r>
             <w:r>
               <w:rPr>
                 <w:rFonts w:eastAsia="Times New Roman"/>
@@ -12245,25 +12056,7 @@
                 <w:color w:val="FF0000"/>
                 <w:lang w:val="ru-RU"/>
               </w:rPr>
-              <w:t xml:space="preserve">Пункт подготовки и сбора нефти ЦПС </w:t>
-            </w:r>
-            <w:proofErr w:type="spellStart"/>
-            <w:r>
-              <w:rPr>
-                <w:rFonts w:eastAsia="Times New Roman"/>
-                <w:color w:val="FF0000"/>
-                <w:lang w:val="ru-RU"/>
-              </w:rPr>
-              <w:t>Барсуковского</w:t>
-            </w:r>
-            <w:proofErr w:type="spellEnd"/>
-            <w:r>
-              <w:rPr>
-                <w:rFonts w:eastAsia="Times New Roman"/>
-                <w:color w:val="FF0000"/>
-                <w:lang w:val="ru-RU"/>
-              </w:rPr>
-              <w:t xml:space="preserve"> месторождения</w:t>
+              <w:t>Пункт подготовки и сбора нефти ЦПС Барсуковского месторождения</w:t>
             </w:r>
           </w:p>
         </w:tc>
@@ -12292,53 +12085,12 @@
                 <w:color w:val="FF0000"/>
               </w:rPr>
             </w:pPr>
-            <w:proofErr w:type="spellStart"/>
             <w:r>
               <w:rPr>
                 <w:rFonts w:eastAsia="Times New Roman"/>
                 <w:color w:val="FF0000"/>
               </w:rPr>
-              <w:t>Площадка</w:t>
-            </w:r>
-            <w:proofErr w:type="spellEnd"/>
-            <w:r>
-              <w:rPr>
-                <w:rFonts w:eastAsia="Times New Roman"/>
-                <w:color w:val="FF0000"/>
-              </w:rPr>
-              <w:t xml:space="preserve"> </w:t>
-            </w:r>
-            <w:proofErr w:type="spellStart"/>
-            <w:r>
-              <w:rPr>
-                <w:rFonts w:eastAsia="Times New Roman"/>
-                <w:color w:val="FF0000"/>
-              </w:rPr>
-              <w:t>компрессорной</w:t>
-            </w:r>
-            <w:proofErr w:type="spellEnd"/>
-            <w:r>
-              <w:rPr>
-                <w:rFonts w:eastAsia="Times New Roman"/>
-                <w:color w:val="FF0000"/>
-              </w:rPr>
-              <w:t xml:space="preserve"> </w:t>
-            </w:r>
-            <w:proofErr w:type="spellStart"/>
-            <w:r>
-              <w:rPr>
-                <w:rFonts w:eastAsia="Times New Roman"/>
-                <w:color w:val="FF0000"/>
-              </w:rPr>
-              <w:t>станции</w:t>
-            </w:r>
-            <w:proofErr w:type="spellEnd"/>
-            <w:r>
-              <w:rPr>
-                <w:rFonts w:eastAsia="Times New Roman"/>
-                <w:color w:val="FF0000"/>
-              </w:rPr>
-              <w:t xml:space="preserve"> КС-2</w:t>
+              <w:t>Площадка компрессорной станции КС-2</w:t>
             </w:r>
           </w:p>
         </w:tc>
@@ -12374,25 +12126,7 @@
                 <w:color w:val="FF0000"/>
                 <w:lang w:val="ru-RU"/>
               </w:rPr>
-              <w:t xml:space="preserve">Котельная ППСН ЦПС </w:t>
-            </w:r>
-            <w:proofErr w:type="spellStart"/>
-            <w:r>
-              <w:rPr>
-                <w:rFonts w:eastAsia="Times New Roman"/>
-                <w:color w:val="FF0000"/>
-                <w:lang w:val="ru-RU"/>
-              </w:rPr>
-              <w:t>Барсуковского</w:t>
-            </w:r>
-            <w:proofErr w:type="spellEnd"/>
-            <w:r>
-              <w:rPr>
-                <w:rFonts w:eastAsia="Times New Roman"/>
-                <w:color w:val="FF0000"/>
-                <w:lang w:val="ru-RU"/>
-              </w:rPr>
-              <w:t xml:space="preserve"> месторождения</w:t>
+              <w:t>Котельная ППСН ЦПС Барсуковского месторождения</w:t>
             </w:r>
           </w:p>
         </w:tc>
@@ -12421,31 +12155,13 @@
                 <w:color w:val="FF0000"/>
               </w:rPr>
             </w:pPr>
-            <w:proofErr w:type="spellStart"/>
             <w:r>
               <w:rPr>
                 <w:rFonts w:eastAsia="Times New Roman"/>
                 <w:color w:val="FF0000"/>
               </w:rPr>
-              <w:t>Товарно-сырьевой</w:t>
-            </w:r>
-            <w:proofErr w:type="spellEnd"/>
-            <w:r>
-              <w:rPr>
-                <w:rFonts w:eastAsia="Times New Roman"/>
-                <w:color w:val="FF0000"/>
-              </w:rPr>
-              <w:t xml:space="preserve"> </w:t>
-            </w:r>
-            <w:proofErr w:type="spellStart"/>
-            <w:r>
-              <w:rPr>
-                <w:rFonts w:eastAsia="Times New Roman"/>
-                <w:color w:val="FF0000"/>
-              </w:rPr>
-              <w:t>склад</w:t>
-            </w:r>
-            <w:proofErr w:type="spellEnd"/>
+              <w:t>Товарно-сырьевой склад</w:t>
+            </w:r>
           </w:p>
         </w:tc>
         <w:tc>
@@ -12823,7 +12539,37 @@
           <w:szCs w:val="24"/>
           <w:lang w:val="ru-RU" w:eastAsia="ru-RU"/>
         </w:rPr>
-        <w:t xml:space="preserve"> Результаты анализа безопасности</w:t>
+        <w:t xml:space="preserve"> </w:t>
+      </w:r>
+      <w:r>
+        <w:rPr>
+          <w:rFonts w:ascii="Times New Roman" w:hAnsi="Times New Roman" w:cs="Times New Roman"/>
+          <w:color w:val="auto"/>
+          <w:sz w:val="24"/>
+          <w:szCs w:val="24"/>
+          <w:lang w:val="ru-RU" w:eastAsia="ru-RU"/>
+        </w:rPr>
+        <w:t>«</w:t>
+      </w:r>
+      <w:r>
+        <w:rPr>
+          <w:rFonts w:ascii="Times New Roman" w:hAnsi="Times New Roman" w:cs="Times New Roman"/>
+          <w:color w:val="auto"/>
+          <w:sz w:val="24"/>
+          <w:szCs w:val="24"/>
+          <w:lang w:val="ru-RU" w:eastAsia="ru-RU"/>
+        </w:rPr>
+        <w:t>Результаты анализа безопасности</w:t>
+      </w:r>
+      <w:r>
+        <w:rPr>
+          <w:rFonts w:ascii="Times New Roman" w:hAnsi="Times New Roman" w:cs="Times New Roman"/>
+          <w:color w:val="auto"/>
+          <w:sz w:val="24"/>
+          <w:szCs w:val="24"/>
+          <w:lang w:val="ru-RU" w:eastAsia="ru-RU"/>
+        </w:rPr>
+        <w:t>»</w:t>
       </w:r>
       <w:bookmarkEnd w:id="24"/>
     </w:p>
@@ -13531,7 +13277,7 @@
           </mc:Choice>
           <mc:Fallback>
             <w:pict>
-              <v:shapetype w14:anchorId="2147E20F" id="_x0000_t32" coordsize="21600,21600" o:spt="32" o:oned="t" path="m,l21600,21600e" filled="f">
+              <v:shapetype w14:anchorId="0EA953CF" id="_x0000_t32" coordsize="21600,21600" o:spt="32" o:oned="t" path="m,l21600,21600e" filled="f">
                 <v:path arrowok="t" fillok="f" o:connecttype="none"/>
                 <o:lock v:ext="edit" shapetype="t"/>
               </v:shapetype>
@@ -13825,7 +13571,7 @@
           </mc:Choice>
           <mc:Fallback>
             <w:pict>
-              <v:shape w14:anchorId="51BBAA83" id="Прямая со стрелкой 2" o:spid="_x0000_s1026" type="#_x0000_t32" style="position:absolute;margin-left:225.1pt;margin-top:21.4pt;width:30pt;height:0;z-index:251664896;visibility:visible;mso-wrap-style:square;mso-wrap-distance-left:9pt;mso-wrap-distance-top:0;mso-wrap-distance-right:9pt;mso-wrap-distance-bottom:0;mso-position-horizontal:absolute;mso-position-horizontal-relative:text;mso-position-vertical:absolute;mso-position-vertical-relative:text" o:gfxdata="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" strokecolor="#4f81bd [3204]" strokeweight="2pt">
+              <v:shape w14:anchorId="4F16E669" id="Прямая со стрелкой 2" o:spid="_x0000_s1026" type="#_x0000_t32" style="position:absolute;margin-left:225.1pt;margin-top:21.4pt;width:30pt;height:0;z-index:251664896;visibility:visible;mso-wrap-style:square;mso-wrap-distance-left:9pt;mso-wrap-distance-top:0;mso-wrap-distance-right:9pt;mso-wrap-distance-bottom:0;mso-position-horizontal:absolute;mso-position-horizontal-relative:text;mso-position-vertical:absolute;mso-position-vertical-relative:text" o:gfxdata="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" strokecolor="#4f81bd [3204]" strokeweight="2pt">
                 <v:stroke endarrow="block"/>
                 <v:shadow on="t" color="black" opacity="24903f" origin=",.5" offset="0,.55556mm"/>
               </v:shape>
@@ -13934,7 +13680,7 @@
           </mc:Choice>
           <mc:Fallback>
             <w:pict>
-              <v:shape w14:anchorId="5D3A49C0" id="Прямая со стрелкой 1" o:spid="_x0000_s1026" type="#_x0000_t32" style="position:absolute;margin-left:45.35pt;margin-top:6.75pt;width:55.35pt;height:0;z-index:251661824;visibility:visible;mso-wrap-style:square;mso-wrap-distance-left:9pt;mso-wrap-distance-top:0;mso-wrap-distance-right:9pt;mso-wrap-distance-bottom:0;mso-position-horizontal:absolute;mso-position-horizontal-relative:text;mso-position-vertical:absolute;mso-position-vertical-relative:text" o:gfxdata="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" strokecolor="#4579b8 [3044]">
+              <v:shape w14:anchorId="67F4B61F" id="Прямая со стрелкой 1" o:spid="_x0000_s1026" type="#_x0000_t32" style="position:absolute;margin-left:45.35pt;margin-top:6.75pt;width:55.35pt;height:0;z-index:251661824;visibility:visible;mso-wrap-style:square;mso-wrap-distance-left:9pt;mso-wrap-distance-top:0;mso-wrap-distance-right:9pt;mso-wrap-distance-bottom:0;mso-position-horizontal:absolute;mso-position-horizontal-relative:text;mso-position-vertical:absolute;mso-position-vertical-relative:text" o:gfxdata="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" strokecolor="#4579b8 [3044]">
                 <v:stroke endarrow="block"/>
               </v:shape>
             </w:pict>
@@ -14740,7 +14486,6 @@
                 <w:szCs w:val="24"/>
               </w:rPr>
             </w:pPr>
-            <w:proofErr w:type="spellStart"/>
             <w:r>
               <w:rPr>
                 <w:b/>
@@ -14748,17 +14493,7 @@
                 <w:sz w:val="24"/>
                 <w:szCs w:val="24"/>
               </w:rPr>
-              <w:t>Наименование</w:t>
-            </w:r>
-            <w:proofErr w:type="spellEnd"/>
-            <w:r>
-              <w:rPr>
-                <w:b/>
-                <w:color w:val="00B050"/>
-                <w:sz w:val="24"/>
-                <w:szCs w:val="24"/>
-              </w:rPr>
-              <w:t xml:space="preserve"> ОПО</w:t>
+              <w:t>Наименование ОПО</w:t>
             </w:r>
           </w:p>
         </w:tc>
@@ -14809,7 +14544,6 @@
                 <w:szCs w:val="24"/>
               </w:rPr>
             </w:pPr>
-            <w:proofErr w:type="spellStart"/>
             <w:r>
               <w:rPr>
                 <w:b/>
@@ -14817,49 +14551,8 @@
                 <w:sz w:val="24"/>
                 <w:szCs w:val="24"/>
               </w:rPr>
-              <w:t>Возможные</w:t>
-            </w:r>
-            <w:proofErr w:type="spellEnd"/>
-            <w:r>
-              <w:rPr>
-                <w:b/>
-                <w:color w:val="00B050"/>
-                <w:sz w:val="24"/>
-                <w:szCs w:val="24"/>
-              </w:rPr>
-              <w:t xml:space="preserve"> </w:t>
-            </w:r>
-            <w:proofErr w:type="spellStart"/>
-            <w:r>
-              <w:rPr>
-                <w:b/>
-                <w:color w:val="00B050"/>
-                <w:sz w:val="24"/>
-                <w:szCs w:val="24"/>
-              </w:rPr>
-              <w:t>причины</w:t>
-            </w:r>
-            <w:proofErr w:type="spellEnd"/>
-            <w:r>
-              <w:rPr>
-                <w:b/>
-                <w:color w:val="00B050"/>
-                <w:sz w:val="24"/>
-                <w:szCs w:val="24"/>
-              </w:rPr>
-              <w:t xml:space="preserve"> </w:t>
-            </w:r>
-            <w:proofErr w:type="spellStart"/>
-            <w:r>
-              <w:rPr>
-                <w:b/>
-                <w:color w:val="00B050"/>
-                <w:sz w:val="24"/>
-                <w:szCs w:val="24"/>
-              </w:rPr>
-              <w:t>аварий</w:t>
-            </w:r>
-            <w:proofErr w:type="spellEnd"/>
+              <w:t>Возможные причины аварий</w:t>
+            </w:r>
           </w:p>
         </w:tc>
       </w:tr>
@@ -15377,43 +15070,7 @@
                 <w:sz w:val="24"/>
                 <w:szCs w:val="24"/>
               </w:rPr>
-              <w:t>6. </w:t>
-            </w:r>
-            <w:proofErr w:type="spellStart"/>
-            <w:r>
-              <w:rPr>
-                <w:color w:val="00B050"/>
-                <w:sz w:val="24"/>
-                <w:szCs w:val="24"/>
-              </w:rPr>
-              <w:t>Террористические</w:t>
-            </w:r>
-            <w:proofErr w:type="spellEnd"/>
-            <w:r>
-              <w:rPr>
-                <w:color w:val="00B050"/>
-                <w:sz w:val="24"/>
-                <w:szCs w:val="24"/>
-              </w:rPr>
-              <w:t xml:space="preserve"> </w:t>
-            </w:r>
-            <w:proofErr w:type="spellStart"/>
-            <w:r>
-              <w:rPr>
-                <w:color w:val="00B050"/>
-                <w:sz w:val="24"/>
-                <w:szCs w:val="24"/>
-              </w:rPr>
-              <w:t>акты</w:t>
-            </w:r>
-            <w:proofErr w:type="spellEnd"/>
-            <w:r>
-              <w:rPr>
-                <w:color w:val="00B050"/>
-                <w:sz w:val="24"/>
-                <w:szCs w:val="24"/>
-              </w:rPr>
-              <w:t>.</w:t>
+              <w:t>6. Террористические акты.</w:t>
             </w:r>
           </w:p>
         </w:tc>
@@ -22023,29 +21680,7 @@
           <w:szCs w:val="24"/>
           <w:lang w:val="ru-RU" w:eastAsia="ru-RU"/>
         </w:rPr>
-        <w:t>Аттестация руководителей и специалистов структурных подразделений ПАО «Татнефть» проводится в совместной аттестационной комиссии, назначенной приказом «Об организации системы аттестации в области промышленной безопасности, по вопросам безопасности гидротехнических сооружений, безопасности в сфере электроэнергетики», №14/</w:t>
-      </w:r>
-      <w:proofErr w:type="spellStart"/>
-      <w:r>
-        <w:rPr>
-          <w:rFonts w:cs="Times New Roman"/>
-          <w:color w:val="E36C0A" w:themeColor="accent6" w:themeShade="BF"/>
-          <w:sz w:val="24"/>
-          <w:szCs w:val="24"/>
-          <w:lang w:val="ru-RU" w:eastAsia="ru-RU"/>
-        </w:rPr>
-        <w:t>СовмПр</w:t>
-      </w:r>
-      <w:proofErr w:type="spellEnd"/>
-      <w:r>
-        <w:rPr>
-          <w:rFonts w:cs="Times New Roman"/>
-          <w:color w:val="E36C0A" w:themeColor="accent6" w:themeShade="BF"/>
-          <w:sz w:val="24"/>
-          <w:szCs w:val="24"/>
-          <w:lang w:val="ru-RU" w:eastAsia="ru-RU"/>
-        </w:rPr>
-        <w:t xml:space="preserve"> от 26.12.2022 г. Аттестация проводится через ИЕ ЕПТ в ЧОУ ДПО «ЦПК-Татнефть». Подготовка руководителей и специалистов к аттестации проводится в режиме самоподготовки».</w:t>
+        <w:t>Аттестация руководителей и специалистов структурных подразделений ПАО «Татнефть» проводится в совместной аттестационной комиссии, назначенной приказом «Об организации системы аттестации в области промышленной безопасности, по вопросам безопасности гидротехнических сооружений, безопасности в сфере электроэнергетики», №14/СовмПр от 26.12.2022 г. Аттестация проводится через ИЕ ЕПТ в ЧОУ ДПО «ЦПК-Татнефть». Подготовка руководителей и специалистов к аттестации проводится в режиме самоподготовки».</w:t>
       </w:r>
     </w:p>
     <w:p>
@@ -22131,18 +21766,17 @@
           <w:szCs w:val="24"/>
           <w:lang w:val="ru-RU" w:eastAsia="ru-RU"/>
         </w:rPr>
-        <w:t xml:space="preserve">Вводный инструктаж проводит Центра промышленной и экологической безопасности ЦОБ ПАО «Татнефть», по адресу г. Альметьевск пр. Тукая 33. Результаты проведения инструктажей оформляются записью в «Журнале регистрации вводного инструктажа». </w:t>
-      </w:r>
-      <w:r>
-        <w:rPr>
-          <w:rFonts w:cs="Times New Roman"/>
-          <w:color w:val="000000" w:themeColor="text1"/>
-          <w:sz w:val="24"/>
-          <w:szCs w:val="24"/>
-          <w:highlight w:val="lightGray"/>
-          <w:lang w:val="ru-RU" w:eastAsia="ru-RU"/>
-        </w:rPr>
-        <w:t>Кроме этого, с работниками предприятия проводятся: первичный инструктаж на рабочем месте; повторные инструктажи (один раз в три месяца); целевые инструктажи; внеочередные (внеплановые) инструктажи.</w:t>
+        <w:t>Вводный инструктаж проводит Центра промышленной и экологической безопасности ЦОБ ПАО «Татнефть», по адресу г. Альметьевск пр. Тукая 33. Результаты проведения инструктажей оформляются записью в «Журнале регистрации вводного инструктажа». Кроме этого, с работниками предприятия проводятся: первичный инструктаж на рабочем месте; повторные инструктажи (один раз в три месяца); целевые инструктажи; внеочередные (внеплановые)</w:t>
+      </w:r>
+      <w:r>
+        <w:rPr>
+          <w:rFonts w:cs="Times New Roman"/>
+          <w:color w:val="E36C0A" w:themeColor="accent6" w:themeShade="BF"/>
+          <w:sz w:val="24"/>
+          <w:szCs w:val="24"/>
+          <w:lang w:val="ru-RU" w:eastAsia="ru-RU"/>
+        </w:rPr>
+        <w:t>.</w:t>
       </w:r>
     </w:p>
     <w:p>
@@ -22380,35 +22014,32 @@
           <w:lang w:val="ru-RU" w:eastAsia="ru-RU"/>
         </w:rPr>
       </w:pPr>
-      <w:bookmarkStart w:id="61" w:name="_Hlk223412408"/>
-      <w:r>
-        <w:rPr>
-          <w:rFonts w:cs="Times New Roman"/>
-          <w:sz w:val="24"/>
-          <w:szCs w:val="24"/>
-          <w:highlight w:val="lightGray"/>
-          <w:lang w:val="ru-RU" w:eastAsia="ru-RU"/>
-        </w:rPr>
-        <w:t>Ознакомление с ПМЛЛПА производственно-технического персонала оформлено документально в журнале регистрации инструктажей на рабочем месте под подпись.</w:t>
-      </w:r>
-      <w:r>
-        <w:rPr>
-          <w:rFonts w:cs="Times New Roman"/>
-          <w:sz w:val="24"/>
-          <w:szCs w:val="24"/>
-          <w:lang w:val="ru-RU" w:eastAsia="ru-RU"/>
-        </w:rPr>
-        <w:t xml:space="preserve"> </w:t>
-      </w:r>
-      <w:bookmarkEnd w:id="61"/>
-      <w:r>
-        <w:rPr>
-          <w:rFonts w:cs="Times New Roman"/>
-          <w:sz w:val="24"/>
-          <w:szCs w:val="24"/>
-          <w:lang w:val="ru-RU" w:eastAsia="ru-RU"/>
-        </w:rPr>
-        <w:t xml:space="preserve">Ознакомление и доведение до сведения персонала производственного объекта содержания </w:t>
+      <w:r>
+        <w:rPr>
+          <w:rFonts w:cs="Times New Roman"/>
+          <w:sz w:val="24"/>
+          <w:szCs w:val="24"/>
+          <w:lang w:val="ru-RU" w:eastAsia="ru-RU"/>
+        </w:rPr>
+        <w:t xml:space="preserve">Ознакомление с </w:t>
+      </w:r>
+      <w:r>
+        <w:rPr>
+          <w:rFonts w:cs="Times New Roman"/>
+          <w:sz w:val="24"/>
+          <w:szCs w:val="24"/>
+          <w:lang w:val="ru-RU" w:eastAsia="ru-RU"/>
+        </w:rPr>
+        <w:t>ПМЛЛПА</w:t>
+      </w:r>
+      <w:r>
+        <w:rPr>
+          <w:rFonts w:cs="Times New Roman"/>
+          <w:sz w:val="24"/>
+          <w:szCs w:val="24"/>
+          <w:lang w:val="ru-RU" w:eastAsia="ru-RU"/>
+        </w:rPr>
+        <w:t xml:space="preserve"> производственно-технического персонала оформлено документально в журнале регистрации инструктажей на рабочем месте под роспись. Ознакомление и доведение до сведения персонала производственного объекта содержания </w:t>
       </w:r>
       <w:r>
         <w:rPr>
@@ -22626,7 +22257,7 @@
           <w:lang w:val="ru-RU" w:eastAsia="ru-RU"/>
         </w:rPr>
       </w:pPr>
-      <w:bookmarkStart w:id="62" w:name="_Toc221032554"/>
+      <w:bookmarkStart w:id="61" w:name="_Toc221032554"/>
       <w:r>
         <w:rPr>
           <w:rFonts w:ascii="Times New Roman" w:hAnsi="Times New Roman" w:cs="Times New Roman"/>
@@ -22647,7 +22278,7 @@
         </w:rPr>
         <w:t>ведения о системе управления промышленной безопасностью, включая данные о производственном контроле за соблюдением требований промышленной безопасности</w:t>
       </w:r>
-      <w:bookmarkEnd w:id="62"/>
+      <w:bookmarkEnd w:id="61"/>
     </w:p>
     <w:p>
       <w:pPr>
@@ -22859,29 +22490,7 @@
           <w:szCs w:val="24"/>
           <w:lang w:val="ru-RU" w:eastAsia="ru-RU"/>
         </w:rPr>
-        <w:t xml:space="preserve"> в действие приказ №444/МНУ-</w:t>
-      </w:r>
-      <w:proofErr w:type="spellStart"/>
-      <w:r>
-        <w:rPr>
-          <w:rFonts w:cs="Times New Roman"/>
-          <w:color w:val="E36C0A" w:themeColor="accent6" w:themeShade="BF"/>
-          <w:sz w:val="24"/>
-          <w:szCs w:val="24"/>
-          <w:lang w:val="ru-RU" w:eastAsia="ru-RU"/>
-        </w:rPr>
-        <w:t>Пр</w:t>
-      </w:r>
-      <w:proofErr w:type="spellEnd"/>
-      <w:r>
-        <w:rPr>
-          <w:rFonts w:cs="Times New Roman"/>
-          <w:color w:val="E36C0A" w:themeColor="accent6" w:themeShade="BF"/>
-          <w:sz w:val="24"/>
-          <w:szCs w:val="24"/>
-          <w:lang w:val="ru-RU" w:eastAsia="ru-RU"/>
-        </w:rPr>
-        <w:t xml:space="preserve">(0002) от 15.10.2019 г. «О политике в области промышленной безопасности, охраны труда и окружающей среды». Целью управления промышленной безопасностью в ПАО «Татнефть» им. В.Д. Шашина является обеспечение </w:t>
+        <w:t xml:space="preserve"> в действие приказ №444/МНУ-Пр(0002) от 15.10.2019 г. «О политике в области промышленной безопасности, охраны труда и окружающей среды». Целью управления промышленной безопасностью в ПАО «Татнефть» им. В.Д. Шашина является обеспечение </w:t>
       </w:r>
       <w:r>
         <w:rPr>
@@ -23369,59 +22978,13 @@
           <w:szCs w:val="24"/>
         </w:rPr>
       </w:pPr>
-      <w:proofErr w:type="spellStart"/>
       <w:r>
         <w:rPr>
           <w:rFonts w:eastAsia="Calibri"/>
           <w:sz w:val="24"/>
           <w:szCs w:val="24"/>
         </w:rPr>
-        <w:t>управление</w:t>
-      </w:r>
-      <w:proofErr w:type="spellEnd"/>
-      <w:r>
-        <w:rPr>
-          <w:rFonts w:eastAsia="Calibri"/>
-          <w:sz w:val="24"/>
-          <w:szCs w:val="24"/>
-        </w:rPr>
-        <w:t xml:space="preserve"> </w:t>
-      </w:r>
-      <w:proofErr w:type="spellStart"/>
-      <w:r>
-        <w:rPr>
-          <w:rFonts w:eastAsia="Calibri"/>
-          <w:sz w:val="24"/>
-          <w:szCs w:val="24"/>
-        </w:rPr>
-        <w:t>промышленными</w:t>
-      </w:r>
-      <w:proofErr w:type="spellEnd"/>
-      <w:r>
-        <w:rPr>
-          <w:rFonts w:eastAsia="Calibri"/>
-          <w:sz w:val="24"/>
-          <w:szCs w:val="24"/>
-        </w:rPr>
-        <w:t xml:space="preserve"> </w:t>
-      </w:r>
-      <w:proofErr w:type="spellStart"/>
-      <w:r>
-        <w:rPr>
-          <w:rFonts w:eastAsia="Calibri"/>
-          <w:sz w:val="24"/>
-          <w:szCs w:val="24"/>
-        </w:rPr>
-        <w:t>рисками</w:t>
-      </w:r>
-      <w:proofErr w:type="spellEnd"/>
-      <w:r>
-        <w:rPr>
-          <w:rFonts w:eastAsia="Calibri"/>
-          <w:sz w:val="24"/>
-          <w:szCs w:val="24"/>
-        </w:rPr>
-        <w:t>;</w:t>
+        <w:t>управление промышленными рисками;</w:t>
       </w:r>
     </w:p>
     <w:p>
@@ -23558,77 +23121,13 @@
           <w:szCs w:val="24"/>
         </w:rPr>
       </w:pPr>
-      <w:proofErr w:type="spellStart"/>
       <w:r>
         <w:rPr>
           <w:rFonts w:eastAsia="Calibri"/>
           <w:sz w:val="24"/>
           <w:szCs w:val="24"/>
         </w:rPr>
-        <w:t>контроль</w:t>
-      </w:r>
-      <w:proofErr w:type="spellEnd"/>
-      <w:r>
-        <w:rPr>
-          <w:rFonts w:eastAsia="Calibri"/>
-          <w:sz w:val="24"/>
-          <w:szCs w:val="24"/>
-        </w:rPr>
-        <w:t xml:space="preserve"> </w:t>
-      </w:r>
-      <w:proofErr w:type="spellStart"/>
-      <w:r>
-        <w:rPr>
-          <w:rFonts w:eastAsia="Calibri"/>
-          <w:sz w:val="24"/>
-          <w:szCs w:val="24"/>
-        </w:rPr>
-        <w:t>соблюдения</w:t>
-      </w:r>
-      <w:proofErr w:type="spellEnd"/>
-      <w:r>
-        <w:rPr>
-          <w:rFonts w:eastAsia="Calibri"/>
-          <w:sz w:val="24"/>
-          <w:szCs w:val="24"/>
-        </w:rPr>
-        <w:t xml:space="preserve"> </w:t>
-      </w:r>
-      <w:proofErr w:type="spellStart"/>
-      <w:r>
-        <w:rPr>
-          <w:rFonts w:eastAsia="Calibri"/>
-          <w:sz w:val="24"/>
-          <w:szCs w:val="24"/>
-        </w:rPr>
-        <w:t>технологической</w:t>
-      </w:r>
-      <w:proofErr w:type="spellEnd"/>
-      <w:r>
-        <w:rPr>
-          <w:rFonts w:eastAsia="Calibri"/>
-          <w:sz w:val="24"/>
-          <w:szCs w:val="24"/>
-        </w:rPr>
-        <w:t xml:space="preserve"> </w:t>
-      </w:r>
-      <w:proofErr w:type="spellStart"/>
-      <w:r>
-        <w:rPr>
-          <w:rFonts w:eastAsia="Calibri"/>
-          <w:sz w:val="24"/>
-          <w:szCs w:val="24"/>
-        </w:rPr>
-        <w:t>дисциплины</w:t>
-      </w:r>
-      <w:proofErr w:type="spellEnd"/>
-      <w:r>
-        <w:rPr>
-          <w:rFonts w:eastAsia="Calibri"/>
-          <w:sz w:val="24"/>
-          <w:szCs w:val="24"/>
-        </w:rPr>
-        <w:t>;</w:t>
+        <w:t>контроль соблюдения технологической дисциплины;</w:t>
       </w:r>
     </w:p>
     <w:p>
@@ -24500,7 +23999,7 @@
           <w:lang w:val="ru-RU" w:eastAsia="ru-RU"/>
         </w:rPr>
       </w:pPr>
-      <w:bookmarkStart w:id="63" w:name="_Toc221032555"/>
+      <w:bookmarkStart w:id="62" w:name="_Toc221032555"/>
       <w:r>
         <w:rPr>
           <w:rFonts w:ascii="Times New Roman" w:hAnsi="Times New Roman" w:cs="Times New Roman"/>
@@ -24521,7 +24020,7 @@
         </w:rPr>
         <w:t>ведения о системе проведения сбора информации о произошедших инцидентах и авариях и анализе этой информации</w:t>
       </w:r>
-      <w:bookmarkEnd w:id="63"/>
+      <w:bookmarkEnd w:id="62"/>
     </w:p>
     <w:p>
       <w:pPr>
@@ -24723,29 +24222,7 @@
           <w:szCs w:val="24"/>
           <w:lang w:val="ru-RU"/>
         </w:rPr>
-        <w:t xml:space="preserve">Руководство по безопасности «Методические рекомендации по классификации </w:t>
-      </w:r>
-      <w:proofErr w:type="spellStart"/>
-      <w:r>
-        <w:rPr>
-          <w:rFonts w:eastAsia="Calibri"/>
-          <w:color w:val="00B0F0"/>
-          <w:sz w:val="24"/>
-          <w:szCs w:val="24"/>
-          <w:lang w:val="ru-RU"/>
-        </w:rPr>
-        <w:t>аварийно</w:t>
-      </w:r>
-      <w:proofErr w:type="spellEnd"/>
-      <w:r>
-        <w:rPr>
-          <w:rFonts w:eastAsia="Calibri"/>
-          <w:color w:val="00B0F0"/>
-          <w:sz w:val="24"/>
-          <w:szCs w:val="24"/>
-          <w:lang w:val="ru-RU"/>
-        </w:rPr>
-        <w:t xml:space="preserve"> опасных происшествий на опасных производственных объектах нефтегазового комплекса», утв. Приказом Федеральной службы по экологическому, технологическому и атомному надзору от 20.11.2023 №410;</w:t>
+        <w:t>Руководство по безопасности «Методические рекомендации по классификации аварийно опасных происшествий на опасных производственных объектах нефтегазового комплекса», утв. Приказом Федеральной службы по экологическому, технологическому и атомному надзору от 20.11.2023 №410;</w:t>
       </w:r>
     </w:p>
     <w:p>
@@ -25075,7 +24552,7 @@
           <w:lang w:val="ru-RU" w:eastAsia="ru-RU"/>
         </w:rPr>
       </w:pPr>
-      <w:bookmarkStart w:id="64" w:name="_Toc221032556"/>
+      <w:bookmarkStart w:id="63" w:name="_Toc221032556"/>
       <w:r>
         <w:rPr>
           <w:rFonts w:ascii="Times New Roman" w:hAnsi="Times New Roman" w:cs="Times New Roman"/>
@@ -25096,7 +24573,7 @@
         </w:rPr>
         <w:t>еречень проведенных работ по анализу опасностей технологических процессов, количественной оценке риска аварий на декларируемом объекте и техническому диагностированию с указанием сведений об организациях, проводивших указанные работы</w:t>
       </w:r>
-      <w:bookmarkEnd w:id="64"/>
+      <w:bookmarkEnd w:id="63"/>
     </w:p>
     <w:p>
       <w:pPr>
@@ -25453,7 +24930,7 @@
           <w:lang w:val="ru-RU" w:eastAsia="ru-RU"/>
         </w:rPr>
       </w:pPr>
-      <w:bookmarkStart w:id="65" w:name="_Toc221032557"/>
+      <w:bookmarkStart w:id="64" w:name="_Toc221032557"/>
       <w:r>
         <w:rPr>
           <w:rFonts w:ascii="Times New Roman" w:hAnsi="Times New Roman" w:cs="Times New Roman"/>
@@ -25474,7 +24951,7 @@
         </w:rPr>
         <w:t>ведения об экспертизе промышленной безопасности с указанием наименования объекта экспертизы, даты и номера заключения, а также даты внесения заключения в реестр заключений экспертизы промышленной безопасности</w:t>
       </w:r>
-      <w:bookmarkEnd w:id="65"/>
+      <w:bookmarkEnd w:id="64"/>
     </w:p>
     <w:p>
       <w:pPr>
@@ -25510,83 +24987,6 @@
         </w:rPr>
         <w:t>Экспертиза промышленной безопасности согласно утвержденным графикам проведения.</w:t>
       </w:r>
-    </w:p>
-    <w:p>
-      <w:pPr>
-        <w:spacing w:after="0" w:line="360" w:lineRule="auto"/>
-        <w:ind w:firstLine="680"/>
-        <w:jc w:val="both"/>
-        <w:rPr>
-          <w:rFonts w:cs="Times New Roman"/>
-          <w:sz w:val="24"/>
-          <w:szCs w:val="24"/>
-          <w:highlight w:val="lightGray"/>
-          <w:lang w:val="ru-RU" w:eastAsia="ru-RU"/>
-        </w:rPr>
-      </w:pPr>
-      <w:r>
-        <w:rPr>
-          <w:rFonts w:cs="Times New Roman"/>
-          <w:sz w:val="24"/>
-          <w:szCs w:val="24"/>
-          <w:highlight w:val="lightGray"/>
-          <w:lang w:val="ru-RU" w:eastAsia="ru-RU"/>
-        </w:rPr>
-        <w:lastRenderedPageBreak/>
-        <w:t>Экспертиза промышленной безопасности согласно утвержденным графикам проведения. Экспертиза проводится</w:t>
-      </w:r>
-      <w:r>
-        <w:rPr>
-          <w:highlight w:val="lightGray"/>
-          <w:lang w:val="ru-RU"/>
-        </w:rPr>
-        <w:t xml:space="preserve"> </w:t>
-      </w:r>
-      <w:r>
-        <w:rPr>
-          <w:rFonts w:cs="Times New Roman"/>
-          <w:sz w:val="24"/>
-          <w:szCs w:val="24"/>
-          <w:highlight w:val="lightGray"/>
-          <w:lang w:val="ru-RU" w:eastAsia="ru-RU"/>
-        </w:rPr>
-        <w:t xml:space="preserve">ООО МИП "НЭС </w:t>
-      </w:r>
-      <w:proofErr w:type="spellStart"/>
-      <w:r>
-        <w:rPr>
-          <w:rFonts w:cs="Times New Roman"/>
-          <w:sz w:val="24"/>
-          <w:szCs w:val="24"/>
-          <w:highlight w:val="lightGray"/>
-          <w:lang w:val="ru-RU" w:eastAsia="ru-RU"/>
-        </w:rPr>
-        <w:t>Профэксперт</w:t>
-      </w:r>
-      <w:proofErr w:type="spellEnd"/>
-      <w:r>
-        <w:rPr>
-          <w:rFonts w:cs="Times New Roman"/>
-          <w:sz w:val="24"/>
-          <w:szCs w:val="24"/>
-          <w:highlight w:val="lightGray"/>
-          <w:lang w:val="ru-RU" w:eastAsia="ru-RU"/>
-        </w:rPr>
-        <w:t>" на основании лицензии ДЭ-00-017721 от 21.08.2020 г.</w:t>
-      </w:r>
-    </w:p>
-    <w:p>
-      <w:pPr>
-        <w:spacing w:after="0" w:line="360" w:lineRule="auto"/>
-        <w:ind w:firstLine="680"/>
-        <w:jc w:val="both"/>
-        <w:rPr>
-          <w:rFonts w:cs="Times New Roman"/>
-          <w:sz w:val="24"/>
-          <w:szCs w:val="24"/>
-          <w:lang w:val="ru-RU" w:eastAsia="ru-RU"/>
-        </w:rPr>
-      </w:pPr>
     </w:p>
     <w:p>
       <w:pPr>
@@ -25747,7 +25147,6 @@
                 <w:szCs w:val="20"/>
               </w:rPr>
             </w:pPr>
-            <w:proofErr w:type="spellStart"/>
             <w:r>
               <w:rPr>
                 <w:b/>
@@ -25755,29 +25154,8 @@
                 <w:sz w:val="20"/>
                 <w:szCs w:val="20"/>
               </w:rPr>
-              <w:t>Объект</w:t>
-            </w:r>
-            <w:proofErr w:type="spellEnd"/>
-            <w:r>
-              <w:rPr>
-                <w:b/>
-                <w:bCs/>
-                <w:sz w:val="20"/>
-                <w:szCs w:val="20"/>
-              </w:rPr>
-              <w:t xml:space="preserve"> </w:t>
-            </w:r>
-            <w:proofErr w:type="spellStart"/>
-            <w:r>
-              <w:rPr>
-                <w:b/>
-                <w:bCs/>
-                <w:sz w:val="20"/>
-                <w:szCs w:val="20"/>
-              </w:rPr>
-              <w:t>экспертизы</w:t>
-            </w:r>
-            <w:proofErr w:type="spellEnd"/>
+              <w:t>Объект экспертизы</w:t>
+            </w:r>
           </w:p>
         </w:tc>
         <w:tc>
@@ -25809,7 +25187,6 @@
                 <w:szCs w:val="20"/>
               </w:rPr>
             </w:pPr>
-            <w:proofErr w:type="spellStart"/>
             <w:r>
               <w:rPr>
                 <w:b/>
@@ -25817,49 +25194,8 @@
                 <w:sz w:val="20"/>
                 <w:szCs w:val="20"/>
               </w:rPr>
-              <w:t>Наименование</w:t>
-            </w:r>
-            <w:proofErr w:type="spellEnd"/>
-            <w:r>
-              <w:rPr>
-                <w:b/>
-                <w:bCs/>
-                <w:sz w:val="20"/>
-                <w:szCs w:val="20"/>
-              </w:rPr>
-              <w:t xml:space="preserve"> </w:t>
-            </w:r>
-            <w:proofErr w:type="spellStart"/>
-            <w:r>
-              <w:rPr>
-                <w:b/>
-                <w:bCs/>
-                <w:sz w:val="20"/>
-                <w:szCs w:val="20"/>
-              </w:rPr>
-              <w:t>экспертной</w:t>
-            </w:r>
-            <w:proofErr w:type="spellEnd"/>
-            <w:r>
-              <w:rPr>
-                <w:b/>
-                <w:bCs/>
-                <w:sz w:val="20"/>
-                <w:szCs w:val="20"/>
-              </w:rPr>
-              <w:t xml:space="preserve"> </w:t>
-            </w:r>
-            <w:proofErr w:type="spellStart"/>
-            <w:r>
-              <w:rPr>
-                <w:b/>
-                <w:bCs/>
-                <w:sz w:val="20"/>
-                <w:szCs w:val="20"/>
-              </w:rPr>
-              <w:t>организации</w:t>
-            </w:r>
-            <w:proofErr w:type="spellEnd"/>
+              <w:t>Наименование экспертной организации</w:t>
+            </w:r>
           </w:p>
         </w:tc>
         <w:tc>
@@ -26009,27 +25345,7 @@
                 <w:szCs w:val="20"/>
                 <w:lang w:val="ru-RU"/>
               </w:rPr>
-              <w:t>Заключение экспертизы промышленной безопасности на «Сооружение «Промысловый трубопровод АГЗУ Смоляное - ДНС «</w:t>
-            </w:r>
-            <w:proofErr w:type="spellStart"/>
-            <w:r>
-              <w:rPr>
-                <w:color w:val="FF0000"/>
-                <w:sz w:val="20"/>
-                <w:szCs w:val="20"/>
-                <w:lang w:val="ru-RU"/>
-              </w:rPr>
-              <w:t>Кодяковская</w:t>
-            </w:r>
-            <w:proofErr w:type="spellEnd"/>
-            <w:r>
-              <w:rPr>
-                <w:color w:val="FF0000"/>
-                <w:sz w:val="20"/>
-                <w:szCs w:val="20"/>
-                <w:lang w:val="ru-RU"/>
-              </w:rPr>
-              <w:t>» (2 линия)» Смоляного месторождения АО «Оренбургнефть»</w:t>
+              <w:t>Заключение экспертизы промышленной безопасности на «Сооружение «Промысловый трубопровод АГЗУ Смоляное - ДНС «Кодяковская» (2 линия)» Смоляного месторождения АО «Оренбургнефть»</w:t>
             </w:r>
           </w:p>
         </w:tc>
@@ -26067,25 +25383,7 @@
                 <w:sz w:val="20"/>
                 <w:szCs w:val="20"/>
               </w:rPr>
-              <w:t>АО «НИПЦ “</w:t>
-            </w:r>
-            <w:proofErr w:type="spellStart"/>
-            <w:r>
-              <w:rPr>
-                <w:color w:val="FF0000"/>
-                <w:sz w:val="20"/>
-                <w:szCs w:val="20"/>
-              </w:rPr>
-              <w:t>НефтеГазСервис</w:t>
-            </w:r>
-            <w:proofErr w:type="spellEnd"/>
-            <w:r>
-              <w:rPr>
-                <w:color w:val="FF0000"/>
-                <w:sz w:val="20"/>
-                <w:szCs w:val="20"/>
-              </w:rPr>
-              <w:t>”»</w:t>
+              <w:t>АО «НИПЦ “НефтеГазСервис”»</w:t>
             </w:r>
           </w:p>
         </w:tc>
@@ -26123,25 +25421,7 @@
                 <w:sz w:val="20"/>
                 <w:szCs w:val="20"/>
               </w:rPr>
-              <w:t>№ 52-О-2022 (59)</w:t>
-            </w:r>
-            <w:proofErr w:type="spellStart"/>
-            <w:r>
-              <w:rPr>
-                <w:color w:val="FF0000"/>
-                <w:sz w:val="20"/>
-                <w:szCs w:val="20"/>
-              </w:rPr>
-              <w:t>от</w:t>
-            </w:r>
-            <w:proofErr w:type="spellEnd"/>
-            <w:r>
-              <w:rPr>
-                <w:color w:val="FF0000"/>
-                <w:sz w:val="20"/>
-                <w:szCs w:val="20"/>
-              </w:rPr>
-              <w:t xml:space="preserve"> 16.09.2022</w:t>
+              <w:t>№ 52-О-2022 (59)от 16.09.2022</w:t>
             </w:r>
           </w:p>
         </w:tc>
@@ -26253,7 +25533,7 @@
           <w:lang w:val="ru-RU" w:eastAsia="ru-RU"/>
         </w:rPr>
       </w:pPr>
-      <w:bookmarkStart w:id="66" w:name="_Toc221032558"/>
+      <w:bookmarkStart w:id="65" w:name="_Toc221032558"/>
       <w:r>
         <w:rPr>
           <w:rFonts w:ascii="Times New Roman" w:hAnsi="Times New Roman" w:cs="Times New Roman"/>
@@ -26264,7 +25544,7 @@
         </w:rPr>
         <w:t>Сведения о соответствии условий эксплуатации декларируемого объекта требованиям федеральных норм и правил в области промышленной безопасности, обосновании безопасности декларируемого объекта (при наличии), размещении в зонах с особыми условиями использования территорий</w:t>
       </w:r>
-      <w:bookmarkEnd w:id="66"/>
+      <w:bookmarkEnd w:id="65"/>
     </w:p>
     <w:p>
       <w:pPr>
@@ -26411,17 +25691,7 @@
           <w:szCs w:val="24"/>
           <w:lang w:val="ru-RU" w:eastAsia="ru-RU"/>
         </w:rPr>
-        <w:t xml:space="preserve">Все операции персонала при обращении с опасными веществами выполняются в строгом соответствии с требованиями Федерального закона от 21.07.1997 № 116-ФЗ «О </w:t>
-      </w:r>
-      <w:r>
-        <w:rPr>
-          <w:rFonts w:cs="Times New Roman"/>
-          <w:sz w:val="24"/>
-          <w:szCs w:val="24"/>
-          <w:lang w:val="ru-RU" w:eastAsia="ru-RU"/>
-        </w:rPr>
-        <w:lastRenderedPageBreak/>
-        <w:t>промышленной безопасности опасных производственных объектов», действующими в Российской Федерации нормами и правилами, а также инструкциями заводов-изготовителей по эксплуатации оборудования.</w:t>
+        <w:t>Все операции персонала при обращении с опасными веществами выполняются в строгом соответствии с требованиями Федерального закона от 21.07.1997 № 116-ФЗ «О промышленной безопасности опасных производственных объектов», действующими в Российской Федерации нормами и правилами, а также инструкциями заводов-изготовителей по эксплуатации оборудования.</w:t>
       </w:r>
     </w:p>
     <w:p>
@@ -26443,6 +25713,7 @@
           <w:szCs w:val="24"/>
           <w:lang w:val="ru-RU"/>
         </w:rPr>
+        <w:lastRenderedPageBreak/>
         <w:t>Для объекта предусмотрена з</w:t>
       </w:r>
       <w:r>
@@ -26670,7 +25941,7 @@
           <w:lang w:val="ru-RU" w:eastAsia="ru-RU"/>
         </w:rPr>
       </w:pPr>
-      <w:bookmarkStart w:id="67" w:name="_Toc221032559"/>
+      <w:bookmarkStart w:id="66" w:name="_Toc221032559"/>
       <w:r>
         <w:rPr>
           <w:rFonts w:ascii="Times New Roman" w:hAnsi="Times New Roman" w:cs="Times New Roman"/>
@@ -26691,7 +25962,7 @@
         </w:rPr>
         <w:t>ведения о принятых мерах по предотвращению постороннего вмешательства в деятельность на декларируемом объекте, а также по противодействию возможным террористическим актам</w:t>
       </w:r>
-      <w:bookmarkEnd w:id="67"/>
+      <w:bookmarkEnd w:id="66"/>
     </w:p>
     <w:p>
       <w:pPr>
@@ -26902,17 +26173,7 @@
           <w:szCs w:val="24"/>
           <w:lang w:val="ru-RU"/>
         </w:rPr>
-        <w:t xml:space="preserve">7) определяется порядок допуска на территорию объекта ремонтно-восстановительных бригад, пожарных команд и машин скорой помощи, сотрудников </w:t>
-      </w:r>
-      <w:r>
-        <w:rPr>
-          <w:rFonts w:cs="Times New Roman"/>
-          <w:sz w:val="24"/>
-          <w:szCs w:val="24"/>
-          <w:lang w:val="ru-RU"/>
-        </w:rPr>
-        <w:lastRenderedPageBreak/>
-        <w:t>правоохранительных органов и других силовых структур для проведения совместных действий по предотвращению, расследованию и ликвидации чрезвычайных ситуаций;</w:t>
+        <w:t>7) определяется порядок допуска на территорию объекта ремонтно-восстановительных бригад, пожарных команд и машин скорой помощи, сотрудников правоохранительных органов и других силовых структур для проведения совместных действий по предотвращению, расследованию и ликвидации чрезвычайных ситуаций;</w:t>
       </w:r>
     </w:p>
     <w:p>
@@ -26934,6 +26195,7 @@
           <w:szCs w:val="24"/>
           <w:lang w:val="ru-RU"/>
         </w:rPr>
+        <w:lastRenderedPageBreak/>
         <w:t>8) производится сбор, анализ информации об оперативной обстановке, постановка целей и задач, проводятся совместные совещания, а при необходимости создается временный оперативный штаб для выработки решений и контроля их выполнения.</w:t>
       </w:r>
     </w:p>
@@ -27000,7 +26262,7 @@
           <w:lang w:val="ru-RU" w:eastAsia="ru-RU"/>
         </w:rPr>
       </w:pPr>
-      <w:bookmarkStart w:id="68" w:name="_Toc221032560"/>
+      <w:bookmarkStart w:id="67" w:name="_Toc221032560"/>
       <w:r>
         <w:rPr>
           <w:rFonts w:ascii="Times New Roman" w:hAnsi="Times New Roman" w:cs="Times New Roman"/>
@@ -27021,7 +26283,7 @@
         </w:rPr>
         <w:t>ведения о наличии обоснования безопасности декларируемого объекта и изменений к ним (при наличии)</w:t>
       </w:r>
-      <w:bookmarkEnd w:id="68"/>
+      <w:bookmarkEnd w:id="67"/>
     </w:p>
     <w:p>
       <w:pPr>
@@ -27079,7 +26341,7 @@
           <w:lang w:val="ru-RU" w:eastAsia="ru-RU"/>
         </w:rPr>
       </w:pPr>
-      <w:bookmarkStart w:id="69" w:name="_Toc221032561"/>
+      <w:bookmarkStart w:id="68" w:name="_Toc221032561"/>
       <w:r>
         <w:rPr>
           <w:rFonts w:ascii="Times New Roman" w:hAnsi="Times New Roman" w:cs="Times New Roman"/>
@@ -27100,7 +26362,7 @@
         </w:rPr>
         <w:t>ведения об обеспечении требований промышленной безопасности по готовности к действиям по локализации и ликвидации последствий аварии</w:t>
       </w:r>
-      <w:bookmarkEnd w:id="69"/>
+      <w:bookmarkEnd w:id="68"/>
     </w:p>
     <w:p>
       <w:pPr>
@@ -27120,7 +26382,7 @@
           <w:lang w:val="ru-RU" w:eastAsia="ru-RU"/>
         </w:rPr>
       </w:pPr>
-      <w:bookmarkStart w:id="70" w:name="_Toc221032562"/>
+      <w:bookmarkStart w:id="69" w:name="_Toc221032562"/>
       <w:r>
         <w:rPr>
           <w:rFonts w:ascii="Times New Roman" w:hAnsi="Times New Roman" w:cs="Times New Roman"/>
@@ -27141,7 +26403,7 @@
         </w:rPr>
         <w:t>ведения о мероприятиях по локализации и ликвидации последствий аварий на декларируемом объекте</w:t>
       </w:r>
-      <w:bookmarkEnd w:id="70"/>
+      <w:bookmarkEnd w:id="69"/>
     </w:p>
     <w:p>
       <w:pPr>
@@ -27351,7 +26613,6 @@
           <w:szCs w:val="24"/>
           <w:lang w:val="ru-RU"/>
         </w:rPr>
-        <w:lastRenderedPageBreak/>
         <w:t>Действия производственного персонала и аварийно-спасательных служб (формирований) по локализации и ликвидации аварии;</w:t>
       </w:r>
     </w:p>
@@ -27381,6 +26642,7 @@
           <w:szCs w:val="24"/>
           <w:lang w:val="ru-RU"/>
         </w:rPr>
+        <w:lastRenderedPageBreak/>
         <w:t>Схема распределения обязанностей среди персонала на случай возникновения аварийных ситуаций;</w:t>
       </w:r>
     </w:p>
@@ -27744,7 +27006,6 @@
           <w:szCs w:val="24"/>
           <w:lang w:val="ru-RU"/>
         </w:rPr>
-        <w:lastRenderedPageBreak/>
         <w:t>Круглосуточный постоянный контроль технологического режима;</w:t>
       </w:r>
     </w:p>
@@ -27774,6 +27035,7 @@
           <w:szCs w:val="24"/>
           <w:lang w:val="ru-RU"/>
         </w:rPr>
+        <w:lastRenderedPageBreak/>
         <w:t>Автоматическую защиту, отключение оборудования и остановку перекачки продуктов в случаях, которые могут привести к аварийным ситуациям;</w:t>
       </w:r>
     </w:p>
@@ -27853,7 +27115,7 @@
           <w:lang w:val="ru-RU" w:eastAsia="ru-RU"/>
         </w:rPr>
       </w:pPr>
-      <w:bookmarkStart w:id="71" w:name="_Toc221032563"/>
+      <w:bookmarkStart w:id="70" w:name="_Toc221032563"/>
       <w:r>
         <w:rPr>
           <w:rFonts w:ascii="Times New Roman" w:hAnsi="Times New Roman" w:cs="Times New Roman"/>
@@ -27874,7 +27136,7 @@
         </w:rPr>
         <w:t>ведения о составе противоаварийных сил, аварийно-спасательных и других служб обеспечения промышленной безопасности</w:t>
       </w:r>
-      <w:bookmarkEnd w:id="71"/>
+      <w:bookmarkEnd w:id="70"/>
     </w:p>
     <w:p>
       <w:pPr>
@@ -27907,73 +27169,7 @@
           <w:szCs w:val="24"/>
           <w:lang w:val="ru-RU"/>
         </w:rPr>
-        <w:t>Для проведения аварийно-спасательных и других неотложных работ по ликвидации последствий возможных аварий и чрезвычайных ситуаций природного и техногенного характера на декларируемом объекте согласно закону РФ «О промышленной безопасности опасных производственных объектов» № 116-ФЗ от 21.07.97г. (с изменениями на 11.06.2021 г.), распоряжением ПАО «Татнефть» №</w:t>
-      </w:r>
-      <w:r>
-        <w:rPr>
-          <w:rFonts w:cs="Times New Roman"/>
-          <w:color w:val="000000" w:themeColor="text1"/>
-          <w:sz w:val="24"/>
-          <w:szCs w:val="24"/>
-          <w:highlight w:val="lightGray"/>
-          <w:lang w:val="ru-RU"/>
-        </w:rPr>
-        <w:t>197/</w:t>
-      </w:r>
-      <w:proofErr w:type="spellStart"/>
-      <w:r>
-        <w:rPr>
-          <w:rFonts w:cs="Times New Roman"/>
-          <w:color w:val="000000" w:themeColor="text1"/>
-          <w:sz w:val="24"/>
-          <w:szCs w:val="24"/>
-          <w:highlight w:val="lightGray"/>
-          <w:lang w:val="ru-RU"/>
-        </w:rPr>
-        <w:t>Расп</w:t>
-      </w:r>
-      <w:proofErr w:type="spellEnd"/>
-      <w:r>
-        <w:rPr>
-          <w:rFonts w:cs="Times New Roman"/>
-          <w:color w:val="000000" w:themeColor="text1"/>
-          <w:sz w:val="24"/>
-          <w:szCs w:val="24"/>
-          <w:highlight w:val="lightGray"/>
-          <w:lang w:val="ru-RU"/>
-        </w:rPr>
-        <w:t>(ТНД) от 11.12.2025 г.</w:t>
-      </w:r>
-      <w:r>
-        <w:rPr>
-          <w:rFonts w:cs="Times New Roman"/>
-          <w:color w:val="000000" w:themeColor="text1"/>
-          <w:sz w:val="24"/>
-          <w:szCs w:val="24"/>
-          <w:lang w:val="ru-RU"/>
-        </w:rPr>
-        <w:t xml:space="preserve"> </w:t>
-      </w:r>
-      <w:r>
-        <w:rPr>
-          <w:rFonts w:cs="Times New Roman"/>
-          <w:color w:val="000000" w:themeColor="text1"/>
-          <w:sz w:val="24"/>
-          <w:szCs w:val="24"/>
-          <w:highlight w:val="lightGray"/>
-          <w:lang w:val="ru-RU"/>
-        </w:rPr>
-        <w:t>«О составе нештатного аварийно-спасательного формирования структурного подразделения «Татнефть-Добыча» ПАО «Татнефть»</w:t>
-      </w:r>
-      <w:r>
-        <w:rPr>
-          <w:rFonts w:cs="Times New Roman"/>
-          <w:color w:val="E36C0A" w:themeColor="accent6" w:themeShade="BF"/>
-          <w:sz w:val="24"/>
-          <w:szCs w:val="24"/>
-          <w:lang w:val="ru-RU"/>
-        </w:rPr>
-        <w:t xml:space="preserve"> укомплектовано объединённое нештатное формирование «Нештатное аварийно-спасательное формирование структурного подразделения «Татнефть-Добыча» ПАО «Татнефть» (свидетельство об аттестации на право ведения аварийно-спасательных работ №15343 от 28.02.24 г., регистрационный номер 16/2-2-538).</w:t>
+        <w:t>Для проведения аварийно-спасательных и других неотложных работ по ликвидации последствий возможных аварий и чрезвычайных ситуаций природного и техногенного характера на декларируемом объекте согласно закону РФ «О промышленной безопасности опасных производственных объектов» № 116-ФЗ от 21.07.97г. (с изменениями на 11.06.2021 г.), распоряжением ПАО «Татнефть» №188/Расп(ТНД) от 19.12.2024 г. «О составе нештатного аварийно-спасательного формирования» укомплектовано объединённое нештатное формирование «Нештатное аварийно-спасательное формирование структурного подразделения «Татнефть-Добыча» ПАО «Татнефть» (свидетельство об аттестации на право ведения аварийно-спасательных работ №15343 от 28.02.24 г., регистрационный номер 16/2-2-538).</w:t>
       </w:r>
     </w:p>
     <w:p>
@@ -27997,7 +27193,7 @@
           <w:szCs w:val="24"/>
           <w:lang w:val="ru-RU"/>
         </w:rPr>
-        <w:t xml:space="preserve">Готовность НАСФ в рабочее время – постоянная, вне рабочего времени – 1,5 - 2 часа. Оснащенность нештатных аварийно-спасательных формирований определяется исходя из норм оснащения, приведенных в приказе МЧС РФ от 18.12.2014 г. (c изменениями 05.10.2021г.) № 701 «Об утверждении типового порядка создания нештатных формирований по обеспечению выполнения мероприятий по гражданской обороне» , а также в соответствии с «Типовым табелем оснащения аварийно-спасательного формирования средствами индивидуальной защиты, специальным и вспомогательным оборудованием для ведения газоспасательных работ» (приложение Е «Методических </w:t>
+        <w:t xml:space="preserve">Готовность НАСФ в рабочее время – постоянная, вне рабочего времени – 1,5 - 2 часа. Оснащенность нештатных аварийно-спасательных формирований определяется исходя из норм оснащения, приведенных в приказе МЧС РФ от 18.12.2014 г. (c изменениями 05.10.2021г.) № 701 «Об утверждении типового порядка создания нештатных формирований по обеспечению выполнения мероприятий по гражданской обороне» , а также в соответствии с «Типовым табелем оснащения аварийно-спасательного формирования средствами индивидуальной защиты, специальным и вспомогательным оборудованием для ведения газоспасательных работ» (приложение Е «Методических рекомендаций по проведению проверки и определению возможностей профессиональных </w:t>
       </w:r>
       <w:r>
         <w:rPr>
@@ -28008,7 +27204,7 @@
           <w:lang w:val="ru-RU"/>
         </w:rPr>
         <w:lastRenderedPageBreak/>
-        <w:t>рекомендаций по проведению проверки и определению возможностей профессиональных аварийно-спасательных формирований при аттестации на право ведения газоспасательных работ»).</w:t>
+        <w:t>аварийно-спасательных формирований при аттестации на право ведения газоспасательных работ»).</w:t>
       </w:r>
     </w:p>
     <w:p>
@@ -28168,29 +27364,7 @@
           <w:szCs w:val="24"/>
           <w:lang w:val="ru-RU"/>
         </w:rPr>
-        <w:t>- договор № 0009-2024-2336 от 24.05.2024 г. с Профессиональным аварийно-спасательным формированием (ПАСФ) ООО «</w:t>
-      </w:r>
-      <w:proofErr w:type="spellStart"/>
-      <w:r>
-        <w:rPr>
-          <w:rFonts w:cs="Times New Roman"/>
-          <w:color w:val="E36C0A" w:themeColor="accent6" w:themeShade="BF"/>
-          <w:sz w:val="24"/>
-          <w:szCs w:val="24"/>
-          <w:lang w:val="ru-RU"/>
-        </w:rPr>
-        <w:t>РегионСпас</w:t>
-      </w:r>
-      <w:proofErr w:type="spellEnd"/>
-      <w:r>
-        <w:rPr>
-          <w:rFonts w:cs="Times New Roman"/>
-          <w:color w:val="E36C0A" w:themeColor="accent6" w:themeShade="BF"/>
-          <w:sz w:val="24"/>
-          <w:szCs w:val="24"/>
-          <w:lang w:val="ru-RU"/>
-        </w:rPr>
-        <w:t>».</w:t>
+        <w:t>- договор № 0009-2024-2336 от 24.05.2024 г. с Профессиональным аварийно-спасательным формированием (ПАСФ) ООО «РегионСпас».</w:t>
       </w:r>
     </w:p>
     <w:p>
@@ -28224,21 +27398,22 @@
         <w:jc w:val="both"/>
         <w:rPr>
           <w:rFonts w:cs="Times New Roman"/>
-          <w:color w:val="E36C0A" w:themeColor="accent6" w:themeShade="BF"/>
-          <w:sz w:val="24"/>
-          <w:szCs w:val="24"/>
-          <w:lang w:val="ru-RU"/>
-        </w:rPr>
-      </w:pPr>
-      <w:r>
-        <w:rPr>
-          <w:rFonts w:cs="Times New Roman"/>
-          <w:color w:val="E36C0A" w:themeColor="accent6" w:themeShade="BF"/>
-          <w:sz w:val="24"/>
-          <w:szCs w:val="24"/>
-          <w:lang w:val="ru-RU"/>
-        </w:rPr>
-        <w:t>- договор № 0002/2024/8720 от 16.12.2024 с отрядом ФПС ГПС- Альметьевского филиала ФГБУ «Управление ДП ФПС ГПС по РТ» на выполнение работ и оказание услуг в области пожарной безопасности.</w:t>
+          <w:color w:val="000000" w:themeColor="text1"/>
+          <w:sz w:val="24"/>
+          <w:szCs w:val="24"/>
+          <w:lang w:val="ru-RU"/>
+        </w:rPr>
+      </w:pPr>
+      <w:r>
+        <w:rPr>
+          <w:rFonts w:cs="Times New Roman"/>
+          <w:color w:val="000000" w:themeColor="text1"/>
+          <w:sz w:val="24"/>
+          <w:szCs w:val="24"/>
+          <w:highlight w:val="cyan"/>
+          <w:lang w:val="ru-RU"/>
+        </w:rPr>
+        <w:t>- договор № 0002/2025/7210 от 25.12.2025 с отрядом ФПС ГПС- Альметьевского филиала ФГБУ «Управление ДП ФПС ГПС по РТ» на выполнение работ и оказание услуг в области пожарной безопасности.</w:t>
       </w:r>
     </w:p>
     <w:p>
@@ -28266,7 +27441,7 @@
           <w:lang w:val="ru-RU" w:eastAsia="ru-RU"/>
         </w:rPr>
       </w:pPr>
-      <w:bookmarkStart w:id="72" w:name="_Toc221032564"/>
+      <w:bookmarkStart w:id="71" w:name="_Toc221032564"/>
       <w:r>
         <w:rPr>
           <w:rFonts w:ascii="Times New Roman" w:hAnsi="Times New Roman" w:cs="Times New Roman"/>
@@ -28287,7 +27462,7 @@
         </w:rPr>
         <w:t>ведения о финансовых и материальных ресурсах для локализации и ликвидации последствий аварий на декларируемом объекте</w:t>
       </w:r>
-      <w:bookmarkEnd w:id="72"/>
+      <w:bookmarkEnd w:id="71"/>
     </w:p>
     <w:p>
       <w:pPr>
@@ -28324,7 +27499,7 @@
           <w:szCs w:val="24"/>
           <w:lang w:val="ru-RU"/>
         </w:rPr>
-        <w:t xml:space="preserve">В соответствии с федеральным законом №68-ФЗ от 21.12.94г. «О защите населения и территорий от ЧС природного и техногенного характера» (с изменениями), №28-ФЗ от 12.02.1998г. «О гражданской обороне» (с изменениями), Постановлением Правительства РФ «Об утверждении правил создания, использования и восполнения резервов материальных ресурсов федеральных органов исполнительной власти для ликвидации чрезвычайных </w:t>
+        <w:t xml:space="preserve">В соответствии с федеральным законом №68-ФЗ от 21.12.94г. «О защите населения и территорий от ЧС природного и техногенного характера» (с изменениями), №28-ФЗ от 12.02.1998г. «О гражданской обороне» (с изменениями), Постановлением Правительства РФ «Об утверждении правил создания, использования и восполнения резервов материальных ресурсов федеральных органов исполнительной власти для ликвидации чрезвычайных ситуаций природного и техногенного характера» от 25.07.2020 г. №1119, №379 «О </w:t>
       </w:r>
       <w:r>
         <w:rPr>
@@ -28335,83 +27510,7 @@
           <w:lang w:val="ru-RU"/>
         </w:rPr>
         <w:lastRenderedPageBreak/>
-        <w:t xml:space="preserve">ситуаций природного и техногенного характера» от 25.07.2020 г. №1119, №379 «О накоплении, хранении и использовании в целях гражданской обороны запасов материально-технических, продовольственных, медицинских и иных средств» (с изменениями), </w:t>
-      </w:r>
-      <w:r>
-        <w:rPr>
-          <w:rFonts w:cs="Times New Roman"/>
-          <w:color w:val="E36C0A" w:themeColor="accent6" w:themeShade="BF"/>
-          <w:sz w:val="24"/>
-          <w:szCs w:val="24"/>
-          <w:lang w:val="ru-RU"/>
-        </w:rPr>
-        <w:t>П</w:t>
-      </w:r>
-      <w:r>
-        <w:rPr>
-          <w:rFonts w:cs="Times New Roman"/>
-          <w:color w:val="E36C0A" w:themeColor="accent6" w:themeShade="BF"/>
-          <w:sz w:val="24"/>
-          <w:szCs w:val="24"/>
-          <w:lang w:val="ru-RU"/>
-        </w:rPr>
-        <w:t xml:space="preserve">остановлением Кабинета Министров Республики Татарстан от 11.07.2008г. №488 «О создании резервов материальных ресурсов для ликвидации чрезвычайных ситуаций природного и техногенного характера» (с изменениями) в ПАО «Татнефть» издан приказ </w:t>
-      </w:r>
-      <w:r>
-        <w:rPr>
-          <w:rFonts w:cs="Times New Roman"/>
-          <w:color w:val="000000" w:themeColor="text1"/>
-          <w:sz w:val="24"/>
-          <w:szCs w:val="24"/>
-          <w:highlight w:val="lightGray"/>
-          <w:lang w:val="ru-RU"/>
-        </w:rPr>
-        <w:t>№215/МНУ-</w:t>
-      </w:r>
-      <w:proofErr w:type="spellStart"/>
-      <w:r>
-        <w:rPr>
-          <w:rFonts w:cs="Times New Roman"/>
-          <w:color w:val="000000" w:themeColor="text1"/>
-          <w:sz w:val="24"/>
-          <w:szCs w:val="24"/>
-          <w:highlight w:val="lightGray"/>
-          <w:lang w:val="ru-RU"/>
-        </w:rPr>
-        <w:t>Пр</w:t>
-      </w:r>
-      <w:proofErr w:type="spellEnd"/>
-      <w:r>
-        <w:rPr>
-          <w:rFonts w:cs="Times New Roman"/>
-          <w:color w:val="000000" w:themeColor="text1"/>
-          <w:sz w:val="24"/>
-          <w:szCs w:val="24"/>
-          <w:highlight w:val="lightGray"/>
-          <w:lang w:val="ru-RU"/>
-        </w:rPr>
-        <w:t>(0002) от 18.09.2025г.</w:t>
-      </w:r>
-      <w:r>
-        <w:rPr>
-          <w:rFonts w:cs="Times New Roman"/>
-          <w:color w:val="000000" w:themeColor="text1"/>
-          <w:sz w:val="24"/>
-          <w:szCs w:val="24"/>
-          <w:lang w:val="ru-RU"/>
-        </w:rPr>
-        <w:t xml:space="preserve"> </w:t>
-      </w:r>
-      <w:r>
-        <w:rPr>
-          <w:rFonts w:cs="Times New Roman"/>
-          <w:color w:val="000000" w:themeColor="text1"/>
-          <w:sz w:val="24"/>
-          <w:szCs w:val="24"/>
-          <w:highlight w:val="lightGray"/>
-          <w:lang w:val="ru-RU"/>
-        </w:rPr>
-        <w:t>«Об утверждении и введении в действие ЕРБ 2465-2025 «Положение о создании, хранении, использовании и восполнении резерва материальных ресурсов для ликвидации чрезвычайных ситуаций и целей гражданской обороны».</w:t>
+        <w:t>накоплении, хранении и использовании в целях гражданской обороны запасов материально-технических, продовольственных, медицинских и иных средств» (с изменениями), постановлением Кабинета Министров Республики Татарстан от 11.07.2008г. №488 «О создании резервов материальных ресурсов для ликвидации чрезвычайных ситуаций природного и техногенного характера» (с изменениями) в ПАО «Татнефть» издан приказ №244/МНУ-Пр(0002) от 04.08.2023 г. «Об утверждении и введении в действие ЕРБ 2465-2023 «Положение о создании, содержании, использовании и восполнении резервов материальных и финансовых ресурсов для ликвидации чрезвычайных ситуаций природного и техногенного характера и целей гражданской обороны в ПАО «Татнефть».</w:t>
       </w:r>
     </w:p>
     <w:p>
@@ -28535,7 +27634,7 @@
           <w:lang w:val="ru-RU" w:eastAsia="ru-RU"/>
         </w:rPr>
       </w:pPr>
-      <w:bookmarkStart w:id="73" w:name="_Toc221032565"/>
+      <w:bookmarkStart w:id="72" w:name="_Toc221032565"/>
       <w:r>
         <w:rPr>
           <w:rFonts w:ascii="Times New Roman" w:hAnsi="Times New Roman" w:cs="Times New Roman"/>
@@ -28557,7 +27656,7 @@
         </w:rPr>
         <w:t>ведения о системе оповещения в случаях возникновения аварии с приведением схемы оповещения, указанием порядка действий в случае аварии, а также сведений о взаимодействии с другими организациями по предупреждению, локализации и ликвидации последствий аварий на декларируемом объекте</w:t>
       </w:r>
-      <w:bookmarkEnd w:id="73"/>
+      <w:bookmarkEnd w:id="72"/>
     </w:p>
     <w:p>
       <w:pPr>
@@ -28579,7 +27678,7 @@
           <w:lang w:val="ru-RU"/>
         </w:rPr>
       </w:pPr>
-      <w:bookmarkStart w:id="74" w:name="_Hlk221091640"/>
+      <w:bookmarkStart w:id="73" w:name="_Hlk221091640"/>
       <w:r>
         <w:rPr>
           <w:rFonts w:cs="Times New Roman"/>
@@ -28671,7 +27770,7 @@
         <w:t>Используются различные средства связи: телефоны, сотовые телефоны, факсимильные аппараты (факсы), модемы, принтеры, компьютеры, громкоговорители, радиостанции. Все должностные лица обеспечены сотовыми телефонами.</w:t>
       </w:r>
     </w:p>
-    <w:bookmarkEnd w:id="74"/>
+    <w:bookmarkEnd w:id="73"/>
     <w:p>
       <w:pPr>
         <w:spacing w:after="0" w:line="360" w:lineRule="auto"/>
@@ -28804,7 +27903,7 @@
           <w:lang w:val="ru-RU"/>
         </w:rPr>
       </w:pPr>
-      <w:bookmarkStart w:id="75" w:name="_Ref384827894"/>
+      <w:bookmarkStart w:id="74" w:name="_Ref384827894"/>
       <w:r>
         <w:rPr>
           <w:lang w:val="ru-RU"/>
@@ -28869,7 +27968,7 @@
         </w:rPr>
         <w:fldChar w:fldCharType="end"/>
       </w:r>
-      <w:bookmarkEnd w:id="75"/>
+      <w:bookmarkEnd w:id="74"/>
       <w:r>
         <w:rPr>
           <w:lang w:val="ru-RU"/>
@@ -28906,7 +28005,7 @@
           <w:lang w:val="ru-RU" w:eastAsia="ru-RU"/>
         </w:rPr>
       </w:pPr>
-      <w:bookmarkStart w:id="76" w:name="_Toc221032566"/>
+      <w:bookmarkStart w:id="75" w:name="_Toc221032566"/>
       <w:r>
         <w:rPr>
           <w:rFonts w:ascii="Times New Roman" w:hAnsi="Times New Roman" w:cs="Times New Roman"/>
@@ -28938,7 +28037,7 @@
         </w:rPr>
         <w:t xml:space="preserve"> «Выводы»</w:t>
       </w:r>
-      <w:bookmarkEnd w:id="76"/>
+      <w:bookmarkEnd w:id="75"/>
       <w:r>
         <w:rPr>
           <w:rFonts w:ascii="Times New Roman" w:hAnsi="Times New Roman" w:cs="Times New Roman"/>
@@ -28968,7 +28067,7 @@
           <w:lang w:val="ru-RU" w:eastAsia="ru-RU"/>
         </w:rPr>
       </w:pPr>
-      <w:bookmarkStart w:id="77" w:name="_Toc221032567"/>
+      <w:bookmarkStart w:id="76" w:name="_Toc221032567"/>
       <w:r>
         <w:rPr>
           <w:rFonts w:ascii="Times New Roman" w:hAnsi="Times New Roman" w:cs="Times New Roman"/>
@@ -28979,7 +28078,7 @@
         </w:rPr>
         <w:t>Перечень наиболее опасных составляющих и (или) производственных участков декларируемого объекта с указанием показателей риска аварий на декларируемом объекте</w:t>
       </w:r>
-      <w:bookmarkEnd w:id="77"/>
+      <w:bookmarkEnd w:id="76"/>
     </w:p>
     <w:p>
       <w:pPr>
@@ -29003,7 +28102,7 @@
           <w:lang w:val="ru-RU" w:eastAsia="ru-RU"/>
         </w:rPr>
       </w:pPr>
-      <w:bookmarkStart w:id="78" w:name="_Hlk221091397"/>
+      <w:bookmarkStart w:id="77" w:name="_Hlk221091397"/>
       <w:r>
         <w:rPr>
           <w:rFonts w:cs="Times New Roman"/>
@@ -29168,7 +28267,7 @@
           <w:lang w:val="ru-RU" w:eastAsia="ru-RU"/>
         </w:rPr>
       </w:pPr>
-      <w:bookmarkStart w:id="79" w:name="_Ref220879761"/>
+      <w:bookmarkStart w:id="78" w:name="_Ref220879761"/>
       <w:r>
         <w:rPr>
           <w:rFonts w:cs="Times New Roman"/>
@@ -29224,7 +28323,7 @@
         </w:rPr>
         <w:fldChar w:fldCharType="end"/>
       </w:r>
-      <w:bookmarkEnd w:id="79"/>
+      <w:bookmarkEnd w:id="78"/>
       <w:r>
         <w:rPr>
           <w:rFonts w:cs="Times New Roman"/>
@@ -29308,16 +28407,16 @@
           <w:szCs w:val="24"/>
           <w:lang w:val="ru-RU" w:eastAsia="ru-RU"/>
         </w:rPr>
-        <w:t xml:space="preserve">аксимально </w:t>
-      </w:r>
-      <w:r>
-        <w:rPr>
-          <w:rFonts w:cs="Times New Roman"/>
-          <w:sz w:val="24"/>
-          <w:szCs w:val="24"/>
-          <w:lang w:val="ru-RU" w:eastAsia="ru-RU"/>
-        </w:rPr>
-        <w:t>возможное</w:t>
+        <w:t>аксимально возможно</w:t>
+      </w:r>
+      <w:r>
+        <w:rPr>
+          <w:rFonts w:cs="Times New Roman"/>
+          <w:sz w:val="24"/>
+          <w:szCs w:val="24"/>
+          <w:lang w:eastAsia="ru-RU"/>
+        </w:rPr>
+        <w:t>t</w:t>
       </w:r>
       <w:r>
         <w:rPr>
@@ -29460,7 +28559,7 @@
           <w:lang w:val="ru-RU" w:eastAsia="ru-RU"/>
         </w:rPr>
       </w:pPr>
-      <w:bookmarkStart w:id="80" w:name="_Ref220879768"/>
+      <w:bookmarkStart w:id="79" w:name="_Ref220879768"/>
       <w:r>
         <w:rPr>
           <w:rFonts w:cs="Times New Roman"/>
@@ -29516,7 +28615,7 @@
         </w:rPr>
         <w:fldChar w:fldCharType="end"/>
       </w:r>
-      <w:bookmarkEnd w:id="80"/>
+      <w:bookmarkEnd w:id="79"/>
       <w:r>
         <w:rPr>
           <w:rFonts w:cs="Times New Roman"/>
@@ -29648,7 +28747,7 @@
         <w:t>{{FATALITY_RISK_BY_COMPONENT_SECTION}}</w:t>
       </w:r>
     </w:p>
-    <w:bookmarkEnd w:id="78"/>
+    <w:bookmarkEnd w:id="77"/>
     <w:p>
       <w:pPr>
         <w:spacing w:after="0"/>
@@ -29863,7 +28962,7 @@
           <w:lang w:val="ru-RU" w:eastAsia="ru-RU"/>
         </w:rPr>
       </w:pPr>
-      <w:bookmarkStart w:id="81" w:name="_Toc221032568"/>
+      <w:bookmarkStart w:id="80" w:name="_Toc221032568"/>
       <w:r>
         <w:rPr>
           <w:rFonts w:ascii="Times New Roman" w:hAnsi="Times New Roman" w:cs="Times New Roman"/>
@@ -29875,7 +28974,7 @@
         <w:lastRenderedPageBreak/>
         <w:t>Перечень наиболее значимых факторов, влияющих на показатели риска аварий на декларируемом объекте</w:t>
       </w:r>
-      <w:bookmarkEnd w:id="81"/>
+      <w:bookmarkEnd w:id="80"/>
     </w:p>
     <w:p>
       <w:pPr>
@@ -30026,21 +29125,12 @@
           <w:lang w:val="ru-RU"/>
         </w:rPr>
       </w:pPr>
-      <w:proofErr w:type="spellStart"/>
       <w:r>
         <w:rPr>
           <w:color w:val="00B050"/>
           <w:lang w:val="ru-RU"/>
         </w:rPr>
-        <w:t>газонасыщенность</w:t>
-      </w:r>
-      <w:proofErr w:type="spellEnd"/>
-      <w:r>
-        <w:rPr>
-          <w:color w:val="00B050"/>
-          <w:lang w:val="ru-RU"/>
-        </w:rPr>
-        <w:t>, давление насыщения.</w:t>
+        <w:t>газонасыщенность, давление насыщения.</w:t>
       </w:r>
     </w:p>
     <w:p>
@@ -30769,25 +29859,7 @@
           <w:color w:val="00B050"/>
           <w:lang w:val="ru-RU"/>
         </w:rPr>
-        <w:t xml:space="preserve">воздействие низких температур → риск замерзания </w:t>
-      </w:r>
-      <w:proofErr w:type="spellStart"/>
-      <w:r>
-        <w:rPr>
-          <w:rFonts w:cs="Times New Roman"/>
-          <w:color w:val="00B050"/>
-          <w:lang w:val="ru-RU"/>
-        </w:rPr>
-        <w:t>нефтеводяных</w:t>
-      </w:r>
-      <w:proofErr w:type="spellEnd"/>
-      <w:r>
-        <w:rPr>
-          <w:rFonts w:cs="Times New Roman"/>
-          <w:color w:val="00B050"/>
-          <w:lang w:val="ru-RU"/>
-        </w:rPr>
-        <w:t xml:space="preserve"> эмульсий;</w:t>
+        <w:t>воздействие низких температур → риск замерзания нефтеводяных эмульсий;</w:t>
       </w:r>
     </w:p>
     <w:p>
@@ -31057,7 +30129,7 @@
           <w:lang w:val="ru-RU" w:eastAsia="ru-RU"/>
         </w:rPr>
       </w:pPr>
-      <w:bookmarkStart w:id="82" w:name="_Toc221032569"/>
+      <w:bookmarkStart w:id="81" w:name="_Toc221032569"/>
       <w:r>
         <w:rPr>
           <w:rFonts w:ascii="Times New Roman" w:hAnsi="Times New Roman" w:cs="Times New Roman"/>
@@ -31068,7 +30140,7 @@
         </w:rPr>
         <w:t>Перечень основных мер, направленных на уменьшение риска аварий на декларируемом объекте</w:t>
       </w:r>
-      <w:bookmarkEnd w:id="82"/>
+      <w:bookmarkEnd w:id="81"/>
     </w:p>
     <w:p>
       <w:pPr>
@@ -32332,7 +31404,7 @@
           <w:lang w:val="ru-RU" w:eastAsia="ru-RU"/>
         </w:rPr>
       </w:pPr>
-      <w:bookmarkStart w:id="83" w:name="_Toc221032570"/>
+      <w:bookmarkStart w:id="82" w:name="_Toc221032570"/>
       <w:r>
         <w:rPr>
           <w:rFonts w:ascii="Times New Roman" w:hAnsi="Times New Roman" w:cs="Times New Roman"/>
@@ -32363,7 +31435,7 @@
         </w:rPr>
         <w:t xml:space="preserve"> мер по предупреждению аварий на декларируемом объекте</w:t>
       </w:r>
-      <w:bookmarkEnd w:id="83"/>
+      <w:bookmarkEnd w:id="82"/>
     </w:p>
     <w:p>
       <w:pPr>
@@ -32488,7 +31560,7 @@
           <w:lang w:val="ru-RU" w:eastAsia="ru-RU"/>
         </w:rPr>
       </w:pPr>
-      <w:bookmarkStart w:id="84" w:name="_Toc221032571"/>
+      <w:bookmarkStart w:id="83" w:name="_Toc221032571"/>
       <w:r>
         <w:rPr>
           <w:rFonts w:ascii="Times New Roman" w:hAnsi="Times New Roman" w:cs="Times New Roman"/>
@@ -32520,7 +31592,7 @@
         </w:rPr>
         <w:t xml:space="preserve"> «Ситуационные планы»</w:t>
       </w:r>
-      <w:bookmarkEnd w:id="84"/>
+      <w:bookmarkEnd w:id="83"/>
     </w:p>
     <w:p>
       <w:pPr>
@@ -32767,7 +31839,7 @@
           <w:lang w:val="ru-RU" w:eastAsia="ru-RU"/>
         </w:rPr>
       </w:pPr>
-      <w:bookmarkStart w:id="85" w:name="_Ref221267743"/>
+      <w:bookmarkStart w:id="84" w:name="_Ref221267743"/>
       <w:r>
         <w:rPr>
           <w:rFonts w:cs="Times New Roman"/>
@@ -32823,7 +31895,7 @@
         </w:rPr>
         <w:fldChar w:fldCharType="end"/>
       </w:r>
-      <w:bookmarkEnd w:id="85"/>
+      <w:bookmarkEnd w:id="84"/>
       <w:r>
         <w:rPr>
           <w:rFonts w:cs="Times New Roman"/>

--- a/report/template/Tatneft/ДПБ_(экспл_СПТ)/DPB.docx
+++ b/report/template/Tatneft/ДПБ_(экспл_СПТ)/DPB.docx
@@ -42,6 +42,7 @@
           <w:lang w:val="en-US"/>
         </w:rPr>
       </w:pPr>
+      <w:proofErr w:type="gramStart"/>
       <w:r>
         <w:rPr>
           <w:bCs/>
@@ -51,7 +52,19 @@
           <w:highlight w:val="yellow"/>
           <w:lang w:val="en-US"/>
         </w:rPr>
-        <w:t>{{ HEAD_POSITION }}</w:t>
+        <w:t>{{ HEAD</w:t>
+      </w:r>
+      <w:proofErr w:type="gramEnd"/>
+      <w:r>
+        <w:rPr>
+          <w:bCs/>
+          <w:spacing w:val="0"/>
+          <w:sz w:val="26"/>
+          <w:szCs w:val="26"/>
+          <w:highlight w:val="yellow"/>
+          <w:lang w:val="en-US"/>
+        </w:rPr>
+        <w:t>_POSITION }}</w:t>
       </w:r>
     </w:p>
     <w:p>
@@ -70,6 +83,7 @@
           <w:lang w:val="en-US"/>
         </w:rPr>
       </w:pPr>
+      <w:proofErr w:type="gramStart"/>
       <w:r>
         <w:rPr>
           <w:sz w:val="26"/>
@@ -77,7 +91,17 @@
           <w:highlight w:val="yellow"/>
           <w:lang w:val="en-US"/>
         </w:rPr>
-        <w:t>{{ SHORT_NAME }}</w:t>
+        <w:t>{{ SHORT</w:t>
+      </w:r>
+      <w:proofErr w:type="gramEnd"/>
+      <w:r>
+        <w:rPr>
+          <w:sz w:val="26"/>
+          <w:szCs w:val="26"/>
+          <w:highlight w:val="yellow"/>
+          <w:lang w:val="en-US"/>
+        </w:rPr>
+        <w:t>_NAME }}</w:t>
       </w:r>
     </w:p>
     <w:p>
@@ -110,13 +134,23 @@
         </w:rPr>
         <w:t xml:space="preserve">___________ </w:t>
       </w:r>
+      <w:proofErr w:type="gramStart"/>
       <w:r>
         <w:rPr>
           <w:sz w:val="26"/>
           <w:szCs w:val="26"/>
           <w:highlight w:val="yellow"/>
         </w:rPr>
-        <w:t>{{ HEAD_SHORT_NAME }}</w:t>
+        <w:t>{{ HEAD</w:t>
+      </w:r>
+      <w:proofErr w:type="gramEnd"/>
+      <w:r>
+        <w:rPr>
+          <w:sz w:val="26"/>
+          <w:szCs w:val="26"/>
+          <w:highlight w:val="yellow"/>
+        </w:rPr>
+        <w:t>_SHORT_NAME }}</w:t>
       </w:r>
     </w:p>
     <w:p>
@@ -126,14 +160,36 @@
         <w:rPr>
           <w:sz w:val="26"/>
           <w:szCs w:val="26"/>
-        </w:rPr>
-      </w:pPr>
+          <w:lang w:val="ru-RU"/>
+        </w:rPr>
+      </w:pPr>
+      <w:proofErr w:type="gramStart"/>
       <w:r>
         <w:rPr>
           <w:sz w:val="26"/>
           <w:szCs w:val="26"/>
-        </w:rPr>
-        <w:t xml:space="preserve">« ___ » ___________ </w:t>
+          <w:lang w:val="ru-RU"/>
+        </w:rPr>
+        <w:t>« _</w:t>
+      </w:r>
+      <w:proofErr w:type="gramEnd"/>
+      <w:r>
+        <w:rPr>
+          <w:sz w:val="26"/>
+          <w:szCs w:val="26"/>
+          <w:lang w:val="ru-RU"/>
+        </w:rPr>
+        <w:t xml:space="preserve">__ » ___________ </w:t>
+      </w:r>
+      <w:r>
+        <w:rPr>
+          <w:rFonts w:eastAsia="Times New Roman" w:cs="Times New Roman"/>
+          <w:sz w:val="26"/>
+          <w:szCs w:val="26"/>
+          <w:highlight w:val="yellow"/>
+          <w:lang w:val="ru-RU" w:eastAsia="ru-RU"/>
+        </w:rPr>
+        <w:t xml:space="preserve">{{ </w:t>
       </w:r>
       <w:r>
         <w:rPr>
@@ -143,7 +199,17 @@
           <w:highlight w:val="yellow"/>
           <w:lang w:eastAsia="ru-RU"/>
         </w:rPr>
-        <w:t xml:space="preserve">{{ </w:t>
+        <w:t>PROJECT</w:t>
+      </w:r>
+      <w:r>
+        <w:rPr>
+          <w:rFonts w:eastAsia="Times New Roman" w:cs="Times New Roman"/>
+          <w:sz w:val="26"/>
+          <w:szCs w:val="26"/>
+          <w:highlight w:val="yellow"/>
+          <w:lang w:val="ru-RU" w:eastAsia="ru-RU"/>
+        </w:rPr>
+        <w:t>_</w:t>
       </w:r>
       <w:r>
         <w:rPr>
@@ -153,7 +219,7 @@
           <w:highlight w:val="yellow"/>
           <w:lang w:eastAsia="ru-RU"/>
         </w:rPr>
-        <w:t>PROJECT</w:t>
+        <w:t>YEAR</w:t>
       </w:r>
       <w:r>
         <w:rPr>
@@ -161,49 +227,31 @@
           <w:sz w:val="26"/>
           <w:szCs w:val="26"/>
           <w:highlight w:val="yellow"/>
-          <w:lang w:eastAsia="ru-RU"/>
-        </w:rPr>
-        <w:t>_</w:t>
-      </w:r>
-      <w:r>
-        <w:rPr>
-          <w:rFonts w:eastAsia="Times New Roman" w:cs="Times New Roman"/>
+          <w:lang w:val="ru-RU" w:eastAsia="ru-RU"/>
+        </w:rPr>
+        <w:t xml:space="preserve"> }}</w:t>
+      </w:r>
+      <w:r>
+        <w:rPr>
           <w:sz w:val="26"/>
           <w:szCs w:val="26"/>
-          <w:highlight w:val="yellow"/>
-          <w:lang w:eastAsia="ru-RU"/>
-        </w:rPr>
-        <w:t>YEAR</w:t>
-      </w:r>
-      <w:r>
-        <w:rPr>
-          <w:rFonts w:eastAsia="Times New Roman" w:cs="Times New Roman"/>
+          <w:lang w:val="ru-RU"/>
+        </w:rPr>
+        <w:t xml:space="preserve"> </w:t>
+      </w:r>
+      <w:r>
+        <w:rPr>
           <w:sz w:val="26"/>
           <w:szCs w:val="26"/>
-          <w:highlight w:val="yellow"/>
-          <w:lang w:eastAsia="ru-RU"/>
-        </w:rPr>
-        <w:t xml:space="preserve"> }}</w:t>
+          <w:lang w:val="ru-RU"/>
+        </w:rPr>
+        <w:t>г</w:t>
       </w:r>
       <w:r>
         <w:rPr>
           <w:sz w:val="26"/>
           <w:szCs w:val="26"/>
-        </w:rPr>
-        <w:t xml:space="preserve"> </w:t>
-      </w:r>
-      <w:r>
-        <w:rPr>
-          <w:sz w:val="26"/>
-          <w:szCs w:val="26"/>
-          <w:lang w:val="ru-RU"/>
-        </w:rPr>
-        <w:t>г</w:t>
-      </w:r>
-      <w:r>
-        <w:rPr>
-          <w:sz w:val="26"/>
-          <w:szCs w:val="26"/>
+          <w:lang w:val="ru-RU"/>
         </w:rPr>
         <w:t>.</w:t>
       </w:r>
@@ -216,6 +264,7 @@
           <w:b/>
           <w:sz w:val="32"/>
           <w:szCs w:val="32"/>
+          <w:lang w:val="ru-RU"/>
         </w:rPr>
       </w:pPr>
     </w:p>
@@ -227,6 +276,7 @@
           <w:b/>
           <w:sz w:val="32"/>
           <w:szCs w:val="32"/>
+          <w:lang w:val="ru-RU"/>
         </w:rPr>
       </w:pPr>
     </w:p>
@@ -238,6 +288,7 @@
           <w:b/>
           <w:sz w:val="32"/>
           <w:szCs w:val="32"/>
+          <w:lang w:val="ru-RU"/>
         </w:rPr>
       </w:pPr>
     </w:p>
@@ -249,6 +300,7 @@
           <w:b/>
           <w:sz w:val="32"/>
           <w:szCs w:val="32"/>
+          <w:lang w:val="ru-RU"/>
         </w:rPr>
       </w:pPr>
     </w:p>
@@ -364,6 +416,7 @@
         </w:rPr>
         <w:t xml:space="preserve"> </w:t>
       </w:r>
+      <w:proofErr w:type="gramStart"/>
       <w:r>
         <w:rPr>
           <w:rFonts w:eastAsia="Times New Roman" w:cs="Times New Roman"/>
@@ -372,7 +425,18 @@
           <w:highlight w:val="yellow"/>
           <w:lang w:val="ru-RU" w:eastAsia="ru-RU"/>
         </w:rPr>
-        <w:t>{{ SITE_NAME }}</w:t>
+        <w:t>{{ SITE</w:t>
+      </w:r>
+      <w:proofErr w:type="gramEnd"/>
+      <w:r>
+        <w:rPr>
+          <w:rFonts w:eastAsia="Times New Roman" w:cs="Times New Roman"/>
+          <w:sz w:val="24"/>
+          <w:szCs w:val="24"/>
+          <w:highlight w:val="yellow"/>
+          <w:lang w:val="ru-RU" w:eastAsia="ru-RU"/>
+        </w:rPr>
+        <w:t>_NAME }}</w:t>
       </w:r>
     </w:p>
     <w:p>
@@ -405,6 +469,7 @@
         </w:rPr>
         <w:t xml:space="preserve"> </w:t>
       </w:r>
+      <w:proofErr w:type="gramStart"/>
       <w:r>
         <w:rPr>
           <w:rFonts w:eastAsia="Times New Roman" w:cs="Times New Roman"/>
@@ -413,7 +478,18 @@
           <w:highlight w:val="yellow"/>
           <w:lang w:val="ru-RU" w:eastAsia="ru-RU"/>
         </w:rPr>
-        <w:t>{{ SHORT_NAME }}</w:t>
+        <w:t>{{ SHORT</w:t>
+      </w:r>
+      <w:proofErr w:type="gramEnd"/>
+      <w:r>
+        <w:rPr>
+          <w:rFonts w:eastAsia="Times New Roman" w:cs="Times New Roman"/>
+          <w:sz w:val="24"/>
+          <w:szCs w:val="24"/>
+          <w:highlight w:val="yellow"/>
+          <w:lang w:val="ru-RU" w:eastAsia="ru-RU"/>
+        </w:rPr>
+        <w:t>_NAME }}</w:t>
       </w:r>
     </w:p>
     <w:p>
@@ -446,6 +522,7 @@
         </w:rPr>
         <w:t xml:space="preserve"> </w:t>
       </w:r>
+      <w:proofErr w:type="gramStart"/>
       <w:r>
         <w:rPr>
           <w:rFonts w:eastAsia="Times New Roman" w:cs="Times New Roman"/>
@@ -466,6 +543,7 @@
         </w:rPr>
         <w:t>PROJECT</w:t>
       </w:r>
+      <w:proofErr w:type="gramEnd"/>
       <w:r>
         <w:rPr>
           <w:rFonts w:eastAsia="Times New Roman" w:cs="Times New Roman"/>
@@ -536,6 +614,7 @@
         </w:rPr>
         <w:t xml:space="preserve"> </w:t>
       </w:r>
+      <w:proofErr w:type="gramStart"/>
       <w:r>
         <w:rPr>
           <w:rFonts w:eastAsia="Times New Roman" w:cs="Times New Roman"/>
@@ -544,7 +623,18 @@
           <w:highlight w:val="yellow"/>
           <w:lang w:val="ru-RU" w:eastAsia="ru-RU"/>
         </w:rPr>
-        <w:t>{{ SITE_REG_NUMBER }}</w:t>
+        <w:t>{{ SITE</w:t>
+      </w:r>
+      <w:proofErr w:type="gramEnd"/>
+      <w:r>
+        <w:rPr>
+          <w:rFonts w:eastAsia="Times New Roman" w:cs="Times New Roman"/>
+          <w:sz w:val="24"/>
+          <w:szCs w:val="24"/>
+          <w:highlight w:val="yellow"/>
+          <w:lang w:val="ru-RU" w:eastAsia="ru-RU"/>
+        </w:rPr>
+        <w:t>_REG_NUMBER }}</w:t>
       </w:r>
     </w:p>
     <w:p>
@@ -598,6 +688,7 @@
         </w:rPr>
         <w:t xml:space="preserve"> </w:t>
       </w:r>
+      <w:proofErr w:type="gramStart"/>
       <w:r>
         <w:rPr>
           <w:rFonts w:eastAsia="Times New Roman" w:cs="Times New Roman"/>
@@ -606,7 +697,18 @@
           <w:highlight w:val="yellow"/>
           <w:lang w:val="ru-RU" w:eastAsia="ru-RU"/>
         </w:rPr>
-        <w:t>{{ SITE_OBJECT_ADDRESS }}</w:t>
+        <w:t>{{ SITE</w:t>
+      </w:r>
+      <w:proofErr w:type="gramEnd"/>
+      <w:r>
+        <w:rPr>
+          <w:rFonts w:eastAsia="Times New Roman" w:cs="Times New Roman"/>
+          <w:sz w:val="24"/>
+          <w:szCs w:val="24"/>
+          <w:highlight w:val="yellow"/>
+          <w:lang w:val="ru-RU" w:eastAsia="ru-RU"/>
+        </w:rPr>
+        <w:t>_OBJECT_ADDRESS }}</w:t>
       </w:r>
     </w:p>
     <w:p>
@@ -652,6 +754,7 @@
           <w:lang w:val="ru-RU" w:eastAsia="ru-RU"/>
         </w:rPr>
       </w:pPr>
+      <w:proofErr w:type="gramStart"/>
       <w:r>
         <w:rPr>
           <w:rFonts w:eastAsia="Times New Roman" w:cs="Times New Roman"/>
@@ -670,6 +773,7 @@
         </w:rPr>
         <w:t>PROJECT</w:t>
       </w:r>
+      <w:proofErr w:type="gramEnd"/>
       <w:r>
         <w:rPr>
           <w:rFonts w:eastAsia="Times New Roman" w:cs="Times New Roman"/>
@@ -912,6 +1016,7 @@
           <w:lang w:val="ru-RU"/>
         </w:rPr>
       </w:pPr>
+      <w:proofErr w:type="spellStart"/>
       <w:r>
         <w:rPr>
           <w:rFonts w:cs="Times New Roman"/>
@@ -920,7 +1025,18 @@
           <w:szCs w:val="24"/>
           <w:lang w:val="ru-RU"/>
         </w:rPr>
-        <w:t xml:space="preserve">email: </w:t>
+        <w:t>email</w:t>
+      </w:r>
+      <w:proofErr w:type="spellEnd"/>
+      <w:r>
+        <w:rPr>
+          <w:rFonts w:cs="Times New Roman"/>
+          <w:bCs/>
+          <w:sz w:val="24"/>
+          <w:szCs w:val="24"/>
+          <w:lang w:val="ru-RU"/>
+        </w:rPr>
+        <w:t xml:space="preserve">: </w:t>
       </w:r>
       <w:r>
         <w:rPr>
@@ -4962,6 +5078,7 @@
         </w:rPr>
         <w:t>Р</w:t>
       </w:r>
+      <w:proofErr w:type="spellStart"/>
       <w:r>
         <w:rPr>
           <w:rFonts w:ascii="Times New Roman" w:hAnsi="Times New Roman" w:cs="Times New Roman"/>
@@ -4970,9 +5087,32 @@
           <w:szCs w:val="24"/>
           <w:lang w:eastAsia="ru-RU"/>
         </w:rPr>
-        <w:t>еквизиты организации</w:t>
+        <w:t>еквизиты</w:t>
+      </w:r>
+      <w:proofErr w:type="spellEnd"/>
+      <w:r>
+        <w:rPr>
+          <w:rFonts w:ascii="Times New Roman" w:hAnsi="Times New Roman" w:cs="Times New Roman"/>
+          <w:color w:val="auto"/>
+          <w:sz w:val="24"/>
+          <w:szCs w:val="24"/>
+          <w:lang w:eastAsia="ru-RU"/>
+        </w:rPr>
+        <w:t xml:space="preserve"> </w:t>
+      </w:r>
+      <w:proofErr w:type="spellStart"/>
+      <w:r>
+        <w:rPr>
+          <w:rFonts w:ascii="Times New Roman" w:hAnsi="Times New Roman" w:cs="Times New Roman"/>
+          <w:color w:val="auto"/>
+          <w:sz w:val="24"/>
+          <w:szCs w:val="24"/>
+          <w:lang w:eastAsia="ru-RU"/>
+        </w:rPr>
+        <w:t>организации</w:t>
       </w:r>
       <w:bookmarkEnd w:id="2"/>
+      <w:proofErr w:type="spellEnd"/>
     </w:p>
     <w:p>
       <w:pPr>
@@ -5011,7 +5151,29 @@
           <w:szCs w:val="24"/>
           <w:lang w:val="ru-RU" w:eastAsia="ru-RU"/>
         </w:rPr>
-        <w:t>олное и сокращенное (при наличии) наименование эксплуатирующей организации (или заказчика проекта) с указанием адреса в пределах ее места нахождения, электронного адреса (при наличии) и телефона</w:t>
+        <w:t xml:space="preserve">олное и </w:t>
+      </w:r>
+      <w:proofErr w:type="spellStart"/>
+      <w:r>
+        <w:rPr>
+          <w:rFonts w:ascii="Times New Roman" w:hAnsi="Times New Roman" w:cs="Times New Roman"/>
+          <w:color w:val="auto"/>
+          <w:sz w:val="24"/>
+          <w:szCs w:val="24"/>
+          <w:lang w:val="ru-RU" w:eastAsia="ru-RU"/>
+        </w:rPr>
+        <w:t>сокращенное</w:t>
+      </w:r>
+      <w:proofErr w:type="spellEnd"/>
+      <w:r>
+        <w:rPr>
+          <w:rFonts w:ascii="Times New Roman" w:hAnsi="Times New Roman" w:cs="Times New Roman"/>
+          <w:color w:val="auto"/>
+          <w:sz w:val="24"/>
+          <w:szCs w:val="24"/>
+          <w:lang w:val="ru-RU" w:eastAsia="ru-RU"/>
+        </w:rPr>
+        <w:t xml:space="preserve"> (при наличии) наименование эксплуатирующей организации (или заказчика проекта) с указанием адреса в пределах ее места нахождения, электронного адреса (при наличии) и телефона</w:t>
       </w:r>
       <w:bookmarkEnd w:id="3"/>
     </w:p>
@@ -5067,6 +5229,7 @@
           <w:lang w:val="ru-RU"/>
         </w:rPr>
       </w:pPr>
+      <w:proofErr w:type="gramStart"/>
       <w:r>
         <w:rPr>
           <w:rFonts w:cs="Times New Roman"/>
@@ -5086,6 +5249,7 @@
         </w:rPr>
         <w:t>FULL</w:t>
       </w:r>
+      <w:proofErr w:type="gramEnd"/>
       <w:r>
         <w:rPr>
           <w:rFonts w:cs="Times New Roman"/>
@@ -5126,6 +5290,7 @@
           <w:lang w:val="ru-RU"/>
         </w:rPr>
       </w:pPr>
+      <w:proofErr w:type="gramStart"/>
       <w:r>
         <w:rPr>
           <w:rFonts w:cs="Times New Roman"/>
@@ -5134,7 +5299,18 @@
           <w:highlight w:val="yellow"/>
           <w:lang w:val="ru-RU"/>
         </w:rPr>
-        <w:t>{{ SHORT_NAME }}</w:t>
+        <w:t>{{ SHORT</w:t>
+      </w:r>
+      <w:proofErr w:type="gramEnd"/>
+      <w:r>
+        <w:rPr>
+          <w:rFonts w:cs="Times New Roman"/>
+          <w:sz w:val="24"/>
+          <w:szCs w:val="24"/>
+          <w:highlight w:val="yellow"/>
+          <w:lang w:val="ru-RU"/>
+        </w:rPr>
+        <w:t>_NAME }}</w:t>
       </w:r>
     </w:p>
     <w:p>
@@ -5156,6 +5332,7 @@
         </w:rPr>
         <w:t xml:space="preserve">Юридический адрес: </w:t>
       </w:r>
+      <w:proofErr w:type="gramStart"/>
       <w:r>
         <w:rPr>
           <w:rFonts w:cs="Times New Roman"/>
@@ -5175,6 +5352,7 @@
         </w:rPr>
         <w:t>ORG</w:t>
       </w:r>
+      <w:proofErr w:type="gramEnd"/>
       <w:r>
         <w:rPr>
           <w:rFonts w:cs="Times New Roman"/>
@@ -5224,6 +5402,7 @@
         </w:rPr>
         <w:t xml:space="preserve">тел./факс: </w:t>
       </w:r>
+      <w:proofErr w:type="gramStart"/>
       <w:r>
         <w:rPr>
           <w:rFonts w:cs="Times New Roman"/>
@@ -5232,8 +5411,9 @@
           <w:highlight w:val="yellow"/>
           <w:lang w:val="ru-RU"/>
         </w:rPr>
-        <w:t>{{ ORG_PHONE }}</w:t>
-      </w:r>
+        <w:t>{{ ORG</w:t>
+      </w:r>
+      <w:proofErr w:type="gramEnd"/>
       <w:r>
         <w:rPr>
           <w:rFonts w:cs="Times New Roman"/>
@@ -5242,6 +5422,16 @@
           <w:highlight w:val="yellow"/>
           <w:lang w:val="ru-RU"/>
         </w:rPr>
+        <w:t>_PHONE }}</w:t>
+      </w:r>
+      <w:r>
+        <w:rPr>
+          <w:rFonts w:cs="Times New Roman"/>
+          <w:sz w:val="24"/>
+          <w:szCs w:val="24"/>
+          <w:highlight w:val="yellow"/>
+          <w:lang w:val="ru-RU"/>
+        </w:rPr>
         <w:t xml:space="preserve"> </w:t>
       </w:r>
       <w:r>
@@ -5302,6 +5492,7 @@
         </w:rPr>
         <w:t xml:space="preserve">: </w:t>
       </w:r>
+      <w:proofErr w:type="gramStart"/>
       <w:r>
         <w:rPr>
           <w:rFonts w:cs="Times New Roman"/>
@@ -5321,6 +5512,7 @@
         </w:rPr>
         <w:t>ORG</w:t>
       </w:r>
+      <w:proofErr w:type="gramEnd"/>
       <w:r>
         <w:rPr>
           <w:rFonts w:cs="Times New Roman"/>
@@ -5515,6 +5707,7 @@
           <w:lang w:val="ru-RU"/>
         </w:rPr>
       </w:pPr>
+      <w:proofErr w:type="gramStart"/>
       <w:r>
         <w:rPr>
           <w:rFonts w:cs="Times New Roman"/>
@@ -5534,6 +5727,7 @@
         </w:rPr>
         <w:t>HEAD</w:t>
       </w:r>
+      <w:proofErr w:type="gramEnd"/>
       <w:r>
         <w:rPr>
           <w:rFonts w:cs="Times New Roman"/>
@@ -5766,7 +5960,29 @@
           <w:szCs w:val="24"/>
           <w:lang w:val="ru-RU"/>
         </w:rPr>
-        <w:t>Заместитель генерального директора по промышленной безопасности, охране труда и экологии ПАО «Татнефть» им. В. Д. Шашина - Хабибрахманов А.Г.</w:t>
+        <w:t xml:space="preserve">Заместитель генерального директора по промышленной безопасности, охране труда и экологии ПАО «Татнефть» им. В. Д. Шашина - </w:t>
+      </w:r>
+      <w:proofErr w:type="spellStart"/>
+      <w:r>
+        <w:rPr>
+          <w:rFonts w:cs="Times New Roman"/>
+          <w:color w:val="E36C0A" w:themeColor="accent6" w:themeShade="BF"/>
+          <w:sz w:val="24"/>
+          <w:szCs w:val="24"/>
+          <w:lang w:val="ru-RU"/>
+        </w:rPr>
+        <w:t>Хабибрахманов</w:t>
+      </w:r>
+      <w:proofErr w:type="spellEnd"/>
+      <w:r>
+        <w:rPr>
+          <w:rFonts w:cs="Times New Roman"/>
+          <w:color w:val="E36C0A" w:themeColor="accent6" w:themeShade="BF"/>
+          <w:sz w:val="24"/>
+          <w:szCs w:val="24"/>
+          <w:lang w:val="ru-RU"/>
+        </w:rPr>
+        <w:t xml:space="preserve"> А.Г.</w:t>
       </w:r>
     </w:p>
     <w:p>
@@ -5940,6 +6156,7 @@
           <w:szCs w:val="24"/>
         </w:rPr>
       </w:pPr>
+      <w:proofErr w:type="gramStart"/>
       <w:r>
         <w:rPr>
           <w:rFonts w:cs="Times New Roman"/>
@@ -5947,7 +6164,17 @@
           <w:szCs w:val="24"/>
           <w:highlight w:val="yellow"/>
         </w:rPr>
-        <w:t>{{ SITE_DESCRIPTION }}</w:t>
+        <w:t>{{ SITE</w:t>
+      </w:r>
+      <w:proofErr w:type="gramEnd"/>
+      <w:r>
+        <w:rPr>
+          <w:rFonts w:cs="Times New Roman"/>
+          <w:sz w:val="24"/>
+          <w:szCs w:val="24"/>
+          <w:highlight w:val="yellow"/>
+        </w:rPr>
+        <w:t>_DESCRIPTION }}</w:t>
       </w:r>
     </w:p>
     <w:p>
@@ -6027,7 +6254,29 @@
           <w:szCs w:val="24"/>
           <w:lang w:val="ru-RU" w:eastAsia="ru-RU"/>
         </w:rPr>
-        <w:t>Перечень составляющих декларируемого объекта с указанием количества и наименования опасных веществ, на основании которых опасный производственный объект отнесен к декларируемым объектам</w:t>
+        <w:t xml:space="preserve">Перечень составляющих декларируемого объекта с указанием количества и наименования опасных веществ, на основании которых опасный производственный объект </w:t>
+      </w:r>
+      <w:proofErr w:type="spellStart"/>
+      <w:r>
+        <w:rPr>
+          <w:rFonts w:ascii="Times New Roman" w:hAnsi="Times New Roman" w:cs="Times New Roman"/>
+          <w:color w:val="auto"/>
+          <w:sz w:val="24"/>
+          <w:szCs w:val="24"/>
+          <w:lang w:val="ru-RU" w:eastAsia="ru-RU"/>
+        </w:rPr>
+        <w:t>отнесен</w:t>
+      </w:r>
+      <w:proofErr w:type="spellEnd"/>
+      <w:r>
+        <w:rPr>
+          <w:rFonts w:ascii="Times New Roman" w:hAnsi="Times New Roman" w:cs="Times New Roman"/>
+          <w:color w:val="auto"/>
+          <w:sz w:val="24"/>
+          <w:szCs w:val="24"/>
+          <w:lang w:val="ru-RU" w:eastAsia="ru-RU"/>
+        </w:rPr>
+        <w:t xml:space="preserve"> к декларируемым объектам</w:t>
       </w:r>
       <w:bookmarkEnd w:id="9"/>
     </w:p>
@@ -6073,6 +6322,7 @@
         </w:rPr>
         <w:br/>
       </w:r>
+      <w:proofErr w:type="gramStart"/>
       <w:r>
         <w:rPr>
           <w:rFonts w:cs="Times New Roman"/>
@@ -6081,7 +6331,18 @@
           <w:highlight w:val="yellow"/>
           <w:lang w:val="ru-RU"/>
         </w:rPr>
-        <w:t>{{ SHORT_NAME }}</w:t>
+        <w:t>{{ SHORT</w:t>
+      </w:r>
+      <w:proofErr w:type="gramEnd"/>
+      <w:r>
+        <w:rPr>
+          <w:rFonts w:cs="Times New Roman"/>
+          <w:sz w:val="24"/>
+          <w:szCs w:val="24"/>
+          <w:highlight w:val="yellow"/>
+          <w:lang w:val="ru-RU"/>
+        </w:rPr>
+        <w:t>_NAME }}</w:t>
       </w:r>
       <w:r>
         <w:rPr>
@@ -6126,7 +6387,47 @@
           <w:szCs w:val="24"/>
           <w:lang w:val="ru-RU"/>
         </w:rPr>
-        <w:t xml:space="preserve"> от 21.07.1997 № 116-ФЗ «О промышленной безопасности опасных производственных объектов» и в соответствии с «Порядком оформления декларации промышленной безопасности опасных производственных объектов и перечне включаемых в нее сведений», утвержденным приказом Федеральной службы по экологическому, технологическому и атомному надзору от 16.10.2020 г. № 414.</w:t>
+        <w:t xml:space="preserve"> от 21.07.1997 № 116-ФЗ «О промышленной безопасности опасных производственных объектов» и в соответствии с «Порядком оформления декларации промышленной безопасности опасных производственных объектов и перечне включаемых в </w:t>
+      </w:r>
+      <w:proofErr w:type="spellStart"/>
+      <w:r>
+        <w:rPr>
+          <w:rFonts w:cs="Times New Roman"/>
+          <w:sz w:val="24"/>
+          <w:szCs w:val="24"/>
+          <w:lang w:val="ru-RU"/>
+        </w:rPr>
+        <w:t>нее</w:t>
+      </w:r>
+      <w:proofErr w:type="spellEnd"/>
+      <w:r>
+        <w:rPr>
+          <w:rFonts w:cs="Times New Roman"/>
+          <w:sz w:val="24"/>
+          <w:szCs w:val="24"/>
+          <w:lang w:val="ru-RU"/>
+        </w:rPr>
+        <w:t xml:space="preserve"> сведений», </w:t>
+      </w:r>
+      <w:proofErr w:type="spellStart"/>
+      <w:r>
+        <w:rPr>
+          <w:rFonts w:cs="Times New Roman"/>
+          <w:sz w:val="24"/>
+          <w:szCs w:val="24"/>
+          <w:lang w:val="ru-RU"/>
+        </w:rPr>
+        <w:t>утвержденным</w:t>
+      </w:r>
+      <w:proofErr w:type="spellEnd"/>
+      <w:r>
+        <w:rPr>
+          <w:rFonts w:cs="Times New Roman"/>
+          <w:sz w:val="24"/>
+          <w:szCs w:val="24"/>
+          <w:lang w:val="ru-RU"/>
+        </w:rPr>
+        <w:t xml:space="preserve"> приказом Федеральной службы по экологическому, технологическому и атомному надзору от 16.10.2020 г. № 414.</w:t>
       </w:r>
     </w:p>
     <w:p>
@@ -6170,7 +6471,17 @@
           <w:szCs w:val="24"/>
           <w:lang w:val="ru-RU"/>
         </w:rPr>
-        <w:t>, приведён</w:t>
+        <w:t xml:space="preserve">, </w:t>
+      </w:r>
+      <w:proofErr w:type="spellStart"/>
+      <w:r>
+        <w:rPr>
+          <w:rFonts w:cs="Times New Roman"/>
+          <w:sz w:val="24"/>
+          <w:szCs w:val="24"/>
+          <w:lang w:val="ru-RU"/>
+        </w:rPr>
+        <w:t>приведён</w:t>
       </w:r>
       <w:r>
         <w:rPr>
@@ -6181,6 +6492,7 @@
         </w:rPr>
         <w:t>ы</w:t>
       </w:r>
+      <w:proofErr w:type="spellEnd"/>
       <w:r>
         <w:rPr>
           <w:rFonts w:cs="Times New Roman"/>
@@ -7312,7 +7624,33 @@
                 <w:szCs w:val="18"/>
                 <w:lang w:val="ru-RU" w:eastAsia="ru-RU"/>
               </w:rPr>
-              <w:t>В технол. процессе, т</w:t>
+              <w:t xml:space="preserve">В </w:t>
+            </w:r>
+            <w:proofErr w:type="spellStart"/>
+            <w:r>
+              <w:rPr>
+                <w:rFonts w:eastAsia="Times New Roman" w:cs="Times New Roman"/>
+                <w:b/>
+                <w:bCs/>
+                <w:color w:val="FF0000"/>
+                <w:sz w:val="18"/>
+                <w:szCs w:val="18"/>
+                <w:lang w:val="ru-RU" w:eastAsia="ru-RU"/>
+              </w:rPr>
+              <w:t>технол</w:t>
+            </w:r>
+            <w:proofErr w:type="spellEnd"/>
+            <w:r>
+              <w:rPr>
+                <w:rFonts w:eastAsia="Times New Roman" w:cs="Times New Roman"/>
+                <w:b/>
+                <w:bCs/>
+                <w:color w:val="FF0000"/>
+                <w:sz w:val="18"/>
+                <w:szCs w:val="18"/>
+                <w:lang w:val="ru-RU" w:eastAsia="ru-RU"/>
+              </w:rPr>
+              <w:t>. процессе, т</w:t>
             </w:r>
           </w:p>
         </w:tc>
@@ -7507,7 +7845,31 @@
                 <w:szCs w:val="18"/>
                 <w:lang w:val="ru-RU" w:eastAsia="ru-RU"/>
               </w:rPr>
-              <w:t xml:space="preserve">УПН «Кушкуль» </w:t>
+              <w:t>УПН «</w:t>
+            </w:r>
+            <w:proofErr w:type="spellStart"/>
+            <w:r>
+              <w:rPr>
+                <w:rFonts w:eastAsia="Times New Roman" w:cs="Times New Roman"/>
+                <w:bCs/>
+                <w:color w:val="FF0000"/>
+                <w:sz w:val="18"/>
+                <w:szCs w:val="18"/>
+                <w:lang w:val="ru-RU" w:eastAsia="ru-RU"/>
+              </w:rPr>
+              <w:t>Кушкуль</w:t>
+            </w:r>
+            <w:proofErr w:type="spellEnd"/>
+            <w:r>
+              <w:rPr>
+                <w:rFonts w:eastAsia="Times New Roman" w:cs="Times New Roman"/>
+                <w:bCs/>
+                <w:color w:val="FF0000"/>
+                <w:sz w:val="18"/>
+                <w:szCs w:val="18"/>
+                <w:lang w:val="ru-RU" w:eastAsia="ru-RU"/>
+              </w:rPr>
+              <w:t xml:space="preserve">» </w:t>
             </w:r>
           </w:p>
         </w:tc>
@@ -9957,6 +10319,7 @@
         </w:rPr>
         <w:t xml:space="preserve">Опасный производственный объект - </w:t>
       </w:r>
+      <w:proofErr w:type="gramStart"/>
       <w:r>
         <w:rPr>
           <w:rFonts w:cs="Times New Roman"/>
@@ -9965,7 +10328,18 @@
           <w:highlight w:val="yellow"/>
           <w:lang w:val="ru-RU"/>
         </w:rPr>
-        <w:t>{{ SITE_NAME }}</w:t>
+        <w:t>{{ SITE</w:t>
+      </w:r>
+      <w:proofErr w:type="gramEnd"/>
+      <w:r>
+        <w:rPr>
+          <w:rFonts w:cs="Times New Roman"/>
+          <w:sz w:val="24"/>
+          <w:szCs w:val="24"/>
+          <w:highlight w:val="yellow"/>
+          <w:lang w:val="ru-RU"/>
+        </w:rPr>
+        <w:t>_NAME }}</w:t>
       </w:r>
       <w:r>
         <w:rPr>
@@ -10160,7 +10534,27 @@
           <w:szCs w:val="24"/>
           <w:lang w:val="ru-RU"/>
         </w:rPr>
-        <w:t>) приведен перечень нормативных правовых документов, на основании которых принято решение о разработке декларации.</w:t>
+        <w:t xml:space="preserve">) </w:t>
+      </w:r>
+      <w:proofErr w:type="spellStart"/>
+      <w:r>
+        <w:rPr>
+          <w:rFonts w:cs="Times New Roman"/>
+          <w:sz w:val="24"/>
+          <w:szCs w:val="24"/>
+          <w:lang w:val="ru-RU"/>
+        </w:rPr>
+        <w:t>приведен</w:t>
+      </w:r>
+      <w:proofErr w:type="spellEnd"/>
+      <w:r>
+        <w:rPr>
+          <w:rFonts w:cs="Times New Roman"/>
+          <w:sz w:val="24"/>
+          <w:szCs w:val="24"/>
+          <w:lang w:val="ru-RU"/>
+        </w:rPr>
+        <w:t xml:space="preserve"> перечень нормативных правовых документов, на основании которых принято решение о разработке декларации.</w:t>
       </w:r>
     </w:p>
     <w:p>
@@ -10519,7 +10913,31 @@
                 <w:lang w:val="ru-RU"/>
               </w:rPr>
               <w:lastRenderedPageBreak/>
-              <w:t>2. «Порядок оформления декларации промышленной безопасности опасных производственных объектов и перечень включаемых в нее сведений» (утв. приказом Ростехнадзора от 16.10.2020 г. № 414)</w:t>
+              <w:t xml:space="preserve">2. «Порядок оформления декларации промышленной безопасности опасных производственных объектов и перечень включаемых в </w:t>
+            </w:r>
+            <w:proofErr w:type="spellStart"/>
+            <w:r>
+              <w:rPr>
+                <w:b w:val="0"/>
+                <w:bCs w:val="0"/>
+                <w:color w:val="auto"/>
+                <w:sz w:val="24"/>
+                <w:szCs w:val="24"/>
+                <w:lang w:val="ru-RU"/>
+              </w:rPr>
+              <w:t>нее</w:t>
+            </w:r>
+            <w:proofErr w:type="spellEnd"/>
+            <w:r>
+              <w:rPr>
+                <w:b w:val="0"/>
+                <w:bCs w:val="0"/>
+                <w:color w:val="auto"/>
+                <w:sz w:val="24"/>
+                <w:szCs w:val="24"/>
+                <w:lang w:val="ru-RU"/>
+              </w:rPr>
+              <w:t xml:space="preserve"> сведений» (утв. приказом Ростехнадзора от 16.10.2020 г. № 414)</w:t>
             </w:r>
           </w:p>
         </w:tc>
@@ -10683,6 +11101,7 @@
           <w:lang w:val="ru-RU"/>
         </w:rPr>
       </w:pPr>
+      <w:proofErr w:type="gramStart"/>
       <w:r>
         <w:rPr>
           <w:rFonts w:cs="Times New Roman"/>
@@ -10691,7 +11110,18 @@
           <w:highlight w:val="yellow"/>
           <w:lang w:val="ru-RU"/>
         </w:rPr>
-        <w:t>{{ SITE_OBJECT_ADDRESS }}</w:t>
+        <w:t>{{ SITE</w:t>
+      </w:r>
+      <w:proofErr w:type="gramEnd"/>
+      <w:r>
+        <w:rPr>
+          <w:rFonts w:cs="Times New Roman"/>
+          <w:sz w:val="24"/>
+          <w:szCs w:val="24"/>
+          <w:highlight w:val="yellow"/>
+          <w:lang w:val="ru-RU"/>
+        </w:rPr>
+        <w:t>_OBJECT_ADDRESS }}</w:t>
       </w:r>
     </w:p>
     <w:p>
@@ -10878,7 +11308,27 @@
           <w:szCs w:val="24"/>
           <w:lang w:val="ru-RU"/>
         </w:rPr>
-        <w:t>- вдоль подводных переходов трубопроводов - в виде участка водного пространства от водной поверхности до дна, заключенного между параллельными плоскостями, отстоящими от осей крайних ниток трубопроводов на 100 м с каждой стороны.</w:t>
+        <w:t xml:space="preserve">- вдоль подводных переходов трубопроводов - в виде участка водного пространства от водной поверхности до дна, </w:t>
+      </w:r>
+      <w:proofErr w:type="spellStart"/>
+      <w:r>
+        <w:rPr>
+          <w:rFonts w:cs="Times New Roman"/>
+          <w:sz w:val="24"/>
+          <w:szCs w:val="24"/>
+          <w:lang w:val="ru-RU"/>
+        </w:rPr>
+        <w:t>заключенного</w:t>
+      </w:r>
+      <w:proofErr w:type="spellEnd"/>
+      <w:r>
+        <w:rPr>
+          <w:rFonts w:cs="Times New Roman"/>
+          <w:sz w:val="24"/>
+          <w:szCs w:val="24"/>
+          <w:lang w:val="ru-RU"/>
+        </w:rPr>
+        <w:t xml:space="preserve"> между параллельными плоскостями, отстоящими от осей крайних ниток трубопроводов на 100 м с каждой стороны.</w:t>
       </w:r>
     </w:p>
     <w:p>
@@ -10922,7 +11372,27 @@
           <w:szCs w:val="24"/>
           <w:lang w:val="ru-RU"/>
         </w:rPr>
-        <w:t>На трассе трубопровода установлены знаки безопасности. Сигнальные цвета и знаки безопасности предназначены для привлечения внимания к непосредственной опасности, предупреждения о возможной опасности, предписания и разрешения определенных действий с целью обеспечения безопасности, а также для необходимой информации.</w:t>
+        <w:t xml:space="preserve">На трассе трубопровода установлены знаки безопасности. Сигнальные цвета и знаки безопасности предназначены для привлечения внимания к непосредственной опасности, предупреждения о возможной опасности, предписания и разрешения </w:t>
+      </w:r>
+      <w:proofErr w:type="spellStart"/>
+      <w:r>
+        <w:rPr>
+          <w:rFonts w:cs="Times New Roman"/>
+          <w:sz w:val="24"/>
+          <w:szCs w:val="24"/>
+          <w:lang w:val="ru-RU"/>
+        </w:rPr>
+        <w:t>определенных</w:t>
+      </w:r>
+      <w:proofErr w:type="spellEnd"/>
+      <w:r>
+        <w:rPr>
+          <w:rFonts w:cs="Times New Roman"/>
+          <w:sz w:val="24"/>
+          <w:szCs w:val="24"/>
+          <w:lang w:val="ru-RU"/>
+        </w:rPr>
+        <w:t xml:space="preserve"> действий с целью обеспечения безопасности, а также для необходимой информации.</w:t>
       </w:r>
     </w:p>
     <w:p>
@@ -11165,6 +11635,7 @@
         </w:rPr>
         <w:br/>
       </w:r>
+      <w:proofErr w:type="gramStart"/>
       <w:r>
         <w:rPr>
           <w:rFonts w:cs="Times New Roman"/>
@@ -11184,6 +11655,7 @@
         </w:rPr>
         <w:t>SITE</w:t>
       </w:r>
+      <w:proofErr w:type="gramEnd"/>
       <w:r>
         <w:rPr>
           <w:rFonts w:cs="Times New Roman"/>
@@ -11584,7 +12056,29 @@
           <w:szCs w:val="24"/>
           <w:lang w:val="ru-RU" w:eastAsia="ru-RU"/>
         </w:rPr>
-        <w:t>Сведения о работниках эксплуатирующей организации и иных физических лицах, которым может быть причинен вред здоровью или жизни в результате аварии на декларируемом объекте</w:t>
+        <w:t xml:space="preserve">Сведения о работниках эксплуатирующей организации и иных физических лицах, которым может быть </w:t>
+      </w:r>
+      <w:proofErr w:type="spellStart"/>
+      <w:r>
+        <w:rPr>
+          <w:rFonts w:ascii="Times New Roman" w:hAnsi="Times New Roman" w:cs="Times New Roman"/>
+          <w:color w:val="auto"/>
+          <w:sz w:val="24"/>
+          <w:szCs w:val="24"/>
+          <w:lang w:val="ru-RU" w:eastAsia="ru-RU"/>
+        </w:rPr>
+        <w:t>причинен</w:t>
+      </w:r>
+      <w:proofErr w:type="spellEnd"/>
+      <w:r>
+        <w:rPr>
+          <w:rFonts w:ascii="Times New Roman" w:hAnsi="Times New Roman" w:cs="Times New Roman"/>
+          <w:color w:val="auto"/>
+          <w:sz w:val="24"/>
+          <w:szCs w:val="24"/>
+          <w:lang w:val="ru-RU" w:eastAsia="ru-RU"/>
+        </w:rPr>
+        <w:t xml:space="preserve"> вред здоровью или жизни в результате аварии на декларируемом объекте</w:t>
       </w:r>
       <w:bookmarkEnd w:id="19"/>
     </w:p>
@@ -11630,7 +12124,29 @@
           <w:szCs w:val="24"/>
           <w:lang w:val="ru-RU" w:eastAsia="ru-RU"/>
         </w:rPr>
-        <w:t>лиц, которым может быть причинен вред здоровью или жизни в результате аварии</w:t>
+        <w:t xml:space="preserve">лиц, которым может быть </w:t>
+      </w:r>
+      <w:proofErr w:type="spellStart"/>
+      <w:r>
+        <w:rPr>
+          <w:rFonts w:cs="Times New Roman"/>
+          <w:bCs/>
+          <w:sz w:val="24"/>
+          <w:szCs w:val="24"/>
+          <w:lang w:val="ru-RU" w:eastAsia="ru-RU"/>
+        </w:rPr>
+        <w:t>причинен</w:t>
+      </w:r>
+      <w:proofErr w:type="spellEnd"/>
+      <w:r>
+        <w:rPr>
+          <w:rFonts w:cs="Times New Roman"/>
+          <w:bCs/>
+          <w:sz w:val="24"/>
+          <w:szCs w:val="24"/>
+          <w:lang w:val="ru-RU" w:eastAsia="ru-RU"/>
+        </w:rPr>
+        <w:t xml:space="preserve"> вред здоровью или жизни в результате аварии</w:t>
       </w:r>
       <w:r>
         <w:rPr>
@@ -11788,7 +12304,27 @@
           <w:szCs w:val="24"/>
           <w:lang w:val="ru-RU"/>
         </w:rPr>
-        <w:t>декларируемом объекте с указанием их размещения на составляющих декларируемого объекта, приведёна ниже (</w:t>
+        <w:t xml:space="preserve">декларируемом объекте с указанием их размещения на составляющих декларируемого объекта, </w:t>
+      </w:r>
+      <w:proofErr w:type="spellStart"/>
+      <w:r>
+        <w:rPr>
+          <w:rFonts w:cs="Times New Roman"/>
+          <w:sz w:val="24"/>
+          <w:szCs w:val="24"/>
+          <w:lang w:val="ru-RU"/>
+        </w:rPr>
+        <w:t>приведёна</w:t>
+      </w:r>
+      <w:proofErr w:type="spellEnd"/>
+      <w:r>
+        <w:rPr>
+          <w:rFonts w:cs="Times New Roman"/>
+          <w:sz w:val="24"/>
+          <w:szCs w:val="24"/>
+          <w:lang w:val="ru-RU"/>
+        </w:rPr>
+        <w:t xml:space="preserve"> ниже (</w:t>
       </w:r>
       <w:r>
         <w:rPr>
@@ -11980,13 +12516,23 @@
                 <w:color w:val="FF0000"/>
               </w:rPr>
             </w:pPr>
+            <w:proofErr w:type="spellStart"/>
             <w:r>
               <w:rPr>
                 <w:rFonts w:eastAsia="Times New Roman"/>
                 <w:b/>
                 <w:color w:val="FF0000"/>
               </w:rPr>
-              <w:t xml:space="preserve">Составляющая </w:t>
+              <w:t>Составляющая</w:t>
+            </w:r>
+            <w:proofErr w:type="spellEnd"/>
+            <w:r>
+              <w:rPr>
+                <w:rFonts w:eastAsia="Times New Roman"/>
+                <w:b/>
+                <w:color w:val="FF0000"/>
+              </w:rPr>
+              <w:t xml:space="preserve"> </w:t>
             </w:r>
             <w:r>
               <w:rPr>
@@ -11997,6 +12543,7 @@
               </w:rPr>
               <w:t xml:space="preserve">декларируемого </w:t>
             </w:r>
+            <w:proofErr w:type="spellStart"/>
             <w:r>
               <w:rPr>
                 <w:rFonts w:eastAsia="Times New Roman"/>
@@ -12005,6 +12552,7 @@
               </w:rPr>
               <w:t>объекта</w:t>
             </w:r>
+            <w:proofErr w:type="spellEnd"/>
           </w:p>
         </w:tc>
         <w:tc>
@@ -12018,14 +12566,52 @@
                 <w:lang w:val="ru-RU"/>
               </w:rPr>
             </w:pPr>
+            <w:proofErr w:type="spellStart"/>
             <w:r>
               <w:rPr>
                 <w:rFonts w:eastAsia="Times New Roman"/>
                 <w:b/>
                 <w:color w:val="FF0000"/>
               </w:rPr>
-              <w:t>Общая численность работников</w:t>
-            </w:r>
+              <w:t>Общая</w:t>
+            </w:r>
+            <w:proofErr w:type="spellEnd"/>
+            <w:r>
+              <w:rPr>
+                <w:rFonts w:eastAsia="Times New Roman"/>
+                <w:b/>
+                <w:color w:val="FF0000"/>
+              </w:rPr>
+              <w:t xml:space="preserve"> </w:t>
+            </w:r>
+            <w:proofErr w:type="spellStart"/>
+            <w:r>
+              <w:rPr>
+                <w:rFonts w:eastAsia="Times New Roman"/>
+                <w:b/>
+                <w:color w:val="FF0000"/>
+              </w:rPr>
+              <w:t>численность</w:t>
+            </w:r>
+            <w:proofErr w:type="spellEnd"/>
+            <w:r>
+              <w:rPr>
+                <w:rFonts w:eastAsia="Times New Roman"/>
+                <w:b/>
+                <w:color w:val="FF0000"/>
+              </w:rPr>
+              <w:t xml:space="preserve"> </w:t>
+            </w:r>
+            <w:proofErr w:type="spellStart"/>
+            <w:r>
+              <w:rPr>
+                <w:rFonts w:eastAsia="Times New Roman"/>
+                <w:b/>
+                <w:color w:val="FF0000"/>
+              </w:rPr>
+              <w:t>работников</w:t>
+            </w:r>
+            <w:proofErr w:type="spellEnd"/>
             <w:r>
               <w:rPr>
                 <w:rFonts w:eastAsia="Times New Roman"/>
@@ -12056,7 +12642,25 @@
                 <w:color w:val="FF0000"/>
                 <w:lang w:val="ru-RU"/>
               </w:rPr>
-              <w:t>Пункт подготовки и сбора нефти ЦПС Барсуковского месторождения</w:t>
+              <w:t xml:space="preserve">Пункт подготовки и сбора нефти ЦПС </w:t>
+            </w:r>
+            <w:proofErr w:type="spellStart"/>
+            <w:r>
+              <w:rPr>
+                <w:rFonts w:eastAsia="Times New Roman"/>
+                <w:color w:val="FF0000"/>
+                <w:lang w:val="ru-RU"/>
+              </w:rPr>
+              <w:t>Барсуковского</w:t>
+            </w:r>
+            <w:proofErr w:type="spellEnd"/>
+            <w:r>
+              <w:rPr>
+                <w:rFonts w:eastAsia="Times New Roman"/>
+                <w:color w:val="FF0000"/>
+                <w:lang w:val="ru-RU"/>
+              </w:rPr>
+              <w:t xml:space="preserve"> месторождения</w:t>
             </w:r>
           </w:p>
         </w:tc>
@@ -12085,12 +12689,53 @@
                 <w:color w:val="FF0000"/>
               </w:rPr>
             </w:pPr>
+            <w:proofErr w:type="spellStart"/>
             <w:r>
               <w:rPr>
                 <w:rFonts w:eastAsia="Times New Roman"/>
                 <w:color w:val="FF0000"/>
               </w:rPr>
-              <w:t>Площадка компрессорной станции КС-2</w:t>
+              <w:t>Площадка</w:t>
+            </w:r>
+            <w:proofErr w:type="spellEnd"/>
+            <w:r>
+              <w:rPr>
+                <w:rFonts w:eastAsia="Times New Roman"/>
+                <w:color w:val="FF0000"/>
+              </w:rPr>
+              <w:t xml:space="preserve"> </w:t>
+            </w:r>
+            <w:proofErr w:type="spellStart"/>
+            <w:r>
+              <w:rPr>
+                <w:rFonts w:eastAsia="Times New Roman"/>
+                <w:color w:val="FF0000"/>
+              </w:rPr>
+              <w:t>компрессорной</w:t>
+            </w:r>
+            <w:proofErr w:type="spellEnd"/>
+            <w:r>
+              <w:rPr>
+                <w:rFonts w:eastAsia="Times New Roman"/>
+                <w:color w:val="FF0000"/>
+              </w:rPr>
+              <w:t xml:space="preserve"> </w:t>
+            </w:r>
+            <w:proofErr w:type="spellStart"/>
+            <w:r>
+              <w:rPr>
+                <w:rFonts w:eastAsia="Times New Roman"/>
+                <w:color w:val="FF0000"/>
+              </w:rPr>
+              <w:t>станции</w:t>
+            </w:r>
+            <w:proofErr w:type="spellEnd"/>
+            <w:r>
+              <w:rPr>
+                <w:rFonts w:eastAsia="Times New Roman"/>
+                <w:color w:val="FF0000"/>
+              </w:rPr>
+              <w:t xml:space="preserve"> КС-2</w:t>
             </w:r>
           </w:p>
         </w:tc>
@@ -12126,7 +12771,25 @@
                 <w:color w:val="FF0000"/>
                 <w:lang w:val="ru-RU"/>
               </w:rPr>
-              <w:t>Котельная ППСН ЦПС Барсуковского месторождения</w:t>
+              <w:t xml:space="preserve">Котельная ППСН ЦПС </w:t>
+            </w:r>
+            <w:proofErr w:type="spellStart"/>
+            <w:r>
+              <w:rPr>
+                <w:rFonts w:eastAsia="Times New Roman"/>
+                <w:color w:val="FF0000"/>
+                <w:lang w:val="ru-RU"/>
+              </w:rPr>
+              <w:t>Барсуковского</w:t>
+            </w:r>
+            <w:proofErr w:type="spellEnd"/>
+            <w:r>
+              <w:rPr>
+                <w:rFonts w:eastAsia="Times New Roman"/>
+                <w:color w:val="FF0000"/>
+                <w:lang w:val="ru-RU"/>
+              </w:rPr>
+              <w:t xml:space="preserve"> месторождения</w:t>
             </w:r>
           </w:p>
         </w:tc>
@@ -12155,13 +12818,31 @@
                 <w:color w:val="FF0000"/>
               </w:rPr>
             </w:pPr>
+            <w:proofErr w:type="spellStart"/>
             <w:r>
               <w:rPr>
                 <w:rFonts w:eastAsia="Times New Roman"/>
                 <w:color w:val="FF0000"/>
               </w:rPr>
-              <w:t>Товарно-сырьевой склад</w:t>
-            </w:r>
+              <w:t>Товарно-сырьевой</w:t>
+            </w:r>
+            <w:proofErr w:type="spellEnd"/>
+            <w:r>
+              <w:rPr>
+                <w:rFonts w:eastAsia="Times New Roman"/>
+                <w:color w:val="FF0000"/>
+              </w:rPr>
+              <w:t xml:space="preserve"> </w:t>
+            </w:r>
+            <w:proofErr w:type="spellStart"/>
+            <w:r>
+              <w:rPr>
+                <w:rFonts w:eastAsia="Times New Roman"/>
+                <w:color w:val="FF0000"/>
+              </w:rPr>
+              <w:t>склад</w:t>
+            </w:r>
+            <w:proofErr w:type="spellEnd"/>
           </w:p>
         </w:tc>
         <w:tc>
@@ -12385,7 +13066,27 @@
           <w:szCs w:val="24"/>
           <w:lang w:val="ru-RU"/>
         </w:rPr>
-        <w:t>аботники соседних организаций и других объектов, которым может быть причинен вред здоровью или жизни в результате аварии на декларируемом объекте</w:t>
+        <w:t xml:space="preserve">аботники соседних организаций и других объектов, которым может быть </w:t>
+      </w:r>
+      <w:proofErr w:type="spellStart"/>
+      <w:r>
+        <w:rPr>
+          <w:rFonts w:cs="Times New Roman"/>
+          <w:sz w:val="24"/>
+          <w:szCs w:val="24"/>
+          <w:lang w:val="ru-RU"/>
+        </w:rPr>
+        <w:t>причинен</w:t>
+      </w:r>
+      <w:proofErr w:type="spellEnd"/>
+      <w:r>
+        <w:rPr>
+          <w:rFonts w:cs="Times New Roman"/>
+          <w:sz w:val="24"/>
+          <w:szCs w:val="24"/>
+          <w:lang w:val="ru-RU"/>
+        </w:rPr>
+        <w:t xml:space="preserve"> вред здоровью или жизни в результате аварии на декларируемом объекте</w:t>
       </w:r>
       <w:r>
         <w:rPr>
@@ -12425,7 +13126,27 @@
           <w:szCs w:val="24"/>
           <w:lang w:val="ru-RU"/>
         </w:rPr>
-        <w:t>ица на внешних транспортных коммуникациях (железные дороги, автодороги), которым может быть причинен вред здоровью или жизни в результате аварии на декларируемом объекте</w:t>
+        <w:t xml:space="preserve">ица на внешних транспортных коммуникациях (железные дороги, автодороги), которым может быть </w:t>
+      </w:r>
+      <w:proofErr w:type="spellStart"/>
+      <w:r>
+        <w:rPr>
+          <w:rFonts w:cs="Times New Roman"/>
+          <w:sz w:val="24"/>
+          <w:szCs w:val="24"/>
+          <w:lang w:val="ru-RU"/>
+        </w:rPr>
+        <w:t>причинен</w:t>
+      </w:r>
+      <w:proofErr w:type="spellEnd"/>
+      <w:r>
+        <w:rPr>
+          <w:rFonts w:cs="Times New Roman"/>
+          <w:sz w:val="24"/>
+          <w:szCs w:val="24"/>
+          <w:lang w:val="ru-RU"/>
+        </w:rPr>
+        <w:t xml:space="preserve"> вред здоровью или жизни в результате аварии на декларируемом объекте</w:t>
       </w:r>
       <w:r>
         <w:rPr>
@@ -12465,7 +13186,27 @@
           <w:szCs w:val="24"/>
           <w:lang w:val="ru-RU"/>
         </w:rPr>
-        <w:t>ные физические лица, которым может быть причинен вред здоровью или жизни в результате аварии на декларируемом объекте</w:t>
+        <w:t xml:space="preserve">ные физические лица, которым может быть </w:t>
+      </w:r>
+      <w:proofErr w:type="spellStart"/>
+      <w:r>
+        <w:rPr>
+          <w:rFonts w:cs="Times New Roman"/>
+          <w:sz w:val="24"/>
+          <w:szCs w:val="24"/>
+          <w:lang w:val="ru-RU"/>
+        </w:rPr>
+        <w:t>причинен</w:t>
+      </w:r>
+      <w:proofErr w:type="spellEnd"/>
+      <w:r>
+        <w:rPr>
+          <w:rFonts w:cs="Times New Roman"/>
+          <w:sz w:val="24"/>
+          <w:szCs w:val="24"/>
+          <w:lang w:val="ru-RU"/>
+        </w:rPr>
+        <w:t xml:space="preserve"> вред здоровью или жизни в результате аварии на декларируемом объекте</w:t>
       </w:r>
       <w:r>
         <w:rPr>
@@ -12620,7 +13361,29 @@
           <w:szCs w:val="24"/>
           <w:lang w:val="ru-RU" w:eastAsia="ru-RU"/>
         </w:rPr>
-        <w:t>ведения об опасных веществах, на основании которых опасный производственный объект отнесен к декларируемым объектам</w:t>
+        <w:t xml:space="preserve">ведения об опасных веществах, на основании которых опасный производственный объект </w:t>
+      </w:r>
+      <w:proofErr w:type="spellStart"/>
+      <w:r>
+        <w:rPr>
+          <w:rFonts w:ascii="Times New Roman" w:hAnsi="Times New Roman" w:cs="Times New Roman"/>
+          <w:color w:val="auto"/>
+          <w:sz w:val="24"/>
+          <w:szCs w:val="24"/>
+          <w:lang w:val="ru-RU" w:eastAsia="ru-RU"/>
+        </w:rPr>
+        <w:t>отнесен</w:t>
+      </w:r>
+      <w:proofErr w:type="spellEnd"/>
+      <w:r>
+        <w:rPr>
+          <w:rFonts w:ascii="Times New Roman" w:hAnsi="Times New Roman" w:cs="Times New Roman"/>
+          <w:color w:val="auto"/>
+          <w:sz w:val="24"/>
+          <w:szCs w:val="24"/>
+          <w:lang w:val="ru-RU" w:eastAsia="ru-RU"/>
+        </w:rPr>
+        <w:t xml:space="preserve"> к декларируемым объектам</w:t>
       </w:r>
       <w:bookmarkEnd w:id="25"/>
     </w:p>
@@ -12900,6 +13663,7 @@
           <w:szCs w:val="24"/>
         </w:rPr>
       </w:pPr>
+      <w:proofErr w:type="gramStart"/>
       <w:r>
         <w:rPr>
           <w:rFonts w:cs="Times New Roman"/>
@@ -12907,7 +13671,17 @@
           <w:szCs w:val="24"/>
           <w:highlight w:val="yellow"/>
         </w:rPr>
-        <w:t>{{ SITE_DESCRIPTION }}</w:t>
+        <w:t>{{ SITE</w:t>
+      </w:r>
+      <w:proofErr w:type="gramEnd"/>
+      <w:r>
+        <w:rPr>
+          <w:rFonts w:cs="Times New Roman"/>
+          <w:sz w:val="24"/>
+          <w:szCs w:val="24"/>
+          <w:highlight w:val="yellow"/>
+        </w:rPr>
+        <w:t>_DESCRIPTION }}</w:t>
       </w:r>
     </w:p>
     <w:p>
@@ -13277,7 +14051,7 @@
           </mc:Choice>
           <mc:Fallback>
             <w:pict>
-              <v:shapetype w14:anchorId="0EA953CF" id="_x0000_t32" coordsize="21600,21600" o:spt="32" o:oned="t" path="m,l21600,21600e" filled="f">
+              <v:shapetype w14:anchorId="13BA7451" id="_x0000_t32" coordsize="21600,21600" o:spt="32" o:oned="t" path="m,l21600,21600e" filled="f">
                 <v:path arrowok="t" fillok="f" o:connecttype="none"/>
                 <o:lock v:ext="edit" shapetype="t"/>
               </v:shapetype>
@@ -13571,7 +14345,7 @@
           </mc:Choice>
           <mc:Fallback>
             <w:pict>
-              <v:shape w14:anchorId="4F16E669" id="Прямая со стрелкой 2" o:spid="_x0000_s1026" type="#_x0000_t32" style="position:absolute;margin-left:225.1pt;margin-top:21.4pt;width:30pt;height:0;z-index:251664896;visibility:visible;mso-wrap-style:square;mso-wrap-distance-left:9pt;mso-wrap-distance-top:0;mso-wrap-distance-right:9pt;mso-wrap-distance-bottom:0;mso-position-horizontal:absolute;mso-position-horizontal-relative:text;mso-position-vertical:absolute;mso-position-vertical-relative:text" o:gfxdata="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" strokecolor="#4f81bd [3204]" strokeweight="2pt">
+              <v:shape w14:anchorId="216D2DCD" id="Прямая со стрелкой 2" o:spid="_x0000_s1026" type="#_x0000_t32" style="position:absolute;margin-left:225.1pt;margin-top:21.4pt;width:30pt;height:0;z-index:251664896;visibility:visible;mso-wrap-style:square;mso-wrap-distance-left:9pt;mso-wrap-distance-top:0;mso-wrap-distance-right:9pt;mso-wrap-distance-bottom:0;mso-position-horizontal:absolute;mso-position-horizontal-relative:text;mso-position-vertical:absolute;mso-position-vertical-relative:text" o:gfxdata="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" strokecolor="#4f81bd [3204]" strokeweight="2pt">
                 <v:stroke endarrow="block"/>
                 <v:shadow on="t" color="black" opacity="24903f" origin=",.5" offset="0,.55556mm"/>
               </v:shape>
@@ -13680,7 +14454,7 @@
           </mc:Choice>
           <mc:Fallback>
             <w:pict>
-              <v:shape w14:anchorId="67F4B61F" id="Прямая со стрелкой 1" o:spid="_x0000_s1026" type="#_x0000_t32" style="position:absolute;margin-left:45.35pt;margin-top:6.75pt;width:55.35pt;height:0;z-index:251661824;visibility:visible;mso-wrap-style:square;mso-wrap-distance-left:9pt;mso-wrap-distance-top:0;mso-wrap-distance-right:9pt;mso-wrap-distance-bottom:0;mso-position-horizontal:absolute;mso-position-horizontal-relative:text;mso-position-vertical:absolute;mso-position-vertical-relative:text" o:gfxdata="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" strokecolor="#4579b8 [3044]">
+              <v:shape w14:anchorId="49365569" id="Прямая со стрелкой 1" o:spid="_x0000_s1026" type="#_x0000_t32" style="position:absolute;margin-left:45.35pt;margin-top:6.75pt;width:55.35pt;height:0;z-index:251661824;visibility:visible;mso-wrap-style:square;mso-wrap-distance-left:9pt;mso-wrap-distance-top:0;mso-wrap-distance-right:9pt;mso-wrap-distance-bottom:0;mso-position-horizontal:absolute;mso-position-horizontal-relative:text;mso-position-vertical:absolute;mso-position-vertical-relative:text" o:gfxdata="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" strokecolor="#4579b8 [3044]">
                 <v:stroke endarrow="block"/>
               </v:shape>
             </w:pict>
@@ -13848,7 +14622,51 @@
           <w:szCs w:val="24"/>
           <w:lang w:val="ru-RU" w:eastAsia="ru-RU"/>
         </w:rPr>
-        <w:t>бщие данные о распределении опасных веществ по декларируемому объекту, включающие сведения об общем количестве опасных веществ, находящихся в технических устройствах - аппаратах (емкостях), трубопроводах с указанием максимального количества в единичной емкости или участке трубопровода наибольшей вместимости</w:t>
+        <w:t>бщие данные о распределении опасных веществ по декларируемому объекту, включающие сведения об общем количестве опасных веществ, находящихся в технических устройствах - аппаратах (</w:t>
+      </w:r>
+      <w:proofErr w:type="spellStart"/>
+      <w:r>
+        <w:rPr>
+          <w:rFonts w:ascii="Times New Roman" w:hAnsi="Times New Roman" w:cs="Times New Roman"/>
+          <w:color w:val="auto"/>
+          <w:sz w:val="24"/>
+          <w:szCs w:val="24"/>
+          <w:lang w:val="ru-RU" w:eastAsia="ru-RU"/>
+        </w:rPr>
+        <w:t>емкостях</w:t>
+      </w:r>
+      <w:proofErr w:type="spellEnd"/>
+      <w:r>
+        <w:rPr>
+          <w:rFonts w:ascii="Times New Roman" w:hAnsi="Times New Roman" w:cs="Times New Roman"/>
+          <w:color w:val="auto"/>
+          <w:sz w:val="24"/>
+          <w:szCs w:val="24"/>
+          <w:lang w:val="ru-RU" w:eastAsia="ru-RU"/>
+        </w:rPr>
+        <w:t xml:space="preserve">), трубопроводах с указанием максимального количества в единичной </w:t>
+      </w:r>
+      <w:proofErr w:type="spellStart"/>
+      <w:r>
+        <w:rPr>
+          <w:rFonts w:ascii="Times New Roman" w:hAnsi="Times New Roman" w:cs="Times New Roman"/>
+          <w:color w:val="auto"/>
+          <w:sz w:val="24"/>
+          <w:szCs w:val="24"/>
+          <w:lang w:val="ru-RU" w:eastAsia="ru-RU"/>
+        </w:rPr>
+        <w:t>емкости</w:t>
+      </w:r>
+      <w:proofErr w:type="spellEnd"/>
+      <w:r>
+        <w:rPr>
+          <w:rFonts w:ascii="Times New Roman" w:hAnsi="Times New Roman" w:cs="Times New Roman"/>
+          <w:color w:val="auto"/>
+          <w:sz w:val="24"/>
+          <w:szCs w:val="24"/>
+          <w:lang w:val="ru-RU" w:eastAsia="ru-RU"/>
+        </w:rPr>
+        <w:t xml:space="preserve"> или участке трубопровода наибольшей вместимости</w:t>
       </w:r>
       <w:bookmarkEnd w:id="30"/>
     </w:p>
@@ -14544,6 +15362,7 @@
                 <w:szCs w:val="24"/>
               </w:rPr>
             </w:pPr>
+            <w:proofErr w:type="spellStart"/>
             <w:r>
               <w:rPr>
                 <w:b/>
@@ -14551,8 +15370,49 @@
                 <w:sz w:val="24"/>
                 <w:szCs w:val="24"/>
               </w:rPr>
-              <w:t>Возможные причины аварий</w:t>
-            </w:r>
+              <w:t>Возможные</w:t>
+            </w:r>
+            <w:proofErr w:type="spellEnd"/>
+            <w:r>
+              <w:rPr>
+                <w:b/>
+                <w:color w:val="00B050"/>
+                <w:sz w:val="24"/>
+                <w:szCs w:val="24"/>
+              </w:rPr>
+              <w:t xml:space="preserve"> </w:t>
+            </w:r>
+            <w:proofErr w:type="spellStart"/>
+            <w:r>
+              <w:rPr>
+                <w:b/>
+                <w:color w:val="00B050"/>
+                <w:sz w:val="24"/>
+                <w:szCs w:val="24"/>
+              </w:rPr>
+              <w:t>причины</w:t>
+            </w:r>
+            <w:proofErr w:type="spellEnd"/>
+            <w:r>
+              <w:rPr>
+                <w:b/>
+                <w:color w:val="00B050"/>
+                <w:sz w:val="24"/>
+                <w:szCs w:val="24"/>
+              </w:rPr>
+              <w:t xml:space="preserve"> </w:t>
+            </w:r>
+            <w:proofErr w:type="spellStart"/>
+            <w:r>
+              <w:rPr>
+                <w:b/>
+                <w:color w:val="00B050"/>
+                <w:sz w:val="24"/>
+                <w:szCs w:val="24"/>
+              </w:rPr>
+              <w:t>аварий</w:t>
+            </w:r>
+            <w:proofErr w:type="spellEnd"/>
           </w:p>
         </w:tc>
       </w:tr>
@@ -14577,6 +15437,7 @@
                 <w:lang w:val="ru-RU" w:eastAsia="ru-RU"/>
               </w:rPr>
             </w:pPr>
+            <w:proofErr w:type="gramStart"/>
             <w:r>
               <w:rPr>
                 <w:rFonts w:cs="Times New Roman"/>
@@ -14586,7 +15447,19 @@
                 <w:highlight w:val="yellow"/>
                 <w:lang w:val="ru-RU"/>
               </w:rPr>
-              <w:t>{{ SITE_NAME }}</w:t>
+              <w:t>{{ SITE</w:t>
+            </w:r>
+            <w:proofErr w:type="gramEnd"/>
+            <w:r>
+              <w:rPr>
+                <w:rFonts w:cs="Times New Roman"/>
+                <w:color w:val="00B050"/>
+                <w:sz w:val="24"/>
+                <w:szCs w:val="24"/>
+                <w:highlight w:val="yellow"/>
+                <w:lang w:val="ru-RU"/>
+              </w:rPr>
+              <w:t>_NAME }}</w:t>
             </w:r>
           </w:p>
         </w:tc>
@@ -14695,6 +15568,7 @@
               </w:rPr>
               <w:t> </w:t>
             </w:r>
+            <w:proofErr w:type="spellStart"/>
             <w:r>
               <w:rPr>
                 <w:color w:val="00B050"/>
@@ -14702,8 +15576,9 @@
                 <w:szCs w:val="24"/>
                 <w:lang w:val="ru-RU"/>
               </w:rPr>
-              <w:t xml:space="preserve">Протяженность и разветвленность системы промысловых трубопроводов, что оказывает влияние на время обнаружения и ликвидацию </w:t>
-            </w:r>
+              <w:t>Протяженность</w:t>
+            </w:r>
+            <w:proofErr w:type="spellEnd"/>
             <w:r>
               <w:rPr>
                 <w:color w:val="00B050"/>
@@ -14711,6 +15586,35 @@
                 <w:szCs w:val="24"/>
                 <w:lang w:val="ru-RU"/>
               </w:rPr>
+              <w:t xml:space="preserve"> и </w:t>
+            </w:r>
+            <w:proofErr w:type="spellStart"/>
+            <w:r>
+              <w:rPr>
+                <w:color w:val="00B050"/>
+                <w:sz w:val="24"/>
+                <w:szCs w:val="24"/>
+                <w:lang w:val="ru-RU"/>
+              </w:rPr>
+              <w:t>разветвленность</w:t>
+            </w:r>
+            <w:proofErr w:type="spellEnd"/>
+            <w:r>
+              <w:rPr>
+                <w:color w:val="00B050"/>
+                <w:sz w:val="24"/>
+                <w:szCs w:val="24"/>
+                <w:lang w:val="ru-RU"/>
+              </w:rPr>
+              <w:t xml:space="preserve"> системы промысловых трубопроводов, что оказывает влияние на время обнаружения и ликвидацию </w:t>
+            </w:r>
+            <w:r>
+              <w:rPr>
+                <w:color w:val="00B050"/>
+                <w:sz w:val="24"/>
+                <w:szCs w:val="24"/>
+                <w:lang w:val="ru-RU"/>
+              </w:rPr>
               <w:lastRenderedPageBreak/>
               <w:t>аварийной ситуации, способствует несанкционированному вмешательству посторонних лиц в работу трубопровода.</w:t>
             </w:r>
@@ -14786,7 +15690,27 @@
                 <w:szCs w:val="24"/>
                 <w:lang w:val="ru-RU"/>
               </w:rPr>
-              <w:t>Коррозионная активность транспортируемой среды создает дополнительную опасность разгерметизации трубопроводов.</w:t>
+              <w:t xml:space="preserve">Коррозионная активность транспортируемой среды </w:t>
+            </w:r>
+            <w:proofErr w:type="spellStart"/>
+            <w:r>
+              <w:rPr>
+                <w:color w:val="00B050"/>
+                <w:sz w:val="24"/>
+                <w:szCs w:val="24"/>
+                <w:lang w:val="ru-RU"/>
+              </w:rPr>
+              <w:t>создает</w:t>
+            </w:r>
+            <w:proofErr w:type="spellEnd"/>
+            <w:r>
+              <w:rPr>
+                <w:color w:val="00B050"/>
+                <w:sz w:val="24"/>
+                <w:szCs w:val="24"/>
+                <w:lang w:val="ru-RU"/>
+              </w:rPr>
+              <w:t xml:space="preserve"> дополнительную опасность разгерметизации трубопроводов.</w:t>
             </w:r>
           </w:p>
           <w:p>
@@ -14833,6 +15757,29 @@
               <w:suppressAutoHyphens/>
               <w:jc w:val="both"/>
               <w:rPr>
+                <w:color w:val="00B050"/>
+                <w:sz w:val="24"/>
+                <w:szCs w:val="24"/>
+                <w:lang w:val="ru-RU"/>
+              </w:rPr>
+            </w:pPr>
+            <w:r>
+              <w:rPr>
+                <w:color w:val="00B050"/>
+                <w:sz w:val="24"/>
+                <w:szCs w:val="24"/>
+                <w:lang w:val="ru-RU"/>
+              </w:rPr>
+              <w:t>7. Неудовлетворительная система обучения производственного персонала, слабая дисциплина могут привести к нарушению технологического процесса, несоблюдению требований промышленной, пожарной и электробезопасности.</w:t>
+            </w:r>
+          </w:p>
+          <w:p>
+            <w:pPr>
+              <w:widowControl w:val="0"/>
+              <w:shd w:val="clear" w:color="auto" w:fill="FFFFFF"/>
+              <w:suppressAutoHyphens/>
+              <w:jc w:val="both"/>
+              <w:rPr>
                 <w:bCs/>
                 <w:color w:val="00B050"/>
                 <w:sz w:val="24"/>
@@ -14847,7 +15794,16 @@
                 <w:szCs w:val="24"/>
                 <w:lang w:val="ru-RU"/>
               </w:rPr>
-              <w:t>7. Неудовлетворительная система обучения производственного персонала, слабая дисциплина могут привести к нарушению технологического процесса, несоблюдению требований промышленной, пожарной и электробезопасности.</w:t>
+              <w:t>8. Коррозионная активность грунта (блуждающие токи)</w:t>
+            </w:r>
+            <w:r>
+              <w:rPr>
+                <w:color w:val="00B050"/>
+                <w:sz w:val="24"/>
+                <w:szCs w:val="24"/>
+                <w:lang w:val="ru-RU"/>
+              </w:rPr>
+              <w:t>.</w:t>
             </w:r>
           </w:p>
         </w:tc>
@@ -15070,7 +16026,43 @@
                 <w:sz w:val="24"/>
                 <w:szCs w:val="24"/>
               </w:rPr>
-              <w:t>6. Террористические акты.</w:t>
+              <w:t>6. </w:t>
+            </w:r>
+            <w:proofErr w:type="spellStart"/>
+            <w:r>
+              <w:rPr>
+                <w:color w:val="00B050"/>
+                <w:sz w:val="24"/>
+                <w:szCs w:val="24"/>
+              </w:rPr>
+              <w:t>Террористические</w:t>
+            </w:r>
+            <w:proofErr w:type="spellEnd"/>
+            <w:r>
+              <w:rPr>
+                <w:color w:val="00B050"/>
+                <w:sz w:val="24"/>
+                <w:szCs w:val="24"/>
+              </w:rPr>
+              <w:t xml:space="preserve"> </w:t>
+            </w:r>
+            <w:proofErr w:type="spellStart"/>
+            <w:r>
+              <w:rPr>
+                <w:color w:val="00B050"/>
+                <w:sz w:val="24"/>
+                <w:szCs w:val="24"/>
+              </w:rPr>
+              <w:t>акты</w:t>
+            </w:r>
+            <w:proofErr w:type="spellEnd"/>
+            <w:r>
+              <w:rPr>
+                <w:color w:val="00B050"/>
+                <w:sz w:val="24"/>
+                <w:szCs w:val="24"/>
+              </w:rPr>
+              <w:t>.</w:t>
             </w:r>
           </w:p>
         </w:tc>
@@ -15109,6 +16101,7 @@
           <w:szCs w:val="24"/>
           <w:lang w:val="ru-RU" w:eastAsia="ru-RU"/>
         </w:rPr>
+        <w:lastRenderedPageBreak/>
         <w:t xml:space="preserve"> </w:t>
       </w:r>
       <w:bookmarkStart w:id="36" w:name="_Toc221032545"/>
@@ -15166,7 +16159,6 @@
           <w:szCs w:val="24"/>
           <w:lang w:val="ru-RU"/>
         </w:rPr>
-        <w:lastRenderedPageBreak/>
         <w:t>Сведения по наиболее вероятным, наиболее опасным сценариям аварий приведены ниже</w:t>
       </w:r>
       <w:r>
@@ -15749,7 +16741,29 @@
           <w:szCs w:val="24"/>
           <w:lang w:val="ru-RU" w:eastAsia="ru-RU"/>
         </w:rPr>
-        <w:t>ведения о возможном числе потерпевших, включая погибших среди работников на декларируемом объекте и иных физических лиц, которым может быть причинен вред здоровью или жизни в результате аварии на декларируемом объекте</w:t>
+        <w:t xml:space="preserve">ведения о возможном числе потерпевших, включая погибших среди работников на декларируемом объекте и иных физических лиц, которым может быть </w:t>
+      </w:r>
+      <w:proofErr w:type="spellStart"/>
+      <w:r>
+        <w:rPr>
+          <w:rFonts w:ascii="Times New Roman" w:hAnsi="Times New Roman" w:cs="Times New Roman"/>
+          <w:color w:val="auto"/>
+          <w:sz w:val="24"/>
+          <w:szCs w:val="24"/>
+          <w:lang w:val="ru-RU" w:eastAsia="ru-RU"/>
+        </w:rPr>
+        <w:t>причинен</w:t>
+      </w:r>
+      <w:proofErr w:type="spellEnd"/>
+      <w:r>
+        <w:rPr>
+          <w:rFonts w:ascii="Times New Roman" w:hAnsi="Times New Roman" w:cs="Times New Roman"/>
+          <w:color w:val="auto"/>
+          <w:sz w:val="24"/>
+          <w:szCs w:val="24"/>
+          <w:lang w:val="ru-RU" w:eastAsia="ru-RU"/>
+        </w:rPr>
+        <w:t xml:space="preserve"> вред здоровью или жизни в результате аварии на декларируемом объекте</w:t>
       </w:r>
       <w:bookmarkEnd w:id="40"/>
     </w:p>
@@ -15785,7 +16799,27 @@
           <w:szCs w:val="24"/>
           <w:lang w:val="ru-RU"/>
         </w:rPr>
-        <w:t>Сведения о возможном числе потерпевших, включая погибших среди работников на декларируемом объекте и иных физических лиц, которым может быть причинен вред здоровью или жизни в результате аварии на декларируемом объекте представлены в таблице ниже</w:t>
+        <w:t xml:space="preserve">Сведения о возможном числе потерпевших, включая погибших среди работников на декларируемом объекте и иных физических лиц, которым может быть </w:t>
+      </w:r>
+      <w:proofErr w:type="spellStart"/>
+      <w:r>
+        <w:rPr>
+          <w:rFonts w:cs="Times New Roman"/>
+          <w:sz w:val="24"/>
+          <w:szCs w:val="24"/>
+          <w:lang w:val="ru-RU"/>
+        </w:rPr>
+        <w:t>причинен</w:t>
+      </w:r>
+      <w:proofErr w:type="spellEnd"/>
+      <w:r>
+        <w:rPr>
+          <w:rFonts w:cs="Times New Roman"/>
+          <w:sz w:val="24"/>
+          <w:szCs w:val="24"/>
+          <w:lang w:val="ru-RU"/>
+        </w:rPr>
+        <w:t xml:space="preserve"> вред здоровью или жизни в результате аварии на декларируемом объекте представлены в таблице ниже</w:t>
       </w:r>
       <w:r>
         <w:rPr>
@@ -16082,6 +17116,7 @@
           <w:szCs w:val="24"/>
           <w:lang w:val="ru-RU"/>
         </w:rPr>
+        <w:lastRenderedPageBreak/>
         <w:t>Сведения о возможном ущербе имуществу юридическим и физическим лицам от аварий на декларируемом объекте представлены в таблице ниже</w:t>
       </w:r>
       <w:r>
@@ -16208,7 +17243,6 @@
           <w:szCs w:val="24"/>
           <w:lang w:val="ru-RU"/>
         </w:rPr>
-        <w:lastRenderedPageBreak/>
         <w:t xml:space="preserve">Таблица </w:t>
       </w:r>
       <w:r>
@@ -16716,7 +17750,47 @@
           <w:szCs w:val="24"/>
           <w:lang w:val="ru-RU" w:eastAsia="ru-RU"/>
         </w:rPr>
-        <w:t xml:space="preserve">- ожидаемое количество пораженных в результате возможных аварий за определенный период времени; </w:t>
+        <w:t xml:space="preserve">- ожидаемое количество </w:t>
+      </w:r>
+      <w:proofErr w:type="spellStart"/>
+      <w:r>
+        <w:rPr>
+          <w:rFonts w:cs="Times New Roman"/>
+          <w:sz w:val="24"/>
+          <w:szCs w:val="24"/>
+          <w:lang w:val="ru-RU" w:eastAsia="ru-RU"/>
+        </w:rPr>
+        <w:t>пораженных</w:t>
+      </w:r>
+      <w:proofErr w:type="spellEnd"/>
+      <w:r>
+        <w:rPr>
+          <w:rFonts w:cs="Times New Roman"/>
+          <w:sz w:val="24"/>
+          <w:szCs w:val="24"/>
+          <w:lang w:val="ru-RU" w:eastAsia="ru-RU"/>
+        </w:rPr>
+        <w:t xml:space="preserve"> в результате возможных аварий за </w:t>
+      </w:r>
+      <w:proofErr w:type="spellStart"/>
+      <w:r>
+        <w:rPr>
+          <w:rFonts w:cs="Times New Roman"/>
+          <w:sz w:val="24"/>
+          <w:szCs w:val="24"/>
+          <w:lang w:val="ru-RU" w:eastAsia="ru-RU"/>
+        </w:rPr>
+        <w:t>определенный</w:t>
+      </w:r>
+      <w:proofErr w:type="spellEnd"/>
+      <w:r>
+        <w:rPr>
+          <w:rFonts w:cs="Times New Roman"/>
+          <w:sz w:val="24"/>
+          <w:szCs w:val="24"/>
+          <w:lang w:val="ru-RU" w:eastAsia="ru-RU"/>
+        </w:rPr>
+        <w:t xml:space="preserve"> период времени; </w:t>
       </w:r>
     </w:p>
     <w:p>
@@ -16870,7 +17944,27 @@
           <w:szCs w:val="24"/>
           <w:lang w:val="ru-RU" w:eastAsia="ru-RU"/>
         </w:rPr>
-        <w:t xml:space="preserve">, в которых пострадало на определенном уровне не менее </w:t>
+        <w:t xml:space="preserve">, в которых пострадало на </w:t>
+      </w:r>
+      <w:proofErr w:type="spellStart"/>
+      <w:r>
+        <w:rPr>
+          <w:rFonts w:cs="Times New Roman"/>
+          <w:sz w:val="24"/>
+          <w:szCs w:val="24"/>
+          <w:lang w:val="ru-RU" w:eastAsia="ru-RU"/>
+        </w:rPr>
+        <w:t>определенном</w:t>
+      </w:r>
+      <w:proofErr w:type="spellEnd"/>
+      <w:r>
+        <w:rPr>
+          <w:rFonts w:cs="Times New Roman"/>
+          <w:sz w:val="24"/>
+          <w:szCs w:val="24"/>
+          <w:lang w:val="ru-RU" w:eastAsia="ru-RU"/>
+        </w:rPr>
+        <w:t xml:space="preserve"> уровне не менее </w:t>
       </w:r>
       <w:r>
         <w:rPr>
@@ -17461,6 +18555,7 @@
           <w:szCs w:val="24"/>
           <w:lang w:val="ru-RU" w:eastAsia="ru-RU"/>
         </w:rPr>
+        <w:lastRenderedPageBreak/>
         <w:t>{{</w:t>
       </w:r>
       <w:r>
@@ -17680,7 +18775,6 @@
           <w:szCs w:val="24"/>
           <w:lang w:val="ru-RU" w:eastAsia="ru-RU"/>
         </w:rPr>
-        <w:lastRenderedPageBreak/>
         <w:t xml:space="preserve">Таблица </w:t>
       </w:r>
       <w:r>
@@ -19074,6 +20168,7 @@
           <w:szCs w:val="24"/>
           <w:lang w:val="ru-RU" w:eastAsia="ru-RU"/>
         </w:rPr>
+        <w:lastRenderedPageBreak/>
         <w:t>{{</w:t>
       </w:r>
       <w:r>
@@ -19314,7 +20409,6 @@
           <w:szCs w:val="24"/>
           <w:lang w:val="ru-RU" w:eastAsia="ru-RU"/>
         </w:rPr>
-        <w:lastRenderedPageBreak/>
         <w:t>{{</w:t>
       </w:r>
       <w:r>
@@ -21099,6 +22193,7 @@
         </w:rPr>
         <w:t xml:space="preserve"> Федеральной службы по экологическому, технологическому и атомному надзору в отношении опасных производственных объектов </w:t>
       </w:r>
+      <w:proofErr w:type="gramStart"/>
       <w:r>
         <w:rPr>
           <w:rFonts w:eastAsia="Times New Roman" w:cs="Times New Roman"/>
@@ -21107,7 +22202,18 @@
           <w:highlight w:val="yellow"/>
           <w:lang w:val="ru-RU" w:eastAsia="ru-RU"/>
         </w:rPr>
-        <w:t>{{ SHORT_NAME }}</w:t>
+        <w:t>{{ SHORT</w:t>
+      </w:r>
+      <w:proofErr w:type="gramEnd"/>
+      <w:r>
+        <w:rPr>
+          <w:rFonts w:eastAsia="Times New Roman" w:cs="Times New Roman"/>
+          <w:sz w:val="24"/>
+          <w:szCs w:val="24"/>
+          <w:highlight w:val="yellow"/>
+          <w:lang w:val="ru-RU" w:eastAsia="ru-RU"/>
+        </w:rPr>
+        <w:t>_NAME }}</w:t>
       </w:r>
       <w:r>
         <w:rPr>
@@ -21225,6 +22331,7 @@
         </w:rPr>
         <w:t xml:space="preserve">Действующая лицензии на право эксплуатации взрывопожароопасных и химически опасных производственных объектов I, II и III классов опасности </w:t>
       </w:r>
+      <w:proofErr w:type="gramStart"/>
       <w:r>
         <w:rPr>
           <w:rFonts w:cs="Times New Roman"/>
@@ -21233,7 +22340,18 @@
           <w:highlight w:val="yellow"/>
           <w:lang w:val="ru-RU"/>
         </w:rPr>
-        <w:t>{{ LICENSE_NUMBER }}</w:t>
+        <w:t>{{ LICENSE</w:t>
+      </w:r>
+      <w:proofErr w:type="gramEnd"/>
+      <w:r>
+        <w:rPr>
+          <w:rFonts w:cs="Times New Roman"/>
+          <w:sz w:val="24"/>
+          <w:szCs w:val="24"/>
+          <w:highlight w:val="yellow"/>
+          <w:lang w:val="ru-RU"/>
+        </w:rPr>
+        <w:t>_NUMBER }}</w:t>
       </w:r>
       <w:r>
         <w:rPr>
@@ -21295,7 +22413,29 @@
           <w:szCs w:val="24"/>
           <w:lang w:val="ru-RU" w:eastAsia="ru-RU"/>
         </w:rPr>
-        <w:t>ведения о профессиональной и противоаварийной подготовке персонала в соответствии с положением о системе управления промышленной безопасности, утвержденным руководителем организации, эксплуатирующей опасный производственный объект I или II классов опасности</w:t>
+        <w:t xml:space="preserve">ведения о профессиональной и противоаварийной подготовке персонала в соответствии с положением о системе управления промышленной безопасности, </w:t>
+      </w:r>
+      <w:proofErr w:type="spellStart"/>
+      <w:r>
+        <w:rPr>
+          <w:rFonts w:ascii="Times New Roman" w:hAnsi="Times New Roman" w:cs="Times New Roman"/>
+          <w:color w:val="auto"/>
+          <w:sz w:val="24"/>
+          <w:szCs w:val="24"/>
+          <w:lang w:val="ru-RU" w:eastAsia="ru-RU"/>
+        </w:rPr>
+        <w:t>утвержденным</w:t>
+      </w:r>
+      <w:proofErr w:type="spellEnd"/>
+      <w:r>
+        <w:rPr>
+          <w:rFonts w:ascii="Times New Roman" w:hAnsi="Times New Roman" w:cs="Times New Roman"/>
+          <w:color w:val="auto"/>
+          <w:sz w:val="24"/>
+          <w:szCs w:val="24"/>
+          <w:lang w:val="ru-RU" w:eastAsia="ru-RU"/>
+        </w:rPr>
+        <w:t xml:space="preserve"> руководителем организации, эксплуатирующей опасный производственный объект I или II классов опасности</w:t>
       </w:r>
       <w:bookmarkEnd w:id="60"/>
     </w:p>
@@ -21367,6 +22507,7 @@
         </w:rPr>
         <w:t xml:space="preserve">Порядок обучения и проверка знаний работников </w:t>
       </w:r>
+      <w:proofErr w:type="gramStart"/>
       <w:r>
         <w:rPr>
           <w:rFonts w:eastAsia="Times New Roman" w:cs="Times New Roman"/>
@@ -21376,17 +22517,49 @@
           <w:highlight w:val="yellow"/>
           <w:lang w:val="ru-RU" w:eastAsia="ru-RU"/>
         </w:rPr>
-        <w:t>{{ SHORT_NAME }}</w:t>
-      </w:r>
-      <w:r>
-        <w:rPr>
-          <w:rFonts w:cs="Times New Roman"/>
+        <w:t>{{ SHORT</w:t>
+      </w:r>
+      <w:proofErr w:type="gramEnd"/>
+      <w:r>
+        <w:rPr>
+          <w:rFonts w:eastAsia="Times New Roman" w:cs="Times New Roman"/>
           <w:color w:val="E36C0A" w:themeColor="accent6" w:themeShade="BF"/>
           <w:sz w:val="24"/>
           <w:szCs w:val="24"/>
-          <w:lang w:val="ru-RU" w:eastAsia="ru-RU"/>
-        </w:rPr>
-        <w:t xml:space="preserve"> проводится согласно положению ЕРБ 2250-2024 «Положение об организации обучения и проверки знания требований охраны труда, подготовке и аттестации по промышленной безопасности»</w:t>
+          <w:highlight w:val="yellow"/>
+          <w:lang w:val="ru-RU" w:eastAsia="ru-RU"/>
+        </w:rPr>
+        <w:t>_NAME }}</w:t>
+      </w:r>
+      <w:r>
+        <w:rPr>
+          <w:rFonts w:cs="Times New Roman"/>
+          <w:color w:val="E36C0A" w:themeColor="accent6" w:themeShade="BF"/>
+          <w:sz w:val="24"/>
+          <w:szCs w:val="24"/>
+          <w:lang w:val="ru-RU" w:eastAsia="ru-RU"/>
+        </w:rPr>
+        <w:t xml:space="preserve"> проводится согласно положению </w:t>
+      </w:r>
+      <w:r>
+        <w:rPr>
+          <w:rFonts w:cs="Times New Roman"/>
+          <w:color w:val="E36C0A" w:themeColor="accent6" w:themeShade="BF"/>
+          <w:sz w:val="24"/>
+          <w:szCs w:val="24"/>
+          <w:lang w:val="ru-RU" w:eastAsia="ru-RU"/>
+        </w:rPr>
+        <w:t xml:space="preserve">ЕРБ 2250-2025 </w:t>
+      </w:r>
+      <w:r>
+        <w:rPr>
+          <w:rFonts w:cs="Times New Roman"/>
+          <w:color w:val="E36C0A" w:themeColor="accent6" w:themeShade="BF"/>
+          <w:sz w:val="24"/>
+          <w:szCs w:val="24"/>
+          <w:lang w:val="ru-RU" w:eastAsia="ru-RU"/>
+        </w:rPr>
+        <w:t>«Положение об организации обучения и проверки знания требований охраны труда, подготовке и аттестации по промышленной безопасности»</w:t>
       </w:r>
     </w:p>
     <w:p>
@@ -21419,6 +22592,7 @@
         </w:rPr>
         <w:t xml:space="preserve">организация </w:t>
       </w:r>
+      <w:proofErr w:type="gramStart"/>
       <w:r>
         <w:rPr>
           <w:rFonts w:eastAsia="Times New Roman" w:cs="Times New Roman"/>
@@ -21427,7 +22601,18 @@
           <w:highlight w:val="yellow"/>
           <w:lang w:val="ru-RU" w:eastAsia="ru-RU"/>
         </w:rPr>
-        <w:t>{{ SHORT_NAME }}</w:t>
+        <w:t>{{ SHORT</w:t>
+      </w:r>
+      <w:proofErr w:type="gramEnd"/>
+      <w:r>
+        <w:rPr>
+          <w:rFonts w:eastAsia="Times New Roman" w:cs="Times New Roman"/>
+          <w:sz w:val="24"/>
+          <w:szCs w:val="24"/>
+          <w:highlight w:val="yellow"/>
+          <w:lang w:val="ru-RU" w:eastAsia="ru-RU"/>
+        </w:rPr>
+        <w:t>_NAME }}</w:t>
       </w:r>
       <w:r>
         <w:rPr>
@@ -21680,7 +22865,29 @@
           <w:szCs w:val="24"/>
           <w:lang w:val="ru-RU" w:eastAsia="ru-RU"/>
         </w:rPr>
-        <w:t>Аттестация руководителей и специалистов структурных подразделений ПАО «Татнефть» проводится в совместной аттестационной комиссии, назначенной приказом «Об организации системы аттестации в области промышленной безопасности, по вопросам безопасности гидротехнических сооружений, безопасности в сфере электроэнергетики», №14/СовмПр от 26.12.2022 г. Аттестация проводится через ИЕ ЕПТ в ЧОУ ДПО «ЦПК-Татнефть». Подготовка руководителей и специалистов к аттестации проводится в режиме самоподготовки».</w:t>
+        <w:t>Аттестация руководителей и специалистов структурных подразделений ПАО «Татнефть» проводится в совместной аттестационной комиссии, назначенной приказом «Об организации системы аттестации в области промышленной безопасности, по вопросам безопасности гидротехнических сооружений, безопасности в сфере электроэнергетики», №14/</w:t>
+      </w:r>
+      <w:proofErr w:type="spellStart"/>
+      <w:r>
+        <w:rPr>
+          <w:rFonts w:cs="Times New Roman"/>
+          <w:color w:val="E36C0A" w:themeColor="accent6" w:themeShade="BF"/>
+          <w:sz w:val="24"/>
+          <w:szCs w:val="24"/>
+          <w:lang w:val="ru-RU" w:eastAsia="ru-RU"/>
+        </w:rPr>
+        <w:t>СовмПр</w:t>
+      </w:r>
+      <w:proofErr w:type="spellEnd"/>
+      <w:r>
+        <w:rPr>
+          <w:rFonts w:cs="Times New Roman"/>
+          <w:color w:val="E36C0A" w:themeColor="accent6" w:themeShade="BF"/>
+          <w:sz w:val="24"/>
+          <w:szCs w:val="24"/>
+          <w:lang w:val="ru-RU" w:eastAsia="ru-RU"/>
+        </w:rPr>
+        <w:t xml:space="preserve"> от 26.12.2022 г. Аттестация проводится через ИЕ ЕПТ в ЧОУ ДПО «ЦПК-Татнефть». Подготовка руководителей и специалистов к аттестации проводится в режиме самоподготовки».</w:t>
       </w:r>
     </w:p>
     <w:p>
@@ -21766,7 +22973,27 @@
           <w:szCs w:val="24"/>
           <w:lang w:val="ru-RU" w:eastAsia="ru-RU"/>
         </w:rPr>
-        <w:t>Вводный инструктаж проводит Центра промышленной и экологической безопасности ЦОБ ПАО «Татнефть», по адресу г. Альметьевск пр. Тукая 33. Результаты проведения инструктажей оформляются записью в «Журнале регистрации вводного инструктажа». Кроме этого, с работниками предприятия проводятся: первичный инструктаж на рабочем месте; повторные инструктажи (один раз в три месяца); целевые инструктажи; внеочередные (внеплановые)</w:t>
+        <w:t xml:space="preserve">Вводный инструктаж проводит </w:t>
+      </w:r>
+      <w:r>
+        <w:rPr>
+          <w:rFonts w:cs="Times New Roman"/>
+          <w:color w:val="E36C0A" w:themeColor="accent6" w:themeShade="BF"/>
+          <w:sz w:val="24"/>
+          <w:szCs w:val="24"/>
+          <w:lang w:val="ru-RU" w:eastAsia="ru-RU"/>
+        </w:rPr>
+        <w:t>Центр промышленной</w:t>
+      </w:r>
+      <w:r>
+        <w:rPr>
+          <w:rFonts w:cs="Times New Roman"/>
+          <w:color w:val="E36C0A" w:themeColor="accent6" w:themeShade="BF"/>
+          <w:sz w:val="24"/>
+          <w:szCs w:val="24"/>
+          <w:lang w:val="ru-RU" w:eastAsia="ru-RU"/>
+        </w:rPr>
+        <w:t xml:space="preserve"> и экологической безопасности ЦОБ ПАО «Татнефть», по адресу г. Альметьевск пр. Тукая 33. Результаты проведения инструктажей оформляются записью в «Журнале регистрации вводного инструктажа». Кроме этого, с работниками предприятия проводятся: первичный инструктаж на рабочем месте; повторные инструктажи (один раз в три месяца); целевые инструктажи; внеочередные (внеплановые)</w:t>
       </w:r>
       <w:r>
         <w:rPr>
@@ -21905,6 +23132,7 @@
         </w:rPr>
         <w:t>(</w:t>
       </w:r>
+      <w:proofErr w:type="gramStart"/>
       <w:r>
         <w:rPr>
           <w:rFonts w:cs="Times New Roman"/>
@@ -21924,6 +23152,7 @@
         </w:rPr>
         <w:t>SITE</w:t>
       </w:r>
+      <w:proofErr w:type="gramEnd"/>
       <w:r>
         <w:rPr>
           <w:rFonts w:cs="Times New Roman"/>
@@ -22097,7 +23326,27 @@
           <w:szCs w:val="24"/>
           <w:lang w:val="ru-RU" w:eastAsia="ru-RU"/>
         </w:rPr>
-        <w:t xml:space="preserve"> проверяется во время учебно-тренировочных занятий с персоналом объекта, проводимых по графику, утвержденному техническим руководителем структурного подразделения, эксплуатирующего опасный производственный объект. График учебно-тренировочных занятий по </w:t>
+        <w:t xml:space="preserve"> проверяется во время учебно-тренировочных занятий с персоналом объекта, проводимых по графику, </w:t>
+      </w:r>
+      <w:proofErr w:type="spellStart"/>
+      <w:r>
+        <w:rPr>
+          <w:rFonts w:cs="Times New Roman"/>
+          <w:sz w:val="24"/>
+          <w:szCs w:val="24"/>
+          <w:lang w:val="ru-RU" w:eastAsia="ru-RU"/>
+        </w:rPr>
+        <w:t>утвержденному</w:t>
+      </w:r>
+      <w:proofErr w:type="spellEnd"/>
+      <w:r>
+        <w:rPr>
+          <w:rFonts w:cs="Times New Roman"/>
+          <w:sz w:val="24"/>
+          <w:szCs w:val="24"/>
+          <w:lang w:val="ru-RU" w:eastAsia="ru-RU"/>
+        </w:rPr>
+        <w:t xml:space="preserve"> техническим руководителем структурного подразделения, эксплуатирующего опасный производственный объект. График учебно-тренировочных занятий по </w:t>
       </w:r>
       <w:r>
         <w:rPr>
@@ -22115,7 +23364,27 @@
           <w:szCs w:val="24"/>
           <w:lang w:val="ru-RU" w:eastAsia="ru-RU"/>
         </w:rPr>
-        <w:t xml:space="preserve"> с персоналом ОПО составляется на год. Темы учебно-тренировочных занятий должны соответствовать возможным аварийным ситуациям, определенным в оперативной части </w:t>
+        <w:t xml:space="preserve"> с персоналом ОПО составляется на год. Темы учебно-тренировочных занятий должны соответствовать возможным аварийным ситуациям, </w:t>
+      </w:r>
+      <w:proofErr w:type="spellStart"/>
+      <w:r>
+        <w:rPr>
+          <w:rFonts w:cs="Times New Roman"/>
+          <w:sz w:val="24"/>
+          <w:szCs w:val="24"/>
+          <w:lang w:val="ru-RU" w:eastAsia="ru-RU"/>
+        </w:rPr>
+        <w:t>определенным</w:t>
+      </w:r>
+      <w:proofErr w:type="spellEnd"/>
+      <w:r>
+        <w:rPr>
+          <w:rFonts w:cs="Times New Roman"/>
+          <w:sz w:val="24"/>
+          <w:szCs w:val="24"/>
+          <w:lang w:val="ru-RU" w:eastAsia="ru-RU"/>
+        </w:rPr>
+        <w:t xml:space="preserve"> в оперативной части </w:t>
       </w:r>
       <w:r>
         <w:rPr>
@@ -22183,7 +23452,67 @@
           <w:lang w:val="ru-RU" w:eastAsia="ru-RU"/>
         </w:rPr>
         <w:lastRenderedPageBreak/>
-        <w:t xml:space="preserve">структурного подразделения, эксплуатирующего опасный производственный объект, с учетом количества видов возможных аварий и конкретных условий, но не реже одного раза в год по каждому виду возможных аварии, с учетом сезонности, а также с учетом, что при вахтовом методе работы работников цеха необходимо, чтобы каждая тема учебно-тренировочных занятий с работником была проведена. </w:t>
+        <w:t xml:space="preserve">структурного подразделения, эксплуатирующего опасный производственный объект, с </w:t>
+      </w:r>
+      <w:proofErr w:type="spellStart"/>
+      <w:r>
+        <w:rPr>
+          <w:rFonts w:cs="Times New Roman"/>
+          <w:sz w:val="24"/>
+          <w:szCs w:val="24"/>
+          <w:lang w:val="ru-RU" w:eastAsia="ru-RU"/>
+        </w:rPr>
+        <w:t>учетом</w:t>
+      </w:r>
+      <w:proofErr w:type="spellEnd"/>
+      <w:r>
+        <w:rPr>
+          <w:rFonts w:cs="Times New Roman"/>
+          <w:sz w:val="24"/>
+          <w:szCs w:val="24"/>
+          <w:lang w:val="ru-RU" w:eastAsia="ru-RU"/>
+        </w:rPr>
+        <w:t xml:space="preserve"> количества видов возможных аварий и конкретных условий, но не реже одного раза в год по каждому виду возможных аварии, с </w:t>
+      </w:r>
+      <w:proofErr w:type="spellStart"/>
+      <w:r>
+        <w:rPr>
+          <w:rFonts w:cs="Times New Roman"/>
+          <w:sz w:val="24"/>
+          <w:szCs w:val="24"/>
+          <w:lang w:val="ru-RU" w:eastAsia="ru-RU"/>
+        </w:rPr>
+        <w:t>учетом</w:t>
+      </w:r>
+      <w:proofErr w:type="spellEnd"/>
+      <w:r>
+        <w:rPr>
+          <w:rFonts w:cs="Times New Roman"/>
+          <w:sz w:val="24"/>
+          <w:szCs w:val="24"/>
+          <w:lang w:val="ru-RU" w:eastAsia="ru-RU"/>
+        </w:rPr>
+        <w:t xml:space="preserve"> сезонности, а также с </w:t>
+      </w:r>
+      <w:proofErr w:type="spellStart"/>
+      <w:r>
+        <w:rPr>
+          <w:rFonts w:cs="Times New Roman"/>
+          <w:sz w:val="24"/>
+          <w:szCs w:val="24"/>
+          <w:lang w:val="ru-RU" w:eastAsia="ru-RU"/>
+        </w:rPr>
+        <w:t>учетом</w:t>
+      </w:r>
+      <w:proofErr w:type="spellEnd"/>
+      <w:r>
+        <w:rPr>
+          <w:rFonts w:cs="Times New Roman"/>
+          <w:sz w:val="24"/>
+          <w:szCs w:val="24"/>
+          <w:lang w:val="ru-RU" w:eastAsia="ru-RU"/>
+        </w:rPr>
+        <w:t xml:space="preserve">, что при вахтовом методе работы работников цеха необходимо, чтобы каждая тема учебно-тренировочных занятий с работником была проведена. </w:t>
       </w:r>
     </w:p>
     <w:p>
@@ -22314,6 +23643,7 @@
         </w:rPr>
         <w:t xml:space="preserve">В соответствии с ст. 11 Федерального закона от 21.07.1997 № 116-ФЗ «О промышленной безопасности» организация </w:t>
       </w:r>
+      <w:proofErr w:type="gramStart"/>
       <w:r>
         <w:rPr>
           <w:rFonts w:eastAsia="Times New Roman" w:cs="Times New Roman"/>
@@ -22322,7 +23652,18 @@
           <w:highlight w:val="yellow"/>
           <w:lang w:val="ru-RU" w:eastAsia="ru-RU"/>
         </w:rPr>
-        <w:t>{{ SHORT_NAME }}</w:t>
+        <w:t>{{ SHORT</w:t>
+      </w:r>
+      <w:proofErr w:type="gramEnd"/>
+      <w:r>
+        <w:rPr>
+          <w:rFonts w:eastAsia="Times New Roman" w:cs="Times New Roman"/>
+          <w:sz w:val="24"/>
+          <w:szCs w:val="24"/>
+          <w:highlight w:val="yellow"/>
+          <w:lang w:val="ru-RU" w:eastAsia="ru-RU"/>
+        </w:rPr>
+        <w:t>_NAME }}</w:t>
       </w:r>
       <w:r>
         <w:rPr>
@@ -22490,7 +23831,41 @@
           <w:szCs w:val="24"/>
           <w:lang w:val="ru-RU" w:eastAsia="ru-RU"/>
         </w:rPr>
-        <w:t xml:space="preserve"> в действие приказ №444/МНУ-Пр(0002) от 15.10.2019 г. «О политике в области промышленной безопасности, охраны труда и окружающей среды». Целью управления промышленной безопасностью в ПАО «Татнефть» им. В.Д. Шашина является обеспечение </w:t>
+        <w:t xml:space="preserve"> в действие приказ №444/МНУ-</w:t>
+      </w:r>
+      <w:proofErr w:type="spellStart"/>
+      <w:proofErr w:type="gramStart"/>
+      <w:r>
+        <w:rPr>
+          <w:rFonts w:cs="Times New Roman"/>
+          <w:color w:val="E36C0A" w:themeColor="accent6" w:themeShade="BF"/>
+          <w:sz w:val="24"/>
+          <w:szCs w:val="24"/>
+          <w:lang w:val="ru-RU" w:eastAsia="ru-RU"/>
+        </w:rPr>
+        <w:t>Пр</w:t>
+      </w:r>
+      <w:proofErr w:type="spellEnd"/>
+      <w:r>
+        <w:rPr>
+          <w:rFonts w:cs="Times New Roman"/>
+          <w:color w:val="E36C0A" w:themeColor="accent6" w:themeShade="BF"/>
+          <w:sz w:val="24"/>
+          <w:szCs w:val="24"/>
+          <w:lang w:val="ru-RU" w:eastAsia="ru-RU"/>
+        </w:rPr>
+        <w:t>(</w:t>
+      </w:r>
+      <w:proofErr w:type="gramEnd"/>
+      <w:r>
+        <w:rPr>
+          <w:rFonts w:cs="Times New Roman"/>
+          <w:color w:val="E36C0A" w:themeColor="accent6" w:themeShade="BF"/>
+          <w:sz w:val="24"/>
+          <w:szCs w:val="24"/>
+          <w:lang w:val="ru-RU" w:eastAsia="ru-RU"/>
+        </w:rPr>
+        <w:t xml:space="preserve">0002) от 15.10.2019 г. «О политике в области промышленной безопасности, охраны труда и окружающей среды». Целью управления промышленной безопасностью в ПАО «Татнефть» им. В.Д. Шашина является обеспечение </w:t>
       </w:r>
       <w:r>
         <w:rPr>
@@ -22599,6 +23974,7 @@
         <w:lastRenderedPageBreak/>
         <w:t xml:space="preserve">предупреждение аварий и инцидентов на ОПО </w:t>
       </w:r>
+      <w:proofErr w:type="gramStart"/>
       <w:r>
         <w:rPr>
           <w:rFonts w:eastAsia="Times New Roman" w:cs="Times New Roman"/>
@@ -22607,7 +23983,18 @@
           <w:highlight w:val="yellow"/>
           <w:lang w:val="ru-RU" w:eastAsia="ru-RU"/>
         </w:rPr>
-        <w:t>{{ SHORT_NAME }}</w:t>
+        <w:t>{{ SHORT</w:t>
+      </w:r>
+      <w:proofErr w:type="gramEnd"/>
+      <w:r>
+        <w:rPr>
+          <w:rFonts w:eastAsia="Times New Roman" w:cs="Times New Roman"/>
+          <w:sz w:val="24"/>
+          <w:szCs w:val="24"/>
+          <w:highlight w:val="yellow"/>
+          <w:lang w:val="ru-RU" w:eastAsia="ru-RU"/>
+        </w:rPr>
+        <w:t>_NAME }}</w:t>
       </w:r>
       <w:r>
         <w:rPr>
@@ -22647,6 +24034,7 @@
         </w:rPr>
         <w:t xml:space="preserve">обеспечение единых подходов к деятельности </w:t>
       </w:r>
+      <w:proofErr w:type="gramStart"/>
       <w:r>
         <w:rPr>
           <w:rFonts w:eastAsia="Times New Roman" w:cs="Times New Roman"/>
@@ -22655,7 +24043,18 @@
           <w:highlight w:val="yellow"/>
           <w:lang w:val="ru-RU" w:eastAsia="ru-RU"/>
         </w:rPr>
-        <w:t>{{ SHORT_NAME }}</w:t>
+        <w:t>{{ SHORT</w:t>
+      </w:r>
+      <w:proofErr w:type="gramEnd"/>
+      <w:r>
+        <w:rPr>
+          <w:rFonts w:eastAsia="Times New Roman" w:cs="Times New Roman"/>
+          <w:sz w:val="24"/>
+          <w:szCs w:val="24"/>
+          <w:highlight w:val="yellow"/>
+          <w:lang w:val="ru-RU" w:eastAsia="ru-RU"/>
+        </w:rPr>
+        <w:t>_NAME }}</w:t>
       </w:r>
       <w:r>
         <w:rPr>
@@ -22741,6 +24140,7 @@
         </w:rPr>
         <w:t xml:space="preserve">мониторинг состояния ПБ в </w:t>
       </w:r>
+      <w:proofErr w:type="gramStart"/>
       <w:r>
         <w:rPr>
           <w:rFonts w:eastAsia="Times New Roman" w:cs="Times New Roman"/>
@@ -22749,7 +24149,18 @@
           <w:highlight w:val="yellow"/>
           <w:lang w:val="ru-RU" w:eastAsia="ru-RU"/>
         </w:rPr>
-        <w:t>{{ SHORT_NAME }}</w:t>
+        <w:t>{{ SHORT</w:t>
+      </w:r>
+      <w:proofErr w:type="gramEnd"/>
+      <w:r>
+        <w:rPr>
+          <w:rFonts w:eastAsia="Times New Roman" w:cs="Times New Roman"/>
+          <w:sz w:val="24"/>
+          <w:szCs w:val="24"/>
+          <w:highlight w:val="yellow"/>
+          <w:lang w:val="ru-RU" w:eastAsia="ru-RU"/>
+        </w:rPr>
+        <w:t>_NAME }}</w:t>
       </w:r>
       <w:r>
         <w:rPr>
@@ -22798,6 +24209,7 @@
         </w:rPr>
         <w:t xml:space="preserve"> на ОПО </w:t>
       </w:r>
+      <w:proofErr w:type="gramStart"/>
       <w:r>
         <w:rPr>
           <w:rFonts w:eastAsia="Times New Roman" w:cs="Times New Roman"/>
@@ -22806,7 +24218,18 @@
           <w:highlight w:val="yellow"/>
           <w:lang w:val="ru-RU" w:eastAsia="ru-RU"/>
         </w:rPr>
-        <w:t>{{ SHORT_NAME }}</w:t>
+        <w:t>{{ SHORT</w:t>
+      </w:r>
+      <w:proofErr w:type="gramEnd"/>
+      <w:r>
+        <w:rPr>
+          <w:rFonts w:eastAsia="Times New Roman" w:cs="Times New Roman"/>
+          <w:sz w:val="24"/>
+          <w:szCs w:val="24"/>
+          <w:highlight w:val="yellow"/>
+          <w:lang w:val="ru-RU" w:eastAsia="ru-RU"/>
+        </w:rPr>
+        <w:t>_NAME }}</w:t>
       </w:r>
       <w:r>
         <w:rPr>
@@ -22893,6 +24316,7 @@
         </w:rPr>
         <w:t xml:space="preserve">ОПО </w:t>
       </w:r>
+      <w:proofErr w:type="gramStart"/>
       <w:r>
         <w:rPr>
           <w:rFonts w:eastAsia="Times New Roman" w:cs="Times New Roman"/>
@@ -22901,7 +24325,18 @@
           <w:highlight w:val="yellow"/>
           <w:lang w:val="ru-RU" w:eastAsia="ru-RU"/>
         </w:rPr>
-        <w:t>{{ SHORT_NAME }}</w:t>
+        <w:t>{{ SHORT</w:t>
+      </w:r>
+      <w:proofErr w:type="gramEnd"/>
+      <w:r>
+        <w:rPr>
+          <w:rFonts w:eastAsia="Times New Roman" w:cs="Times New Roman"/>
+          <w:sz w:val="24"/>
+          <w:szCs w:val="24"/>
+          <w:highlight w:val="yellow"/>
+          <w:lang w:val="ru-RU" w:eastAsia="ru-RU"/>
+        </w:rPr>
+        <w:t>_NAME }}</w:t>
       </w:r>
       <w:r>
         <w:rPr>
@@ -22978,13 +24413,59 @@
           <w:szCs w:val="24"/>
         </w:rPr>
       </w:pPr>
+      <w:proofErr w:type="spellStart"/>
       <w:r>
         <w:rPr>
           <w:rFonts w:eastAsia="Calibri"/>
           <w:sz w:val="24"/>
           <w:szCs w:val="24"/>
         </w:rPr>
-        <w:t>управление промышленными рисками;</w:t>
+        <w:t>управление</w:t>
+      </w:r>
+      <w:proofErr w:type="spellEnd"/>
+      <w:r>
+        <w:rPr>
+          <w:rFonts w:eastAsia="Calibri"/>
+          <w:sz w:val="24"/>
+          <w:szCs w:val="24"/>
+        </w:rPr>
+        <w:t xml:space="preserve"> </w:t>
+      </w:r>
+      <w:proofErr w:type="spellStart"/>
+      <w:r>
+        <w:rPr>
+          <w:rFonts w:eastAsia="Calibri"/>
+          <w:sz w:val="24"/>
+          <w:szCs w:val="24"/>
+        </w:rPr>
+        <w:t>промышленными</w:t>
+      </w:r>
+      <w:proofErr w:type="spellEnd"/>
+      <w:r>
+        <w:rPr>
+          <w:rFonts w:eastAsia="Calibri"/>
+          <w:sz w:val="24"/>
+          <w:szCs w:val="24"/>
+        </w:rPr>
+        <w:t xml:space="preserve"> </w:t>
+      </w:r>
+      <w:proofErr w:type="spellStart"/>
+      <w:r>
+        <w:rPr>
+          <w:rFonts w:eastAsia="Calibri"/>
+          <w:sz w:val="24"/>
+          <w:szCs w:val="24"/>
+        </w:rPr>
+        <w:t>рисками</w:t>
+      </w:r>
+      <w:proofErr w:type="spellEnd"/>
+      <w:r>
+        <w:rPr>
+          <w:rFonts w:eastAsia="Calibri"/>
+          <w:sz w:val="24"/>
+          <w:szCs w:val="24"/>
+        </w:rPr>
+        <w:t>;</w:t>
       </w:r>
     </w:p>
     <w:p>
@@ -23121,13 +24602,77 @@
           <w:szCs w:val="24"/>
         </w:rPr>
       </w:pPr>
+      <w:proofErr w:type="spellStart"/>
       <w:r>
         <w:rPr>
           <w:rFonts w:eastAsia="Calibri"/>
           <w:sz w:val="24"/>
           <w:szCs w:val="24"/>
         </w:rPr>
-        <w:t>контроль соблюдения технологической дисциплины;</w:t>
+        <w:t>контроль</w:t>
+      </w:r>
+      <w:proofErr w:type="spellEnd"/>
+      <w:r>
+        <w:rPr>
+          <w:rFonts w:eastAsia="Calibri"/>
+          <w:sz w:val="24"/>
+          <w:szCs w:val="24"/>
+        </w:rPr>
+        <w:t xml:space="preserve"> </w:t>
+      </w:r>
+      <w:proofErr w:type="spellStart"/>
+      <w:r>
+        <w:rPr>
+          <w:rFonts w:eastAsia="Calibri"/>
+          <w:sz w:val="24"/>
+          <w:szCs w:val="24"/>
+        </w:rPr>
+        <w:t>соблюдения</w:t>
+      </w:r>
+      <w:proofErr w:type="spellEnd"/>
+      <w:r>
+        <w:rPr>
+          <w:rFonts w:eastAsia="Calibri"/>
+          <w:sz w:val="24"/>
+          <w:szCs w:val="24"/>
+        </w:rPr>
+        <w:t xml:space="preserve"> </w:t>
+      </w:r>
+      <w:proofErr w:type="spellStart"/>
+      <w:r>
+        <w:rPr>
+          <w:rFonts w:eastAsia="Calibri"/>
+          <w:sz w:val="24"/>
+          <w:szCs w:val="24"/>
+        </w:rPr>
+        <w:t>технологической</w:t>
+      </w:r>
+      <w:proofErr w:type="spellEnd"/>
+      <w:r>
+        <w:rPr>
+          <w:rFonts w:eastAsia="Calibri"/>
+          <w:sz w:val="24"/>
+          <w:szCs w:val="24"/>
+        </w:rPr>
+        <w:t xml:space="preserve"> </w:t>
+      </w:r>
+      <w:proofErr w:type="spellStart"/>
+      <w:r>
+        <w:rPr>
+          <w:rFonts w:eastAsia="Calibri"/>
+          <w:sz w:val="24"/>
+          <w:szCs w:val="24"/>
+        </w:rPr>
+        <w:t>дисциплины</w:t>
+      </w:r>
+      <w:proofErr w:type="spellEnd"/>
+      <w:r>
+        <w:rPr>
+          <w:rFonts w:eastAsia="Calibri"/>
+          <w:sz w:val="24"/>
+          <w:szCs w:val="24"/>
+        </w:rPr>
+        <w:t>;</w:t>
       </w:r>
     </w:p>
     <w:p>
@@ -23417,6 +24962,7 @@
         <w:lastRenderedPageBreak/>
         <w:t xml:space="preserve">Для </w:t>
       </w:r>
+      <w:proofErr w:type="gramStart"/>
       <w:r>
         <w:rPr>
           <w:rFonts w:eastAsia="Times New Roman" w:cs="Times New Roman"/>
@@ -23437,6 +24983,7 @@
         </w:rPr>
         <w:t>SHORT</w:t>
       </w:r>
+      <w:proofErr w:type="gramEnd"/>
       <w:r>
         <w:rPr>
           <w:rFonts w:eastAsia="Times New Roman" w:cs="Times New Roman"/>
@@ -23619,6 +25166,7 @@
         </w:rPr>
         <w:t xml:space="preserve">Общая организация и контроль за осуществлением производственного контроля в </w:t>
       </w:r>
+      <w:proofErr w:type="gramStart"/>
       <w:r>
         <w:rPr>
           <w:rFonts w:eastAsia="Times New Roman" w:cs="Times New Roman"/>
@@ -23639,6 +25187,7 @@
         </w:rPr>
         <w:t>SHORT</w:t>
       </w:r>
+      <w:proofErr w:type="gramEnd"/>
       <w:r>
         <w:rPr>
           <w:rFonts w:eastAsia="Times New Roman" w:cs="Times New Roman"/>
@@ -23799,7 +25348,25 @@
           <w:szCs w:val="24"/>
           <w:lang w:val="ru-RU"/>
         </w:rPr>
-        <w:t>Целью производственного контроля является предупреждение аварий, инцидентов и обеспечение готовности организации к локализации и ликвидации последствий аварий и инцидентов на опасных производственных объектах за счет осуществления комплекса организационно-технических мероприятий.</w:t>
+        <w:t xml:space="preserve">Целью производственного контроля является предупреждение аварий, инцидентов и обеспечение готовности организации к локализации и ликвидации последствий аварий и инцидентов на опасных производственных объектах за </w:t>
+      </w:r>
+      <w:proofErr w:type="spellStart"/>
+      <w:r>
+        <w:rPr>
+          <w:sz w:val="24"/>
+          <w:szCs w:val="24"/>
+          <w:lang w:val="ru-RU"/>
+        </w:rPr>
+        <w:t>счет</w:t>
+      </w:r>
+      <w:proofErr w:type="spellEnd"/>
+      <w:r>
+        <w:rPr>
+          <w:sz w:val="24"/>
+          <w:szCs w:val="24"/>
+          <w:lang w:val="ru-RU"/>
+        </w:rPr>
+        <w:t xml:space="preserve"> осуществления комплекса организационно-технических мероприятий.</w:t>
       </w:r>
     </w:p>
     <w:p>
@@ -23848,7 +25415,27 @@
           <w:szCs w:val="24"/>
           <w:lang w:val="ru-RU"/>
         </w:rPr>
-        <w:t>анализ состояния промышленной безопасности опасных производственных объектов, в том числе путем организации проведения соответствующих экспертиз и обследований;</w:t>
+        <w:t xml:space="preserve">анализ состояния промышленной безопасности опасных производственных объектов, в том числе </w:t>
+      </w:r>
+      <w:proofErr w:type="spellStart"/>
+      <w:r>
+        <w:rPr>
+          <w:rFonts w:eastAsia="Calibri"/>
+          <w:sz w:val="24"/>
+          <w:szCs w:val="24"/>
+          <w:lang w:val="ru-RU"/>
+        </w:rPr>
+        <w:t>путем</w:t>
+      </w:r>
+      <w:proofErr w:type="spellEnd"/>
+      <w:r>
+        <w:rPr>
+          <w:rFonts w:eastAsia="Calibri"/>
+          <w:sz w:val="24"/>
+          <w:szCs w:val="24"/>
+          <w:lang w:val="ru-RU"/>
+        </w:rPr>
+        <w:t xml:space="preserve"> организации проведения соответствующих экспертиз и обследований;</w:t>
       </w:r>
     </w:p>
     <w:p>
@@ -24071,8 +25658,27 @@
           <w:szCs w:val="24"/>
           <w:lang w:val="ru-RU"/>
         </w:rPr>
-        <w:t xml:space="preserve">Порядок расследования аварий, инцидентов, несчастных случаев, их учет и анализ осуществляется в </w:t>
-      </w:r>
+        <w:t xml:space="preserve">Порядок расследования аварий, инцидентов, несчастных случаев, их </w:t>
+      </w:r>
+      <w:proofErr w:type="spellStart"/>
+      <w:r>
+        <w:rPr>
+          <w:sz w:val="24"/>
+          <w:szCs w:val="24"/>
+          <w:lang w:val="ru-RU"/>
+        </w:rPr>
+        <w:t>учет</w:t>
+      </w:r>
+      <w:proofErr w:type="spellEnd"/>
+      <w:r>
+        <w:rPr>
+          <w:sz w:val="24"/>
+          <w:szCs w:val="24"/>
+          <w:lang w:val="ru-RU"/>
+        </w:rPr>
+        <w:t xml:space="preserve"> и анализ осуществляется в </w:t>
+      </w:r>
+      <w:proofErr w:type="gramStart"/>
       <w:r>
         <w:rPr>
           <w:rFonts w:eastAsia="Times New Roman" w:cs="Times New Roman"/>
@@ -24093,6 +25699,7 @@
         </w:rPr>
         <w:t>SHORT</w:t>
       </w:r>
+      <w:proofErr w:type="gramEnd"/>
       <w:r>
         <w:rPr>
           <w:rFonts w:eastAsia="Times New Roman" w:cs="Times New Roman"/>
@@ -24222,7 +25829,29 @@
           <w:szCs w:val="24"/>
           <w:lang w:val="ru-RU"/>
         </w:rPr>
-        <w:t>Руководство по безопасности «Методические рекомендации по классификации аварийно опасных происшествий на опасных производственных объектах нефтегазового комплекса», утв. Приказом Федеральной службы по экологическому, технологическому и атомному надзору от 20.11.2023 №410;</w:t>
+        <w:t xml:space="preserve">Руководство по безопасности «Методические рекомендации по классификации </w:t>
+      </w:r>
+      <w:proofErr w:type="spellStart"/>
+      <w:r>
+        <w:rPr>
+          <w:rFonts w:eastAsia="Calibri"/>
+          <w:color w:val="00B0F0"/>
+          <w:sz w:val="24"/>
+          <w:szCs w:val="24"/>
+          <w:lang w:val="ru-RU"/>
+        </w:rPr>
+        <w:t>аварийно</w:t>
+      </w:r>
+      <w:proofErr w:type="spellEnd"/>
+      <w:r>
+        <w:rPr>
+          <w:rFonts w:eastAsia="Calibri"/>
+          <w:color w:val="00B0F0"/>
+          <w:sz w:val="24"/>
+          <w:szCs w:val="24"/>
+          <w:lang w:val="ru-RU"/>
+        </w:rPr>
+        <w:t xml:space="preserve"> опасных происшествий на опасных производственных объектах нефтегазового комплекса», утв. Приказом Федеральной службы по экологическому, технологическому и атомному надзору от 20.11.2023 №410;</w:t>
       </w:r>
     </w:p>
     <w:p>
@@ -24323,6 +25952,7 @@
         </w:rPr>
         <w:t xml:space="preserve"> </w:t>
       </w:r>
+      <w:proofErr w:type="gramStart"/>
       <w:r>
         <w:rPr>
           <w:rFonts w:eastAsia="Times New Roman" w:cs="Times New Roman"/>
@@ -24343,6 +25973,7 @@
         </w:rPr>
         <w:t>SHORT</w:t>
       </w:r>
+      <w:proofErr w:type="gramEnd"/>
       <w:r>
         <w:rPr>
           <w:rFonts w:eastAsia="Times New Roman" w:cs="Times New Roman"/>
@@ -24410,6 +26041,7 @@
         </w:rPr>
         <w:t xml:space="preserve">- </w:t>
       </w:r>
+      <w:proofErr w:type="gramStart"/>
       <w:r>
         <w:rPr>
           <w:rFonts w:cs="Times New Roman"/>
@@ -24429,6 +26061,7 @@
         </w:rPr>
         <w:t>ACCIDENT</w:t>
       </w:r>
+      <w:proofErr w:type="gramEnd"/>
       <w:r>
         <w:rPr>
           <w:rFonts w:cs="Times New Roman"/>
@@ -24571,7 +26204,29 @@
           <w:szCs w:val="24"/>
           <w:lang w:val="ru-RU" w:eastAsia="ru-RU"/>
         </w:rPr>
-        <w:t>еречень проведенных работ по анализу опасностей технологических процессов, количественной оценке риска аварий на декларируемом объекте и техническому диагностированию с указанием сведений об организациях, проводивших указанные работы</w:t>
+        <w:t xml:space="preserve">еречень </w:t>
+      </w:r>
+      <w:proofErr w:type="spellStart"/>
+      <w:r>
+        <w:rPr>
+          <w:rFonts w:ascii="Times New Roman" w:hAnsi="Times New Roman" w:cs="Times New Roman"/>
+          <w:color w:val="auto"/>
+          <w:sz w:val="24"/>
+          <w:szCs w:val="24"/>
+          <w:lang w:val="ru-RU" w:eastAsia="ru-RU"/>
+        </w:rPr>
+        <w:t>проведенных</w:t>
+      </w:r>
+      <w:proofErr w:type="spellEnd"/>
+      <w:r>
+        <w:rPr>
+          <w:rFonts w:ascii="Times New Roman" w:hAnsi="Times New Roman" w:cs="Times New Roman"/>
+          <w:color w:val="auto"/>
+          <w:sz w:val="24"/>
+          <w:szCs w:val="24"/>
+          <w:lang w:val="ru-RU" w:eastAsia="ru-RU"/>
+        </w:rPr>
+        <w:t xml:space="preserve"> работ по анализу опасностей технологических процессов, количественной оценке риска аварий на декларируемом объекте и техническому диагностированию с указанием сведений об организациях, проводивших указанные работы</w:t>
       </w:r>
       <w:bookmarkEnd w:id="63"/>
     </w:p>
@@ -24790,6 +26445,7 @@
         </w:rPr>
         <w:t>(</w:t>
       </w:r>
+      <w:proofErr w:type="gramStart"/>
       <w:r>
         <w:rPr>
           <w:rFonts w:cs="Times New Roman"/>
@@ -24809,6 +26465,7 @@
         </w:rPr>
         <w:t>SITE</w:t>
       </w:r>
+      <w:proofErr w:type="gramEnd"/>
       <w:r>
         <w:rPr>
           <w:rFonts w:cs="Times New Roman"/>
@@ -24985,7 +26642,27 @@
           <w:szCs w:val="24"/>
           <w:lang w:val="ru-RU" w:eastAsia="ru-RU"/>
         </w:rPr>
-        <w:t>Экспертиза промышленной безопасности согласно утвержденным графикам проведения.</w:t>
+        <w:t xml:space="preserve">Экспертиза промышленной безопасности согласно </w:t>
+      </w:r>
+      <w:proofErr w:type="spellStart"/>
+      <w:r>
+        <w:rPr>
+          <w:rFonts w:cs="Times New Roman"/>
+          <w:sz w:val="24"/>
+          <w:szCs w:val="24"/>
+          <w:lang w:val="ru-RU" w:eastAsia="ru-RU"/>
+        </w:rPr>
+        <w:t>утвержденным</w:t>
+      </w:r>
+      <w:proofErr w:type="spellEnd"/>
+      <w:r>
+        <w:rPr>
+          <w:rFonts w:cs="Times New Roman"/>
+          <w:sz w:val="24"/>
+          <w:szCs w:val="24"/>
+          <w:lang w:val="ru-RU" w:eastAsia="ru-RU"/>
+        </w:rPr>
+        <w:t xml:space="preserve"> графикам проведения.</w:t>
       </w:r>
     </w:p>
     <w:p>
@@ -25147,6 +26824,7 @@
                 <w:szCs w:val="20"/>
               </w:rPr>
             </w:pPr>
+            <w:proofErr w:type="spellStart"/>
             <w:r>
               <w:rPr>
                 <w:b/>
@@ -25154,8 +26832,29 @@
                 <w:sz w:val="20"/>
                 <w:szCs w:val="20"/>
               </w:rPr>
-              <w:t>Объект экспертизы</w:t>
-            </w:r>
+              <w:t>Объект</w:t>
+            </w:r>
+            <w:proofErr w:type="spellEnd"/>
+            <w:r>
+              <w:rPr>
+                <w:b/>
+                <w:bCs/>
+                <w:sz w:val="20"/>
+                <w:szCs w:val="20"/>
+              </w:rPr>
+              <w:t xml:space="preserve"> </w:t>
+            </w:r>
+            <w:proofErr w:type="spellStart"/>
+            <w:r>
+              <w:rPr>
+                <w:b/>
+                <w:bCs/>
+                <w:sz w:val="20"/>
+                <w:szCs w:val="20"/>
+              </w:rPr>
+              <w:t>экспертизы</w:t>
+            </w:r>
+            <w:proofErr w:type="spellEnd"/>
           </w:p>
         </w:tc>
         <w:tc>
@@ -25194,8 +26893,39 @@
                 <w:sz w:val="20"/>
                 <w:szCs w:val="20"/>
               </w:rPr>
-              <w:t>Наименование экспертной организации</w:t>
-            </w:r>
+              <w:t xml:space="preserve">Наименование </w:t>
+            </w:r>
+            <w:proofErr w:type="spellStart"/>
+            <w:r>
+              <w:rPr>
+                <w:b/>
+                <w:bCs/>
+                <w:sz w:val="20"/>
+                <w:szCs w:val="20"/>
+              </w:rPr>
+              <w:t>экспертной</w:t>
+            </w:r>
+            <w:proofErr w:type="spellEnd"/>
+            <w:r>
+              <w:rPr>
+                <w:b/>
+                <w:bCs/>
+                <w:sz w:val="20"/>
+                <w:szCs w:val="20"/>
+              </w:rPr>
+              <w:t xml:space="preserve"> </w:t>
+            </w:r>
+            <w:proofErr w:type="spellStart"/>
+            <w:r>
+              <w:rPr>
+                <w:b/>
+                <w:bCs/>
+                <w:sz w:val="20"/>
+                <w:szCs w:val="20"/>
+              </w:rPr>
+              <w:t>организации</w:t>
+            </w:r>
+            <w:proofErr w:type="spellEnd"/>
           </w:p>
         </w:tc>
         <w:tc>
@@ -25345,7 +27075,27 @@
                 <w:szCs w:val="20"/>
                 <w:lang w:val="ru-RU"/>
               </w:rPr>
-              <w:t>Заключение экспертизы промышленной безопасности на «Сооружение «Промысловый трубопровод АГЗУ Смоляное - ДНС «Кодяковская» (2 линия)» Смоляного месторождения АО «Оренбургнефть»</w:t>
+              <w:t>Заключение экспертизы промышленной безопасности на «Сооружение «Промысловый трубопровод АГЗУ Смоляное - ДНС «</w:t>
+            </w:r>
+            <w:proofErr w:type="spellStart"/>
+            <w:r>
+              <w:rPr>
+                <w:color w:val="FF0000"/>
+                <w:sz w:val="20"/>
+                <w:szCs w:val="20"/>
+                <w:lang w:val="ru-RU"/>
+              </w:rPr>
+              <w:t>Кодяковская</w:t>
+            </w:r>
+            <w:proofErr w:type="spellEnd"/>
+            <w:r>
+              <w:rPr>
+                <w:color w:val="FF0000"/>
+                <w:sz w:val="20"/>
+                <w:szCs w:val="20"/>
+                <w:lang w:val="ru-RU"/>
+              </w:rPr>
+              <w:t>» (2 линия)» Смоляного месторождения АО «Оренбургнефть»</w:t>
             </w:r>
           </w:p>
         </w:tc>
@@ -25383,8 +27133,28 @@
                 <w:sz w:val="20"/>
                 <w:szCs w:val="20"/>
               </w:rPr>
-              <w:t>АО «НИПЦ “НефтеГазСервис”»</w:t>
-            </w:r>
+              <w:t>АО «НИПЦ “</w:t>
+            </w:r>
+            <w:proofErr w:type="spellStart"/>
+            <w:proofErr w:type="gramStart"/>
+            <w:r>
+              <w:rPr>
+                <w:color w:val="FF0000"/>
+                <w:sz w:val="20"/>
+                <w:szCs w:val="20"/>
+              </w:rPr>
+              <w:t>НефтеГазСервис</w:t>
+            </w:r>
+            <w:proofErr w:type="spellEnd"/>
+            <w:r>
+              <w:rPr>
+                <w:color w:val="FF0000"/>
+                <w:sz w:val="20"/>
+                <w:szCs w:val="20"/>
+              </w:rPr>
+              <w:t>”»</w:t>
+            </w:r>
+            <w:proofErr w:type="gramEnd"/>
           </w:p>
         </w:tc>
         <w:tc>
@@ -25421,7 +27191,35 @@
                 <w:sz w:val="20"/>
                 <w:szCs w:val="20"/>
               </w:rPr>
-              <w:t>№ 52-О-2022 (59)от 16.09.2022</w:t>
+              <w:t>№ 52-О-2022 (</w:t>
+            </w:r>
+            <w:proofErr w:type="gramStart"/>
+            <w:r>
+              <w:rPr>
+                <w:color w:val="FF0000"/>
+                <w:sz w:val="20"/>
+                <w:szCs w:val="20"/>
+              </w:rPr>
+              <w:t>59)</w:t>
+            </w:r>
+            <w:proofErr w:type="spellStart"/>
+            <w:r>
+              <w:rPr>
+                <w:color w:val="FF0000"/>
+                <w:sz w:val="20"/>
+                <w:szCs w:val="20"/>
+              </w:rPr>
+              <w:t>от</w:t>
+            </w:r>
+            <w:proofErr w:type="spellEnd"/>
+            <w:proofErr w:type="gramEnd"/>
+            <w:r>
+              <w:rPr>
+                <w:color w:val="FF0000"/>
+                <w:sz w:val="20"/>
+                <w:szCs w:val="20"/>
+              </w:rPr>
+              <w:t xml:space="preserve"> 16.09.2022</w:t>
             </w:r>
           </w:p>
         </w:tc>
@@ -25634,6 +27432,7 @@
         </w:rPr>
         <w:t xml:space="preserve"> Федеральной службы по экологическому, технологическому и атомному надзору в отношении опасных производственных объектов </w:t>
       </w:r>
+      <w:proofErr w:type="gramStart"/>
       <w:r>
         <w:rPr>
           <w:rFonts w:eastAsia="Times New Roman" w:cs="Times New Roman"/>
@@ -25642,7 +27441,18 @@
           <w:highlight w:val="yellow"/>
           <w:lang w:val="ru-RU" w:eastAsia="ru-RU"/>
         </w:rPr>
-        <w:t>{{ SHORT_NAME }}</w:t>
+        <w:t>{{ SHORT</w:t>
+      </w:r>
+      <w:proofErr w:type="gramEnd"/>
+      <w:r>
+        <w:rPr>
+          <w:rFonts w:eastAsia="Times New Roman" w:cs="Times New Roman"/>
+          <w:sz w:val="24"/>
+          <w:szCs w:val="24"/>
+          <w:highlight w:val="yellow"/>
+          <w:lang w:val="ru-RU" w:eastAsia="ru-RU"/>
+        </w:rPr>
+        <w:t>_NAME }}</w:t>
       </w:r>
       <w:r>
         <w:rPr>
@@ -25761,6 +27571,7 @@
         </w:rPr>
         <w:br/>
       </w:r>
+      <w:proofErr w:type="gramStart"/>
       <w:r>
         <w:rPr>
           <w:rFonts w:cs="Times New Roman"/>
@@ -25780,6 +27591,7 @@
         </w:rPr>
         <w:t>SITE</w:t>
       </w:r>
+      <w:proofErr w:type="gramEnd"/>
       <w:r>
         <w:rPr>
           <w:rFonts w:cs="Times New Roman"/>
@@ -26063,7 +27875,27 @@
           <w:szCs w:val="24"/>
           <w:lang w:val="ru-RU"/>
         </w:rPr>
-        <w:t>2) выработка рекомендаций по инженерно-технической оснащенности объекта;</w:t>
+        <w:t xml:space="preserve">2) выработка рекомендаций по инженерно-технической </w:t>
+      </w:r>
+      <w:proofErr w:type="spellStart"/>
+      <w:r>
+        <w:rPr>
+          <w:rFonts w:cs="Times New Roman"/>
+          <w:sz w:val="24"/>
+          <w:szCs w:val="24"/>
+          <w:lang w:val="ru-RU"/>
+        </w:rPr>
+        <w:t>оснащенности</w:t>
+      </w:r>
+      <w:proofErr w:type="spellEnd"/>
+      <w:r>
+        <w:rPr>
+          <w:rFonts w:cs="Times New Roman"/>
+          <w:sz w:val="24"/>
+          <w:szCs w:val="24"/>
+          <w:lang w:val="ru-RU"/>
+        </w:rPr>
+        <w:t xml:space="preserve"> объекта;</w:t>
       </w:r>
     </w:p>
     <w:p>
@@ -26196,7 +28028,27 @@
           <w:lang w:val="ru-RU"/>
         </w:rPr>
         <w:lastRenderedPageBreak/>
-        <w:t>8) производится сбор, анализ информации об оперативной обстановке, постановка целей и задач, проводятся совместные совещания, а при необходимости создается временный оперативный штаб для выработки решений и контроля их выполнения.</w:t>
+        <w:t xml:space="preserve">8) производится сбор, анализ информации об оперативной обстановке, постановка целей и задач, проводятся совместные совещания, а при необходимости </w:t>
+      </w:r>
+      <w:proofErr w:type="spellStart"/>
+      <w:r>
+        <w:rPr>
+          <w:rFonts w:cs="Times New Roman"/>
+          <w:sz w:val="24"/>
+          <w:szCs w:val="24"/>
+          <w:lang w:val="ru-RU"/>
+        </w:rPr>
+        <w:t>создается</w:t>
+      </w:r>
+      <w:proofErr w:type="spellEnd"/>
+      <w:r>
+        <w:rPr>
+          <w:rFonts w:cs="Times New Roman"/>
+          <w:sz w:val="24"/>
+          <w:szCs w:val="24"/>
+          <w:lang w:val="ru-RU"/>
+        </w:rPr>
+        <w:t xml:space="preserve"> временный оперативный штаб для выработки решений и контроля их выполнения.</w:t>
       </w:r>
     </w:p>
     <w:p>
@@ -26233,6 +28085,7 @@
           <w:lang w:val="ru-RU"/>
         </w:rPr>
       </w:pPr>
+      <w:proofErr w:type="gramStart"/>
       <w:r>
         <w:rPr>
           <w:rFonts w:cs="Times New Roman"/>
@@ -26241,7 +28094,18 @@
           <w:highlight w:val="yellow"/>
           <w:lang w:val="ru-RU"/>
         </w:rPr>
-        <w:t>{{ OPO_SECURITY }}.</w:t>
+        <w:t>{{ OPO</w:t>
+      </w:r>
+      <w:proofErr w:type="gramEnd"/>
+      <w:r>
+        <w:rPr>
+          <w:rFonts w:cs="Times New Roman"/>
+          <w:sz w:val="24"/>
+          <w:szCs w:val="24"/>
+          <w:highlight w:val="yellow"/>
+          <w:lang w:val="ru-RU"/>
+        </w:rPr>
+        <w:t>_SECURITY }}.</w:t>
       </w:r>
     </w:p>
     <w:p>
@@ -26584,7 +28448,27 @@
           <w:szCs w:val="24"/>
           <w:lang w:val="ru-RU"/>
         </w:rPr>
-        <w:t>Мероприятия по эвакуации людей и охране окружающей среды, по локализации выхода нефти или газа, отключению поврежденного участка, ликвидации аварий;</w:t>
+        <w:t xml:space="preserve">Мероприятия по эвакуации людей и охране окружающей среды, по локализации выхода нефти или газа, отключению </w:t>
+      </w:r>
+      <w:proofErr w:type="spellStart"/>
+      <w:r>
+        <w:rPr>
+          <w:rFonts w:eastAsia="Calibri"/>
+          <w:sz w:val="24"/>
+          <w:szCs w:val="24"/>
+          <w:lang w:val="ru-RU"/>
+        </w:rPr>
+        <w:t>поврежденного</w:t>
+      </w:r>
+      <w:proofErr w:type="spellEnd"/>
+      <w:r>
+        <w:rPr>
+          <w:rFonts w:eastAsia="Calibri"/>
+          <w:sz w:val="24"/>
+          <w:szCs w:val="24"/>
+          <w:lang w:val="ru-RU"/>
+        </w:rPr>
+        <w:t xml:space="preserve"> участка, ликвидации аварий;</w:t>
       </w:r>
     </w:p>
     <w:p>
@@ -26730,7 +28614,27 @@
           <w:szCs w:val="24"/>
           <w:lang w:val="ru-RU"/>
         </w:rPr>
-        <w:t>Осуществление мероприятий по предупреждению тяжелых последствий аварий;</w:t>
+        <w:t xml:space="preserve">Осуществление мероприятий по предупреждению </w:t>
+      </w:r>
+      <w:proofErr w:type="spellStart"/>
+      <w:r>
+        <w:rPr>
+          <w:rFonts w:eastAsia="Calibri"/>
+          <w:sz w:val="24"/>
+          <w:szCs w:val="24"/>
+          <w:lang w:val="ru-RU"/>
+        </w:rPr>
+        <w:t>тяжелых</w:t>
+      </w:r>
+      <w:proofErr w:type="spellEnd"/>
+      <w:r>
+        <w:rPr>
+          <w:rFonts w:eastAsia="Calibri"/>
+          <w:sz w:val="24"/>
+          <w:szCs w:val="24"/>
+          <w:lang w:val="ru-RU"/>
+        </w:rPr>
+        <w:t xml:space="preserve"> последствий аварий;</w:t>
       </w:r>
     </w:p>
     <w:p>
@@ -26926,7 +28830,27 @@
           <w:szCs w:val="24"/>
           <w:lang w:val="ru-RU"/>
         </w:rPr>
-        <w:t>В соответствии с планом мероприятий по локализации и ликвидации последствий аварий осуществляются все необходимые переключения в технологической схеме и проводятся мероприятия по локализации источника загрязнения. Рассмотрены все варианты возможных аварий на опасных составляющих ОПО, определен круг обязанностей персонала и перечень мероприятий, выполняемых в случае возникновения внезапных событий, требующих немедленного реагирования, а также разработана схема оповещения о чрезвычайных ситуациях.</w:t>
+        <w:t xml:space="preserve">В соответствии с планом мероприятий по локализации и ликвидации последствий аварий осуществляются все необходимые переключения в технологической схеме и проводятся мероприятия по локализации источника загрязнения. Рассмотрены все варианты возможных аварий на опасных составляющих ОПО, </w:t>
+      </w:r>
+      <w:proofErr w:type="spellStart"/>
+      <w:r>
+        <w:rPr>
+          <w:rFonts w:cs="Times New Roman"/>
+          <w:sz w:val="24"/>
+          <w:szCs w:val="24"/>
+          <w:lang w:val="ru-RU"/>
+        </w:rPr>
+        <w:t>определен</w:t>
+      </w:r>
+      <w:proofErr w:type="spellEnd"/>
+      <w:r>
+        <w:rPr>
+          <w:rFonts w:cs="Times New Roman"/>
+          <w:sz w:val="24"/>
+          <w:szCs w:val="24"/>
+          <w:lang w:val="ru-RU"/>
+        </w:rPr>
+        <w:t xml:space="preserve"> круг обязанностей персонала и перечень мероприятий, выполняемых в случае возникновения внезапных событий, требующих немедленного реагирования, а также разработана схема оповещения о чрезвычайных ситуациях.</w:t>
       </w:r>
     </w:p>
     <w:p>
@@ -27065,7 +28989,27 @@
           <w:szCs w:val="24"/>
           <w:lang w:val="ru-RU"/>
         </w:rPr>
-        <w:t>Содержание в постоянной готовности созданных аварийно-восстановительных формирований, укомплектованных необходимым персоналом и оснащенных техническими средствами;</w:t>
+        <w:t xml:space="preserve">Содержание в постоянной готовности созданных аварийно-восстановительных формирований, укомплектованных необходимым персоналом и </w:t>
+      </w:r>
+      <w:proofErr w:type="spellStart"/>
+      <w:r>
+        <w:rPr>
+          <w:rFonts w:eastAsia="Calibri"/>
+          <w:sz w:val="24"/>
+          <w:szCs w:val="24"/>
+          <w:lang w:val="ru-RU"/>
+        </w:rPr>
+        <w:t>оснащенных</w:t>
+      </w:r>
+      <w:proofErr w:type="spellEnd"/>
+      <w:r>
+        <w:rPr>
+          <w:rFonts w:eastAsia="Calibri"/>
+          <w:sz w:val="24"/>
+          <w:szCs w:val="24"/>
+          <w:lang w:val="ru-RU"/>
+        </w:rPr>
+        <w:t xml:space="preserve"> техническими средствами;</w:t>
       </w:r>
     </w:p>
     <w:p>
@@ -27169,7 +29113,51 @@
           <w:szCs w:val="24"/>
           <w:lang w:val="ru-RU"/>
         </w:rPr>
-        <w:t>Для проведения аварийно-спасательных и других неотложных работ по ликвидации последствий возможных аварий и чрезвычайных ситуаций природного и техногенного характера на декларируемом объекте согласно закону РФ «О промышленной безопасности опасных производственных объектов» № 116-ФЗ от 21.07.97г. (с изменениями на 11.06.2021 г.), распоряжением ПАО «Татнефть» №188/Расп(ТНД) от 19.12.2024 г. «О составе нештатного аварийно-спасательного формирования» укомплектовано объединённое нештатное формирование «Нештатное аварийно-спасательное формирование структурного подразделения «Татнефть-Добыча» ПАО «Татнефть» (свидетельство об аттестации на право ведения аварийно-спасательных работ №15343 от 28.02.24 г., регистрационный номер 16/2-2-538).</w:t>
+        <w:t xml:space="preserve">Для проведения аварийно-спасательных и других неотложных работ по ликвидации последствий возможных аварий и чрезвычайных ситуаций природного и техногенного характера на декларируемом объекте согласно закону РФ «О промышленной безопасности опасных производственных объектов» № 116-ФЗ от </w:t>
+      </w:r>
+      <w:proofErr w:type="gramStart"/>
+      <w:r>
+        <w:rPr>
+          <w:rFonts w:cs="Times New Roman"/>
+          <w:color w:val="E36C0A" w:themeColor="accent6" w:themeShade="BF"/>
+          <w:sz w:val="24"/>
+          <w:szCs w:val="24"/>
+          <w:lang w:val="ru-RU"/>
+        </w:rPr>
+        <w:t>21.07.97г. ,</w:t>
+      </w:r>
+      <w:proofErr w:type="gramEnd"/>
+      <w:r>
+        <w:rPr>
+          <w:rFonts w:cs="Times New Roman"/>
+          <w:color w:val="E36C0A" w:themeColor="accent6" w:themeShade="BF"/>
+          <w:sz w:val="24"/>
+          <w:szCs w:val="24"/>
+          <w:lang w:val="ru-RU"/>
+        </w:rPr>
+        <w:t xml:space="preserve"> распоряжением ПАО «Татнефть» №188/</w:t>
+      </w:r>
+      <w:proofErr w:type="spellStart"/>
+      <w:r>
+        <w:rPr>
+          <w:rFonts w:cs="Times New Roman"/>
+          <w:color w:val="E36C0A" w:themeColor="accent6" w:themeShade="BF"/>
+          <w:sz w:val="24"/>
+          <w:szCs w:val="24"/>
+          <w:lang w:val="ru-RU"/>
+        </w:rPr>
+        <w:t>Расп</w:t>
+      </w:r>
+      <w:proofErr w:type="spellEnd"/>
+      <w:r>
+        <w:rPr>
+          <w:rFonts w:cs="Times New Roman"/>
+          <w:color w:val="E36C0A" w:themeColor="accent6" w:themeShade="BF"/>
+          <w:sz w:val="24"/>
+          <w:szCs w:val="24"/>
+          <w:lang w:val="ru-RU"/>
+        </w:rPr>
+        <w:t>(ТНД) от 19.12.2024 г. «О составе нештатного аварийно-спасательного формирования» укомплектовано объединённое нештатное формирование «Нештатное аварийно-спасательное формирование структурного подразделения «Татнефть-Добыча» ПАО «Татнефть» (свидетельство об аттестации на право ведения аварийно-спасательных работ №15343 от 28.02.24 г., регистрационный номер 16/2-2-538).</w:t>
       </w:r>
     </w:p>
     <w:p>
@@ -27193,8 +29181,9 @@
           <w:szCs w:val="24"/>
           <w:lang w:val="ru-RU"/>
         </w:rPr>
-        <w:t xml:space="preserve">Готовность НАСФ в рабочее время – постоянная, вне рабочего времени – 1,5 - 2 часа. Оснащенность нештатных аварийно-спасательных формирований определяется исходя из норм оснащения, приведенных в приказе МЧС РФ от 18.12.2014 г. (c изменениями 05.10.2021г.) № 701 «Об утверждении типового порядка создания нештатных формирований по обеспечению выполнения мероприятий по гражданской обороне» , а также в соответствии с «Типовым табелем оснащения аварийно-спасательного формирования средствами индивидуальной защиты, специальным и вспомогательным оборудованием для ведения газоспасательных работ» (приложение Е «Методических рекомендаций по проведению проверки и определению возможностей профессиональных </w:t>
-      </w:r>
+        <w:t xml:space="preserve">Готовность НАСФ в рабочее время – постоянная, вне рабочего времени – 1,5 - 2 часа. </w:t>
+      </w:r>
+      <w:proofErr w:type="spellStart"/>
       <w:r>
         <w:rPr>
           <w:rFonts w:cs="Times New Roman"/>
@@ -27203,8 +29192,40 @@
           <w:szCs w:val="24"/>
           <w:lang w:val="ru-RU"/>
         </w:rPr>
-        <w:lastRenderedPageBreak/>
-        <w:t>аварийно-спасательных формирований при аттестации на право ведения газоспасательных работ»).</w:t>
+        <w:t>Оснащенность</w:t>
+      </w:r>
+      <w:proofErr w:type="spellEnd"/>
+      <w:r>
+        <w:rPr>
+          <w:rFonts w:cs="Times New Roman"/>
+          <w:color w:val="E36C0A" w:themeColor="accent6" w:themeShade="BF"/>
+          <w:sz w:val="24"/>
+          <w:szCs w:val="24"/>
+          <w:lang w:val="ru-RU"/>
+        </w:rPr>
+        <w:t xml:space="preserve"> нештатных аварийно-спасательных формирований определяется исходя из норм оснащения, </w:t>
+      </w:r>
+      <w:proofErr w:type="spellStart"/>
+      <w:r>
+        <w:rPr>
+          <w:rFonts w:cs="Times New Roman"/>
+          <w:color w:val="E36C0A" w:themeColor="accent6" w:themeShade="BF"/>
+          <w:sz w:val="24"/>
+          <w:szCs w:val="24"/>
+          <w:lang w:val="ru-RU"/>
+        </w:rPr>
+        <w:t>приведенных</w:t>
+      </w:r>
+      <w:proofErr w:type="spellEnd"/>
+      <w:r>
+        <w:rPr>
+          <w:rFonts w:cs="Times New Roman"/>
+          <w:color w:val="E36C0A" w:themeColor="accent6" w:themeShade="BF"/>
+          <w:sz w:val="24"/>
+          <w:szCs w:val="24"/>
+          <w:lang w:val="ru-RU"/>
+        </w:rPr>
+        <w:t xml:space="preserve"> в приказе МЧС РФ от 18.12.2014 г. (c изменениями 05.10.2021г.) № 701 «Об утверждении типового порядка создания нештатных формирований по обеспечению выполнения мероприятий по гражданской обороне» , а также в соответствии с «Типовым табелем оснащения аварийно-спасательного формирования средствами индивидуальной защиты, специальным и вспомогательным оборудованием для ведения газоспасательных работ» (приложение Е «Методических рекомендаций по проведению проверки и определению возможностей профессиональных аварийно-спасательных формирований при аттестации на право ведения газоспасательных работ»).</w:t>
       </w:r>
     </w:p>
     <w:p>
@@ -27228,6 +29249,7 @@
           <w:szCs w:val="24"/>
           <w:lang w:val="ru-RU"/>
         </w:rPr>
+        <w:lastRenderedPageBreak/>
         <w:t>В случае недостаточности сил для ликвидации ЧС на объектах ПАО «Татнефть» им. В.Д.</w:t>
       </w:r>
       <w:r>
@@ -27364,7 +29386,49 @@
           <w:szCs w:val="24"/>
           <w:lang w:val="ru-RU"/>
         </w:rPr>
-        <w:t>- договор № 0009-2024-2336 от 24.05.2024 г. с Профессиональным аварийно-спасательным формированием (ПАСФ) ООО «РегионСпас».</w:t>
+        <w:t xml:space="preserve">- договор № 0009-2024-2336 от 24.05.2024 г. с Профессиональным аварийно-спасательным формированием </w:t>
+      </w:r>
+      <w:r>
+        <w:rPr>
+          <w:rFonts w:cs="Times New Roman"/>
+          <w:color w:val="E36C0A" w:themeColor="accent6" w:themeShade="BF"/>
+          <w:sz w:val="24"/>
+          <w:szCs w:val="24"/>
+          <w:lang w:val="ru-RU"/>
+        </w:rPr>
+        <w:t>ПАСФ ООО «</w:t>
+      </w:r>
+      <w:proofErr w:type="spellStart"/>
+      <w:r>
+        <w:rPr>
+          <w:rFonts w:cs="Times New Roman"/>
+          <w:color w:val="E36C0A" w:themeColor="accent6" w:themeShade="BF"/>
+          <w:sz w:val="24"/>
+          <w:szCs w:val="24"/>
+          <w:lang w:val="ru-RU"/>
+        </w:rPr>
+        <w:t>РегионСпас</w:t>
+      </w:r>
+      <w:proofErr w:type="spellEnd"/>
+      <w:r>
+        <w:rPr>
+          <w:rFonts w:cs="Times New Roman"/>
+          <w:color w:val="E36C0A" w:themeColor="accent6" w:themeShade="BF"/>
+          <w:sz w:val="24"/>
+          <w:szCs w:val="24"/>
+          <w:lang w:val="ru-RU"/>
+        </w:rPr>
+        <w:t>»</w:t>
+      </w:r>
+      <w:r>
+        <w:rPr>
+          <w:rFonts w:cs="Times New Roman"/>
+          <w:color w:val="E36C0A" w:themeColor="accent6" w:themeShade="BF"/>
+          <w:sz w:val="24"/>
+          <w:szCs w:val="24"/>
+          <w:lang w:val="ru-RU"/>
+        </w:rPr>
+        <w:t>.</w:t>
       </w:r>
     </w:p>
     <w:p>
@@ -27388,7 +29452,29 @@
           <w:szCs w:val="24"/>
           <w:lang w:val="ru-RU"/>
         </w:rPr>
-        <w:t>В ПАО «Татнефть» им. В. Д. Шашина заключен договор на выполнение работ по тушению пожаров и проведение АСР, связанные с тушением пожаров:</w:t>
+        <w:t xml:space="preserve">В ПАО «Татнефть» им. В. Д. Шашина </w:t>
+      </w:r>
+      <w:proofErr w:type="spellStart"/>
+      <w:r>
+        <w:rPr>
+          <w:rFonts w:cs="Times New Roman"/>
+          <w:color w:val="E36C0A" w:themeColor="accent6" w:themeShade="BF"/>
+          <w:sz w:val="24"/>
+          <w:szCs w:val="24"/>
+          <w:lang w:val="ru-RU"/>
+        </w:rPr>
+        <w:t>заключен</w:t>
+      </w:r>
+      <w:proofErr w:type="spellEnd"/>
+      <w:r>
+        <w:rPr>
+          <w:rFonts w:cs="Times New Roman"/>
+          <w:color w:val="E36C0A" w:themeColor="accent6" w:themeShade="BF"/>
+          <w:sz w:val="24"/>
+          <w:szCs w:val="24"/>
+          <w:lang w:val="ru-RU"/>
+        </w:rPr>
+        <w:t xml:space="preserve"> договор на выполнение работ по тушению пожаров и проведение АСР, связанные с тушением пожаров:</w:t>
       </w:r>
     </w:p>
     <w:p>
@@ -27413,7 +29499,29 @@
           <w:highlight w:val="cyan"/>
           <w:lang w:val="ru-RU"/>
         </w:rPr>
-        <w:t>- договор № 0002/2025/7210 от 25.12.2025 с отрядом ФПС ГПС- Альметьевского филиала ФГБУ «Управление ДП ФПС ГПС по РТ» на выполнение работ и оказание услуг в области пожарной безопасности.</w:t>
+        <w:t xml:space="preserve">- договор № 0002/2025/7210 от 25.12.2025 с отрядом ФПС ГПС- Альметьевского филиала ФГБУ «Управление ДП ФПС </w:t>
+      </w:r>
+      <w:r>
+        <w:rPr>
+          <w:rFonts w:cs="Times New Roman"/>
+          <w:color w:val="000000" w:themeColor="text1"/>
+          <w:sz w:val="24"/>
+          <w:szCs w:val="24"/>
+          <w:highlight w:val="cyan"/>
+          <w:lang w:val="ru-RU"/>
+        </w:rPr>
+        <w:t>ГПС по Республике Татарстан</w:t>
+      </w:r>
+      <w:r>
+        <w:rPr>
+          <w:rFonts w:cs="Times New Roman"/>
+          <w:color w:val="000000" w:themeColor="text1"/>
+          <w:sz w:val="24"/>
+          <w:szCs w:val="24"/>
+          <w:highlight w:val="cyan"/>
+          <w:lang w:val="ru-RU"/>
+        </w:rPr>
+        <w:t>» на выполнение работ и оказание услуг в области пожарной безопасности.</w:t>
       </w:r>
     </w:p>
     <w:p>
@@ -27499,7 +29607,7 @@
           <w:szCs w:val="24"/>
           <w:lang w:val="ru-RU"/>
         </w:rPr>
-        <w:t xml:space="preserve">В соответствии с федеральным законом №68-ФЗ от 21.12.94г. «О защите населения и территорий от ЧС природного и техногенного характера» (с изменениями), №28-ФЗ от 12.02.1998г. «О гражданской обороне» (с изменениями), Постановлением Правительства РФ «Об утверждении правил создания, использования и восполнения резервов материальных ресурсов федеральных органов исполнительной власти для ликвидации чрезвычайных ситуаций природного и техногенного характера» от 25.07.2020 г. №1119, №379 «О </w:t>
+        <w:t xml:space="preserve">В соответствии с федеральным законом №68-ФЗ от 21.12.94г. «О защите населения и территорий от ЧС природного и техногенного характера» (с изменениями), №28-ФЗ от 12.02.1998г. «О гражданской обороне» (с изменениями), Постановлением Правительства РФ «Об утверждении правил создания, использования и восполнения резервов материальных ресурсов федеральных органов исполнительной власти для ликвидации чрезвычайных ситуаций природного и техногенного характера» от 25.07.2020 г. №1119, №379 «О накоплении, хранении и использовании в целях гражданской обороны запасов материально-технических, продовольственных, медицинских и иных средств» (с изменениями), </w:t>
       </w:r>
       <w:r>
         <w:rPr>
@@ -27510,7 +29618,29 @@
           <w:lang w:val="ru-RU"/>
         </w:rPr>
         <w:lastRenderedPageBreak/>
-        <w:t>накоплении, хранении и использовании в целях гражданской обороны запасов материально-технических, продовольственных, медицинских и иных средств» (с изменениями), постановлением Кабинета Министров Республики Татарстан от 11.07.2008г. №488 «О создании резервов материальных ресурсов для ликвидации чрезвычайных ситуаций природного и техногенного характера» (с изменениями) в ПАО «Татнефть» издан приказ №244/МНУ-Пр(0002) от 04.08.2023 г. «Об утверждении и введении в действие ЕРБ 2465-2023 «Положение о создании, содержании, использовании и восполнении резервов материальных и финансовых ресурсов для ликвидации чрезвычайных ситуаций природного и техногенного характера и целей гражданской обороны в ПАО «Татнефть».</w:t>
+        <w:t>постановлением Кабинета Министров Республики Татарстан от 11.07.2008г. №488 «О создании резервов материальных ресурсов для ликвидации чрезвычайных ситуаций природного и техногенного характера» (с изменениями) в ПАО «Татнефть» издан приказ №244/МНУ-</w:t>
+      </w:r>
+      <w:proofErr w:type="spellStart"/>
+      <w:r>
+        <w:rPr>
+          <w:rFonts w:cs="Times New Roman"/>
+          <w:color w:val="E36C0A" w:themeColor="accent6" w:themeShade="BF"/>
+          <w:sz w:val="24"/>
+          <w:szCs w:val="24"/>
+          <w:lang w:val="ru-RU"/>
+        </w:rPr>
+        <w:t>Пр</w:t>
+      </w:r>
+      <w:proofErr w:type="spellEnd"/>
+      <w:r>
+        <w:rPr>
+          <w:rFonts w:cs="Times New Roman"/>
+          <w:color w:val="E36C0A" w:themeColor="accent6" w:themeShade="BF"/>
+          <w:sz w:val="24"/>
+          <w:szCs w:val="24"/>
+          <w:lang w:val="ru-RU"/>
+        </w:rPr>
+        <w:t>(0002) от 04.08.2023 г. «Об утверждении и введении в действие ЕРБ 2465-2023 «Положение о создании, содержании, использовании и восполнении резервов материальных и финансовых ресурсов для ликвидации чрезвычайных ситуаций природного и техногенного характера и целей гражданской обороны в ПАО «Татнефть».</w:t>
       </w:r>
     </w:p>
     <w:p>
@@ -27534,7 +29664,29 @@
           <w:szCs w:val="24"/>
           <w:lang w:val="ru-RU"/>
         </w:rPr>
-        <w:t>Резерв материальных ресурсов для ликвидации чрезвычайных ситуаций создан, исходя из прогнозируемых видов и масштабов чрезвычайных ситуаций, предполагаемого объема работ по их ликвидации, а также максимально возможного использования имеющихся сил и средств для ликвидации чрезвычайных ситуаций. Резерв материальных ресурсов используются при проведении аварийно-спасательных и других неотложных работ по устранению непосредственной опасности для жизни и здоровья людей, оказания им единовременной материальной помощи и других первоочередных мероприятий, связанных обеспечением жизнедеятельности пострадавших, резервы размещены на объектах, откуда возможна их оперативная доставка в зоны ЧС и без специального разрешения не используются.</w:t>
+        <w:t xml:space="preserve">Резерв материальных ресурсов для ликвидации чрезвычайных ситуаций создан, исходя из прогнозируемых видов и масштабов чрезвычайных ситуаций, предполагаемого </w:t>
+      </w:r>
+      <w:proofErr w:type="spellStart"/>
+      <w:r>
+        <w:rPr>
+          <w:rFonts w:cs="Times New Roman"/>
+          <w:color w:val="E36C0A" w:themeColor="accent6" w:themeShade="BF"/>
+          <w:sz w:val="24"/>
+          <w:szCs w:val="24"/>
+          <w:lang w:val="ru-RU"/>
+        </w:rPr>
+        <w:t>объема</w:t>
+      </w:r>
+      <w:proofErr w:type="spellEnd"/>
+      <w:r>
+        <w:rPr>
+          <w:rFonts w:cs="Times New Roman"/>
+          <w:color w:val="E36C0A" w:themeColor="accent6" w:themeShade="BF"/>
+          <w:sz w:val="24"/>
+          <w:szCs w:val="24"/>
+          <w:lang w:val="ru-RU"/>
+        </w:rPr>
+        <w:t xml:space="preserve"> работ по их ликвидации, а также максимально возможного использования имеющихся сил и средств для ликвидации чрезвычайных ситуаций. Резерв материальных ресурсов используются при проведении аварийно-спасательных и других неотложных работ по устранению непосредственной опасности для жизни и здоровья людей, оказания им единовременной материальной помощи и других первоочередных мероприятий, связанных обеспечением жизнедеятельности пострадавших, резервы размещены на объектах, откуда возможна их оперативная доставка в зоны ЧС и без специального разрешения не используются.</w:t>
       </w:r>
     </w:p>
     <w:p>
@@ -27582,7 +29734,29 @@
           <w:szCs w:val="24"/>
           <w:lang w:val="ru-RU"/>
         </w:rPr>
-        <w:t>Номенклатура и объемы создаваемых резервов согласовываются с начальником сектора по ГО, ЧС и ВМР, отдела по комплексной безопасности, ГО и ЧС, управления экономической безопасности, защиты информации, гражданской обороны и чрезвычайных ситуаций исполнительного аппарата ПАО «Татнефть».</w:t>
+        <w:t xml:space="preserve">Номенклатура и </w:t>
+      </w:r>
+      <w:proofErr w:type="spellStart"/>
+      <w:r>
+        <w:rPr>
+          <w:rFonts w:cs="Times New Roman"/>
+          <w:color w:val="E36C0A" w:themeColor="accent6" w:themeShade="BF"/>
+          <w:sz w:val="24"/>
+          <w:szCs w:val="24"/>
+          <w:lang w:val="ru-RU"/>
+        </w:rPr>
+        <w:t>объемы</w:t>
+      </w:r>
+      <w:proofErr w:type="spellEnd"/>
+      <w:r>
+        <w:rPr>
+          <w:rFonts w:cs="Times New Roman"/>
+          <w:color w:val="E36C0A" w:themeColor="accent6" w:themeShade="BF"/>
+          <w:sz w:val="24"/>
+          <w:szCs w:val="24"/>
+          <w:lang w:val="ru-RU"/>
+        </w:rPr>
+        <w:t xml:space="preserve"> создаваемых резервов согласовываются с начальником сектора по ГО, ЧС и ВМР, отдела по комплексной безопасности, ГО и ЧС, управления экономической безопасности, защиты информации, гражданской обороны и чрезвычайных ситуаций исполнительного аппарата ПАО «Татнефть».</w:t>
       </w:r>
     </w:p>
     <w:p>
@@ -27606,7 +29780,27 @@
           <w:szCs w:val="24"/>
           <w:lang w:val="ru-RU"/>
         </w:rPr>
-        <w:t xml:space="preserve">Для финансирования непредвиденных расходов на ликвидацию чрезвычайных ситуаций обеспечен неснижаемый резерв финансовых ресурсов в размере 15 000 000 рублей (пятнадцать миллионов рублей) на расчётном счёте ПАО «Татнефть» им. В.Д. Шашина. </w:t>
+        <w:t xml:space="preserve">Для финансирования непредвиденных расходов на ликвидацию чрезвычайных ситуаций обеспечен неснижаемый резерв финансовых </w:t>
+      </w:r>
+      <w:r>
+        <w:rPr>
+          <w:rFonts w:cs="Times New Roman"/>
+          <w:color w:val="E36C0A" w:themeColor="accent6" w:themeShade="BF"/>
+          <w:sz w:val="24"/>
+          <w:szCs w:val="24"/>
+          <w:lang w:val="ru-RU"/>
+        </w:rPr>
+        <w:t>ресурсов</w:t>
+      </w:r>
+      <w:r>
+        <w:rPr>
+          <w:rFonts w:cs="Times New Roman"/>
+          <w:color w:val="E36C0A" w:themeColor="accent6" w:themeShade="BF"/>
+          <w:sz w:val="24"/>
+          <w:szCs w:val="24"/>
+          <w:lang w:val="ru-RU"/>
+        </w:rPr>
+        <w:t xml:space="preserve"> на расчётном счёте ПАО «Татнефть» им. В.Д. Шашина. </w:t>
       </w:r>
     </w:p>
     <w:p>
@@ -27643,7 +29837,6 @@
           <w:szCs w:val="24"/>
           <w:lang w:val="ru-RU" w:eastAsia="ru-RU"/>
         </w:rPr>
-        <w:lastRenderedPageBreak/>
         <w:t>С</w:t>
       </w:r>
       <w:r>
@@ -27686,6 +29879,7 @@
           <w:szCs w:val="24"/>
           <w:lang w:val="ru-RU"/>
         </w:rPr>
+        <w:lastRenderedPageBreak/>
         <w:t>Сбор и обмен информацией осуществляется в целях оперативного принятия управленческих решений по недопущению неблагоприятного развития ситуации, а также своевременного оповещения персонала о возникших ситуациях посредством включения сирен (в т.ч. с применением других средств оповещения) и обращения в территориальные органы управления ГОЧС.</w:t>
       </w:r>
     </w:p>
@@ -27710,6 +29904,7 @@
         </w:rPr>
         <w:t xml:space="preserve">Оповещение руководящего состава, работников структурных подразделений </w:t>
       </w:r>
+      <w:proofErr w:type="gramStart"/>
       <w:r>
         <w:rPr>
           <w:rFonts w:cs="Times New Roman"/>
@@ -27718,7 +29913,18 @@
           <w:highlight w:val="yellow"/>
           <w:lang w:val="ru-RU"/>
         </w:rPr>
-        <w:t>{{ SHORT_NAME }}</w:t>
+        <w:t>{{ SHORT</w:t>
+      </w:r>
+      <w:proofErr w:type="gramEnd"/>
+      <w:r>
+        <w:rPr>
+          <w:rFonts w:cs="Times New Roman"/>
+          <w:sz w:val="24"/>
+          <w:szCs w:val="24"/>
+          <w:highlight w:val="yellow"/>
+          <w:lang w:val="ru-RU"/>
+        </w:rPr>
+        <w:t>_NAME }}</w:t>
       </w:r>
       <w:r>
         <w:rPr>
@@ -28150,7 +30356,47 @@
           <w:szCs w:val="24"/>
           <w:lang w:val="ru-RU" w:eastAsia="ru-RU"/>
         </w:rPr>
-        <w:t>В соответствии с «Порядком оформления декларации промышленной безопасности опасных производственных объектов и перечне включаемых в нее сведений», утвержденным приказом Федеральной службы по экологическому, технологическому и атомному надзору от 16.10.2020 г. № 414 с целью сравнения и полноты оценки опасности, к рассмотрению приняты сценарии, среди всего разнообразия которых выбраны наиболее опасные и наиболее вероятные сценарии аварии, представленные в таблице ниже</w:t>
+        <w:t xml:space="preserve">В соответствии с «Порядком оформления декларации промышленной безопасности опасных производственных объектов и перечне включаемых в </w:t>
+      </w:r>
+      <w:proofErr w:type="spellStart"/>
+      <w:r>
+        <w:rPr>
+          <w:rFonts w:cs="Times New Roman"/>
+          <w:sz w:val="24"/>
+          <w:szCs w:val="24"/>
+          <w:lang w:val="ru-RU" w:eastAsia="ru-RU"/>
+        </w:rPr>
+        <w:t>нее</w:t>
+      </w:r>
+      <w:proofErr w:type="spellEnd"/>
+      <w:r>
+        <w:rPr>
+          <w:rFonts w:cs="Times New Roman"/>
+          <w:sz w:val="24"/>
+          <w:szCs w:val="24"/>
+          <w:lang w:val="ru-RU" w:eastAsia="ru-RU"/>
+        </w:rPr>
+        <w:t xml:space="preserve"> сведений», </w:t>
+      </w:r>
+      <w:proofErr w:type="spellStart"/>
+      <w:r>
+        <w:rPr>
+          <w:rFonts w:cs="Times New Roman"/>
+          <w:sz w:val="24"/>
+          <w:szCs w:val="24"/>
+          <w:lang w:val="ru-RU" w:eastAsia="ru-RU"/>
+        </w:rPr>
+        <w:t>утвержденным</w:t>
+      </w:r>
+      <w:proofErr w:type="spellEnd"/>
+      <w:r>
+        <w:rPr>
+          <w:rFonts w:cs="Times New Roman"/>
+          <w:sz w:val="24"/>
+          <w:szCs w:val="24"/>
+          <w:lang w:val="ru-RU" w:eastAsia="ru-RU"/>
+        </w:rPr>
+        <w:t xml:space="preserve"> приказом Федеральной службы по экологическому, технологическому и атомному надзору от 16.10.2020 г. № 414 с целью сравнения и полноты оценки опасности, к рассмотрению приняты сценарии, среди всего разнообразия которых выбраны наиболее опасные и наиболее вероятные сценарии аварии, представленные в таблице ниже</w:t>
       </w:r>
       <w:r>
         <w:rPr>
@@ -28454,6 +30700,7 @@
         </w:rPr>
         <w:t xml:space="preserve"> из числа персонала составляет: </w:t>
       </w:r>
+      <w:proofErr w:type="gramStart"/>
       <w:r>
         <w:rPr>
           <w:rFonts w:cs="Times New Roman"/>
@@ -28474,6 +30721,7 @@
         </w:rPr>
         <w:t>MAX</w:t>
       </w:r>
+      <w:proofErr w:type="gramEnd"/>
       <w:r>
         <w:rPr>
           <w:rFonts w:cs="Times New Roman"/>
@@ -28544,7 +30792,27 @@
           <w:szCs w:val="24"/>
           <w:lang w:val="ru-RU" w:eastAsia="ru-RU"/>
         </w:rPr>
-        <w:t>Результаты проведенного анализа риска для декларируемого объекта, представлены в таблице ниже.</w:t>
+        <w:t xml:space="preserve">Результаты </w:t>
+      </w:r>
+      <w:proofErr w:type="spellStart"/>
+      <w:r>
+        <w:rPr>
+          <w:rFonts w:cs="Times New Roman"/>
+          <w:sz w:val="24"/>
+          <w:szCs w:val="24"/>
+          <w:lang w:val="ru-RU" w:eastAsia="ru-RU"/>
+        </w:rPr>
+        <w:t>проведенного</w:t>
+      </w:r>
+      <w:proofErr w:type="spellEnd"/>
+      <w:r>
+        <w:rPr>
+          <w:rFonts w:cs="Times New Roman"/>
+          <w:sz w:val="24"/>
+          <w:szCs w:val="24"/>
+          <w:lang w:val="ru-RU" w:eastAsia="ru-RU"/>
+        </w:rPr>
+        <w:t xml:space="preserve"> анализа риска для декларируемого объекта, представлены в таблице ниже.</w:t>
       </w:r>
     </w:p>
     <w:p>
@@ -28632,7 +30900,27 @@
           <w:szCs w:val="24"/>
           <w:lang w:val="ru-RU" w:eastAsia="ru-RU"/>
         </w:rPr>
-        <w:t>Результаты проведенного анализа риска</w:t>
+        <w:t xml:space="preserve">Результаты </w:t>
+      </w:r>
+      <w:proofErr w:type="spellStart"/>
+      <w:r>
+        <w:rPr>
+          <w:rFonts w:cs="Times New Roman"/>
+          <w:sz w:val="24"/>
+          <w:szCs w:val="24"/>
+          <w:lang w:val="ru-RU" w:eastAsia="ru-RU"/>
+        </w:rPr>
+        <w:t>проведенного</w:t>
+      </w:r>
+      <w:proofErr w:type="spellEnd"/>
+      <w:r>
+        <w:rPr>
+          <w:rFonts w:cs="Times New Roman"/>
+          <w:sz w:val="24"/>
+          <w:szCs w:val="24"/>
+          <w:lang w:val="ru-RU" w:eastAsia="ru-RU"/>
+        </w:rPr>
+        <w:t xml:space="preserve"> анализа риска</w:t>
       </w:r>
       <w:r>
         <w:rPr>
@@ -28845,6 +31133,7 @@
         </w:rPr>
         <w:br/>
       </w:r>
+      <w:proofErr w:type="gramStart"/>
       <w:r>
         <w:rPr>
           <w:rFonts w:cs="Times New Roman"/>
@@ -28865,6 +31154,7 @@
         </w:rPr>
         <w:t>MAX</w:t>
       </w:r>
+      <w:proofErr w:type="gramEnd"/>
       <w:r>
         <w:rPr>
           <w:rFonts w:cs="Times New Roman"/>
@@ -29125,12 +31415,21 @@
           <w:lang w:val="ru-RU"/>
         </w:rPr>
       </w:pPr>
+      <w:proofErr w:type="spellStart"/>
       <w:r>
         <w:rPr>
           <w:color w:val="00B050"/>
           <w:lang w:val="ru-RU"/>
         </w:rPr>
-        <w:t>газонасыщенность, давление насыщения.</w:t>
+        <w:t>газонасыщенность</w:t>
+      </w:r>
+      <w:proofErr w:type="spellEnd"/>
+      <w:r>
+        <w:rPr>
+          <w:color w:val="00B050"/>
+          <w:lang w:val="ru-RU"/>
+        </w:rPr>
+        <w:t>, давление насыщения.</w:t>
       </w:r>
     </w:p>
     <w:p>
@@ -29859,7 +32158,25 @@
           <w:color w:val="00B050"/>
           <w:lang w:val="ru-RU"/>
         </w:rPr>
-        <w:t>воздействие низких температур → риск замерзания нефтеводяных эмульсий;</w:t>
+        <w:t xml:space="preserve">воздействие низких температур → риск замерзания </w:t>
+      </w:r>
+      <w:proofErr w:type="spellStart"/>
+      <w:r>
+        <w:rPr>
+          <w:rFonts w:cs="Times New Roman"/>
+          <w:color w:val="00B050"/>
+          <w:lang w:val="ru-RU"/>
+        </w:rPr>
+        <w:t>нефтеводяных</w:t>
+      </w:r>
+      <w:proofErr w:type="spellEnd"/>
+      <w:r>
+        <w:rPr>
+          <w:rFonts w:cs="Times New Roman"/>
+          <w:color w:val="00B050"/>
+          <w:lang w:val="ru-RU"/>
+        </w:rPr>
+        <w:t xml:space="preserve"> эмульсий;</w:t>
       </w:r>
     </w:p>
     <w:p>
@@ -30167,7 +32484,23 @@
           <w:color w:val="00B050"/>
           <w:lang w:val="ru-RU"/>
         </w:rPr>
-        <w:t>1. Повышение надежности оборудования и трубопроводов</w:t>
+        <w:t xml:space="preserve">1. Повышение </w:t>
+      </w:r>
+      <w:proofErr w:type="spellStart"/>
+      <w:r>
+        <w:rPr>
+          <w:color w:val="00B050"/>
+          <w:lang w:val="ru-RU"/>
+        </w:rPr>
+        <w:t>надежности</w:t>
+      </w:r>
+      <w:proofErr w:type="spellEnd"/>
+      <w:r>
+        <w:rPr>
+          <w:color w:val="00B050"/>
+          <w:lang w:val="ru-RU"/>
+        </w:rPr>
+        <w:t xml:space="preserve"> оборудования и трубопроводов</w:t>
       </w:r>
     </w:p>
     <w:p>
@@ -31405,6 +33738,7 @@
         </w:rPr>
       </w:pPr>
       <w:bookmarkStart w:id="82" w:name="_Toc221032570"/>
+      <w:proofErr w:type="spellStart"/>
       <w:r>
         <w:rPr>
           <w:rFonts w:ascii="Times New Roman" w:hAnsi="Times New Roman" w:cs="Times New Roman"/>
@@ -31413,7 +33747,18 @@
           <w:szCs w:val="24"/>
           <w:lang w:val="ru-RU" w:eastAsia="ru-RU"/>
         </w:rPr>
-        <w:t>Обобщенная оценка обеспечения промышленной безопасности и достаточност</w:t>
+        <w:t>Обобщенная</w:t>
+      </w:r>
+      <w:proofErr w:type="spellEnd"/>
+      <w:r>
+        <w:rPr>
+          <w:rFonts w:ascii="Times New Roman" w:hAnsi="Times New Roman" w:cs="Times New Roman"/>
+          <w:color w:val="auto"/>
+          <w:sz w:val="24"/>
+          <w:szCs w:val="24"/>
+          <w:lang w:val="ru-RU" w:eastAsia="ru-RU"/>
+        </w:rPr>
+        <w:t xml:space="preserve"> оценка обеспечения промышленной безопасности и достаточност</w:t>
       </w:r>
       <w:r>
         <w:rPr>
@@ -31456,18 +33801,35 @@
           <w:lang w:val="ru-RU"/>
         </w:rPr>
       </w:pPr>
-      <w:r>
-        <w:rPr>
-          <w:lang w:val="ru-RU"/>
-        </w:rPr>
-        <w:t xml:space="preserve">Проведенная оценка риска возможных аварий, мер по их предупреждению и обеспечению готовности к действиям по локализации и ликвидации их последствий показали, что уровень безопасности декларируемого объекта </w:t>
-      </w:r>
+      <w:proofErr w:type="spellStart"/>
+      <w:r>
+        <w:rPr>
+          <w:lang w:val="ru-RU"/>
+        </w:rPr>
+        <w:t>Проведенная</w:t>
+      </w:r>
+      <w:proofErr w:type="spellEnd"/>
+      <w:r>
+        <w:rPr>
+          <w:lang w:val="ru-RU"/>
+        </w:rPr>
+        <w:t xml:space="preserve"> оценка риска возможных аварий, мер по их предупреждению и обеспечению готовности к действиям по локализации и ликвидации их последствий показали, что уровень безопасности декларируемого объекта </w:t>
+      </w:r>
+      <w:proofErr w:type="gramStart"/>
       <w:r>
         <w:rPr>
           <w:highlight w:val="yellow"/>
           <w:lang w:val="ru-RU"/>
         </w:rPr>
-        <w:t>{{ SHORT_NAME }}</w:t>
+        <w:t>{{ SHORT</w:t>
+      </w:r>
+      <w:proofErr w:type="gramEnd"/>
+      <w:r>
+        <w:rPr>
+          <w:highlight w:val="yellow"/>
+          <w:lang w:val="ru-RU"/>
+        </w:rPr>
+        <w:t>_NAME }}</w:t>
       </w:r>
       <w:r>
         <w:rPr>
@@ -31491,12 +33853,21 @@
         </w:rPr>
         <w:t xml:space="preserve">Организационные и технические мероприятия по вопросам обеспечения безопасной работы объекта, предлагаемые к реализации эксплуатирующей организации, в целом обеспечивают минимизацию риска возникновения аварий. Организация системы эксплуатации объекта, наличие механизма осуществления контроля и обеспечения промышленной безопасности в </w:t>
       </w:r>
+      <w:proofErr w:type="gramStart"/>
       <w:r>
         <w:rPr>
           <w:highlight w:val="yellow"/>
           <w:lang w:val="ru-RU"/>
         </w:rPr>
-        <w:t>{{ SHORT_NAME }}</w:t>
+        <w:t>{{ SHORT</w:t>
+      </w:r>
+      <w:proofErr w:type="gramEnd"/>
+      <w:r>
+        <w:rPr>
+          <w:highlight w:val="yellow"/>
+          <w:lang w:val="ru-RU"/>
+        </w:rPr>
+        <w:t>_NAME }}</w:t>
       </w:r>
       <w:r>
         <w:rPr>

--- a/report/template/Tatneft/ДПБ_(экспл_СПТ)/DPB.docx
+++ b/report/template/Tatneft/ДПБ_(экспл_СПТ)/DPB.docx
@@ -5151,29 +5151,7 @@
           <w:szCs w:val="24"/>
           <w:lang w:val="ru-RU" w:eastAsia="ru-RU"/>
         </w:rPr>
-        <w:t xml:space="preserve">олное и </w:t>
-      </w:r>
-      <w:proofErr w:type="spellStart"/>
-      <w:r>
-        <w:rPr>
-          <w:rFonts w:ascii="Times New Roman" w:hAnsi="Times New Roman" w:cs="Times New Roman"/>
-          <w:color w:val="auto"/>
-          <w:sz w:val="24"/>
-          <w:szCs w:val="24"/>
-          <w:lang w:val="ru-RU" w:eastAsia="ru-RU"/>
-        </w:rPr>
-        <w:t>сокращенное</w:t>
-      </w:r>
-      <w:proofErr w:type="spellEnd"/>
-      <w:r>
-        <w:rPr>
-          <w:rFonts w:ascii="Times New Roman" w:hAnsi="Times New Roman" w:cs="Times New Roman"/>
-          <w:color w:val="auto"/>
-          <w:sz w:val="24"/>
-          <w:szCs w:val="24"/>
-          <w:lang w:val="ru-RU" w:eastAsia="ru-RU"/>
-        </w:rPr>
-        <w:t xml:space="preserve"> (при наличии) наименование эксплуатирующей организации (или заказчика проекта) с указанием адреса в пределах ее места нахождения, электронного адреса (при наличии) и телефона</w:t>
+        <w:t>олное и сокращенное (при наличии) наименование эксплуатирующей организации (или заказчика проекта) с указанием адреса в пределах ее места нахождения, электронного адреса (при наличии) и телефона</w:t>
       </w:r>
       <w:bookmarkEnd w:id="3"/>
     </w:p>
@@ -6254,29 +6232,7 @@
           <w:szCs w:val="24"/>
           <w:lang w:val="ru-RU" w:eastAsia="ru-RU"/>
         </w:rPr>
-        <w:t xml:space="preserve">Перечень составляющих декларируемого объекта с указанием количества и наименования опасных веществ, на основании которых опасный производственный объект </w:t>
-      </w:r>
-      <w:proofErr w:type="spellStart"/>
-      <w:r>
-        <w:rPr>
-          <w:rFonts w:ascii="Times New Roman" w:hAnsi="Times New Roman" w:cs="Times New Roman"/>
-          <w:color w:val="auto"/>
-          <w:sz w:val="24"/>
-          <w:szCs w:val="24"/>
-          <w:lang w:val="ru-RU" w:eastAsia="ru-RU"/>
-        </w:rPr>
-        <w:t>отнесен</w:t>
-      </w:r>
-      <w:proofErr w:type="spellEnd"/>
-      <w:r>
-        <w:rPr>
-          <w:rFonts w:ascii="Times New Roman" w:hAnsi="Times New Roman" w:cs="Times New Roman"/>
-          <w:color w:val="auto"/>
-          <w:sz w:val="24"/>
-          <w:szCs w:val="24"/>
-          <w:lang w:val="ru-RU" w:eastAsia="ru-RU"/>
-        </w:rPr>
-        <w:t xml:space="preserve"> к декларируемым объектам</w:t>
+        <w:t>Перечень составляющих декларируемого объекта с указанием количества и наименования опасных веществ, на основании которых опасный производственный объект отнесен к декларируемым объектам</w:t>
       </w:r>
       <w:bookmarkEnd w:id="9"/>
     </w:p>
@@ -6322,7 +6278,6 @@
         </w:rPr>
         <w:br/>
       </w:r>
-      <w:proofErr w:type="gramStart"/>
       <w:r>
         <w:rPr>
           <w:rFonts w:cs="Times New Roman"/>
@@ -6331,18 +6286,7 @@
           <w:highlight w:val="yellow"/>
           <w:lang w:val="ru-RU"/>
         </w:rPr>
-        <w:t>{{ SHORT</w:t>
-      </w:r>
-      <w:proofErr w:type="gramEnd"/>
-      <w:r>
-        <w:rPr>
-          <w:rFonts w:cs="Times New Roman"/>
-          <w:sz w:val="24"/>
-          <w:szCs w:val="24"/>
-          <w:highlight w:val="yellow"/>
-          <w:lang w:val="ru-RU"/>
-        </w:rPr>
-        <w:t>_NAME }}</w:t>
+        <w:t>{{ SHORT_NAME }}</w:t>
       </w:r>
       <w:r>
         <w:rPr>
@@ -6387,47 +6331,26 @@
           <w:szCs w:val="24"/>
           <w:lang w:val="ru-RU"/>
         </w:rPr>
-        <w:t xml:space="preserve"> от 21.07.1997 № 116-ФЗ «О промышленной безопасности опасных производственных объектов» и в соответствии с «Порядком оформления декларации промышленной безопасности опасных производственных объектов и перечне включаемых в </w:t>
-      </w:r>
-      <w:proofErr w:type="spellStart"/>
-      <w:r>
-        <w:rPr>
-          <w:rFonts w:cs="Times New Roman"/>
-          <w:sz w:val="24"/>
-          <w:szCs w:val="24"/>
-          <w:lang w:val="ru-RU"/>
-        </w:rPr>
-        <w:t>нее</w:t>
-      </w:r>
-      <w:proofErr w:type="spellEnd"/>
-      <w:r>
-        <w:rPr>
-          <w:rFonts w:cs="Times New Roman"/>
-          <w:sz w:val="24"/>
-          <w:szCs w:val="24"/>
-          <w:lang w:val="ru-RU"/>
-        </w:rPr>
-        <w:t xml:space="preserve"> сведений», </w:t>
-      </w:r>
-      <w:proofErr w:type="spellStart"/>
-      <w:r>
-        <w:rPr>
-          <w:rFonts w:cs="Times New Roman"/>
-          <w:sz w:val="24"/>
-          <w:szCs w:val="24"/>
-          <w:lang w:val="ru-RU"/>
-        </w:rPr>
-        <w:t>утвержденным</w:t>
-      </w:r>
-      <w:proofErr w:type="spellEnd"/>
-      <w:r>
-        <w:rPr>
-          <w:rFonts w:cs="Times New Roman"/>
-          <w:sz w:val="24"/>
-          <w:szCs w:val="24"/>
-          <w:lang w:val="ru-RU"/>
-        </w:rPr>
-        <w:t xml:space="preserve"> приказом Федеральной службы по экологическому, технологическому и атомному надзору от 16.10.2020 г. № 414.</w:t>
+        <w:t xml:space="preserve"> от 21.07.1997 № 116-ФЗ </w:t>
+      </w:r>
+      <w:r>
+        <w:rPr>
+          <w:rFonts w:cs="Times New Roman"/>
+          <w:sz w:val="24"/>
+          <w:szCs w:val="24"/>
+          <w:highlight w:val="lightGray"/>
+          <w:lang w:val="ru-RU"/>
+        </w:rPr>
+        <w:t>«О промышленной безопасности опасных производственных объектов»  (в редакции от 08.08.2024г.)</w:t>
+      </w:r>
+      <w:r>
+        <w:rPr>
+          <w:rFonts w:cs="Times New Roman"/>
+          <w:sz w:val="24"/>
+          <w:szCs w:val="24"/>
+          <w:lang w:val="ru-RU"/>
+        </w:rPr>
+        <w:t xml:space="preserve"> и в соответствии с «Порядком оформления декларации промышленной безопасности опасных производственных объектов и перечне включаемых в нее сведений», утвержденным приказом Федеральной службы по экологическому, технологическому и атомному надзору от 16.10.2020 г. № 414.</w:t>
       </w:r>
     </w:p>
     <w:p>
@@ -10534,27 +10457,7 @@
           <w:szCs w:val="24"/>
           <w:lang w:val="ru-RU"/>
         </w:rPr>
-        <w:t xml:space="preserve">) </w:t>
-      </w:r>
-      <w:proofErr w:type="spellStart"/>
-      <w:r>
-        <w:rPr>
-          <w:rFonts w:cs="Times New Roman"/>
-          <w:sz w:val="24"/>
-          <w:szCs w:val="24"/>
-          <w:lang w:val="ru-RU"/>
-        </w:rPr>
-        <w:t>приведен</w:t>
-      </w:r>
-      <w:proofErr w:type="spellEnd"/>
-      <w:r>
-        <w:rPr>
-          <w:rFonts w:cs="Times New Roman"/>
-          <w:sz w:val="24"/>
-          <w:szCs w:val="24"/>
-          <w:lang w:val="ru-RU"/>
-        </w:rPr>
-        <w:t xml:space="preserve"> перечень нормативных правовых документов, на основании которых принято решение о разработке декларации.</w:t>
+        <w:t>) приведен перечень нормативных правовых документов, на основании которых принято решение о разработке декларации.</w:t>
       </w:r>
     </w:p>
     <w:p>
@@ -10790,7 +10693,69 @@
                 <w:szCs w:val="24"/>
                 <w:lang w:val="ru-RU"/>
               </w:rPr>
-              <w:t>1. Федеральный закон «О промышленной безопасности опасных производственных объектов» от 21.07.97 г. № 116-ФЗ</w:t>
+              <w:t xml:space="preserve">1. Федеральный закон </w:t>
+            </w:r>
+            <w:r>
+              <w:rPr>
+                <w:b w:val="0"/>
+                <w:bCs w:val="0"/>
+                <w:color w:val="auto"/>
+                <w:sz w:val="24"/>
+                <w:szCs w:val="24"/>
+                <w:highlight w:val="lightGray"/>
+                <w:lang w:val="ru-RU"/>
+              </w:rPr>
+              <w:t xml:space="preserve">«О промышленной безопасности опасных производственных </w:t>
+            </w:r>
+            <w:proofErr w:type="gramStart"/>
+            <w:r>
+              <w:rPr>
+                <w:b w:val="0"/>
+                <w:bCs w:val="0"/>
+                <w:color w:val="auto"/>
+                <w:sz w:val="24"/>
+                <w:szCs w:val="24"/>
+                <w:highlight w:val="lightGray"/>
+                <w:lang w:val="ru-RU"/>
+              </w:rPr>
+              <w:t>объектов»  (</w:t>
+            </w:r>
+            <w:proofErr w:type="gramEnd"/>
+            <w:r>
+              <w:rPr>
+                <w:b w:val="0"/>
+                <w:bCs w:val="0"/>
+                <w:color w:val="auto"/>
+                <w:sz w:val="24"/>
+                <w:szCs w:val="24"/>
+                <w:highlight w:val="lightGray"/>
+                <w:lang w:val="ru-RU"/>
+              </w:rPr>
+              <w:t xml:space="preserve">в редакции от </w:t>
+            </w:r>
+            <w:r>
+              <w:rPr>
+                <w:b w:val="0"/>
+                <w:bCs w:val="0"/>
+                <w:color w:val="auto"/>
+                <w:sz w:val="24"/>
+                <w:szCs w:val="24"/>
+                <w:highlight w:val="lightGray"/>
+                <w:lang w:val="ru-RU"/>
+              </w:rPr>
+              <w:lastRenderedPageBreak/>
+              <w:t>08.08.2024г.)</w:t>
+            </w:r>
+            <w:r>
+              <w:rPr>
+                <w:b w:val="0"/>
+                <w:bCs w:val="0"/>
+                <w:color w:val="auto"/>
+                <w:sz w:val="24"/>
+                <w:szCs w:val="24"/>
+                <w:lang w:val="ru-RU"/>
+              </w:rPr>
+              <w:t xml:space="preserve"> от 21.07.97 г. № 116-ФЗ</w:t>
             </w:r>
           </w:p>
           <w:p>
@@ -10839,7 +10804,58 @@
                 <w:lang w:val="ru-RU"/>
               </w:rPr>
               <w:lastRenderedPageBreak/>
-              <w:t xml:space="preserve">1) Опасный производственный объект подлежит декларированию на основании статьи 14 Федерального закона «О промышленной безопасности опасных производственных объектов» </w:t>
+              <w:t xml:space="preserve">1) Опасный производственный объект подлежит декларированию на основании статьи 14 Федерального закона </w:t>
+            </w:r>
+            <w:r>
+              <w:rPr>
+                <w:b w:val="0"/>
+                <w:bCs w:val="0"/>
+                <w:color w:val="auto"/>
+                <w:sz w:val="24"/>
+                <w:szCs w:val="24"/>
+                <w:highlight w:val="lightGray"/>
+                <w:lang w:val="ru-RU"/>
+              </w:rPr>
+              <w:t xml:space="preserve">«О промышленной безопасности опасных производственных </w:t>
+            </w:r>
+            <w:proofErr w:type="gramStart"/>
+            <w:r>
+              <w:rPr>
+                <w:b w:val="0"/>
+                <w:bCs w:val="0"/>
+                <w:color w:val="auto"/>
+                <w:sz w:val="24"/>
+                <w:szCs w:val="24"/>
+                <w:highlight w:val="lightGray"/>
+                <w:lang w:val="ru-RU"/>
+              </w:rPr>
+              <w:t xml:space="preserve">объектов»  </w:t>
+            </w:r>
+            <w:r>
+              <w:rPr>
+                <w:b w:val="0"/>
+                <w:bCs w:val="0"/>
+                <w:color w:val="auto"/>
+                <w:sz w:val="24"/>
+                <w:szCs w:val="24"/>
+                <w:highlight w:val="lightGray"/>
+                <w:lang w:val="ru-RU"/>
+              </w:rPr>
+              <w:lastRenderedPageBreak/>
+              <w:t>(</w:t>
+            </w:r>
+            <w:proofErr w:type="gramEnd"/>
+            <w:r>
+              <w:rPr>
+                <w:b w:val="0"/>
+                <w:bCs w:val="0"/>
+                <w:color w:val="auto"/>
+                <w:sz w:val="24"/>
+                <w:szCs w:val="24"/>
+                <w:highlight w:val="lightGray"/>
+                <w:lang w:val="ru-RU"/>
+              </w:rPr>
+              <w:t>в редакции от 08.08.2024г.)</w:t>
             </w:r>
             <w:r>
               <w:rPr>
@@ -10850,8 +10866,7 @@
                 <w:szCs w:val="24"/>
                 <w:lang w:val="ru-RU"/>
               </w:rPr>
-              <w:lastRenderedPageBreak/>
-              <w:t>от 21.07.97 г. № 116-ФЗ</w:t>
+              <w:t xml:space="preserve"> от 21.07.97 г. № 116-ФЗ</w:t>
             </w:r>
           </w:p>
           <w:p>
@@ -10878,7 +10893,56 @@
                 <w:szCs w:val="24"/>
                 <w:lang w:val="ru-RU"/>
               </w:rPr>
-              <w:t>2) Декларация промышленной безопасности разрабатывается по инициативе организации, эксплуатирующей опасный производственный объект, на основании ст.14 Федерального закона «О промышленной безопасности опасных производственных объектов».</w:t>
+              <w:t xml:space="preserve">2) Декларация промышленной безопасности разрабатывается по инициативе организации, эксплуатирующей опасный производственный объект, на основании ст.14 Федерального закона </w:t>
+            </w:r>
+            <w:r>
+              <w:rPr>
+                <w:b w:val="0"/>
+                <w:bCs w:val="0"/>
+                <w:color w:val="auto"/>
+                <w:sz w:val="24"/>
+                <w:szCs w:val="24"/>
+                <w:highlight w:val="lightGray"/>
+                <w:lang w:val="ru-RU"/>
+              </w:rPr>
+              <w:t xml:space="preserve">«О промышленной безопасности опасных производственных </w:t>
+            </w:r>
+            <w:proofErr w:type="gramStart"/>
+            <w:r>
+              <w:rPr>
+                <w:b w:val="0"/>
+                <w:bCs w:val="0"/>
+                <w:color w:val="auto"/>
+                <w:sz w:val="24"/>
+                <w:szCs w:val="24"/>
+                <w:highlight w:val="lightGray"/>
+                <w:lang w:val="ru-RU"/>
+              </w:rPr>
+              <w:t>объектов»  (</w:t>
+            </w:r>
+            <w:proofErr w:type="gramEnd"/>
+            <w:r>
+              <w:rPr>
+                <w:b w:val="0"/>
+                <w:bCs w:val="0"/>
+                <w:color w:val="auto"/>
+                <w:sz w:val="24"/>
+                <w:szCs w:val="24"/>
+                <w:highlight w:val="lightGray"/>
+                <w:lang w:val="ru-RU"/>
+              </w:rPr>
+              <w:t>в редакции от 08.08.2024г.)</w:t>
+            </w:r>
+            <w:r>
+              <w:rPr>
+                <w:b w:val="0"/>
+                <w:bCs w:val="0"/>
+                <w:color w:val="auto"/>
+                <w:sz w:val="24"/>
+                <w:szCs w:val="24"/>
+                <w:lang w:val="ru-RU"/>
+              </w:rPr>
+              <w:t>.</w:t>
             </w:r>
           </w:p>
         </w:tc>
@@ -10913,31 +10977,7 @@
                 <w:lang w:val="ru-RU"/>
               </w:rPr>
               <w:lastRenderedPageBreak/>
-              <w:t xml:space="preserve">2. «Порядок оформления декларации промышленной безопасности опасных производственных объектов и перечень включаемых в </w:t>
-            </w:r>
-            <w:proofErr w:type="spellStart"/>
-            <w:r>
-              <w:rPr>
-                <w:b w:val="0"/>
-                <w:bCs w:val="0"/>
-                <w:color w:val="auto"/>
-                <w:sz w:val="24"/>
-                <w:szCs w:val="24"/>
-                <w:lang w:val="ru-RU"/>
-              </w:rPr>
-              <w:t>нее</w:t>
-            </w:r>
-            <w:proofErr w:type="spellEnd"/>
-            <w:r>
-              <w:rPr>
-                <w:b w:val="0"/>
-                <w:bCs w:val="0"/>
-                <w:color w:val="auto"/>
-                <w:sz w:val="24"/>
-                <w:szCs w:val="24"/>
-                <w:lang w:val="ru-RU"/>
-              </w:rPr>
-              <w:t xml:space="preserve"> сведений» (утв. приказом Ростехнадзора от 16.10.2020 г. № 414)</w:t>
+              <w:t>2. «Порядок оформления декларации промышленной безопасности опасных производственных объектов и перечень включаемых в нее сведений» (утв. приказом Ростехнадзора от 16.10.2020 г. № 414)</w:t>
             </w:r>
           </w:p>
         </w:tc>
@@ -11241,6 +11281,7 @@
           <w:szCs w:val="24"/>
           <w:lang w:val="ru-RU"/>
         </w:rPr>
+        <w:lastRenderedPageBreak/>
         <w:t>- вдоль трасс трубопроводов - в виде участка земли, ограниченного условными линиями, находящимися в 50 м от оси трубопровода с каждой стороны;</w:t>
       </w:r>
     </w:p>
@@ -11263,7 +11304,6 @@
           <w:szCs w:val="24"/>
           <w:lang w:val="ru-RU"/>
         </w:rPr>
-        <w:lastRenderedPageBreak/>
         <w:t>- на землях сельскохозяйственного назначения охранная зона ограничивается условными линиями, проходящими в 25 м от осей крайних трубопроводов с каждой стороны;</w:t>
       </w:r>
     </w:p>
@@ -11308,27 +11348,7 @@
           <w:szCs w:val="24"/>
           <w:lang w:val="ru-RU"/>
         </w:rPr>
-        <w:t xml:space="preserve">- вдоль подводных переходов трубопроводов - в виде участка водного пространства от водной поверхности до дна, </w:t>
-      </w:r>
-      <w:proofErr w:type="spellStart"/>
-      <w:r>
-        <w:rPr>
-          <w:rFonts w:cs="Times New Roman"/>
-          <w:sz w:val="24"/>
-          <w:szCs w:val="24"/>
-          <w:lang w:val="ru-RU"/>
-        </w:rPr>
-        <w:t>заключенного</w:t>
-      </w:r>
-      <w:proofErr w:type="spellEnd"/>
-      <w:r>
-        <w:rPr>
-          <w:rFonts w:cs="Times New Roman"/>
-          <w:sz w:val="24"/>
-          <w:szCs w:val="24"/>
-          <w:lang w:val="ru-RU"/>
-        </w:rPr>
-        <w:t xml:space="preserve"> между параллельными плоскостями, отстоящими от осей крайних ниток трубопроводов на 100 м с каждой стороны.</w:t>
+        <w:t>- вдоль подводных переходов трубопроводов - в виде участка водного пространства от водной поверхности до дна, заключенного между параллельными плоскостями, отстоящими от осей крайних ниток трубопроводов на 100 м с каждой стороны.</w:t>
       </w:r>
     </w:p>
     <w:p>
@@ -11372,27 +11392,7 @@
           <w:szCs w:val="24"/>
           <w:lang w:val="ru-RU"/>
         </w:rPr>
-        <w:t xml:space="preserve">На трассе трубопровода установлены знаки безопасности. Сигнальные цвета и знаки безопасности предназначены для привлечения внимания к непосредственной опасности, предупреждения о возможной опасности, предписания и разрешения </w:t>
-      </w:r>
-      <w:proofErr w:type="spellStart"/>
-      <w:r>
-        <w:rPr>
-          <w:rFonts w:cs="Times New Roman"/>
-          <w:sz w:val="24"/>
-          <w:szCs w:val="24"/>
-          <w:lang w:val="ru-RU"/>
-        </w:rPr>
-        <w:t>определенных</w:t>
-      </w:r>
-      <w:proofErr w:type="spellEnd"/>
-      <w:r>
-        <w:rPr>
-          <w:rFonts w:cs="Times New Roman"/>
-          <w:sz w:val="24"/>
-          <w:szCs w:val="24"/>
-          <w:lang w:val="ru-RU"/>
-        </w:rPr>
-        <w:t xml:space="preserve"> действий с целью обеспечения безопасности, а также для необходимой информации.</w:t>
+        <w:t>На трассе трубопровода установлены знаки безопасности. Сигнальные цвета и знаки безопасности предназначены для привлечения внимания к непосредственной опасности, предупреждения о возможной опасности, предписания и разрешения определенных действий с целью обеспечения безопасности, а также для необходимой информации.</w:t>
       </w:r>
     </w:p>
     <w:p>
@@ -11811,6 +11811,7 @@
           <w:szCs w:val="24"/>
           <w:lang w:val="ru-RU"/>
         </w:rPr>
+        <w:lastRenderedPageBreak/>
         <w:t>План расположения объекта на топографической карте представлен ниже</w:t>
       </w:r>
       <w:r>
@@ -11942,7 +11943,6 @@
           <w:szCs w:val="24"/>
           <w:lang w:val="ru-RU"/>
         </w:rPr>
-        <w:lastRenderedPageBreak/>
         <w:t xml:space="preserve">Рисунок </w:t>
       </w:r>
       <w:r>
@@ -12056,29 +12056,7 @@
           <w:szCs w:val="24"/>
           <w:lang w:val="ru-RU" w:eastAsia="ru-RU"/>
         </w:rPr>
-        <w:t xml:space="preserve">Сведения о работниках эксплуатирующей организации и иных физических лицах, которым может быть </w:t>
-      </w:r>
-      <w:proofErr w:type="spellStart"/>
-      <w:r>
-        <w:rPr>
-          <w:rFonts w:ascii="Times New Roman" w:hAnsi="Times New Roman" w:cs="Times New Roman"/>
-          <w:color w:val="auto"/>
-          <w:sz w:val="24"/>
-          <w:szCs w:val="24"/>
-          <w:lang w:val="ru-RU" w:eastAsia="ru-RU"/>
-        </w:rPr>
-        <w:t>причинен</w:t>
-      </w:r>
-      <w:proofErr w:type="spellEnd"/>
-      <w:r>
-        <w:rPr>
-          <w:rFonts w:ascii="Times New Roman" w:hAnsi="Times New Roman" w:cs="Times New Roman"/>
-          <w:color w:val="auto"/>
-          <w:sz w:val="24"/>
-          <w:szCs w:val="24"/>
-          <w:lang w:val="ru-RU" w:eastAsia="ru-RU"/>
-        </w:rPr>
-        <w:t xml:space="preserve"> вред здоровью или жизни в результате аварии на декларируемом объекте</w:t>
+        <w:t>Сведения о работниках эксплуатирующей организации и иных физических лицах, которым может быть причинен вред здоровью или жизни в результате аварии на декларируемом объекте</w:t>
       </w:r>
       <w:bookmarkEnd w:id="19"/>
     </w:p>
@@ -12124,29 +12102,7 @@
           <w:szCs w:val="24"/>
           <w:lang w:val="ru-RU" w:eastAsia="ru-RU"/>
         </w:rPr>
-        <w:t xml:space="preserve">лиц, которым может быть </w:t>
-      </w:r>
-      <w:proofErr w:type="spellStart"/>
-      <w:r>
-        <w:rPr>
-          <w:rFonts w:cs="Times New Roman"/>
-          <w:bCs/>
-          <w:sz w:val="24"/>
-          <w:szCs w:val="24"/>
-          <w:lang w:val="ru-RU" w:eastAsia="ru-RU"/>
-        </w:rPr>
-        <w:t>причинен</w:t>
-      </w:r>
-      <w:proofErr w:type="spellEnd"/>
-      <w:r>
-        <w:rPr>
-          <w:rFonts w:cs="Times New Roman"/>
-          <w:bCs/>
-          <w:sz w:val="24"/>
-          <w:szCs w:val="24"/>
-          <w:lang w:val="ru-RU" w:eastAsia="ru-RU"/>
-        </w:rPr>
-        <w:t xml:space="preserve"> вред здоровью или жизни в результате аварии</w:t>
+        <w:t>лиц, которым может быть причинен вред здоровью или жизни в результате аварии</w:t>
       </w:r>
       <w:r>
         <w:rPr>
@@ -12954,7 +12910,17 @@
           <w:szCs w:val="24"/>
           <w:lang w:val="ru-RU"/>
         </w:rPr>
-        <w:t xml:space="preserve">– отсутствуют. Планом мероприятий по локализации и ликвидации последствий аварий предусмотрено организационное мероприятий по эвакуации персонала не участвующего в аварии из зон действия возможных поражающих факторов. </w:t>
+        <w:t xml:space="preserve">– отсутствуют. Планом мероприятий по локализации и ликвидации последствий аварий предусмотрено организационное </w:t>
+      </w:r>
+      <w:r>
+        <w:rPr>
+          <w:rFonts w:cs="Times New Roman"/>
+          <w:sz w:val="24"/>
+          <w:szCs w:val="24"/>
+          <w:lang w:val="ru-RU"/>
+        </w:rPr>
+        <w:lastRenderedPageBreak/>
+        <w:t xml:space="preserve">мероприятий по эвакуации персонала не участвующего в аварии из зон действия возможных поражающих факторов. </w:t>
       </w:r>
     </w:p>
     <w:p>
@@ -13010,7 +12976,6 @@
           <w:szCs w:val="24"/>
           <w:lang w:val="ru-RU" w:eastAsia="ru-RU"/>
         </w:rPr>
-        <w:lastRenderedPageBreak/>
         <w:t>О</w:t>
       </w:r>
       <w:r>
@@ -13066,27 +13031,7 @@
           <w:szCs w:val="24"/>
           <w:lang w:val="ru-RU"/>
         </w:rPr>
-        <w:t xml:space="preserve">аботники соседних организаций и других объектов, которым может быть </w:t>
-      </w:r>
-      <w:proofErr w:type="spellStart"/>
-      <w:r>
-        <w:rPr>
-          <w:rFonts w:cs="Times New Roman"/>
-          <w:sz w:val="24"/>
-          <w:szCs w:val="24"/>
-          <w:lang w:val="ru-RU"/>
-        </w:rPr>
-        <w:t>причинен</w:t>
-      </w:r>
-      <w:proofErr w:type="spellEnd"/>
-      <w:r>
-        <w:rPr>
-          <w:rFonts w:cs="Times New Roman"/>
-          <w:sz w:val="24"/>
-          <w:szCs w:val="24"/>
-          <w:lang w:val="ru-RU"/>
-        </w:rPr>
-        <w:t xml:space="preserve"> вред здоровью или жизни в результате аварии на декларируемом объекте</w:t>
+        <w:t>аботники соседних организаций и других объектов, которым может быть причинен вред здоровью или жизни в результате аварии на декларируемом объекте</w:t>
       </w:r>
       <w:r>
         <w:rPr>
@@ -13126,27 +13071,7 @@
           <w:szCs w:val="24"/>
           <w:lang w:val="ru-RU"/>
         </w:rPr>
-        <w:t xml:space="preserve">ица на внешних транспортных коммуникациях (железные дороги, автодороги), которым может быть </w:t>
-      </w:r>
-      <w:proofErr w:type="spellStart"/>
-      <w:r>
-        <w:rPr>
-          <w:rFonts w:cs="Times New Roman"/>
-          <w:sz w:val="24"/>
-          <w:szCs w:val="24"/>
-          <w:lang w:val="ru-RU"/>
-        </w:rPr>
-        <w:t>причинен</w:t>
-      </w:r>
-      <w:proofErr w:type="spellEnd"/>
-      <w:r>
-        <w:rPr>
-          <w:rFonts w:cs="Times New Roman"/>
-          <w:sz w:val="24"/>
-          <w:szCs w:val="24"/>
-          <w:lang w:val="ru-RU"/>
-        </w:rPr>
-        <w:t xml:space="preserve"> вред здоровью или жизни в результате аварии на декларируемом объекте</w:t>
+        <w:t>ица на внешних транспортных коммуникациях (железные дороги, автодороги), которым может быть причинен вред здоровью или жизни в результате аварии на декларируемом объекте</w:t>
       </w:r>
       <w:r>
         <w:rPr>
@@ -13186,27 +13111,7 @@
           <w:szCs w:val="24"/>
           <w:lang w:val="ru-RU"/>
         </w:rPr>
-        <w:t xml:space="preserve">ные физические лица, которым может быть </w:t>
-      </w:r>
-      <w:proofErr w:type="spellStart"/>
-      <w:r>
-        <w:rPr>
-          <w:rFonts w:cs="Times New Roman"/>
-          <w:sz w:val="24"/>
-          <w:szCs w:val="24"/>
-          <w:lang w:val="ru-RU"/>
-        </w:rPr>
-        <w:t>причинен</w:t>
-      </w:r>
-      <w:proofErr w:type="spellEnd"/>
-      <w:r>
-        <w:rPr>
-          <w:rFonts w:cs="Times New Roman"/>
-          <w:sz w:val="24"/>
-          <w:szCs w:val="24"/>
-          <w:lang w:val="ru-RU"/>
-        </w:rPr>
-        <w:t xml:space="preserve"> вред здоровью или жизни в результате аварии на декларируемом объекте</w:t>
+        <w:t>ные физические лица, которым может быть причинен вред здоровью или жизни в результате аварии на декларируемом объекте</w:t>
       </w:r>
       <w:r>
         <w:rPr>
@@ -13361,29 +13266,7 @@
           <w:szCs w:val="24"/>
           <w:lang w:val="ru-RU" w:eastAsia="ru-RU"/>
         </w:rPr>
-        <w:t xml:space="preserve">ведения об опасных веществах, на основании которых опасный производственный объект </w:t>
-      </w:r>
-      <w:proofErr w:type="spellStart"/>
-      <w:r>
-        <w:rPr>
-          <w:rFonts w:ascii="Times New Roman" w:hAnsi="Times New Roman" w:cs="Times New Roman"/>
-          <w:color w:val="auto"/>
-          <w:sz w:val="24"/>
-          <w:szCs w:val="24"/>
-          <w:lang w:val="ru-RU" w:eastAsia="ru-RU"/>
-        </w:rPr>
-        <w:t>отнесен</w:t>
-      </w:r>
-      <w:proofErr w:type="spellEnd"/>
-      <w:r>
-        <w:rPr>
-          <w:rFonts w:ascii="Times New Roman" w:hAnsi="Times New Roman" w:cs="Times New Roman"/>
-          <w:color w:val="auto"/>
-          <w:sz w:val="24"/>
-          <w:szCs w:val="24"/>
-          <w:lang w:val="ru-RU" w:eastAsia="ru-RU"/>
-        </w:rPr>
-        <w:t xml:space="preserve"> к декларируемым объектам</w:t>
+        <w:t>ведения об опасных веществах, на основании которых опасный производственный объект отнесен к декларируемым объектам</w:t>
       </w:r>
       <w:bookmarkEnd w:id="25"/>
     </w:p>
@@ -14051,7 +13934,7 @@
           </mc:Choice>
           <mc:Fallback>
             <w:pict>
-              <v:shapetype w14:anchorId="13BA7451" id="_x0000_t32" coordsize="21600,21600" o:spt="32" o:oned="t" path="m,l21600,21600e" filled="f">
+              <v:shapetype w14:anchorId="7B2F58BA" id="_x0000_t32" coordsize="21600,21600" o:spt="32" o:oned="t" path="m,l21600,21600e" filled="f">
                 <v:path arrowok="t" fillok="f" o:connecttype="none"/>
                 <o:lock v:ext="edit" shapetype="t"/>
               </v:shapetype>
@@ -14345,7 +14228,7 @@
           </mc:Choice>
           <mc:Fallback>
             <w:pict>
-              <v:shape w14:anchorId="216D2DCD" id="Прямая со стрелкой 2" o:spid="_x0000_s1026" type="#_x0000_t32" style="position:absolute;margin-left:225.1pt;margin-top:21.4pt;width:30pt;height:0;z-index:251664896;visibility:visible;mso-wrap-style:square;mso-wrap-distance-left:9pt;mso-wrap-distance-top:0;mso-wrap-distance-right:9pt;mso-wrap-distance-bottom:0;mso-position-horizontal:absolute;mso-position-horizontal-relative:text;mso-position-vertical:absolute;mso-position-vertical-relative:text" o:gfxdata="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" strokecolor="#4f81bd [3204]" strokeweight="2pt">
+              <v:shape w14:anchorId="7C342604" id="Прямая со стрелкой 2" o:spid="_x0000_s1026" type="#_x0000_t32" style="position:absolute;margin-left:225.1pt;margin-top:21.4pt;width:30pt;height:0;z-index:251664896;visibility:visible;mso-wrap-style:square;mso-wrap-distance-left:9pt;mso-wrap-distance-top:0;mso-wrap-distance-right:9pt;mso-wrap-distance-bottom:0;mso-position-horizontal:absolute;mso-position-horizontal-relative:text;mso-position-vertical:absolute;mso-position-vertical-relative:text" o:gfxdata="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" strokecolor="#4f81bd [3204]" strokeweight="2pt">
                 <v:stroke endarrow="block"/>
                 <v:shadow on="t" color="black" opacity="24903f" origin=",.5" offset="0,.55556mm"/>
               </v:shape>
@@ -14454,7 +14337,7 @@
           </mc:Choice>
           <mc:Fallback>
             <w:pict>
-              <v:shape w14:anchorId="49365569" id="Прямая со стрелкой 1" o:spid="_x0000_s1026" type="#_x0000_t32" style="position:absolute;margin-left:45.35pt;margin-top:6.75pt;width:55.35pt;height:0;z-index:251661824;visibility:visible;mso-wrap-style:square;mso-wrap-distance-left:9pt;mso-wrap-distance-top:0;mso-wrap-distance-right:9pt;mso-wrap-distance-bottom:0;mso-position-horizontal:absolute;mso-position-horizontal-relative:text;mso-position-vertical:absolute;mso-position-vertical-relative:text" o:gfxdata="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" strokecolor="#4579b8 [3044]">
+              <v:shape w14:anchorId="2A55309E" id="Прямая со стрелкой 1" o:spid="_x0000_s1026" type="#_x0000_t32" style="position:absolute;margin-left:45.35pt;margin-top:6.75pt;width:55.35pt;height:0;z-index:251661824;visibility:visible;mso-wrap-style:square;mso-wrap-distance-left:9pt;mso-wrap-distance-top:0;mso-wrap-distance-right:9pt;mso-wrap-distance-bottom:0;mso-position-horizontal:absolute;mso-position-horizontal-relative:text;mso-position-vertical:absolute;mso-position-vertical-relative:text" o:gfxdata="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" strokecolor="#4579b8 [3044]">
                 <v:stroke endarrow="block"/>
               </v:shape>
             </w:pict>
@@ -14622,51 +14505,7 @@
           <w:szCs w:val="24"/>
           <w:lang w:val="ru-RU" w:eastAsia="ru-RU"/>
         </w:rPr>
-        <w:t>бщие данные о распределении опасных веществ по декларируемому объекту, включающие сведения об общем количестве опасных веществ, находящихся в технических устройствах - аппаратах (</w:t>
-      </w:r>
-      <w:proofErr w:type="spellStart"/>
-      <w:r>
-        <w:rPr>
-          <w:rFonts w:ascii="Times New Roman" w:hAnsi="Times New Roman" w:cs="Times New Roman"/>
-          <w:color w:val="auto"/>
-          <w:sz w:val="24"/>
-          <w:szCs w:val="24"/>
-          <w:lang w:val="ru-RU" w:eastAsia="ru-RU"/>
-        </w:rPr>
-        <w:t>емкостях</w:t>
-      </w:r>
-      <w:proofErr w:type="spellEnd"/>
-      <w:r>
-        <w:rPr>
-          <w:rFonts w:ascii="Times New Roman" w:hAnsi="Times New Roman" w:cs="Times New Roman"/>
-          <w:color w:val="auto"/>
-          <w:sz w:val="24"/>
-          <w:szCs w:val="24"/>
-          <w:lang w:val="ru-RU" w:eastAsia="ru-RU"/>
-        </w:rPr>
-        <w:t xml:space="preserve">), трубопроводах с указанием максимального количества в единичной </w:t>
-      </w:r>
-      <w:proofErr w:type="spellStart"/>
-      <w:r>
-        <w:rPr>
-          <w:rFonts w:ascii="Times New Roman" w:hAnsi="Times New Roman" w:cs="Times New Roman"/>
-          <w:color w:val="auto"/>
-          <w:sz w:val="24"/>
-          <w:szCs w:val="24"/>
-          <w:lang w:val="ru-RU" w:eastAsia="ru-RU"/>
-        </w:rPr>
-        <w:t>емкости</w:t>
-      </w:r>
-      <w:proofErr w:type="spellEnd"/>
-      <w:r>
-        <w:rPr>
-          <w:rFonts w:ascii="Times New Roman" w:hAnsi="Times New Roman" w:cs="Times New Roman"/>
-          <w:color w:val="auto"/>
-          <w:sz w:val="24"/>
-          <w:szCs w:val="24"/>
-          <w:lang w:val="ru-RU" w:eastAsia="ru-RU"/>
-        </w:rPr>
-        <w:t xml:space="preserve"> или участке трубопровода наибольшей вместимости</w:t>
+        <w:t>бщие данные о распределении опасных веществ по декларируемому объекту, включающие сведения об общем количестве опасных веществ, находящихся в технических устройствах - аппаратах (емкостях), трубопроводах с указанием максимального количества в единичной емкости или участке трубопровода наибольшей вместимости</w:t>
       </w:r>
       <w:bookmarkEnd w:id="30"/>
     </w:p>
@@ -15568,7 +15407,6 @@
               </w:rPr>
               <w:t> </w:t>
             </w:r>
-            <w:proofErr w:type="spellStart"/>
             <w:r>
               <w:rPr>
                 <w:color w:val="00B050"/>
@@ -15576,9 +15414,8 @@
                 <w:szCs w:val="24"/>
                 <w:lang w:val="ru-RU"/>
               </w:rPr>
-              <w:t>Протяженность</w:t>
-            </w:r>
-            <w:proofErr w:type="spellEnd"/>
+              <w:t xml:space="preserve">Протяженность и разветвленность системы промысловых трубопроводов, что оказывает влияние на время обнаружения и ликвидацию </w:t>
+            </w:r>
             <w:r>
               <w:rPr>
                 <w:color w:val="00B050"/>
@@ -15586,19 +15423,20 @@
                 <w:szCs w:val="24"/>
                 <w:lang w:val="ru-RU"/>
               </w:rPr>
-              <w:t xml:space="preserve"> и </w:t>
-            </w:r>
-            <w:proofErr w:type="spellStart"/>
-            <w:r>
+              <w:lastRenderedPageBreak/>
+              <w:t>аварийной ситуации, способствует несанкционированному вмешательству посторонних лиц в работу трубопровода.</w:t>
+            </w:r>
+          </w:p>
+          <w:p>
+            <w:pPr>
+              <w:jc w:val="both"/>
               <w:rPr>
                 <w:color w:val="00B050"/>
                 <w:sz w:val="24"/>
                 <w:szCs w:val="24"/>
                 <w:lang w:val="ru-RU"/>
               </w:rPr>
-              <w:t>разветвленность</w:t>
-            </w:r>
-            <w:proofErr w:type="spellEnd"/>
+            </w:pPr>
             <w:r>
               <w:rPr>
                 <w:color w:val="00B050"/>
@@ -15606,7 +15444,15 @@
                 <w:szCs w:val="24"/>
                 <w:lang w:val="ru-RU"/>
               </w:rPr>
-              <w:t xml:space="preserve"> системы промысловых трубопроводов, что оказывает влияние на время обнаружения и ликвидацию </w:t>
+              <w:t>4.</w:t>
+            </w:r>
+            <w:r>
+              <w:rPr>
+                <w:color w:val="00B050"/>
+                <w:sz w:val="24"/>
+                <w:szCs w:val="24"/>
+              </w:rPr>
+              <w:t> </w:t>
             </w:r>
             <w:r>
               <w:rPr>
@@ -15615,8 +15461,7 @@
                 <w:szCs w:val="24"/>
                 <w:lang w:val="ru-RU"/>
               </w:rPr>
-              <w:lastRenderedPageBreak/>
-              <w:t>аварийной ситуации, способствует несанкционированному вмешательству посторонних лиц в работу трубопровода.</w:t>
+              <w:t>Прокладка промысловых трубопроводов подземным способом, вследствие чего трубопроводы и запорная арматура подвержены коррозии под воздействием почвы и блуждающих токов.</w:t>
             </w:r>
           </w:p>
           <w:p>
@@ -15636,7 +15481,7 @@
                 <w:szCs w:val="24"/>
                 <w:lang w:val="ru-RU"/>
               </w:rPr>
-              <w:t>4.</w:t>
+              <w:t>5.</w:t>
             </w:r>
             <w:r>
               <w:rPr>
@@ -15653,64 +15498,7 @@
                 <w:szCs w:val="24"/>
                 <w:lang w:val="ru-RU"/>
               </w:rPr>
-              <w:t>Прокладка промысловых трубопроводов подземным способом, вследствие чего трубопроводы и запорная арматура подвержены коррозии под воздействием почвы и блуждающих токов.</w:t>
-            </w:r>
-          </w:p>
-          <w:p>
-            <w:pPr>
-              <w:jc w:val="both"/>
-              <w:rPr>
-                <w:color w:val="00B050"/>
-                <w:sz w:val="24"/>
-                <w:szCs w:val="24"/>
-                <w:lang w:val="ru-RU"/>
-              </w:rPr>
-            </w:pPr>
-            <w:r>
-              <w:rPr>
-                <w:color w:val="00B050"/>
-                <w:sz w:val="24"/>
-                <w:szCs w:val="24"/>
-                <w:lang w:val="ru-RU"/>
-              </w:rPr>
-              <w:t>5.</w:t>
-            </w:r>
-            <w:r>
-              <w:rPr>
-                <w:color w:val="00B050"/>
-                <w:sz w:val="24"/>
-                <w:szCs w:val="24"/>
-              </w:rPr>
-              <w:t> </w:t>
-            </w:r>
-            <w:r>
-              <w:rPr>
-                <w:color w:val="00B050"/>
-                <w:sz w:val="24"/>
-                <w:szCs w:val="24"/>
-                <w:lang w:val="ru-RU"/>
-              </w:rPr>
-              <w:t xml:space="preserve">Коррозионная активность транспортируемой среды </w:t>
-            </w:r>
-            <w:proofErr w:type="spellStart"/>
-            <w:r>
-              <w:rPr>
-                <w:color w:val="00B050"/>
-                <w:sz w:val="24"/>
-                <w:szCs w:val="24"/>
-                <w:lang w:val="ru-RU"/>
-              </w:rPr>
-              <w:t>создает</w:t>
-            </w:r>
-            <w:proofErr w:type="spellEnd"/>
-            <w:r>
-              <w:rPr>
-                <w:color w:val="00B050"/>
-                <w:sz w:val="24"/>
-                <w:szCs w:val="24"/>
-                <w:lang w:val="ru-RU"/>
-              </w:rPr>
-              <w:t xml:space="preserve"> дополнительную опасность разгерметизации трубопроводов.</w:t>
+              <w:t>Коррозионная активность транспортируемой среды создает дополнительную опасность разгерметизации трубопроводов.</w:t>
             </w:r>
           </w:p>
           <w:p>
@@ -16741,29 +16529,7 @@
           <w:szCs w:val="24"/>
           <w:lang w:val="ru-RU" w:eastAsia="ru-RU"/>
         </w:rPr>
-        <w:t xml:space="preserve">ведения о возможном числе потерпевших, включая погибших среди работников на декларируемом объекте и иных физических лиц, которым может быть </w:t>
-      </w:r>
-      <w:proofErr w:type="spellStart"/>
-      <w:r>
-        <w:rPr>
-          <w:rFonts w:ascii="Times New Roman" w:hAnsi="Times New Roman" w:cs="Times New Roman"/>
-          <w:color w:val="auto"/>
-          <w:sz w:val="24"/>
-          <w:szCs w:val="24"/>
-          <w:lang w:val="ru-RU" w:eastAsia="ru-RU"/>
-        </w:rPr>
-        <w:t>причинен</w:t>
-      </w:r>
-      <w:proofErr w:type="spellEnd"/>
-      <w:r>
-        <w:rPr>
-          <w:rFonts w:ascii="Times New Roman" w:hAnsi="Times New Roman" w:cs="Times New Roman"/>
-          <w:color w:val="auto"/>
-          <w:sz w:val="24"/>
-          <w:szCs w:val="24"/>
-          <w:lang w:val="ru-RU" w:eastAsia="ru-RU"/>
-        </w:rPr>
-        <w:t xml:space="preserve"> вред здоровью или жизни в результате аварии на декларируемом объекте</w:t>
+        <w:t>ведения о возможном числе потерпевших, включая погибших среди работников на декларируемом объекте и иных физических лиц, которым может быть причинен вред здоровью или жизни в результате аварии на декларируемом объекте</w:t>
       </w:r>
       <w:bookmarkEnd w:id="40"/>
     </w:p>
@@ -16799,27 +16565,7 @@
           <w:szCs w:val="24"/>
           <w:lang w:val="ru-RU"/>
         </w:rPr>
-        <w:t xml:space="preserve">Сведения о возможном числе потерпевших, включая погибших среди работников на декларируемом объекте и иных физических лиц, которым может быть </w:t>
-      </w:r>
-      <w:proofErr w:type="spellStart"/>
-      <w:r>
-        <w:rPr>
-          <w:rFonts w:cs="Times New Roman"/>
-          <w:sz w:val="24"/>
-          <w:szCs w:val="24"/>
-          <w:lang w:val="ru-RU"/>
-        </w:rPr>
-        <w:t>причинен</w:t>
-      </w:r>
-      <w:proofErr w:type="spellEnd"/>
-      <w:r>
-        <w:rPr>
-          <w:rFonts w:cs="Times New Roman"/>
-          <w:sz w:val="24"/>
-          <w:szCs w:val="24"/>
-          <w:lang w:val="ru-RU"/>
-        </w:rPr>
-        <w:t xml:space="preserve"> вред здоровью или жизни в результате аварии на декларируемом объекте представлены в таблице ниже</w:t>
+        <w:t>Сведения о возможном числе потерпевших, включая погибших среди работников на декларируемом объекте и иных физических лиц, которым может быть причинен вред здоровью или жизни в результате аварии на декларируемом объекте представлены в таблице ниже</w:t>
       </w:r>
       <w:r>
         <w:rPr>
@@ -17750,47 +17496,7 @@
           <w:szCs w:val="24"/>
           <w:lang w:val="ru-RU" w:eastAsia="ru-RU"/>
         </w:rPr>
-        <w:t xml:space="preserve">- ожидаемое количество </w:t>
-      </w:r>
-      <w:proofErr w:type="spellStart"/>
-      <w:r>
-        <w:rPr>
-          <w:rFonts w:cs="Times New Roman"/>
-          <w:sz w:val="24"/>
-          <w:szCs w:val="24"/>
-          <w:lang w:val="ru-RU" w:eastAsia="ru-RU"/>
-        </w:rPr>
-        <w:t>пораженных</w:t>
-      </w:r>
-      <w:proofErr w:type="spellEnd"/>
-      <w:r>
-        <w:rPr>
-          <w:rFonts w:cs="Times New Roman"/>
-          <w:sz w:val="24"/>
-          <w:szCs w:val="24"/>
-          <w:lang w:val="ru-RU" w:eastAsia="ru-RU"/>
-        </w:rPr>
-        <w:t xml:space="preserve"> в результате возможных аварий за </w:t>
-      </w:r>
-      <w:proofErr w:type="spellStart"/>
-      <w:r>
-        <w:rPr>
-          <w:rFonts w:cs="Times New Roman"/>
-          <w:sz w:val="24"/>
-          <w:szCs w:val="24"/>
-          <w:lang w:val="ru-RU" w:eastAsia="ru-RU"/>
-        </w:rPr>
-        <w:t>определенный</w:t>
-      </w:r>
-      <w:proofErr w:type="spellEnd"/>
-      <w:r>
-        <w:rPr>
-          <w:rFonts w:cs="Times New Roman"/>
-          <w:sz w:val="24"/>
-          <w:szCs w:val="24"/>
-          <w:lang w:val="ru-RU" w:eastAsia="ru-RU"/>
-        </w:rPr>
-        <w:t xml:space="preserve"> период времени; </w:t>
+        <w:t xml:space="preserve">- ожидаемое количество пораженных в результате возможных аварий за определенный период времени; </w:t>
       </w:r>
     </w:p>
     <w:p>
@@ -17944,27 +17650,7 @@
           <w:szCs w:val="24"/>
           <w:lang w:val="ru-RU" w:eastAsia="ru-RU"/>
         </w:rPr>
-        <w:t xml:space="preserve">, в которых пострадало на </w:t>
-      </w:r>
-      <w:proofErr w:type="spellStart"/>
-      <w:r>
-        <w:rPr>
-          <w:rFonts w:cs="Times New Roman"/>
-          <w:sz w:val="24"/>
-          <w:szCs w:val="24"/>
-          <w:lang w:val="ru-RU" w:eastAsia="ru-RU"/>
-        </w:rPr>
-        <w:t>определенном</w:t>
-      </w:r>
-      <w:proofErr w:type="spellEnd"/>
-      <w:r>
-        <w:rPr>
-          <w:rFonts w:cs="Times New Roman"/>
-          <w:sz w:val="24"/>
-          <w:szCs w:val="24"/>
-          <w:lang w:val="ru-RU" w:eastAsia="ru-RU"/>
-        </w:rPr>
-        <w:t xml:space="preserve"> уровне не менее </w:t>
+        <w:t xml:space="preserve">, в которых пострадало на определенном уровне не менее </w:t>
       </w:r>
       <w:r>
         <w:rPr>
@@ -22413,29 +22099,7 @@
           <w:szCs w:val="24"/>
           <w:lang w:val="ru-RU" w:eastAsia="ru-RU"/>
         </w:rPr>
-        <w:t xml:space="preserve">ведения о профессиональной и противоаварийной подготовке персонала в соответствии с положением о системе управления промышленной безопасности, </w:t>
-      </w:r>
-      <w:proofErr w:type="spellStart"/>
-      <w:r>
-        <w:rPr>
-          <w:rFonts w:ascii="Times New Roman" w:hAnsi="Times New Roman" w:cs="Times New Roman"/>
-          <w:color w:val="auto"/>
-          <w:sz w:val="24"/>
-          <w:szCs w:val="24"/>
-          <w:lang w:val="ru-RU" w:eastAsia="ru-RU"/>
-        </w:rPr>
-        <w:t>утвержденным</w:t>
-      </w:r>
-      <w:proofErr w:type="spellEnd"/>
-      <w:r>
-        <w:rPr>
-          <w:rFonts w:ascii="Times New Roman" w:hAnsi="Times New Roman" w:cs="Times New Roman"/>
-          <w:color w:val="auto"/>
-          <w:sz w:val="24"/>
-          <w:szCs w:val="24"/>
-          <w:lang w:val="ru-RU" w:eastAsia="ru-RU"/>
-        </w:rPr>
-        <w:t xml:space="preserve"> руководителем организации, эксплуатирующей опасный производственный объект I или II классов опасности</w:t>
+        <w:t>ведения о профессиональной и противоаварийной подготовке персонала в соответствии с положением о системе управления промышленной безопасности, утвержденным руководителем организации, эксплуатирующей опасный производственный объект I или II классов опасности</w:t>
       </w:r>
       <w:bookmarkEnd w:id="60"/>
     </w:p>
@@ -22471,7 +22135,26 @@
           <w:szCs w:val="24"/>
           <w:lang w:val="ru-RU" w:eastAsia="ru-RU"/>
         </w:rPr>
-        <w:t xml:space="preserve">На основании статьи 14_1 Федерального закона от 21.07.1997 № 116-ФЗ «О промышленной безопасности», работники, в том числе руководители организаций, осуществляющие профессиональную деятельность, связанную с проектированием, строительством, эксплуатацией, реконструкцией, капитальным ремонтом, техническим перевооружением, консервацией и ликвидацией опасного производственного объекта, а также изготовлением, монтажом, наладкой, обслуживанием и ремонтом технических устройств, применяемых на опасном производственном объекте (далее – работники), в целях поддержания уровня квалификации и подтверждения знания требований промышленной безопасности обязаны не реже одного раза в пять лет получать дополнительное профессиональное образование в области промышленной безопасности и </w:t>
+        <w:t xml:space="preserve">На основании статьи 14_1 Федерального закона от 21.07.1997 № 116-ФЗ </w:t>
+      </w:r>
+      <w:r>
+        <w:rPr>
+          <w:rFonts w:cs="Times New Roman"/>
+          <w:sz w:val="24"/>
+          <w:szCs w:val="24"/>
+          <w:highlight w:val="lightGray"/>
+          <w:lang w:val="ru-RU" w:eastAsia="ru-RU"/>
+        </w:rPr>
+        <w:t>«О промышленной безопасности опасных производственных объектов»  (в редакции от 08.08.2024г.)</w:t>
+      </w:r>
+      <w:r>
+        <w:rPr>
+          <w:rFonts w:cs="Times New Roman"/>
+          <w:sz w:val="24"/>
+          <w:szCs w:val="24"/>
+          <w:lang w:val="ru-RU" w:eastAsia="ru-RU"/>
+        </w:rPr>
+        <w:t xml:space="preserve">, работники, в том числе руководители организаций, осуществляющие профессиональную деятельность, связанную с проектированием, строительством, эксплуатацией, реконструкцией, капитальным ремонтом, техническим перевооружением, консервацией и ликвидацией опасного производственного объекта, а также изготовлением, монтажом, наладкой, обслуживанием и ремонтом технических устройств, применяемых на опасном производственном объекте (далее – работники), в целях поддержания уровня квалификации и подтверждения знания требований промышленной безопасности обязаны не реже одного раза в пять лет получать дополнительное профессиональное образование в </w:t>
       </w:r>
       <w:r>
         <w:rPr>
@@ -22481,7 +22164,7 @@
           <w:lang w:val="ru-RU" w:eastAsia="ru-RU"/>
         </w:rPr>
         <w:lastRenderedPageBreak/>
-        <w:t>проходить аттестацию в области промышленной безопасности. Категории таких работников определяются Правительством Российской Федерации.</w:t>
+        <w:t>области промышленной безопасности и проходить аттестацию в области промышленной безопасности. Категории таких работников определяются Правительством Российской Федерации.</w:t>
       </w:r>
     </w:p>
     <w:p>
@@ -22581,92 +22264,26 @@
           <w:szCs w:val="24"/>
           <w:lang w:val="ru-RU" w:eastAsia="ru-RU"/>
         </w:rPr>
-        <w:t xml:space="preserve">В соответствии с ст. 11 Федерального закона от 21.07.1997 № 116-ФЗ «О промышленной безопасности» </w:t>
-      </w:r>
-      <w:r>
-        <w:rPr>
-          <w:rFonts w:cs="Times New Roman"/>
-          <w:sz w:val="24"/>
-          <w:szCs w:val="24"/>
-          <w:lang w:val="ru-RU" w:eastAsia="ru-RU"/>
-        </w:rPr>
-        <w:t xml:space="preserve">организация </w:t>
-      </w:r>
-      <w:proofErr w:type="gramStart"/>
-      <w:r>
-        <w:rPr>
-          <w:rFonts w:eastAsia="Times New Roman" w:cs="Times New Roman"/>
-          <w:sz w:val="24"/>
-          <w:szCs w:val="24"/>
-          <w:highlight w:val="yellow"/>
-          <w:lang w:val="ru-RU" w:eastAsia="ru-RU"/>
-        </w:rPr>
-        <w:t>{{ SHORT</w:t>
-      </w:r>
-      <w:proofErr w:type="gramEnd"/>
-      <w:r>
-        <w:rPr>
-          <w:rFonts w:eastAsia="Times New Roman" w:cs="Times New Roman"/>
-          <w:sz w:val="24"/>
-          <w:szCs w:val="24"/>
-          <w:highlight w:val="yellow"/>
-          <w:lang w:val="ru-RU" w:eastAsia="ru-RU"/>
-        </w:rPr>
-        <w:t>_NAME }}</w:t>
-      </w:r>
-      <w:r>
-        <w:rPr>
-          <w:rFonts w:cs="Times New Roman"/>
-          <w:sz w:val="24"/>
-          <w:szCs w:val="24"/>
-          <w:lang w:val="ru-RU" w:eastAsia="ru-RU"/>
-        </w:rPr>
-        <w:t xml:space="preserve"> </w:t>
-      </w:r>
-      <w:r>
-        <w:rPr>
-          <w:rFonts w:cs="Times New Roman"/>
-          <w:sz w:val="24"/>
-          <w:szCs w:val="24"/>
-          <w:lang w:val="ru-RU" w:eastAsia="ru-RU"/>
-        </w:rPr>
-        <w:t xml:space="preserve">создала </w:t>
-      </w:r>
-      <w:r>
-        <w:rPr>
-          <w:rFonts w:cs="Times New Roman"/>
-          <w:sz w:val="24"/>
-          <w:szCs w:val="24"/>
-          <w:lang w:val="ru-RU" w:eastAsia="ru-RU"/>
-        </w:rPr>
-        <w:t>систему управления промышленной безопасностью и обеспечива</w:t>
-      </w:r>
-      <w:r>
-        <w:rPr>
-          <w:rFonts w:cs="Times New Roman"/>
-          <w:sz w:val="24"/>
-          <w:szCs w:val="24"/>
-          <w:lang w:val="ru-RU" w:eastAsia="ru-RU"/>
-        </w:rPr>
-        <w:t>ет</w:t>
-      </w:r>
-      <w:r>
-        <w:rPr>
-          <w:rFonts w:cs="Times New Roman"/>
-          <w:sz w:val="24"/>
-          <w:szCs w:val="24"/>
-          <w:lang w:val="ru-RU" w:eastAsia="ru-RU"/>
-        </w:rPr>
-        <w:t xml:space="preserve"> ее функционирование</w:t>
-      </w:r>
-      <w:r>
-        <w:rPr>
-          <w:rFonts w:cs="Times New Roman"/>
-          <w:sz w:val="24"/>
-          <w:szCs w:val="24"/>
-          <w:lang w:val="ru-RU" w:eastAsia="ru-RU"/>
-        </w:rPr>
-        <w:t xml:space="preserve"> </w:t>
+        <w:t xml:space="preserve">В соответствии с ст. 11 Федерального закона от 21.07.1997 № 116-ФЗ </w:t>
+      </w:r>
+      <w:r>
+        <w:rPr>
+          <w:rFonts w:cs="Times New Roman"/>
+          <w:sz w:val="24"/>
+          <w:szCs w:val="24"/>
+          <w:highlight w:val="lightGray"/>
+          <w:lang w:val="ru-RU" w:eastAsia="ru-RU"/>
+        </w:rPr>
+        <w:t>«О промышленной безопасности опасных производственных объектов»  (в редакции от 08.08.2024г.)</w:t>
+      </w:r>
+      <w:r>
+        <w:rPr>
+          <w:rFonts w:cs="Times New Roman"/>
+          <w:sz w:val="24"/>
+          <w:szCs w:val="24"/>
+          <w:lang w:val="ru-RU" w:eastAsia="ru-RU"/>
+        </w:rPr>
+        <w:t xml:space="preserve"> организация ПАО «Татнефть» им. В.Д. Шашина создала систему управления промышленной безопасностью и обеспечивает ее функционирование </w:t>
       </w:r>
       <w:r>
         <w:rPr>
@@ -22676,122 +22293,48 @@
           <w:lang w:val="ru-RU" w:eastAsia="ru-RU"/>
         </w:rPr>
         <w:br/>
-      </w:r>
-      <w:r>
-        <w:rPr>
-          <w:rFonts w:cs="Times New Roman"/>
-          <w:sz w:val="24"/>
-          <w:szCs w:val="24"/>
-          <w:highlight w:val="yellow"/>
-          <w:lang w:val="ru-RU" w:eastAsia="ru-RU"/>
-        </w:rPr>
-        <w:t>(</w:t>
-      </w:r>
-      <w:r>
-        <w:rPr>
-          <w:rFonts w:cs="Times New Roman"/>
-          <w:sz w:val="24"/>
-          <w:szCs w:val="24"/>
-          <w:highlight w:val="yellow"/>
-          <w:lang w:val="ru-RU"/>
-        </w:rPr>
-        <w:t xml:space="preserve">{{ </w:t>
-      </w:r>
-      <w:r>
-        <w:rPr>
-          <w:rFonts w:cs="Times New Roman"/>
-          <w:sz w:val="24"/>
-          <w:szCs w:val="24"/>
-          <w:highlight w:val="yellow"/>
-        </w:rPr>
-        <w:t>INDUSTRIAL</w:t>
-      </w:r>
-      <w:r>
-        <w:rPr>
-          <w:rFonts w:cs="Times New Roman"/>
-          <w:sz w:val="24"/>
-          <w:szCs w:val="24"/>
-          <w:highlight w:val="yellow"/>
-          <w:lang w:val="ru-RU"/>
-        </w:rPr>
-        <w:t>_</w:t>
-      </w:r>
-      <w:r>
-        <w:rPr>
-          <w:rFonts w:cs="Times New Roman"/>
-          <w:sz w:val="24"/>
-          <w:szCs w:val="24"/>
-          <w:highlight w:val="yellow"/>
-        </w:rPr>
-        <w:t>SAFETY</w:t>
-      </w:r>
-      <w:r>
-        <w:rPr>
-          <w:rFonts w:cs="Times New Roman"/>
-          <w:sz w:val="24"/>
-          <w:szCs w:val="24"/>
-          <w:highlight w:val="yellow"/>
-          <w:lang w:val="ru-RU"/>
-        </w:rPr>
-        <w:t>_</w:t>
-      </w:r>
-      <w:r>
-        <w:rPr>
-          <w:rFonts w:cs="Times New Roman"/>
-          <w:sz w:val="24"/>
-          <w:szCs w:val="24"/>
-          <w:highlight w:val="yellow"/>
-        </w:rPr>
-        <w:t>MANAGEMENT</w:t>
-      </w:r>
-      <w:r>
-        <w:rPr>
-          <w:rFonts w:cs="Times New Roman"/>
-          <w:sz w:val="24"/>
-          <w:szCs w:val="24"/>
-          <w:highlight w:val="yellow"/>
-          <w:lang w:val="ru-RU"/>
-        </w:rPr>
-        <w:t>_</w:t>
-      </w:r>
-      <w:r>
-        <w:rPr>
-          <w:rFonts w:cs="Times New Roman"/>
-          <w:sz w:val="24"/>
-          <w:szCs w:val="24"/>
-          <w:highlight w:val="yellow"/>
-        </w:rPr>
-        <w:t>SYSTEM</w:t>
-      </w:r>
-      <w:r>
-        <w:rPr>
-          <w:rFonts w:cs="Times New Roman"/>
-          <w:sz w:val="24"/>
-          <w:szCs w:val="24"/>
-          <w:highlight w:val="yellow"/>
-          <w:lang w:val="ru-RU"/>
-        </w:rPr>
-        <w:t xml:space="preserve"> }}</w:t>
-      </w:r>
-      <w:r>
-        <w:rPr>
-          <w:rFonts w:cs="Times New Roman"/>
-          <w:sz w:val="24"/>
-          <w:szCs w:val="24"/>
-          <w:highlight w:val="yellow"/>
-          <w:lang w:val="ru-RU" w:eastAsia="ru-RU"/>
-        </w:rPr>
-        <w:t>)</w:t>
-      </w:r>
-      <w:r>
-        <w:rPr>
-          <w:rFonts w:cs="Times New Roman"/>
-          <w:sz w:val="24"/>
-          <w:szCs w:val="24"/>
-          <w:highlight w:val="yellow"/>
-          <w:lang w:val="ru-RU" w:eastAsia="ru-RU"/>
-        </w:rPr>
-        <w:t>.</w:t>
+        <w:t xml:space="preserve">(Стандарт организации «Положение о системе управления промышленной безопасностью в группе «ТАТНЕФТЬ»» </w:t>
+      </w:r>
+      <w:r>
+        <w:rPr>
+          <w:rFonts w:cs="Times New Roman"/>
+          <w:sz w:val="24"/>
+          <w:szCs w:val="24"/>
+          <w:highlight w:val="lightGray"/>
+          <w:lang w:val="ru-RU" w:eastAsia="ru-RU"/>
+        </w:rPr>
+        <w:t>СТО ТН 109-2026 (распоряжение №40/ХАГ-</w:t>
+      </w:r>
+      <w:proofErr w:type="spellStart"/>
+      <w:r>
+        <w:rPr>
+          <w:rFonts w:cs="Times New Roman"/>
+          <w:sz w:val="24"/>
+          <w:szCs w:val="24"/>
+          <w:highlight w:val="lightGray"/>
+          <w:lang w:val="ru-RU" w:eastAsia="ru-RU"/>
+        </w:rPr>
+        <w:t>Расп</w:t>
+      </w:r>
+      <w:proofErr w:type="spellEnd"/>
+      <w:r>
+        <w:rPr>
+          <w:rFonts w:cs="Times New Roman"/>
+          <w:sz w:val="24"/>
+          <w:szCs w:val="24"/>
+          <w:highlight w:val="lightGray"/>
+          <w:lang w:val="ru-RU" w:eastAsia="ru-RU"/>
+        </w:rPr>
+        <w:t>(0002) от 25.02.2026)</w:t>
+      </w:r>
+      <w:r>
+        <w:rPr>
+          <w:rFonts w:cs="Times New Roman"/>
+          <w:sz w:val="24"/>
+          <w:szCs w:val="24"/>
+          <w:lang w:val="ru-RU" w:eastAsia="ru-RU"/>
+        </w:rPr>
+        <w:t>).</w:t>
       </w:r>
     </w:p>
     <w:p>
@@ -22911,7 +22454,18 @@
           <w:szCs w:val="24"/>
           <w:lang w:val="ru-RU" w:eastAsia="ru-RU"/>
         </w:rPr>
-        <w:t>В ПАО «Татнефть» им. В. Д. Шашина создана аттестационная комиссия по проверке у руководителей, специалистов и работников организаций, выполняющих работы или оказывающих услуги на объектах (территории) Группы «Татнефть», знаний норм и правил промышленной, энергетической безопасности и безопасности гидротехнических сооружений. Члены аттестационной комиссии ПАО «Татнефть» им. В. Д. Шашина проходят аттестацию в Центральной аттестационной комиссии.</w:t>
+        <w:t xml:space="preserve">В ПАО «Татнефть» им. В. Д. Шашина создана аттестационная комиссия по проверке у руководителей, специалистов и работников организаций, выполняющих работы или оказывающих услуги на объектах (территории) Группы «Татнефть», знаний норм и правил промышленной, энергетической безопасности и безопасности гидротехнических </w:t>
+      </w:r>
+      <w:r>
+        <w:rPr>
+          <w:rFonts w:cs="Times New Roman"/>
+          <w:color w:val="E36C0A" w:themeColor="accent6" w:themeShade="BF"/>
+          <w:sz w:val="24"/>
+          <w:szCs w:val="24"/>
+          <w:lang w:val="ru-RU" w:eastAsia="ru-RU"/>
+        </w:rPr>
+        <w:lastRenderedPageBreak/>
+        <w:t>сооружений. Члены аттестационной комиссии ПАО «Татнефть» им. В. Д. Шашина проходят аттестацию в Центральной аттестационной комиссии.</w:t>
       </w:r>
     </w:p>
     <w:p>
@@ -22948,7 +22502,6 @@
           <w:szCs w:val="24"/>
           <w:lang w:val="ru-RU" w:eastAsia="ru-RU"/>
         </w:rPr>
-        <w:lastRenderedPageBreak/>
         <w:t>Важной частью профессиональной подготовки персонала является инструктаж, прохождение которого фиксируется в журнале регистрации инструктажа. Все поступающие на предприятие работники независимо от их образования, квалификации и стажа работы проходят вводный инструктаж.</w:t>
       </w:r>
     </w:p>
@@ -23326,27 +22879,7 @@
           <w:szCs w:val="24"/>
           <w:lang w:val="ru-RU" w:eastAsia="ru-RU"/>
         </w:rPr>
-        <w:t xml:space="preserve"> проверяется во время учебно-тренировочных занятий с персоналом объекта, проводимых по графику, </w:t>
-      </w:r>
-      <w:proofErr w:type="spellStart"/>
-      <w:r>
-        <w:rPr>
-          <w:rFonts w:cs="Times New Roman"/>
-          <w:sz w:val="24"/>
-          <w:szCs w:val="24"/>
-          <w:lang w:val="ru-RU" w:eastAsia="ru-RU"/>
-        </w:rPr>
-        <w:t>утвержденному</w:t>
-      </w:r>
-      <w:proofErr w:type="spellEnd"/>
-      <w:r>
-        <w:rPr>
-          <w:rFonts w:cs="Times New Roman"/>
-          <w:sz w:val="24"/>
-          <w:szCs w:val="24"/>
-          <w:lang w:val="ru-RU" w:eastAsia="ru-RU"/>
-        </w:rPr>
-        <w:t xml:space="preserve"> техническим руководителем структурного подразделения, эксплуатирующего опасный производственный объект. График учебно-тренировочных занятий по </w:t>
+        <w:t xml:space="preserve"> проверяется во время учебно-тренировочных занятий с персоналом объекта, проводимых по графику, утвержденному техническим руководителем структурного подразделения, эксплуатирующего опасный производственный объект. График учебно-тренировочных занятий по </w:t>
       </w:r>
       <w:r>
         <w:rPr>
@@ -23364,27 +22897,17 @@
           <w:szCs w:val="24"/>
           <w:lang w:val="ru-RU" w:eastAsia="ru-RU"/>
         </w:rPr>
-        <w:t xml:space="preserve"> с персоналом ОПО составляется на год. Темы учебно-тренировочных занятий должны соответствовать возможным аварийным ситуациям, </w:t>
-      </w:r>
-      <w:proofErr w:type="spellStart"/>
-      <w:r>
-        <w:rPr>
-          <w:rFonts w:cs="Times New Roman"/>
-          <w:sz w:val="24"/>
-          <w:szCs w:val="24"/>
-          <w:lang w:val="ru-RU" w:eastAsia="ru-RU"/>
-        </w:rPr>
-        <w:t>определенным</w:t>
-      </w:r>
-      <w:proofErr w:type="spellEnd"/>
-      <w:r>
-        <w:rPr>
-          <w:rFonts w:cs="Times New Roman"/>
-          <w:sz w:val="24"/>
-          <w:szCs w:val="24"/>
-          <w:lang w:val="ru-RU" w:eastAsia="ru-RU"/>
-        </w:rPr>
-        <w:t xml:space="preserve"> в оперативной части </w:t>
+        <w:t xml:space="preserve"> с персоналом ОПО составляется на </w:t>
+      </w:r>
+      <w:r>
+        <w:rPr>
+          <w:rFonts w:cs="Times New Roman"/>
+          <w:sz w:val="24"/>
+          <w:szCs w:val="24"/>
+          <w:lang w:val="ru-RU" w:eastAsia="ru-RU"/>
+        </w:rPr>
+        <w:lastRenderedPageBreak/>
+        <w:t xml:space="preserve">год. Темы учебно-тренировочных занятий должны соответствовать возможным аварийным ситуациям, определенным в оперативной части </w:t>
       </w:r>
       <w:r>
         <w:rPr>
@@ -23442,77 +22965,7 @@
           <w:szCs w:val="24"/>
           <w:lang w:val="ru-RU" w:eastAsia="ru-RU"/>
         </w:rPr>
-        <w:t xml:space="preserve">, устанавливается техническим руководителем </w:t>
-      </w:r>
-      <w:r>
-        <w:rPr>
-          <w:rFonts w:cs="Times New Roman"/>
-          <w:sz w:val="24"/>
-          <w:szCs w:val="24"/>
-          <w:lang w:val="ru-RU" w:eastAsia="ru-RU"/>
-        </w:rPr>
-        <w:lastRenderedPageBreak/>
-        <w:t xml:space="preserve">структурного подразделения, эксплуатирующего опасный производственный объект, с </w:t>
-      </w:r>
-      <w:proofErr w:type="spellStart"/>
-      <w:r>
-        <w:rPr>
-          <w:rFonts w:cs="Times New Roman"/>
-          <w:sz w:val="24"/>
-          <w:szCs w:val="24"/>
-          <w:lang w:val="ru-RU" w:eastAsia="ru-RU"/>
-        </w:rPr>
-        <w:t>учетом</w:t>
-      </w:r>
-      <w:proofErr w:type="spellEnd"/>
-      <w:r>
-        <w:rPr>
-          <w:rFonts w:cs="Times New Roman"/>
-          <w:sz w:val="24"/>
-          <w:szCs w:val="24"/>
-          <w:lang w:val="ru-RU" w:eastAsia="ru-RU"/>
-        </w:rPr>
-        <w:t xml:space="preserve"> количества видов возможных аварий и конкретных условий, но не реже одного раза в год по каждому виду возможных аварии, с </w:t>
-      </w:r>
-      <w:proofErr w:type="spellStart"/>
-      <w:r>
-        <w:rPr>
-          <w:rFonts w:cs="Times New Roman"/>
-          <w:sz w:val="24"/>
-          <w:szCs w:val="24"/>
-          <w:lang w:val="ru-RU" w:eastAsia="ru-RU"/>
-        </w:rPr>
-        <w:t>учетом</w:t>
-      </w:r>
-      <w:proofErr w:type="spellEnd"/>
-      <w:r>
-        <w:rPr>
-          <w:rFonts w:cs="Times New Roman"/>
-          <w:sz w:val="24"/>
-          <w:szCs w:val="24"/>
-          <w:lang w:val="ru-RU" w:eastAsia="ru-RU"/>
-        </w:rPr>
-        <w:t xml:space="preserve"> сезонности, а также с </w:t>
-      </w:r>
-      <w:proofErr w:type="spellStart"/>
-      <w:r>
-        <w:rPr>
-          <w:rFonts w:cs="Times New Roman"/>
-          <w:sz w:val="24"/>
-          <w:szCs w:val="24"/>
-          <w:lang w:val="ru-RU" w:eastAsia="ru-RU"/>
-        </w:rPr>
-        <w:t>учетом</w:t>
-      </w:r>
-      <w:proofErr w:type="spellEnd"/>
-      <w:r>
-        <w:rPr>
-          <w:rFonts w:cs="Times New Roman"/>
-          <w:sz w:val="24"/>
-          <w:szCs w:val="24"/>
-          <w:lang w:val="ru-RU" w:eastAsia="ru-RU"/>
-        </w:rPr>
-        <w:t xml:space="preserve">, что при вахтовом методе работы работников цеха необходимо, чтобы каждая тема учебно-тренировочных занятий с работником была проведена. </w:t>
+        <w:t xml:space="preserve">, устанавливается техническим руководителем структурного подразделения, эксплуатирующего опасный производственный объект, с учетом количества видов возможных аварий и конкретных условий, но не реже одного раза в год по каждому виду возможных аварии, с учетом сезонности, а также с учетом, что при вахтовом методе работы работников цеха необходимо, чтобы каждая тема учебно-тренировочных занятий с работником была проведена. </w:t>
       </w:r>
     </w:p>
     <w:p>
@@ -23641,29 +23094,58 @@
           <w:szCs w:val="24"/>
           <w:lang w:val="ru-RU" w:eastAsia="ru-RU"/>
         </w:rPr>
-        <w:t xml:space="preserve">В соответствии с ст. 11 Федерального закона от 21.07.1997 № 116-ФЗ «О промышленной безопасности» организация </w:t>
+        <w:t xml:space="preserve">В соответствии с ст. 11 Федерального закона от 21.07.1997 № 116-ФЗ </w:t>
+      </w:r>
+      <w:r>
+        <w:rPr>
+          <w:rFonts w:cs="Times New Roman"/>
+          <w:sz w:val="24"/>
+          <w:szCs w:val="24"/>
+          <w:highlight w:val="lightGray"/>
+          <w:lang w:val="ru-RU" w:eastAsia="ru-RU"/>
+        </w:rPr>
+        <w:t xml:space="preserve">«О промышленной безопасности опасных производственных </w:t>
       </w:r>
       <w:proofErr w:type="gramStart"/>
       <w:r>
         <w:rPr>
+          <w:rFonts w:cs="Times New Roman"/>
+          <w:sz w:val="24"/>
+          <w:szCs w:val="24"/>
+          <w:highlight w:val="lightGray"/>
+          <w:lang w:val="ru-RU" w:eastAsia="ru-RU"/>
+        </w:rPr>
+        <w:t>объектов»  (</w:t>
+      </w:r>
+      <w:proofErr w:type="gramEnd"/>
+      <w:r>
+        <w:rPr>
+          <w:rFonts w:cs="Times New Roman"/>
+          <w:sz w:val="24"/>
+          <w:szCs w:val="24"/>
+          <w:highlight w:val="lightGray"/>
+          <w:lang w:val="ru-RU" w:eastAsia="ru-RU"/>
+        </w:rPr>
+        <w:t>в редакции от 08.08.2024г.)</w:t>
+      </w:r>
+      <w:r>
+        <w:rPr>
+          <w:rFonts w:cs="Times New Roman"/>
+          <w:sz w:val="24"/>
+          <w:szCs w:val="24"/>
+          <w:lang w:val="ru-RU" w:eastAsia="ru-RU"/>
+        </w:rPr>
+        <w:t xml:space="preserve"> организация </w:t>
+      </w:r>
+      <w:r>
+        <w:rPr>
           <w:rFonts w:eastAsia="Times New Roman" w:cs="Times New Roman"/>
           <w:sz w:val="24"/>
           <w:szCs w:val="24"/>
           <w:highlight w:val="yellow"/>
           <w:lang w:val="ru-RU" w:eastAsia="ru-RU"/>
         </w:rPr>
-        <w:t>{{ SHORT</w:t>
-      </w:r>
-      <w:proofErr w:type="gramEnd"/>
-      <w:r>
-        <w:rPr>
-          <w:rFonts w:eastAsia="Times New Roman" w:cs="Times New Roman"/>
-          <w:sz w:val="24"/>
-          <w:szCs w:val="24"/>
-          <w:highlight w:val="yellow"/>
-          <w:lang w:val="ru-RU" w:eastAsia="ru-RU"/>
-        </w:rPr>
-        <w:t>_NAME }}</w:t>
+        <w:t>{{ SHORT_NAME }}</w:t>
       </w:r>
       <w:r>
         <w:rPr>
@@ -23905,7 +23387,16 @@
           <w:szCs w:val="24"/>
           <w:lang w:val="ru-RU"/>
         </w:rPr>
-        <w:t>Система управления промышленной безопасностью устанавливает требования к обеспечению безопасной эксплуатации опасных производственных объектов и направлено на предупреждение аварий на опасных производственных объектах и обеспечение готовности предприятия, эксплуатирующего опасные производственные объекты, к локализации и ликвидации последствий указанных</w:t>
+        <w:t xml:space="preserve">Система управления промышленной безопасностью устанавливает требования к обеспечению безопасной эксплуатации опасных производственных объектов и направлено </w:t>
+      </w:r>
+      <w:r>
+        <w:rPr>
+          <w:sz w:val="24"/>
+          <w:szCs w:val="24"/>
+          <w:lang w:val="ru-RU"/>
+        </w:rPr>
+        <w:lastRenderedPageBreak/>
+        <w:t>на предупреждение аварий на опасных производственных объектах и обеспечение готовности предприятия, эксплуатирующего опасные производственные объекты, к локализации и ликвидации последствий указанных</w:t>
       </w:r>
       <w:r>
         <w:rPr>
@@ -23971,7 +23462,6 @@
           <w:szCs w:val="24"/>
           <w:lang w:val="ru-RU"/>
         </w:rPr>
-        <w:lastRenderedPageBreak/>
         <w:t xml:space="preserve">предупреждение аварий и инцидентов на ОПО </w:t>
       </w:r>
       <w:proofErr w:type="gramStart"/>
@@ -24846,6 +24336,7 @@
           <w:szCs w:val="24"/>
           <w:lang w:val="ru-RU"/>
         </w:rPr>
+        <w:lastRenderedPageBreak/>
         <w:t xml:space="preserve">организация работы по лицензированию эксплуатации взрывопожароопасных и химически опасных производственных объектов </w:t>
       </w:r>
       <w:r>
@@ -24959,7 +24450,6 @@
           <w:szCs w:val="24"/>
           <w:lang w:val="ru-RU"/>
         </w:rPr>
-        <w:lastRenderedPageBreak/>
         <w:t xml:space="preserve">Для </w:t>
       </w:r>
       <w:proofErr w:type="gramStart"/>
@@ -25348,25 +24838,7 @@
           <w:szCs w:val="24"/>
           <w:lang w:val="ru-RU"/>
         </w:rPr>
-        <w:t xml:space="preserve">Целью производственного контроля является предупреждение аварий, инцидентов и обеспечение готовности организации к локализации и ликвидации последствий аварий и инцидентов на опасных производственных объектах за </w:t>
-      </w:r>
-      <w:proofErr w:type="spellStart"/>
-      <w:r>
-        <w:rPr>
-          <w:sz w:val="24"/>
-          <w:szCs w:val="24"/>
-          <w:lang w:val="ru-RU"/>
-        </w:rPr>
-        <w:t>счет</w:t>
-      </w:r>
-      <w:proofErr w:type="spellEnd"/>
-      <w:r>
-        <w:rPr>
-          <w:sz w:val="24"/>
-          <w:szCs w:val="24"/>
-          <w:lang w:val="ru-RU"/>
-        </w:rPr>
-        <w:t xml:space="preserve"> осуществления комплекса организационно-технических мероприятий.</w:t>
+        <w:t>Целью производственного контроля является предупреждение аварий, инцидентов и обеспечение готовности организации к локализации и ликвидации последствий аварий и инцидентов на опасных производственных объектах за счет осуществления комплекса организационно-технических мероприятий.</w:t>
       </w:r>
     </w:p>
     <w:p>
@@ -25415,27 +24887,8 @@
           <w:szCs w:val="24"/>
           <w:lang w:val="ru-RU"/>
         </w:rPr>
-        <w:t xml:space="preserve">анализ состояния промышленной безопасности опасных производственных объектов, в том числе </w:t>
-      </w:r>
-      <w:proofErr w:type="spellStart"/>
-      <w:r>
-        <w:rPr>
-          <w:rFonts w:eastAsia="Calibri"/>
-          <w:sz w:val="24"/>
-          <w:szCs w:val="24"/>
-          <w:lang w:val="ru-RU"/>
-        </w:rPr>
-        <w:t>путем</w:t>
-      </w:r>
-      <w:proofErr w:type="spellEnd"/>
-      <w:r>
-        <w:rPr>
-          <w:rFonts w:eastAsia="Calibri"/>
-          <w:sz w:val="24"/>
-          <w:szCs w:val="24"/>
-          <w:lang w:val="ru-RU"/>
-        </w:rPr>
-        <w:t xml:space="preserve"> организации проведения соответствующих экспертиз и обследований;</w:t>
+        <w:lastRenderedPageBreak/>
+        <w:t>анализ состояния промышленной безопасности опасных производственных объектов, в том числе путем организации проведения соответствующих экспертиз и обследований;</w:t>
       </w:r>
     </w:p>
     <w:p>
@@ -25493,7 +24946,6 @@
           <w:szCs w:val="24"/>
           <w:lang w:val="ru-RU"/>
         </w:rPr>
-        <w:lastRenderedPageBreak/>
         <w:t>контроль за соблюдением требований промышленной безопасности, установленных федеральными законами и принимаемыми в соответствии с ними нормативными правовыми актами, контроль за соблюдением требований, содержащихся в обосновании безопасности опасного производственного объекта (при его наличии), а также контроль за соблюдением требований локальных нормативных актов эксплуатирующей организации по вопросам промышленной безопасности;</w:t>
       </w:r>
     </w:p>
@@ -25658,25 +25110,7 @@
           <w:szCs w:val="24"/>
           <w:lang w:val="ru-RU"/>
         </w:rPr>
-        <w:t xml:space="preserve">Порядок расследования аварий, инцидентов, несчастных случаев, их </w:t>
-      </w:r>
-      <w:proofErr w:type="spellStart"/>
-      <w:r>
-        <w:rPr>
-          <w:sz w:val="24"/>
-          <w:szCs w:val="24"/>
-          <w:lang w:val="ru-RU"/>
-        </w:rPr>
-        <w:t>учет</w:t>
-      </w:r>
-      <w:proofErr w:type="spellEnd"/>
-      <w:r>
-        <w:rPr>
-          <w:sz w:val="24"/>
-          <w:szCs w:val="24"/>
-          <w:lang w:val="ru-RU"/>
-        </w:rPr>
-        <w:t xml:space="preserve"> и анализ осуществляется в </w:t>
+        <w:t xml:space="preserve">Порядок расследования аварий, инцидентов, несчастных случаев, их учет и анализ осуществляется в </w:t>
       </w:r>
       <w:proofErr w:type="gramStart"/>
       <w:r>
@@ -25829,6 +25263,7 @@
           <w:szCs w:val="24"/>
           <w:lang w:val="ru-RU"/>
         </w:rPr>
+        <w:lastRenderedPageBreak/>
         <w:t xml:space="preserve">Руководство по безопасности «Методические рекомендации по классификации </w:t>
       </w:r>
       <w:proofErr w:type="spellStart"/>
@@ -25913,7 +25348,6 @@
           <w:szCs w:val="24"/>
           <w:lang w:val="ru-RU"/>
         </w:rPr>
-        <w:lastRenderedPageBreak/>
         <w:t>Приказ Минтруда России от 20.04.2022 № 223н "Об утверждении Положения об особенностях расследования несчастных случаев на производстве в отдельных отраслях и организациях, форм документов, соответствующих классификаторов, необходимых для расследования несчастных случаев на производстве".</w:t>
       </w:r>
     </w:p>
@@ -26204,29 +25638,7 @@
           <w:szCs w:val="24"/>
           <w:lang w:val="ru-RU" w:eastAsia="ru-RU"/>
         </w:rPr>
-        <w:t xml:space="preserve">еречень </w:t>
-      </w:r>
-      <w:proofErr w:type="spellStart"/>
-      <w:r>
-        <w:rPr>
-          <w:rFonts w:ascii="Times New Roman" w:hAnsi="Times New Roman" w:cs="Times New Roman"/>
-          <w:color w:val="auto"/>
-          <w:sz w:val="24"/>
-          <w:szCs w:val="24"/>
-          <w:lang w:val="ru-RU" w:eastAsia="ru-RU"/>
-        </w:rPr>
-        <w:t>проведенных</w:t>
-      </w:r>
-      <w:proofErr w:type="spellEnd"/>
-      <w:r>
-        <w:rPr>
-          <w:rFonts w:ascii="Times New Roman" w:hAnsi="Times New Roman" w:cs="Times New Roman"/>
-          <w:color w:val="auto"/>
-          <w:sz w:val="24"/>
-          <w:szCs w:val="24"/>
-          <w:lang w:val="ru-RU" w:eastAsia="ru-RU"/>
-        </w:rPr>
-        <w:t xml:space="preserve"> работ по анализу опасностей технологических процессов, количественной оценке риска аварий на декларируемом объекте и техническому диагностированию с указанием сведений об организациях, проводивших указанные работы</w:t>
+        <w:t>еречень проведенных работ по анализу опасностей технологических процессов, количественной оценке риска аварий на декларируемом объекте и техническому диагностированию с указанием сведений об организациях, проводивших указанные работы</w:t>
       </w:r>
       <w:bookmarkEnd w:id="63"/>
     </w:p>
@@ -26642,27 +26054,7 @@
           <w:szCs w:val="24"/>
           <w:lang w:val="ru-RU" w:eastAsia="ru-RU"/>
         </w:rPr>
-        <w:t xml:space="preserve">Экспертиза промышленной безопасности согласно </w:t>
-      </w:r>
-      <w:proofErr w:type="spellStart"/>
-      <w:r>
-        <w:rPr>
-          <w:rFonts w:cs="Times New Roman"/>
-          <w:sz w:val="24"/>
-          <w:szCs w:val="24"/>
-          <w:lang w:val="ru-RU" w:eastAsia="ru-RU"/>
-        </w:rPr>
-        <w:t>утвержденным</w:t>
-      </w:r>
-      <w:proofErr w:type="spellEnd"/>
-      <w:r>
-        <w:rPr>
-          <w:rFonts w:cs="Times New Roman"/>
-          <w:sz w:val="24"/>
-          <w:szCs w:val="24"/>
-          <w:lang w:val="ru-RU" w:eastAsia="ru-RU"/>
-        </w:rPr>
-        <w:t xml:space="preserve"> графикам проведения.</w:t>
+        <w:t>Экспертиза промышленной безопасности согласно утвержденным графикам проведения.</w:t>
       </w:r>
     </w:p>
     <w:p>
@@ -26886,6 +26278,7 @@
                 <w:szCs w:val="20"/>
               </w:rPr>
             </w:pPr>
+            <w:proofErr w:type="spellStart"/>
             <w:r>
               <w:rPr>
                 <w:b/>
@@ -26893,7 +26286,17 @@
                 <w:sz w:val="20"/>
                 <w:szCs w:val="20"/>
               </w:rPr>
-              <w:t xml:space="preserve">Наименование </w:t>
+              <w:t>Наименование</w:t>
+            </w:r>
+            <w:proofErr w:type="spellEnd"/>
+            <w:r>
+              <w:rPr>
+                <w:b/>
+                <w:bCs/>
+                <w:sz w:val="20"/>
+                <w:szCs w:val="20"/>
+              </w:rPr>
+              <w:t xml:space="preserve"> </w:t>
             </w:r>
             <w:proofErr w:type="spellStart"/>
             <w:r>
@@ -27461,7 +26864,17 @@
           <w:szCs w:val="24"/>
           <w:lang w:val="ru-RU" w:eastAsia="ru-RU"/>
         </w:rPr>
-        <w:t xml:space="preserve"> выполняются в установленные сроки, по согласованию с вышеуказанными органами сроки выполнения распоряжений и предписаний. На момент разработки декларации промышленной безопасности </w:t>
+        <w:t xml:space="preserve"> выполняются в установленные сроки, по согласованию с вышеуказанными органами сроки выполнения распоряжений и </w:t>
+      </w:r>
+      <w:r>
+        <w:rPr>
+          <w:rFonts w:cs="Times New Roman"/>
+          <w:sz w:val="24"/>
+          <w:szCs w:val="24"/>
+          <w:lang w:val="ru-RU" w:eastAsia="ru-RU"/>
+        </w:rPr>
+        <w:lastRenderedPageBreak/>
+        <w:t xml:space="preserve">предписаний. На момент разработки декларации промышленной безопасности </w:t>
       </w:r>
       <w:r>
         <w:rPr>
@@ -27501,7 +26914,48 @@
           <w:szCs w:val="24"/>
           <w:lang w:val="ru-RU" w:eastAsia="ru-RU"/>
         </w:rPr>
-        <w:t>Все операции персонала при обращении с опасными веществами выполняются в строгом соответствии с требованиями Федерального закона от 21.07.1997 № 116-ФЗ «О промышленной безопасности опасных производственных объектов», действующими в Российской Федерации нормами и правилами, а также инструкциями заводов-изготовителей по эксплуатации оборудования.</w:t>
+        <w:t xml:space="preserve">Все операции персонала при обращении с опасными веществами выполняются в строгом соответствии с требованиями Федерального закона от 21.07.1997 № 116-ФЗ </w:t>
+      </w:r>
+      <w:r>
+        <w:rPr>
+          <w:rFonts w:cs="Times New Roman"/>
+          <w:sz w:val="24"/>
+          <w:szCs w:val="24"/>
+          <w:highlight w:val="lightGray"/>
+          <w:lang w:val="ru-RU" w:eastAsia="ru-RU"/>
+        </w:rPr>
+        <w:t xml:space="preserve">«О промышленной безопасности опасных производственных </w:t>
+      </w:r>
+      <w:proofErr w:type="gramStart"/>
+      <w:r>
+        <w:rPr>
+          <w:rFonts w:cs="Times New Roman"/>
+          <w:sz w:val="24"/>
+          <w:szCs w:val="24"/>
+          <w:highlight w:val="lightGray"/>
+          <w:lang w:val="ru-RU" w:eastAsia="ru-RU"/>
+        </w:rPr>
+        <w:t>объектов»  (</w:t>
+      </w:r>
+      <w:proofErr w:type="gramEnd"/>
+      <w:r>
+        <w:rPr>
+          <w:rFonts w:cs="Times New Roman"/>
+          <w:sz w:val="24"/>
+          <w:szCs w:val="24"/>
+          <w:highlight w:val="lightGray"/>
+          <w:lang w:val="ru-RU" w:eastAsia="ru-RU"/>
+        </w:rPr>
+        <w:t>в редакции от 08.08.2024г.)</w:t>
+      </w:r>
+      <w:r>
+        <w:rPr>
+          <w:rFonts w:cs="Times New Roman"/>
+          <w:sz w:val="24"/>
+          <w:szCs w:val="24"/>
+          <w:lang w:val="ru-RU" w:eastAsia="ru-RU"/>
+        </w:rPr>
+        <w:t>, действующими в Российской Федерации нормами и правилами, а также инструкциями заводов-изготовителей по эксплуатации оборудования.</w:t>
       </w:r>
     </w:p>
     <w:p>
@@ -27523,7 +26977,6 @@
           <w:szCs w:val="24"/>
           <w:lang w:val="ru-RU"/>
         </w:rPr>
-        <w:lastRenderedPageBreak/>
         <w:t>Для объекта предусмотрена з</w:t>
       </w:r>
       <w:r>
@@ -27875,27 +27328,7 @@
           <w:szCs w:val="24"/>
           <w:lang w:val="ru-RU"/>
         </w:rPr>
-        <w:t xml:space="preserve">2) выработка рекомендаций по инженерно-технической </w:t>
-      </w:r>
-      <w:proofErr w:type="spellStart"/>
-      <w:r>
-        <w:rPr>
-          <w:rFonts w:cs="Times New Roman"/>
-          <w:sz w:val="24"/>
-          <w:szCs w:val="24"/>
-          <w:lang w:val="ru-RU"/>
-        </w:rPr>
-        <w:t>оснащенности</w:t>
-      </w:r>
-      <w:proofErr w:type="spellEnd"/>
-      <w:r>
-        <w:rPr>
-          <w:rFonts w:cs="Times New Roman"/>
-          <w:sz w:val="24"/>
-          <w:szCs w:val="24"/>
-          <w:lang w:val="ru-RU"/>
-        </w:rPr>
-        <w:t xml:space="preserve"> объекта;</w:t>
+        <w:t>2) выработка рекомендаций по инженерно-технической оснащенности объекта;</w:t>
       </w:r>
     </w:p>
     <w:p>
@@ -27983,6 +27416,7 @@
           <w:szCs w:val="24"/>
           <w:lang w:val="ru-RU"/>
         </w:rPr>
+        <w:lastRenderedPageBreak/>
         <w:t>6) порядок оповещения работников декларируемого объекта, органов МВД и ФСБ об угрозе террористических актов и использования при этом средств и возможностей радиосвязи, городской телефонной связи;</w:t>
       </w:r>
     </w:p>
@@ -28027,28 +27461,7 @@
           <w:szCs w:val="24"/>
           <w:lang w:val="ru-RU"/>
         </w:rPr>
-        <w:lastRenderedPageBreak/>
-        <w:t xml:space="preserve">8) производится сбор, анализ информации об оперативной обстановке, постановка целей и задач, проводятся совместные совещания, а при необходимости </w:t>
-      </w:r>
-      <w:proofErr w:type="spellStart"/>
-      <w:r>
-        <w:rPr>
-          <w:rFonts w:cs="Times New Roman"/>
-          <w:sz w:val="24"/>
-          <w:szCs w:val="24"/>
-          <w:lang w:val="ru-RU"/>
-        </w:rPr>
-        <w:t>создается</w:t>
-      </w:r>
-      <w:proofErr w:type="spellEnd"/>
-      <w:r>
-        <w:rPr>
-          <w:rFonts w:cs="Times New Roman"/>
-          <w:sz w:val="24"/>
-          <w:szCs w:val="24"/>
-          <w:lang w:val="ru-RU"/>
-        </w:rPr>
-        <w:t xml:space="preserve"> временный оперативный штаб для выработки решений и контроля их выполнения.</w:t>
+        <w:t>8) производится сбор, анализ информации об оперативной обстановке, постановка целей и задач, проводятся совместные совещания, а при необходимости создается временный оперативный штаб для выработки решений и контроля их выполнения.</w:t>
       </w:r>
     </w:p>
     <w:p>
@@ -28390,6 +27803,7 @@
           <w:szCs w:val="24"/>
           <w:lang w:val="ru-RU"/>
         </w:rPr>
+        <w:lastRenderedPageBreak/>
         <w:t>В оперативной части плана мероприятий по локализации и ликвидации последствий аварий предусматриваются:</w:t>
       </w:r>
     </w:p>
@@ -28448,27 +27862,7 @@
           <w:szCs w:val="24"/>
           <w:lang w:val="ru-RU"/>
         </w:rPr>
-        <w:t xml:space="preserve">Мероприятия по эвакуации людей и охране окружающей среды, по локализации выхода нефти или газа, отключению </w:t>
-      </w:r>
-      <w:proofErr w:type="spellStart"/>
-      <w:r>
-        <w:rPr>
-          <w:rFonts w:eastAsia="Calibri"/>
-          <w:sz w:val="24"/>
-          <w:szCs w:val="24"/>
-          <w:lang w:val="ru-RU"/>
-        </w:rPr>
-        <w:t>поврежденного</w:t>
-      </w:r>
-      <w:proofErr w:type="spellEnd"/>
-      <w:r>
-        <w:rPr>
-          <w:rFonts w:eastAsia="Calibri"/>
-          <w:sz w:val="24"/>
-          <w:szCs w:val="24"/>
-          <w:lang w:val="ru-RU"/>
-        </w:rPr>
-        <w:t xml:space="preserve"> участка, ликвидации аварий;</w:t>
+        <w:t>Мероприятия по эвакуации людей и охране окружающей среды, по локализации выхода нефти или газа, отключению поврежденного участка, ликвидации аварий;</w:t>
       </w:r>
     </w:p>
     <w:p>
@@ -28526,7 +27920,6 @@
           <w:szCs w:val="24"/>
           <w:lang w:val="ru-RU"/>
         </w:rPr>
-        <w:lastRenderedPageBreak/>
         <w:t>Схема распределения обязанностей среди персонала на случай возникновения аварийных ситуаций;</w:t>
       </w:r>
     </w:p>
@@ -28614,27 +28007,7 @@
           <w:szCs w:val="24"/>
           <w:lang w:val="ru-RU"/>
         </w:rPr>
-        <w:t xml:space="preserve">Осуществление мероприятий по предупреждению </w:t>
-      </w:r>
-      <w:proofErr w:type="spellStart"/>
-      <w:r>
-        <w:rPr>
-          <w:rFonts w:eastAsia="Calibri"/>
-          <w:sz w:val="24"/>
-          <w:szCs w:val="24"/>
-          <w:lang w:val="ru-RU"/>
-        </w:rPr>
-        <w:t>тяжелых</w:t>
-      </w:r>
-      <w:proofErr w:type="spellEnd"/>
-      <w:r>
-        <w:rPr>
-          <w:rFonts w:eastAsia="Calibri"/>
-          <w:sz w:val="24"/>
-          <w:szCs w:val="24"/>
-          <w:lang w:val="ru-RU"/>
-        </w:rPr>
-        <w:t xml:space="preserve"> последствий аварий;</w:t>
+        <w:t>Осуществление мероприятий по предупреждению тяжелых последствий аварий;</w:t>
       </w:r>
     </w:p>
     <w:p>
@@ -28830,27 +28203,17 @@
           <w:szCs w:val="24"/>
           <w:lang w:val="ru-RU"/>
         </w:rPr>
-        <w:t xml:space="preserve">В соответствии с планом мероприятий по локализации и ликвидации последствий аварий осуществляются все необходимые переключения в технологической схеме и проводятся мероприятия по локализации источника загрязнения. Рассмотрены все варианты возможных аварий на опасных составляющих ОПО, </w:t>
-      </w:r>
-      <w:proofErr w:type="spellStart"/>
-      <w:r>
-        <w:rPr>
-          <w:rFonts w:cs="Times New Roman"/>
-          <w:sz w:val="24"/>
-          <w:szCs w:val="24"/>
-          <w:lang w:val="ru-RU"/>
-        </w:rPr>
-        <w:t>определен</w:t>
-      </w:r>
-      <w:proofErr w:type="spellEnd"/>
-      <w:r>
-        <w:rPr>
-          <w:rFonts w:cs="Times New Roman"/>
-          <w:sz w:val="24"/>
-          <w:szCs w:val="24"/>
-          <w:lang w:val="ru-RU"/>
-        </w:rPr>
-        <w:t xml:space="preserve"> круг обязанностей персонала и перечень мероприятий, выполняемых в случае возникновения внезапных событий, требующих немедленного реагирования, а также разработана схема оповещения о чрезвычайных ситуациях.</w:t>
+        <w:t xml:space="preserve">В соответствии с планом мероприятий по локализации и ликвидации последствий аварий осуществляются все необходимые переключения в технологической схеме и проводятся мероприятия по локализации источника загрязнения. Рассмотрены все варианты возможных аварий на опасных составляющих ОПО, определен круг обязанностей персонала и перечень мероприятий, выполняемых в случае возникновения внезапных событий, </w:t>
+      </w:r>
+      <w:r>
+        <w:rPr>
+          <w:rFonts w:cs="Times New Roman"/>
+          <w:sz w:val="24"/>
+          <w:szCs w:val="24"/>
+          <w:lang w:val="ru-RU"/>
+        </w:rPr>
+        <w:lastRenderedPageBreak/>
+        <w:t>требующих немедленного реагирования, а также разработана схема оповещения о чрезвычайных ситуациях.</w:t>
       </w:r>
     </w:p>
     <w:p>
@@ -28959,7 +28322,6 @@
           <w:szCs w:val="24"/>
           <w:lang w:val="ru-RU"/>
         </w:rPr>
-        <w:lastRenderedPageBreak/>
         <w:t>Автоматическую защиту, отключение оборудования и остановку перекачки продуктов в случаях, которые могут привести к аварийным ситуациям;</w:t>
       </w:r>
     </w:p>
@@ -28989,27 +28351,7 @@
           <w:szCs w:val="24"/>
           <w:lang w:val="ru-RU"/>
         </w:rPr>
-        <w:t xml:space="preserve">Содержание в постоянной готовности созданных аварийно-восстановительных формирований, укомплектованных необходимым персоналом и </w:t>
-      </w:r>
-      <w:proofErr w:type="spellStart"/>
-      <w:r>
-        <w:rPr>
-          <w:rFonts w:eastAsia="Calibri"/>
-          <w:sz w:val="24"/>
-          <w:szCs w:val="24"/>
-          <w:lang w:val="ru-RU"/>
-        </w:rPr>
-        <w:t>оснащенных</w:t>
-      </w:r>
-      <w:proofErr w:type="spellEnd"/>
-      <w:r>
-        <w:rPr>
-          <w:rFonts w:eastAsia="Calibri"/>
-          <w:sz w:val="24"/>
-          <w:szCs w:val="24"/>
-          <w:lang w:val="ru-RU"/>
-        </w:rPr>
-        <w:t xml:space="preserve"> техническими средствами;</w:t>
+        <w:t>Содержание в постоянной готовности созданных аварийно-восстановительных формирований, укомплектованных необходимым персоналом и оснащенных техническими средствами;</w:t>
       </w:r>
     </w:p>
     <w:p>
@@ -29113,20 +28455,19 @@
           <w:szCs w:val="24"/>
           <w:lang w:val="ru-RU"/>
         </w:rPr>
-        <w:t xml:space="preserve">Для проведения аварийно-спасательных и других неотложных работ по ликвидации последствий возможных аварий и чрезвычайных ситуаций природного и техногенного характера на декларируемом объекте согласно закону РФ «О промышленной безопасности опасных производственных объектов» № 116-ФЗ от </w:t>
-      </w:r>
-      <w:proofErr w:type="gramStart"/>
+        <w:t xml:space="preserve">Для проведения аварийно-спасательных и других неотложных работ по ликвидации последствий возможных аварий и чрезвычайных ситуаций природного и техногенного характера на декларируемом объекте согласно закону РФ </w:t>
+      </w:r>
       <w:r>
         <w:rPr>
           <w:rFonts w:cs="Times New Roman"/>
           <w:color w:val="E36C0A" w:themeColor="accent6" w:themeShade="BF"/>
           <w:sz w:val="24"/>
           <w:szCs w:val="24"/>
-          <w:lang w:val="ru-RU"/>
-        </w:rPr>
-        <w:t>21.07.97г. ,</w:t>
-      </w:r>
-      <w:proofErr w:type="gramEnd"/>
+          <w:highlight w:val="lightGray"/>
+          <w:lang w:val="ru-RU"/>
+        </w:rPr>
+        <w:t>«О промышленной безопасности опасных производственных объектов»  (в редакции от 08.08.2024г.)</w:t>
+      </w:r>
       <w:r>
         <w:rPr>
           <w:rFonts w:cs="Times New Roman"/>
@@ -29135,7 +28476,7 @@
           <w:szCs w:val="24"/>
           <w:lang w:val="ru-RU"/>
         </w:rPr>
-        <w:t xml:space="preserve"> распоряжением ПАО «Татнефть» №188/</w:t>
+        <w:t xml:space="preserve"> № 116-ФЗ от 21.07.97г. , распоряжением ПАО «Татнефть» №188/</w:t>
       </w:r>
       <w:proofErr w:type="spellStart"/>
       <w:r>
@@ -29181,9 +28522,8 @@
           <w:szCs w:val="24"/>
           <w:lang w:val="ru-RU"/>
         </w:rPr>
-        <w:t xml:space="preserve">Готовность НАСФ в рабочее время – постоянная, вне рабочего времени – 1,5 - 2 часа. </w:t>
-      </w:r>
-      <w:proofErr w:type="spellStart"/>
+        <w:t xml:space="preserve">Готовность НАСФ в рабочее время – постоянная, вне рабочего времени – 1,5 - 2 часа. Оснащенность нештатных аварийно-спасательных формирований определяется исходя из норм оснащения, приведенных в приказе МЧС РФ от 18.12.2014 г. (c изменениями </w:t>
+      </w:r>
       <w:r>
         <w:rPr>
           <w:rFonts w:cs="Times New Roman"/>
@@ -29192,40 +28532,8 @@
           <w:szCs w:val="24"/>
           <w:lang w:val="ru-RU"/>
         </w:rPr>
-        <w:t>Оснащенность</w:t>
-      </w:r>
-      <w:proofErr w:type="spellEnd"/>
-      <w:r>
-        <w:rPr>
-          <w:rFonts w:cs="Times New Roman"/>
-          <w:color w:val="E36C0A" w:themeColor="accent6" w:themeShade="BF"/>
-          <w:sz w:val="24"/>
-          <w:szCs w:val="24"/>
-          <w:lang w:val="ru-RU"/>
-        </w:rPr>
-        <w:t xml:space="preserve"> нештатных аварийно-спасательных формирований определяется исходя из норм оснащения, </w:t>
-      </w:r>
-      <w:proofErr w:type="spellStart"/>
-      <w:r>
-        <w:rPr>
-          <w:rFonts w:cs="Times New Roman"/>
-          <w:color w:val="E36C0A" w:themeColor="accent6" w:themeShade="BF"/>
-          <w:sz w:val="24"/>
-          <w:szCs w:val="24"/>
-          <w:lang w:val="ru-RU"/>
-        </w:rPr>
-        <w:t>приведенных</w:t>
-      </w:r>
-      <w:proofErr w:type="spellEnd"/>
-      <w:r>
-        <w:rPr>
-          <w:rFonts w:cs="Times New Roman"/>
-          <w:color w:val="E36C0A" w:themeColor="accent6" w:themeShade="BF"/>
-          <w:sz w:val="24"/>
-          <w:szCs w:val="24"/>
-          <w:lang w:val="ru-RU"/>
-        </w:rPr>
-        <w:t xml:space="preserve"> в приказе МЧС РФ от 18.12.2014 г. (c изменениями 05.10.2021г.) № 701 «Об утверждении типового порядка создания нештатных формирований по обеспечению выполнения мероприятий по гражданской обороне» , а также в соответствии с «Типовым табелем оснащения аварийно-спасательного формирования средствами индивидуальной защиты, специальным и вспомогательным оборудованием для ведения газоспасательных работ» (приложение Е «Методических рекомендаций по проведению проверки и определению возможностей профессиональных аварийно-спасательных формирований при аттестации на право ведения газоспасательных работ»).</w:t>
+        <w:lastRenderedPageBreak/>
+        <w:t>05.10.2021г.) № 701 «Об утверждении типового порядка создания нештатных формирований по обеспечению выполнения мероприятий по гражданской обороне» , а также в соответствии с «Типовым табелем оснащения аварийно-спасательного формирования средствами индивидуальной защиты, специальным и вспомогательным оборудованием для ведения газоспасательных работ» (приложение Е «Методических рекомендаций по проведению проверки и определению возможностей профессиональных аварийно-спасательных формирований при аттестации на право ведения газоспасательных работ»).</w:t>
       </w:r>
     </w:p>
     <w:p>
@@ -29249,7 +28557,6 @@
           <w:szCs w:val="24"/>
           <w:lang w:val="ru-RU"/>
         </w:rPr>
-        <w:lastRenderedPageBreak/>
         <w:t>В случае недостаточности сил для ликвидации ЧС на объектах ПАО «Татнефть» им. В.Д.</w:t>
       </w:r>
       <w:r>
@@ -29452,29 +28759,7 @@
           <w:szCs w:val="24"/>
           <w:lang w:val="ru-RU"/>
         </w:rPr>
-        <w:t xml:space="preserve">В ПАО «Татнефть» им. В. Д. Шашина </w:t>
-      </w:r>
-      <w:proofErr w:type="spellStart"/>
-      <w:r>
-        <w:rPr>
-          <w:rFonts w:cs="Times New Roman"/>
-          <w:color w:val="E36C0A" w:themeColor="accent6" w:themeShade="BF"/>
-          <w:sz w:val="24"/>
-          <w:szCs w:val="24"/>
-          <w:lang w:val="ru-RU"/>
-        </w:rPr>
-        <w:t>заключен</w:t>
-      </w:r>
-      <w:proofErr w:type="spellEnd"/>
-      <w:r>
-        <w:rPr>
-          <w:rFonts w:cs="Times New Roman"/>
-          <w:color w:val="E36C0A" w:themeColor="accent6" w:themeShade="BF"/>
-          <w:sz w:val="24"/>
-          <w:szCs w:val="24"/>
-          <w:lang w:val="ru-RU"/>
-        </w:rPr>
-        <w:t xml:space="preserve"> договор на выполнение работ по тушению пожаров и проведение АСР, связанные с тушением пожаров:</w:t>
+        <w:t>В ПАО «Татнефть» им. В. Д. Шашина заключен договор на выполнение работ по тушению пожаров и проведение АСР, связанные с тушением пожаров:</w:t>
       </w:r>
     </w:p>
     <w:p>
@@ -29607,18 +28892,8 @@
           <w:szCs w:val="24"/>
           <w:lang w:val="ru-RU"/>
         </w:rPr>
-        <w:t xml:space="preserve">В соответствии с федеральным законом №68-ФЗ от 21.12.94г. «О защите населения и территорий от ЧС природного и техногенного характера» (с изменениями), №28-ФЗ от 12.02.1998г. «О гражданской обороне» (с изменениями), Постановлением Правительства РФ «Об утверждении правил создания, использования и восполнения резервов материальных ресурсов федеральных органов исполнительной власти для ликвидации чрезвычайных ситуаций природного и техногенного характера» от 25.07.2020 г. №1119, №379 «О накоплении, хранении и использовании в целях гражданской обороны запасов материально-технических, продовольственных, медицинских и иных средств» (с изменениями), </w:t>
-      </w:r>
-      <w:r>
-        <w:rPr>
-          <w:rFonts w:cs="Times New Roman"/>
-          <w:color w:val="E36C0A" w:themeColor="accent6" w:themeShade="BF"/>
-          <w:sz w:val="24"/>
-          <w:szCs w:val="24"/>
-          <w:lang w:val="ru-RU"/>
-        </w:rPr>
         <w:lastRenderedPageBreak/>
-        <w:t>постановлением Кабинета Министров Республики Татарстан от 11.07.2008г. №488 «О создании резервов материальных ресурсов для ликвидации чрезвычайных ситуаций природного и техногенного характера» (с изменениями) в ПАО «Татнефть» издан приказ №244/МНУ-</w:t>
+        <w:t>В соответствии с федеральным законом №68-ФЗ от 21.12.94г. «О защите населения и территорий от ЧС природного и техногенного характера» (с изменениями), №28-ФЗ от 12.02.1998г. «О гражданской обороне» (с изменениями), Постановлением Правительства РФ «Об утверждении правил создания, использования и восполнения резервов материальных ресурсов федеральных органов исполнительной власти для ликвидации чрезвычайных ситуаций природного и техногенного характера» от 25.07.2020 г. №1119, №379 «О накоплении, хранении и использовании в целях гражданской обороны запасов материально-технических, продовольственных, медицинских и иных средств» (с изменениями), постановлением Кабинета Министров Республики Татарстан от 11.07.2008г. №488 «О создании резервов материальных ресурсов для ликвидации чрезвычайных ситуаций природного и техногенного характера» (с изменениями) в ПАО «Татнефть» издан приказ №244/МНУ-</w:t>
       </w:r>
       <w:proofErr w:type="spellStart"/>
       <w:r>
@@ -29664,29 +28939,7 @@
           <w:szCs w:val="24"/>
           <w:lang w:val="ru-RU"/>
         </w:rPr>
-        <w:t xml:space="preserve">Резерв материальных ресурсов для ликвидации чрезвычайных ситуаций создан, исходя из прогнозируемых видов и масштабов чрезвычайных ситуаций, предполагаемого </w:t>
-      </w:r>
-      <w:proofErr w:type="spellStart"/>
-      <w:r>
-        <w:rPr>
-          <w:rFonts w:cs="Times New Roman"/>
-          <w:color w:val="E36C0A" w:themeColor="accent6" w:themeShade="BF"/>
-          <w:sz w:val="24"/>
-          <w:szCs w:val="24"/>
-          <w:lang w:val="ru-RU"/>
-        </w:rPr>
-        <w:t>объема</w:t>
-      </w:r>
-      <w:proofErr w:type="spellEnd"/>
-      <w:r>
-        <w:rPr>
-          <w:rFonts w:cs="Times New Roman"/>
-          <w:color w:val="E36C0A" w:themeColor="accent6" w:themeShade="BF"/>
-          <w:sz w:val="24"/>
-          <w:szCs w:val="24"/>
-          <w:lang w:val="ru-RU"/>
-        </w:rPr>
-        <w:t xml:space="preserve"> работ по их ликвидации, а также максимально возможного использования имеющихся сил и средств для ликвидации чрезвычайных ситуаций. Резерв материальных ресурсов используются при проведении аварийно-спасательных и других неотложных работ по устранению непосредственной опасности для жизни и здоровья людей, оказания им единовременной материальной помощи и других первоочередных мероприятий, связанных обеспечением жизнедеятельности пострадавших, резервы размещены на объектах, откуда возможна их оперативная доставка в зоны ЧС и без специального разрешения не используются.</w:t>
+        <w:t>Резерв материальных ресурсов для ликвидации чрезвычайных ситуаций создан, исходя из прогнозируемых видов и масштабов чрезвычайных ситуаций, предполагаемого объема работ по их ликвидации, а также максимально возможного использования имеющихся сил и средств для ликвидации чрезвычайных ситуаций. Резерв материальных ресурсов используются при проведении аварийно-спасательных и других неотложных работ по устранению непосредственной опасности для жизни и здоровья людей, оказания им единовременной материальной помощи и других первоочередных мероприятий, связанных обеспечением жизнедеятельности пострадавших, резервы размещены на объектах, откуда возможна их оперативная доставка в зоны ЧС и без специального разрешения не используются.</w:t>
       </w:r>
     </w:p>
     <w:p>
@@ -29734,29 +28987,7 @@
           <w:szCs w:val="24"/>
           <w:lang w:val="ru-RU"/>
         </w:rPr>
-        <w:t xml:space="preserve">Номенклатура и </w:t>
-      </w:r>
-      <w:proofErr w:type="spellStart"/>
-      <w:r>
-        <w:rPr>
-          <w:rFonts w:cs="Times New Roman"/>
-          <w:color w:val="E36C0A" w:themeColor="accent6" w:themeShade="BF"/>
-          <w:sz w:val="24"/>
-          <w:szCs w:val="24"/>
-          <w:lang w:val="ru-RU"/>
-        </w:rPr>
-        <w:t>объемы</w:t>
-      </w:r>
-      <w:proofErr w:type="spellEnd"/>
-      <w:r>
-        <w:rPr>
-          <w:rFonts w:cs="Times New Roman"/>
-          <w:color w:val="E36C0A" w:themeColor="accent6" w:themeShade="BF"/>
-          <w:sz w:val="24"/>
-          <w:szCs w:val="24"/>
-          <w:lang w:val="ru-RU"/>
-        </w:rPr>
-        <w:t xml:space="preserve"> создаваемых резервов согласовываются с начальником сектора по ГО, ЧС и ВМР, отдела по комплексной безопасности, ГО и ЧС, управления экономической безопасности, защиты информации, гражданской обороны и чрезвычайных ситуаций исполнительного аппарата ПАО «Татнефть».</w:t>
+        <w:t>Номенклатура и объемы создаваемых резервов согласовываются с начальником сектора по ГО, ЧС и ВМР, отдела по комплексной безопасности, ГО и ЧС, управления экономической безопасности, защиты информации, гражданской обороны и чрезвычайных ситуаций исполнительного аппарата ПАО «Татнефть».</w:t>
       </w:r>
     </w:p>
     <w:p>
@@ -29780,6 +29011,7 @@
           <w:szCs w:val="24"/>
           <w:lang w:val="ru-RU"/>
         </w:rPr>
+        <w:lastRenderedPageBreak/>
         <w:t xml:space="preserve">Для финансирования непредвиденных расходов на ликвидацию чрезвычайных ситуаций обеспечен неснижаемый резерв финансовых </w:t>
       </w:r>
       <w:r>
@@ -29879,7 +29111,6 @@
           <w:szCs w:val="24"/>
           <w:lang w:val="ru-RU"/>
         </w:rPr>
-        <w:lastRenderedPageBreak/>
         <w:t>Сбор и обмен информацией осуществляется в целях оперативного принятия управленческих решений по недопущению неблагоприятного развития ситуации, а также своевременного оповещения персонала о возникших ситуациях посредством включения сирен (в т.ч. с применением других средств оповещения) и обращения в территориальные органы управления ГОЧС.</w:t>
       </w:r>
     </w:p>
@@ -30334,7 +29565,48 @@
           <w:szCs w:val="24"/>
           <w:lang w:val="ru-RU" w:eastAsia="ru-RU"/>
         </w:rPr>
-        <w:t xml:space="preserve"> с положениями Федерального закона «О промышленной безопасности опасных производственных объектов».</w:t>
+        <w:t xml:space="preserve"> с положениями Федерального закона </w:t>
+      </w:r>
+      <w:r>
+        <w:rPr>
+          <w:rFonts w:cs="Times New Roman"/>
+          <w:sz w:val="24"/>
+          <w:szCs w:val="24"/>
+          <w:highlight w:val="lightGray"/>
+          <w:lang w:val="ru-RU" w:eastAsia="ru-RU"/>
+        </w:rPr>
+        <w:t xml:space="preserve">«О промышленной безопасности опасных производственных </w:t>
+      </w:r>
+      <w:proofErr w:type="gramStart"/>
+      <w:r>
+        <w:rPr>
+          <w:rFonts w:cs="Times New Roman"/>
+          <w:sz w:val="24"/>
+          <w:szCs w:val="24"/>
+          <w:highlight w:val="lightGray"/>
+          <w:lang w:val="ru-RU" w:eastAsia="ru-RU"/>
+        </w:rPr>
+        <w:t>объектов»  (</w:t>
+      </w:r>
+      <w:proofErr w:type="gramEnd"/>
+      <w:r>
+        <w:rPr>
+          <w:rFonts w:cs="Times New Roman"/>
+          <w:sz w:val="24"/>
+          <w:szCs w:val="24"/>
+          <w:highlight w:val="lightGray"/>
+          <w:lang w:val="ru-RU" w:eastAsia="ru-RU"/>
+        </w:rPr>
+        <w:t>в редакции от 08.08.2024г.)</w:t>
+      </w:r>
+      <w:r>
+        <w:rPr>
+          <w:rFonts w:cs="Times New Roman"/>
+          <w:sz w:val="24"/>
+          <w:szCs w:val="24"/>
+          <w:lang w:val="ru-RU" w:eastAsia="ru-RU"/>
+        </w:rPr>
+        <w:t>.</w:t>
       </w:r>
     </w:p>
     <w:p>
@@ -30356,47 +29628,7 @@
           <w:szCs w:val="24"/>
           <w:lang w:val="ru-RU" w:eastAsia="ru-RU"/>
         </w:rPr>
-        <w:t xml:space="preserve">В соответствии с «Порядком оформления декларации промышленной безопасности опасных производственных объектов и перечне включаемых в </w:t>
-      </w:r>
-      <w:proofErr w:type="spellStart"/>
-      <w:r>
-        <w:rPr>
-          <w:rFonts w:cs="Times New Roman"/>
-          <w:sz w:val="24"/>
-          <w:szCs w:val="24"/>
-          <w:lang w:val="ru-RU" w:eastAsia="ru-RU"/>
-        </w:rPr>
-        <w:t>нее</w:t>
-      </w:r>
-      <w:proofErr w:type="spellEnd"/>
-      <w:r>
-        <w:rPr>
-          <w:rFonts w:cs="Times New Roman"/>
-          <w:sz w:val="24"/>
-          <w:szCs w:val="24"/>
-          <w:lang w:val="ru-RU" w:eastAsia="ru-RU"/>
-        </w:rPr>
-        <w:t xml:space="preserve"> сведений», </w:t>
-      </w:r>
-      <w:proofErr w:type="spellStart"/>
-      <w:r>
-        <w:rPr>
-          <w:rFonts w:cs="Times New Roman"/>
-          <w:sz w:val="24"/>
-          <w:szCs w:val="24"/>
-          <w:lang w:val="ru-RU" w:eastAsia="ru-RU"/>
-        </w:rPr>
-        <w:t>утвержденным</w:t>
-      </w:r>
-      <w:proofErr w:type="spellEnd"/>
-      <w:r>
-        <w:rPr>
-          <w:rFonts w:cs="Times New Roman"/>
-          <w:sz w:val="24"/>
-          <w:szCs w:val="24"/>
-          <w:lang w:val="ru-RU" w:eastAsia="ru-RU"/>
-        </w:rPr>
-        <w:t xml:space="preserve"> приказом Федеральной службы по экологическому, технологическому и атомному надзору от 16.10.2020 г. № 414 с целью сравнения и полноты оценки опасности, к рассмотрению приняты сценарии, среди всего разнообразия которых выбраны наиболее опасные и наиболее вероятные сценарии аварии, представленные в таблице ниже</w:t>
+        <w:t>В соответствии с «Порядком оформления декларации промышленной безопасности опасных производственных объектов и перечне включаемых в нее сведений», утвержденным приказом Федеральной службы по экологическому, технологическому и атомному надзору от 16.10.2020 г. № 414 с целью сравнения и полноты оценки опасности, к рассмотрению приняты сценарии, среди всего разнообразия которых выбраны наиболее опасные и наиболее вероятные сценарии аварии, представленные в таблице ниже</w:t>
       </w:r>
       <w:r>
         <w:rPr>
@@ -30792,27 +30024,7 @@
           <w:szCs w:val="24"/>
           <w:lang w:val="ru-RU" w:eastAsia="ru-RU"/>
         </w:rPr>
-        <w:t xml:space="preserve">Результаты </w:t>
-      </w:r>
-      <w:proofErr w:type="spellStart"/>
-      <w:r>
-        <w:rPr>
-          <w:rFonts w:cs="Times New Roman"/>
-          <w:sz w:val="24"/>
-          <w:szCs w:val="24"/>
-          <w:lang w:val="ru-RU" w:eastAsia="ru-RU"/>
-        </w:rPr>
-        <w:t>проведенного</w:t>
-      </w:r>
-      <w:proofErr w:type="spellEnd"/>
-      <w:r>
-        <w:rPr>
-          <w:rFonts w:cs="Times New Roman"/>
-          <w:sz w:val="24"/>
-          <w:szCs w:val="24"/>
-          <w:lang w:val="ru-RU" w:eastAsia="ru-RU"/>
-        </w:rPr>
-        <w:t xml:space="preserve"> анализа риска для декларируемого объекта, представлены в таблице ниже.</w:t>
+        <w:t>Результаты проведенного анализа риска для декларируемого объекта, представлены в таблице ниже.</w:t>
       </w:r>
     </w:p>
     <w:p>
@@ -30900,27 +30112,7 @@
           <w:szCs w:val="24"/>
           <w:lang w:val="ru-RU" w:eastAsia="ru-RU"/>
         </w:rPr>
-        <w:t xml:space="preserve">Результаты </w:t>
-      </w:r>
-      <w:proofErr w:type="spellStart"/>
-      <w:r>
-        <w:rPr>
-          <w:rFonts w:cs="Times New Roman"/>
-          <w:sz w:val="24"/>
-          <w:szCs w:val="24"/>
-          <w:lang w:val="ru-RU" w:eastAsia="ru-RU"/>
-        </w:rPr>
-        <w:t>проведенного</w:t>
-      </w:r>
-      <w:proofErr w:type="spellEnd"/>
-      <w:r>
-        <w:rPr>
-          <w:rFonts w:cs="Times New Roman"/>
-          <w:sz w:val="24"/>
-          <w:szCs w:val="24"/>
-          <w:lang w:val="ru-RU" w:eastAsia="ru-RU"/>
-        </w:rPr>
-        <w:t xml:space="preserve"> анализа риска</w:t>
+        <w:t>Результаты проведенного анализа риска</w:t>
       </w:r>
       <w:r>
         <w:rPr>
@@ -32484,23 +31676,7 @@
           <w:color w:val="00B050"/>
           <w:lang w:val="ru-RU"/>
         </w:rPr>
-        <w:t xml:space="preserve">1. Повышение </w:t>
-      </w:r>
-      <w:proofErr w:type="spellStart"/>
-      <w:r>
-        <w:rPr>
-          <w:color w:val="00B050"/>
-          <w:lang w:val="ru-RU"/>
-        </w:rPr>
-        <w:t>надежности</w:t>
-      </w:r>
-      <w:proofErr w:type="spellEnd"/>
-      <w:r>
-        <w:rPr>
-          <w:color w:val="00B050"/>
-          <w:lang w:val="ru-RU"/>
-        </w:rPr>
-        <w:t xml:space="preserve"> оборудования и трубопроводов</w:t>
+        <w:t>1. Повышение надежности оборудования и трубопроводов</w:t>
       </w:r>
     </w:p>
     <w:p>
@@ -33738,7 +32914,6 @@
         </w:rPr>
       </w:pPr>
       <w:bookmarkStart w:id="82" w:name="_Toc221032570"/>
-      <w:proofErr w:type="spellStart"/>
       <w:r>
         <w:rPr>
           <w:rFonts w:ascii="Times New Roman" w:hAnsi="Times New Roman" w:cs="Times New Roman"/>
@@ -33747,9 +32922,8 @@
           <w:szCs w:val="24"/>
           <w:lang w:val="ru-RU" w:eastAsia="ru-RU"/>
         </w:rPr>
-        <w:t>Обобщенная</w:t>
-      </w:r>
-      <w:proofErr w:type="spellEnd"/>
+        <w:t>Обобщенная оценка обеспечения промышленной безопасности и достаточност</w:t>
+      </w:r>
       <w:r>
         <w:rPr>
           <w:rFonts w:ascii="Times New Roman" w:hAnsi="Times New Roman" w:cs="Times New Roman"/>
@@ -33758,7 +32932,7 @@
           <w:szCs w:val="24"/>
           <w:lang w:val="ru-RU" w:eastAsia="ru-RU"/>
         </w:rPr>
-        <w:t xml:space="preserve"> оценка обеспечения промышленной безопасности и достаточност</w:t>
+        <w:t>ь</w:t>
       </w:r>
       <w:r>
         <w:rPr>
@@ -33768,16 +32942,6 @@
           <w:szCs w:val="24"/>
           <w:lang w:val="ru-RU" w:eastAsia="ru-RU"/>
         </w:rPr>
-        <w:t>ь</w:t>
-      </w:r>
-      <w:r>
-        <w:rPr>
-          <w:rFonts w:ascii="Times New Roman" w:hAnsi="Times New Roman" w:cs="Times New Roman"/>
-          <w:color w:val="auto"/>
-          <w:sz w:val="24"/>
-          <w:szCs w:val="24"/>
-          <w:lang w:val="ru-RU" w:eastAsia="ru-RU"/>
-        </w:rPr>
         <w:t xml:space="preserve"> мер по предупреждению аварий на декларируемом объекте</w:t>
       </w:r>
       <w:bookmarkEnd w:id="82"/>
@@ -33801,19 +32965,11 @@
           <w:lang w:val="ru-RU"/>
         </w:rPr>
       </w:pPr>
-      <w:proofErr w:type="spellStart"/>
-      <w:r>
-        <w:rPr>
-          <w:lang w:val="ru-RU"/>
-        </w:rPr>
-        <w:t>Проведенная</w:t>
-      </w:r>
-      <w:proofErr w:type="spellEnd"/>
-      <w:r>
-        <w:rPr>
-          <w:lang w:val="ru-RU"/>
-        </w:rPr>
-        <w:t xml:space="preserve"> оценка риска возможных аварий, мер по их предупреждению и обеспечению готовности к действиям по локализации и ликвидации их последствий показали, что уровень безопасности декларируемого объекта </w:t>
+      <w:r>
+        <w:rPr>
+          <w:lang w:val="ru-RU"/>
+        </w:rPr>
+        <w:t xml:space="preserve">Проведенная оценка риска возможных аварий, мер по их предупреждению и обеспечению готовности к действиям по локализации и ликвидации их последствий показали, что уровень безопасности декларируемого объекта </w:t>
       </w:r>
       <w:proofErr w:type="gramStart"/>
       <w:r>
